--- a/p/grammar/grammar.docx
+++ b/p/grammar/grammar.docx
@@ -1578,14 +1578,6 @@
           <w:bCs/>
           <w:lang w:val="ce-Cyrl-RU"/>
         </w:rPr>
-        <w:t xml:space="preserve"> </w:t>
-      </w:r>
-      <w:r>
-        <w:rPr>
-          <w:b/>
-          <w:bCs/>
-          <w:lang w:val="ce-Cyrl-RU"/>
-        </w:rPr>
         <w:t xml:space="preserve">I, </w:t>
       </w:r>
       <w:r>
@@ -9011,6 +9003,132 @@
           <w:lang w:val="ru-RU"/>
         </w:rPr>
         <w:t>).</w:t>
+      </w:r>
+      <w:r>
+        <w:rPr>
+          <w:rFonts w:ascii="Calibri" w:hAnsi="Calibri" w:cs="Calibri"/>
+          <w:lang w:val="ru-RU"/>
+        </w:rPr>
+        <w:br/>
+      </w:r>
+      <w:r>
+        <w:rPr>
+          <w:rFonts w:ascii="Calibri" w:hAnsi="Calibri" w:cs="Calibri"/>
+          <w:lang w:val="ce-Cyrl-RU"/>
+        </w:rPr>
+        <w:t>Х</w:t>
+      </w:r>
+      <w:r>
+        <w:rPr>
+          <w:rFonts w:ascii="Calibri" w:hAnsi="Calibri" w:cs="Calibri"/>
+          <w:lang w:val="ce-Cyrl-RU"/>
+        </w:rPr>
+        <w:t>1аллак</w:t>
+      </w:r>
+      <w:r>
+        <w:rPr>
+          <w:rFonts w:ascii="Calibri" w:hAnsi="Calibri" w:cs="Calibri"/>
+          <w:lang w:val="ce-Cyrl-RU"/>
+        </w:rPr>
+        <w:t>ь</w:t>
+      </w:r>
+      <w:r>
+        <w:rPr>
+          <w:rFonts w:ascii="Calibri" w:hAnsi="Calibri" w:cs="Calibri"/>
+          <w:lang w:val="ce-Cyrl-RU"/>
+        </w:rPr>
+        <w:t>хилар</w:t>
+      </w:r>
+      <w:r>
+        <w:rPr>
+          <w:rFonts w:ascii="Calibri" w:hAnsi="Calibri" w:cs="Calibri"/>
+          <w:lang w:val="ce-Cyrl-RU"/>
+        </w:rPr>
+        <w:t xml:space="preserve"> – погибель, буквально – </w:t>
+      </w:r>
+      <w:r>
+        <w:rPr>
+          <w:rFonts w:ascii="Calibri" w:hAnsi="Calibri" w:cs="Calibri"/>
+          <w:lang w:val="ce-Cyrl-RU"/>
+        </w:rPr>
+        <w:t xml:space="preserve">“становление разрушенным”, </w:t>
+      </w:r>
+      <w:r>
+        <w:rPr>
+          <w:rFonts w:ascii="Calibri" w:hAnsi="Calibri" w:cs="Calibri"/>
+          <w:lang w:val="ce-Cyrl-RU"/>
+        </w:rPr>
+        <w:t>пер</w:t>
+      </w:r>
+      <w:r>
+        <w:rPr>
+          <w:rFonts w:ascii="Calibri" w:hAnsi="Calibri" w:cs="Calibri"/>
+          <w:lang w:val="ce-Cyrl-RU"/>
+        </w:rPr>
+        <w:t>еход</w:t>
+      </w:r>
+      <w:r>
+        <w:rPr>
+          <w:rFonts w:ascii="Calibri" w:hAnsi="Calibri" w:cs="Calibri"/>
+          <w:lang w:val="ce-Cyrl-RU"/>
+        </w:rPr>
+        <w:t xml:space="preserve"> в состояние разрушения, эвфемизм для смерти</w:t>
+      </w:r>
+      <w:r>
+        <w:rPr>
+          <w:rFonts w:ascii="Calibri" w:hAnsi="Calibri" w:cs="Calibri"/>
+          <w:lang w:val="ce-Cyrl-RU"/>
+        </w:rPr>
+        <w:t>.</w:t>
+      </w:r>
+      <w:r>
+        <w:rPr>
+          <w:rFonts w:ascii="Calibri" w:hAnsi="Calibri" w:cs="Calibri"/>
+          <w:lang w:val="ce-Cyrl-RU"/>
+        </w:rPr>
+        <w:t xml:space="preserve"> </w:t>
+      </w:r>
+      <w:r>
+        <w:rPr>
+          <w:rFonts w:ascii="Calibri" w:hAnsi="Calibri" w:cs="Calibri"/>
+          <w:lang w:val="ce-Cyrl-RU"/>
+        </w:rPr>
+        <w:t>К т</w:t>
+      </w:r>
+      <w:r>
+        <w:rPr>
+          <w:rFonts w:ascii="Calibri" w:hAnsi="Calibri" w:cs="Calibri"/>
+          <w:lang w:val="ce-Cyrl-RU"/>
+        </w:rPr>
+        <w:t>абуированным словам и их заменителям, эвфемизмам, мы планируем вернуться позже, в Притче 38 “</w:t>
+      </w:r>
+      <w:r>
+        <w:rPr>
+          <w:rFonts w:ascii="Calibri" w:hAnsi="Calibri" w:cs="Calibri"/>
+          <w:lang w:val="ce-Cyrl-RU"/>
+        </w:rPr>
+        <w:t>Са даьй мохк ба ер</w:t>
+      </w:r>
+      <w:r>
+        <w:rPr>
+          <w:rFonts w:ascii="Calibri" w:hAnsi="Calibri" w:cs="Calibri"/>
+          <w:lang w:val="ce-Cyrl-RU"/>
+        </w:rPr>
+        <w:t>”.</w:t>
+      </w:r>
+      <w:r>
+        <w:rPr>
+          <w:rFonts w:ascii="Calibri" w:hAnsi="Calibri" w:cs="Calibri"/>
+          <w:lang w:val="ce-Cyrl-RU"/>
+        </w:rPr>
+        <w:t xml:space="preserve"> Хилар – становление, масдар, отглагольное существительное от глагола “хила” - становиться. </w:t>
+      </w:r>
+      <w:r>
+        <w:rPr>
+          <w:rFonts w:ascii="Calibri" w:hAnsi="Calibri" w:cs="Calibri"/>
+          <w:lang w:val="ce-Cyrl-RU"/>
+        </w:rPr>
+        <w:t>“Хиларах” – вещественный падеж от “хилар”. К масдарам и падежам мы вернемся позже.</w:t>
       </w:r>
       <w:r>
         <w:rPr>
@@ -21136,6 +21254,22 @@
           <w:lang w:val="ce-Cyrl-RU"/>
         </w:rPr>
         <w:br/>
+        <w:t>Наречия времени изменяются по местным падежам, см. Долакова “Краткая грамматика ингушского языка”.</w:t>
+      </w:r>
+      <w:r>
+        <w:rPr>
+          <w:rFonts w:ascii="Calibri" w:hAnsi="Calibri" w:cs="Calibri"/>
+          <w:lang w:val="ce-Cyrl-RU"/>
+        </w:rPr>
+        <w:br/>
+        <w:t>цига – там, цигахь – туда, цигара – оттуда, цигахьара – с той стороны, цигаг1олла – через то место.</w:t>
+      </w:r>
+      <w:r>
+        <w:rPr>
+          <w:rFonts w:ascii="Calibri" w:hAnsi="Calibri" w:cs="Calibri"/>
+          <w:lang w:val="ce-Cyrl-RU"/>
+        </w:rPr>
+        <w:br/>
       </w:r>
     </w:p>
     <w:p>
@@ -28447,6 +28581,43 @@
         </w:rPr>
         <w:br/>
         <w:t>к1ур (йа) – вместо этого говорят «во лазар».</w:t>
+      </w:r>
+      <w:r>
+        <w:rPr>
+          <w:rFonts w:ascii="Calibri" w:hAnsi="Calibri" w:cs="Calibri"/>
+          <w:lang w:val="ru-RU"/>
+        </w:rPr>
+        <w:br/>
+      </w:r>
+      <w:proofErr w:type="gramStart"/>
+      <w:r>
+        <w:rPr>
+          <w:rFonts w:ascii="Calibri" w:hAnsi="Calibri" w:cs="Calibri"/>
+          <w:lang w:val="en-US"/>
+        </w:rPr>
+        <w:t>TODO</w:t>
+      </w:r>
+      <w:r>
+        <w:rPr>
+          <w:rFonts w:ascii="Calibri" w:hAnsi="Calibri" w:cs="Calibri"/>
+          <w:lang w:val="ru-RU"/>
+        </w:rPr>
+        <w:t xml:space="preserve"> :</w:t>
+      </w:r>
+      <w:proofErr w:type="gramEnd"/>
+      <w:r>
+        <w:rPr>
+          <w:rFonts w:ascii="Calibri" w:hAnsi="Calibri" w:cs="Calibri"/>
+          <w:lang w:val="ru-RU"/>
+        </w:rPr>
+        <w:t xml:space="preserve"> </w:t>
+      </w:r>
+      <w:r>
+        <w:rPr>
+          <w:rFonts w:ascii="Calibri" w:hAnsi="Calibri" w:cs="Calibri"/>
+          <w:lang w:val="ce-Cyrl-RU"/>
+        </w:rPr>
+        <w:t>добавить список табуированных слов про смерть. Одно из них – х1аллакъхилар из Притчи 2.</w:t>
       </w:r>
       <w:r>
         <w:rPr>

--- a/p/grammar/grammar.docx
+++ b/p/grammar/grammar.docx
@@ -10242,8 +10242,8 @@
     </w:p>
     <w:p>
       <w:pPr>
-        <w:pStyle w:val="Heading4"/>
-        <w:rPr>
+        <w:rPr>
+          <w:u w:val="single"/>
           <w:lang w:val="ce-Cyrl-RU"/>
         </w:rPr>
       </w:pPr>
@@ -10252,7 +10252,151 @@
           <w:rFonts w:ascii="Calibri" w:hAnsi="Calibri" w:cs="Calibri"/>
           <w:lang w:val="ce-Cyrl-RU"/>
         </w:rPr>
-        <w:t>Грамматика</w:t>
+        <w:t>Судя</w:t>
+      </w:r>
+      <w:r>
+        <w:rPr>
+          <w:lang w:val="ce-Cyrl-RU"/>
+        </w:rPr>
+        <w:t xml:space="preserve"> </w:t>
+      </w:r>
+      <w:r>
+        <w:rPr>
+          <w:rFonts w:ascii="Calibri" w:hAnsi="Calibri" w:cs="Calibri"/>
+          <w:lang w:val="ce-Cyrl-RU"/>
+        </w:rPr>
+        <w:t>по</w:t>
+      </w:r>
+      <w:r>
+        <w:rPr>
+          <w:lang w:val="ce-Cyrl-RU"/>
+        </w:rPr>
+        <w:t xml:space="preserve"> </w:t>
+      </w:r>
+      <w:r>
+        <w:rPr>
+          <w:rFonts w:ascii="Calibri" w:hAnsi="Calibri" w:cs="Calibri"/>
+          <w:lang w:val="ce-Cyrl-RU"/>
+        </w:rPr>
+        <w:t>всему</w:t>
+      </w:r>
+      <w:r>
+        <w:rPr>
+          <w:lang w:val="ce-Cyrl-RU"/>
+        </w:rPr>
+        <w:t xml:space="preserve">, </w:t>
+      </w:r>
+      <w:r>
+        <w:rPr>
+          <w:rFonts w:ascii="Calibri" w:hAnsi="Calibri" w:cs="Calibri"/>
+          <w:lang w:val="ce-Cyrl-RU"/>
+        </w:rPr>
+        <w:t>в</w:t>
+      </w:r>
+      <w:r>
+        <w:rPr>
+          <w:lang w:val="ce-Cyrl-RU"/>
+        </w:rPr>
+        <w:t xml:space="preserve"> </w:t>
+      </w:r>
+      <w:r>
+        <w:rPr>
+          <w:rFonts w:ascii="Calibri" w:hAnsi="Calibri" w:cs="Calibri"/>
+          <w:lang w:val="ce-Cyrl-RU"/>
+        </w:rPr>
+        <w:t>первом</w:t>
+      </w:r>
+      <w:r>
+        <w:rPr>
+          <w:lang w:val="ce-Cyrl-RU"/>
+        </w:rPr>
+        <w:t xml:space="preserve"> </w:t>
+      </w:r>
+      <w:r>
+        <w:rPr>
+          <w:rFonts w:ascii="Calibri" w:hAnsi="Calibri" w:cs="Calibri"/>
+          <w:lang w:val="ce-Cyrl-RU"/>
+        </w:rPr>
+        <w:t>предложении</w:t>
+      </w:r>
+      <w:r>
+        <w:rPr>
+          <w:lang w:val="ce-Cyrl-RU"/>
+        </w:rPr>
+        <w:t xml:space="preserve"> </w:t>
+      </w:r>
+      <w:r>
+        <w:rPr>
+          <w:rFonts w:ascii="Calibri" w:hAnsi="Calibri" w:cs="Calibri"/>
+          <w:lang w:val="ce-Cyrl-RU"/>
+        </w:rPr>
+        <w:t>в</w:t>
+      </w:r>
+      <w:r>
+        <w:rPr>
+          <w:lang w:val="ce-Cyrl-RU"/>
+        </w:rPr>
+        <w:t xml:space="preserve"> </w:t>
+      </w:r>
+      <w:r>
+        <w:rPr>
+          <w:rFonts w:ascii="Calibri" w:hAnsi="Calibri" w:cs="Calibri"/>
+          <w:lang w:val="ce-Cyrl-RU"/>
+        </w:rPr>
+        <w:t>перечислении</w:t>
+      </w:r>
+      <w:r>
+        <w:rPr>
+          <w:lang w:val="ce-Cyrl-RU"/>
+        </w:rPr>
+        <w:t xml:space="preserve"> </w:t>
+      </w:r>
+      <w:r>
+        <w:rPr>
+          <w:rFonts w:ascii="Calibri" w:hAnsi="Calibri" w:cs="Calibri"/>
+          <w:lang w:val="ce-Cyrl-RU"/>
+        </w:rPr>
+        <w:t>пропущено</w:t>
+      </w:r>
+      <w:r>
+        <w:rPr>
+          <w:lang w:val="ce-Cyrl-RU"/>
+        </w:rPr>
+        <w:t xml:space="preserve"> </w:t>
+      </w:r>
+      <w:r>
+        <w:rPr>
+          <w:rFonts w:ascii="Calibri" w:hAnsi="Calibri" w:cs="Calibri"/>
+          <w:lang w:val="ce-Cyrl-RU"/>
+        </w:rPr>
+        <w:t>слово</w:t>
+      </w:r>
+      <w:r>
+        <w:rPr>
+          <w:lang w:val="ce-Cyrl-RU"/>
+        </w:rPr>
+        <w:t xml:space="preserve"> </w:t>
+      </w:r>
+      <w:r>
+        <w:rPr>
+          <w:rFonts w:ascii="Aptos" w:hAnsi="Aptos" w:cs="Aptos"/>
+          <w:lang w:val="ce-Cyrl-RU"/>
+        </w:rPr>
+        <w:t>“</w:t>
+      </w:r>
+      <w:r>
+        <w:rPr>
+          <w:rFonts w:ascii="Calibri" w:hAnsi="Calibri" w:cs="Calibri"/>
+          <w:lang w:val="ce-Cyrl-RU"/>
+        </w:rPr>
+        <w:t>ветер</w:t>
+      </w:r>
+      <w:r>
+        <w:rPr>
+          <w:rFonts w:ascii="Aptos" w:hAnsi="Aptos" w:cs="Aptos"/>
+          <w:lang w:val="ce-Cyrl-RU"/>
+        </w:rPr>
+        <w:t>”</w:t>
       </w:r>
       <w:r>
         <w:rPr>
@@ -10265,191 +10409,143 @@
           <w:rFonts w:ascii="Calibri" w:hAnsi="Calibri" w:cs="Calibri"/>
           <w:lang w:val="ce-Cyrl-RU"/>
         </w:rPr>
-        <w:t>Классы</w:t>
-      </w:r>
-      <w:r>
-        <w:rPr>
-          <w:lang w:val="ce-Cyrl-RU"/>
-        </w:rPr>
-        <w:t xml:space="preserve"> </w:t>
-      </w:r>
-      <w:r>
-        <w:rPr>
-          <w:rFonts w:ascii="Calibri" w:hAnsi="Calibri" w:cs="Calibri"/>
-          <w:lang w:val="ce-Cyrl-RU"/>
-        </w:rPr>
-        <w:t>существительных</w:t>
-      </w:r>
-      <w:r>
-        <w:rPr>
-          <w:lang w:val="ce-Cyrl-RU"/>
-        </w:rPr>
-        <w:t>.</w:t>
+        <w:t>Должно</w:t>
+      </w:r>
+      <w:r>
+        <w:rPr>
+          <w:lang w:val="ce-Cyrl-RU"/>
+        </w:rPr>
+        <w:t xml:space="preserve"> </w:t>
+      </w:r>
+      <w:r>
+        <w:rPr>
+          <w:rFonts w:ascii="Calibri" w:hAnsi="Calibri" w:cs="Calibri"/>
+          <w:lang w:val="ce-Cyrl-RU"/>
+        </w:rPr>
+        <w:t>было</w:t>
+      </w:r>
+      <w:r>
+        <w:rPr>
+          <w:lang w:val="ce-Cyrl-RU"/>
+        </w:rPr>
+        <w:t xml:space="preserve"> </w:t>
+      </w:r>
+      <w:r>
+        <w:rPr>
+          <w:rFonts w:ascii="Calibri" w:hAnsi="Calibri" w:cs="Calibri"/>
+          <w:lang w:val="ce-Cyrl-RU"/>
+        </w:rPr>
+        <w:t>быть</w:t>
+      </w:r>
+      <w:r>
+        <w:rPr>
+          <w:lang w:val="ce-Cyrl-RU"/>
+        </w:rPr>
+        <w:t xml:space="preserve">: </w:t>
+      </w:r>
+      <w:r>
+        <w:rPr>
+          <w:lang w:val="ce-Cyrl-RU"/>
+        </w:rPr>
+        <w:br/>
+      </w:r>
+      <w:r>
+        <w:rPr>
+          <w:rFonts w:ascii="Calibri" w:hAnsi="Calibri" w:cs="Calibri"/>
+          <w:i/>
+          <w:iCs/>
+          <w:lang w:val="ce-Cyrl-RU"/>
+        </w:rPr>
+        <w:t xml:space="preserve">Цхьана хана Хийи, </w:t>
+      </w:r>
+      <w:r>
+        <w:rPr>
+          <w:rFonts w:ascii="Calibri" w:hAnsi="Calibri" w:cs="Calibri"/>
+          <w:b/>
+          <w:bCs/>
+          <w:i/>
+          <w:iCs/>
+          <w:lang w:val="ce-Cyrl-RU"/>
+        </w:rPr>
+        <w:t>Мухи</w:t>
+      </w:r>
+      <w:r>
+        <w:rPr>
+          <w:rFonts w:ascii="Calibri" w:hAnsi="Calibri" w:cs="Calibri"/>
+          <w:i/>
+          <w:iCs/>
+          <w:lang w:val="ce-Cyrl-RU"/>
+        </w:rPr>
+        <w:t>, Ц</w:t>
+      </w:r>
+      <w:r>
+        <w:rPr>
+          <w:rFonts w:ascii="Calibri" w:hAnsi="Calibri" w:cs="Calibri"/>
+          <w:i/>
+          <w:iCs/>
+          <w:lang w:val="ce-Cyrl-RU"/>
+        </w:rPr>
+        <w:t>I</w:t>
+      </w:r>
+      <w:r>
+        <w:rPr>
+          <w:rFonts w:ascii="Calibri" w:hAnsi="Calibri" w:cs="Calibri"/>
+          <w:i/>
+          <w:iCs/>
+          <w:lang w:val="ce-Cyrl-RU"/>
+        </w:rPr>
+        <w:t>ии, Сийи в</w:t>
+      </w:r>
+      <w:r>
+        <w:rPr>
+          <w:rFonts w:ascii="Calibri" w:hAnsi="Calibri" w:cs="Calibri"/>
+          <w:i/>
+          <w:iCs/>
+          <w:lang w:val="ce-Cyrl-RU"/>
+        </w:rPr>
+        <w:t>I</w:t>
+      </w:r>
+      <w:r>
+        <w:rPr>
+          <w:rFonts w:ascii="Calibri" w:hAnsi="Calibri" w:cs="Calibri"/>
+          <w:i/>
+          <w:iCs/>
+          <w:lang w:val="ce-Cyrl-RU"/>
+        </w:rPr>
+        <w:t>ашаг</w:t>
+      </w:r>
+      <w:r>
+        <w:rPr>
+          <w:rFonts w:ascii="Calibri" w:hAnsi="Calibri" w:cs="Calibri"/>
+          <w:i/>
+          <w:iCs/>
+          <w:lang w:val="ce-Cyrl-RU"/>
+        </w:rPr>
+        <w:t>I</w:t>
+      </w:r>
+      <w:r>
+        <w:rPr>
+          <w:rFonts w:ascii="Calibri" w:hAnsi="Calibri" w:cs="Calibri"/>
+          <w:i/>
+          <w:iCs/>
+          <w:lang w:val="ce-Cyrl-RU"/>
+        </w:rPr>
+        <w:t>акхийтта ...</w:t>
       </w:r>
     </w:p>
     <w:p>
       <w:pPr>
-        <w:rPr>
-          <w:u w:val="single"/>
+        <w:pStyle w:val="Heading4"/>
+        <w:rPr>
           <w:lang w:val="ce-Cyrl-RU"/>
         </w:rPr>
       </w:pPr>
       <w:r>
         <w:rPr>
-          <w:lang w:val="ce-Cyrl-RU"/>
-        </w:rPr>
-        <w:br/>
-      </w:r>
-      <w:r>
-        <w:rPr>
-          <w:rFonts w:ascii="Calibri" w:hAnsi="Calibri" w:cs="Calibri"/>
-          <w:lang w:val="ce-Cyrl-RU"/>
-        </w:rPr>
-        <w:t>Судя</w:t>
-      </w:r>
-      <w:r>
-        <w:rPr>
-          <w:lang w:val="ce-Cyrl-RU"/>
-        </w:rPr>
-        <w:t xml:space="preserve"> </w:t>
-      </w:r>
-      <w:r>
-        <w:rPr>
-          <w:rFonts w:ascii="Calibri" w:hAnsi="Calibri" w:cs="Calibri"/>
-          <w:lang w:val="ce-Cyrl-RU"/>
-        </w:rPr>
-        <w:t>по</w:t>
-      </w:r>
-      <w:r>
-        <w:rPr>
-          <w:lang w:val="ce-Cyrl-RU"/>
-        </w:rPr>
-        <w:t xml:space="preserve"> </w:t>
-      </w:r>
-      <w:r>
-        <w:rPr>
-          <w:rFonts w:ascii="Calibri" w:hAnsi="Calibri" w:cs="Calibri"/>
-          <w:lang w:val="ce-Cyrl-RU"/>
-        </w:rPr>
-        <w:t>всему</w:t>
-      </w:r>
-      <w:r>
-        <w:rPr>
-          <w:lang w:val="ce-Cyrl-RU"/>
-        </w:rPr>
-        <w:t xml:space="preserve">, </w:t>
-      </w:r>
-      <w:r>
-        <w:rPr>
-          <w:rFonts w:ascii="Calibri" w:hAnsi="Calibri" w:cs="Calibri"/>
-          <w:lang w:val="ce-Cyrl-RU"/>
-        </w:rPr>
-        <w:t>в</w:t>
-      </w:r>
-      <w:r>
-        <w:rPr>
-          <w:lang w:val="ce-Cyrl-RU"/>
-        </w:rPr>
-        <w:t xml:space="preserve"> </w:t>
-      </w:r>
-      <w:r>
-        <w:rPr>
-          <w:rFonts w:ascii="Calibri" w:hAnsi="Calibri" w:cs="Calibri"/>
-          <w:lang w:val="ce-Cyrl-RU"/>
-        </w:rPr>
-        <w:t>первом</w:t>
-      </w:r>
-      <w:r>
-        <w:rPr>
-          <w:lang w:val="ce-Cyrl-RU"/>
-        </w:rPr>
-        <w:t xml:space="preserve"> </w:t>
-      </w:r>
-      <w:r>
-        <w:rPr>
-          <w:rFonts w:ascii="Calibri" w:hAnsi="Calibri" w:cs="Calibri"/>
-          <w:lang w:val="ce-Cyrl-RU"/>
-        </w:rPr>
-        <w:t>предложении</w:t>
-      </w:r>
-      <w:r>
-        <w:rPr>
-          <w:lang w:val="ce-Cyrl-RU"/>
-        </w:rPr>
-        <w:t xml:space="preserve"> </w:t>
-      </w:r>
-      <w:r>
-        <w:rPr>
-          <w:rFonts w:ascii="Calibri" w:hAnsi="Calibri" w:cs="Calibri"/>
-          <w:lang w:val="ce-Cyrl-RU"/>
-        </w:rPr>
-        <w:t>в</w:t>
-      </w:r>
-      <w:r>
-        <w:rPr>
-          <w:lang w:val="ce-Cyrl-RU"/>
-        </w:rPr>
-        <w:t xml:space="preserve"> </w:t>
-      </w:r>
-      <w:r>
-        <w:rPr>
-          <w:rFonts w:ascii="Calibri" w:hAnsi="Calibri" w:cs="Calibri"/>
-          <w:lang w:val="ce-Cyrl-RU"/>
-        </w:rPr>
-        <w:t>перечислении</w:t>
-      </w:r>
-      <w:r>
-        <w:rPr>
-          <w:lang w:val="ce-Cyrl-RU"/>
-        </w:rPr>
-        <w:t xml:space="preserve"> </w:t>
-      </w:r>
-      <w:r>
-        <w:rPr>
-          <w:rFonts w:ascii="Calibri" w:hAnsi="Calibri" w:cs="Calibri"/>
-          <w:lang w:val="ce-Cyrl-RU"/>
-        </w:rPr>
-        <w:t>пропущено</w:t>
-      </w:r>
-      <w:r>
-        <w:rPr>
-          <w:lang w:val="ce-Cyrl-RU"/>
-        </w:rPr>
-        <w:t xml:space="preserve"> </w:t>
-      </w:r>
-      <w:r>
-        <w:rPr>
-          <w:rFonts w:ascii="Calibri" w:hAnsi="Calibri" w:cs="Calibri"/>
-          <w:lang w:val="ce-Cyrl-RU"/>
-        </w:rPr>
-        <w:t>слово</w:t>
-      </w:r>
-      <w:r>
-        <w:rPr>
-          <w:lang w:val="ce-Cyrl-RU"/>
-        </w:rPr>
-        <w:t xml:space="preserve"> </w:t>
-      </w:r>
-      <w:r>
-        <w:rPr>
-          <w:rFonts w:ascii="Aptos" w:hAnsi="Aptos" w:cs="Aptos"/>
-          <w:lang w:val="ce-Cyrl-RU"/>
-        </w:rPr>
-        <w:t>“</w:t>
-      </w:r>
-      <w:r>
-        <w:rPr>
-          <w:rFonts w:ascii="Calibri" w:hAnsi="Calibri" w:cs="Calibri"/>
-          <w:lang w:val="ce-Cyrl-RU"/>
-        </w:rPr>
-        <w:t>ветер</w:t>
-      </w:r>
-      <w:r>
-        <w:rPr>
-          <w:rFonts w:ascii="Aptos" w:hAnsi="Aptos" w:cs="Aptos"/>
-          <w:lang w:val="ce-Cyrl-RU"/>
-        </w:rPr>
-        <w:t>”</w:t>
+          <w:rFonts w:ascii="Calibri" w:hAnsi="Calibri" w:cs="Calibri"/>
+          <w:lang w:val="ce-Cyrl-RU"/>
+        </w:rPr>
+        <w:t>Грамматика</w:t>
       </w:r>
       <w:r>
         <w:rPr>
@@ -10462,128 +10558,26 @@
           <w:rFonts w:ascii="Calibri" w:hAnsi="Calibri" w:cs="Calibri"/>
           <w:lang w:val="ce-Cyrl-RU"/>
         </w:rPr>
-        <w:t>Должно</w:t>
-      </w:r>
-      <w:r>
-        <w:rPr>
-          <w:lang w:val="ce-Cyrl-RU"/>
-        </w:rPr>
-        <w:t xml:space="preserve"> </w:t>
-      </w:r>
-      <w:r>
-        <w:rPr>
-          <w:rFonts w:ascii="Calibri" w:hAnsi="Calibri" w:cs="Calibri"/>
-          <w:lang w:val="ce-Cyrl-RU"/>
-        </w:rPr>
-        <w:t>было</w:t>
-      </w:r>
-      <w:r>
-        <w:rPr>
-          <w:lang w:val="ce-Cyrl-RU"/>
-        </w:rPr>
-        <w:t xml:space="preserve"> </w:t>
-      </w:r>
-      <w:r>
-        <w:rPr>
-          <w:rFonts w:ascii="Calibri" w:hAnsi="Calibri" w:cs="Calibri"/>
-          <w:lang w:val="ce-Cyrl-RU"/>
-        </w:rPr>
-        <w:t>быть</w:t>
-      </w:r>
-      <w:r>
-        <w:rPr>
-          <w:lang w:val="ce-Cyrl-RU"/>
-        </w:rPr>
-        <w:t xml:space="preserve">: </w:t>
-      </w:r>
-      <w:r>
-        <w:rPr>
-          <w:lang w:val="ce-Cyrl-RU"/>
-        </w:rPr>
-        <w:br/>
-      </w:r>
-      <w:r>
-        <w:rPr>
-          <w:rFonts w:ascii="Calibri" w:hAnsi="Calibri" w:cs="Calibri"/>
-          <w:i/>
-          <w:iCs/>
-          <w:lang w:val="ce-Cyrl-RU"/>
-        </w:rPr>
-        <w:t xml:space="preserve">Цхьана хана Хийи, </w:t>
-      </w:r>
-      <w:r>
-        <w:rPr>
-          <w:rFonts w:ascii="Calibri" w:hAnsi="Calibri" w:cs="Calibri"/>
-          <w:b/>
-          <w:bCs/>
-          <w:i/>
-          <w:iCs/>
-          <w:lang w:val="ce-Cyrl-RU"/>
-        </w:rPr>
-        <w:t>Мухи</w:t>
-      </w:r>
-      <w:r>
-        <w:rPr>
-          <w:rFonts w:ascii="Calibri" w:hAnsi="Calibri" w:cs="Calibri"/>
-          <w:i/>
-          <w:iCs/>
-          <w:lang w:val="ce-Cyrl-RU"/>
-        </w:rPr>
-        <w:t>, Ц</w:t>
-      </w:r>
-      <w:r>
-        <w:rPr>
-          <w:rFonts w:ascii="Calibri" w:hAnsi="Calibri" w:cs="Calibri"/>
-          <w:i/>
-          <w:iCs/>
-          <w:lang w:val="ce-Cyrl-RU"/>
-        </w:rPr>
-        <w:t>I</w:t>
-      </w:r>
-      <w:r>
-        <w:rPr>
-          <w:rFonts w:ascii="Calibri" w:hAnsi="Calibri" w:cs="Calibri"/>
-          <w:i/>
-          <w:iCs/>
-          <w:lang w:val="ce-Cyrl-RU"/>
-        </w:rPr>
-        <w:t>ии, Сийи в</w:t>
-      </w:r>
-      <w:r>
-        <w:rPr>
-          <w:rFonts w:ascii="Calibri" w:hAnsi="Calibri" w:cs="Calibri"/>
-          <w:i/>
-          <w:iCs/>
-          <w:lang w:val="ce-Cyrl-RU"/>
-        </w:rPr>
-        <w:t>I</w:t>
-      </w:r>
-      <w:r>
-        <w:rPr>
-          <w:rFonts w:ascii="Calibri" w:hAnsi="Calibri" w:cs="Calibri"/>
-          <w:i/>
-          <w:iCs/>
-          <w:lang w:val="ce-Cyrl-RU"/>
-        </w:rPr>
-        <w:t>ашаг</w:t>
-      </w:r>
-      <w:r>
-        <w:rPr>
-          <w:rFonts w:ascii="Calibri" w:hAnsi="Calibri" w:cs="Calibri"/>
-          <w:i/>
-          <w:iCs/>
-          <w:lang w:val="ce-Cyrl-RU"/>
-        </w:rPr>
-        <w:t>I</w:t>
-      </w:r>
-      <w:r>
-        <w:rPr>
-          <w:rFonts w:ascii="Calibri" w:hAnsi="Calibri" w:cs="Calibri"/>
-          <w:i/>
-          <w:iCs/>
-          <w:lang w:val="ce-Cyrl-RU"/>
-        </w:rPr>
-        <w:t>акхийтта ...</w:t>
+        <w:t>Классы</w:t>
+      </w:r>
+      <w:r>
+        <w:rPr>
+          <w:lang w:val="ce-Cyrl-RU"/>
+        </w:rPr>
+        <w:t xml:space="preserve"> </w:t>
+      </w:r>
+      <w:r>
+        <w:rPr>
+          <w:rFonts w:ascii="Calibri" w:hAnsi="Calibri" w:cs="Calibri"/>
+          <w:lang w:val="ce-Cyrl-RU"/>
+        </w:rPr>
+        <w:t>существительных</w:t>
+      </w:r>
+      <w:r>
+        <w:rPr>
+          <w:lang w:val="ce-Cyrl-RU"/>
+        </w:rPr>
+        <w:t>.</w:t>
       </w:r>
     </w:p>
     <w:p>
@@ -11341,21 +11335,7 @@
               <w:rPr>
                 <w:rFonts w:ascii="Calibri" w:hAnsi="Calibri" w:cs="Calibri"/>
               </w:rPr>
-              <w:t>(</w:t>
-            </w:r>
-            <w:proofErr w:type="gramStart"/>
-            <w:r>
-              <w:rPr>
-                <w:rFonts w:ascii="Calibri" w:hAnsi="Calibri" w:cs="Calibri"/>
-              </w:rPr>
-              <w:t>в,б</w:t>
-            </w:r>
-            <w:proofErr w:type="gramEnd"/>
-            <w:r>
-              <w:rPr>
-                <w:rFonts w:ascii="Calibri" w:hAnsi="Calibri" w:cs="Calibri"/>
-              </w:rPr>
-              <w:t>)</w:t>
+              <w:t>(в,б)</w:t>
             </w:r>
           </w:p>
         </w:tc>
@@ -11374,21 +11354,7 @@
               <w:rPr>
                 <w:rFonts w:ascii="Calibri" w:hAnsi="Calibri" w:cs="Calibri"/>
               </w:rPr>
-              <w:t>(</w:t>
-            </w:r>
-            <w:proofErr w:type="gramStart"/>
-            <w:r>
-              <w:rPr>
-                <w:rFonts w:ascii="Calibri" w:hAnsi="Calibri" w:cs="Calibri"/>
-              </w:rPr>
-              <w:t>й,б</w:t>
-            </w:r>
-            <w:proofErr w:type="gramEnd"/>
-            <w:r>
-              <w:rPr>
-                <w:rFonts w:ascii="Calibri" w:hAnsi="Calibri" w:cs="Calibri"/>
-              </w:rPr>
-              <w:t>)</w:t>
+              <w:t>(й,б)</w:t>
             </w:r>
           </w:p>
         </w:tc>
@@ -11407,21 +11373,7 @@
               <w:rPr>
                 <w:rFonts w:ascii="Calibri" w:hAnsi="Calibri" w:cs="Calibri"/>
               </w:rPr>
-              <w:t>(</w:t>
-            </w:r>
-            <w:proofErr w:type="gramStart"/>
-            <w:r>
-              <w:rPr>
-                <w:rFonts w:ascii="Calibri" w:hAnsi="Calibri" w:cs="Calibri"/>
-              </w:rPr>
-              <w:t>й,й</w:t>
-            </w:r>
-            <w:proofErr w:type="gramEnd"/>
-            <w:r>
-              <w:rPr>
-                <w:rFonts w:ascii="Calibri" w:hAnsi="Calibri" w:cs="Calibri"/>
-              </w:rPr>
-              <w:t>)</w:t>
+              <w:t>(й,й)</w:t>
             </w:r>
           </w:p>
         </w:tc>
@@ -11440,21 +11392,7 @@
               <w:rPr>
                 <w:rFonts w:ascii="Calibri" w:hAnsi="Calibri" w:cs="Calibri"/>
               </w:rPr>
-              <w:t>(</w:t>
-            </w:r>
-            <w:proofErr w:type="gramStart"/>
-            <w:r>
-              <w:rPr>
-                <w:rFonts w:ascii="Calibri" w:hAnsi="Calibri" w:cs="Calibri"/>
-              </w:rPr>
-              <w:t>д,д</w:t>
-            </w:r>
-            <w:proofErr w:type="gramEnd"/>
-            <w:r>
-              <w:rPr>
-                <w:rFonts w:ascii="Calibri" w:hAnsi="Calibri" w:cs="Calibri"/>
-              </w:rPr>
-              <w:t>)</w:t>
+              <w:t>(д,д)</w:t>
             </w:r>
           </w:p>
         </w:tc>
@@ -11469,7 +11407,6 @@
             <w:r>
               <w:t>(</w:t>
             </w:r>
-            <w:proofErr w:type="gramStart"/>
             <w:r>
               <w:rPr>
                 <w:rFonts w:ascii="Calibri" w:hAnsi="Calibri" w:cs="Calibri"/>
@@ -11485,7 +11422,6 @@
               </w:rPr>
               <w:t>б</w:t>
             </w:r>
-            <w:proofErr w:type="gramEnd"/>
             <w:r>
               <w:t>)</w:t>
             </w:r>
@@ -11506,21 +11442,7 @@
               <w:rPr>
                 <w:rFonts w:ascii="Calibri" w:hAnsi="Calibri" w:cs="Calibri"/>
               </w:rPr>
-              <w:t>(</w:t>
-            </w:r>
-            <w:proofErr w:type="gramStart"/>
-            <w:r>
-              <w:rPr>
-                <w:rFonts w:ascii="Calibri" w:hAnsi="Calibri" w:cs="Calibri"/>
-              </w:rPr>
-              <w:t>б,д</w:t>
-            </w:r>
-            <w:proofErr w:type="gramEnd"/>
-            <w:r>
-              <w:rPr>
-                <w:rFonts w:ascii="Calibri" w:hAnsi="Calibri" w:cs="Calibri"/>
-              </w:rPr>
-              <w:t>)</w:t>
+              <w:t>(б,д)</w:t>
             </w:r>
           </w:p>
         </w:tc>
@@ -11754,14 +11676,12 @@
                 <w:lang w:val="ce-Cyrl-RU"/>
               </w:rPr>
             </w:pPr>
-            <w:proofErr w:type="gramStart"/>
             <w:r>
               <w:rPr>
                 <w:rFonts w:ascii="Calibri" w:hAnsi="Calibri" w:cs="Calibri"/>
               </w:rPr>
               <w:t>ва</w:t>
             </w:r>
-            <w:proofErr w:type="gramEnd"/>
           </w:p>
         </w:tc>
         <w:tc>
@@ -11776,14 +11696,12 @@
                 <w:lang w:val="ce-Cyrl-RU"/>
               </w:rPr>
             </w:pPr>
-            <w:proofErr w:type="gramStart"/>
             <w:r>
               <w:rPr>
                 <w:rFonts w:ascii="Calibri" w:hAnsi="Calibri" w:cs="Calibri"/>
               </w:rPr>
               <w:t>йа</w:t>
             </w:r>
-            <w:proofErr w:type="gramEnd"/>
           </w:p>
         </w:tc>
         <w:tc>
@@ -11798,14 +11716,12 @@
                 <w:lang w:val="ce-Cyrl-RU"/>
               </w:rPr>
             </w:pPr>
-            <w:proofErr w:type="gramStart"/>
             <w:r>
               <w:rPr>
                 <w:rFonts w:ascii="Calibri" w:hAnsi="Calibri" w:cs="Calibri"/>
               </w:rPr>
               <w:t>йа</w:t>
             </w:r>
-            <w:proofErr w:type="gramEnd"/>
           </w:p>
         </w:tc>
         <w:tc>
@@ -11820,14 +11736,12 @@
                 <w:lang w:val="ce-Cyrl-RU"/>
               </w:rPr>
             </w:pPr>
-            <w:proofErr w:type="gramStart"/>
             <w:r>
               <w:rPr>
                 <w:rFonts w:ascii="Calibri" w:hAnsi="Calibri" w:cs="Calibri"/>
               </w:rPr>
               <w:t>да</w:t>
             </w:r>
-            <w:proofErr w:type="gramEnd"/>
           </w:p>
         </w:tc>
         <w:tc>
@@ -11842,14 +11756,12 @@
                 <w:lang w:val="ce-Cyrl-RU"/>
               </w:rPr>
             </w:pPr>
-            <w:proofErr w:type="gramStart"/>
             <w:r>
               <w:rPr>
                 <w:rFonts w:ascii="Calibri" w:hAnsi="Calibri" w:cs="Calibri"/>
               </w:rPr>
               <w:t>ба</w:t>
             </w:r>
-            <w:proofErr w:type="gramEnd"/>
           </w:p>
         </w:tc>
         <w:tc>
@@ -11864,14 +11776,12 @@
                 <w:lang w:val="ce-Cyrl-RU"/>
               </w:rPr>
             </w:pPr>
-            <w:proofErr w:type="gramStart"/>
             <w:r>
               <w:rPr>
                 <w:rFonts w:ascii="Calibri" w:hAnsi="Calibri" w:cs="Calibri"/>
               </w:rPr>
               <w:t>ба</w:t>
             </w:r>
-            <w:proofErr w:type="gramEnd"/>
           </w:p>
           <w:p>
             <w:pPr>
@@ -12361,14 +12271,12 @@
                 <w:lang w:val="ce-Cyrl-RU"/>
               </w:rPr>
             </w:pPr>
-            <w:proofErr w:type="gramStart"/>
             <w:r>
               <w:rPr>
                 <w:rFonts w:ascii="Calibri" w:hAnsi="Calibri" w:cs="Calibri"/>
               </w:rPr>
               <w:t>да</w:t>
             </w:r>
-            <w:proofErr w:type="gramEnd"/>
           </w:p>
         </w:tc>
         <w:tc>
@@ -12383,14 +12291,12 @@
                 <w:lang w:val="ce-Cyrl-RU"/>
               </w:rPr>
             </w:pPr>
-            <w:proofErr w:type="gramStart"/>
             <w:r>
               <w:rPr>
                 <w:rFonts w:ascii="Calibri" w:hAnsi="Calibri" w:cs="Calibri"/>
               </w:rPr>
               <w:t>да</w:t>
             </w:r>
-            <w:proofErr w:type="gramEnd"/>
           </w:p>
         </w:tc>
         <w:tc>
@@ -12405,14 +12311,12 @@
                 <w:lang w:val="ce-Cyrl-RU"/>
               </w:rPr>
             </w:pPr>
-            <w:proofErr w:type="gramStart"/>
             <w:r>
               <w:rPr>
                 <w:rFonts w:ascii="Calibri" w:hAnsi="Calibri" w:cs="Calibri"/>
               </w:rPr>
               <w:t>йа</w:t>
             </w:r>
-            <w:proofErr w:type="gramEnd"/>
           </w:p>
         </w:tc>
         <w:tc>
@@ -12427,14 +12331,12 @@
                 <w:lang w:val="ce-Cyrl-RU"/>
               </w:rPr>
             </w:pPr>
-            <w:proofErr w:type="gramStart"/>
             <w:r>
               <w:rPr>
                 <w:rFonts w:ascii="Calibri" w:hAnsi="Calibri" w:cs="Calibri"/>
               </w:rPr>
               <w:t>да</w:t>
             </w:r>
-            <w:proofErr w:type="gramEnd"/>
           </w:p>
         </w:tc>
         <w:tc>
@@ -12449,14 +12351,12 @@
                 <w:lang w:val="ce-Cyrl-RU"/>
               </w:rPr>
             </w:pPr>
-            <w:proofErr w:type="gramStart"/>
             <w:r>
               <w:rPr>
                 <w:rFonts w:ascii="Calibri" w:hAnsi="Calibri" w:cs="Calibri"/>
               </w:rPr>
               <w:t>ба</w:t>
             </w:r>
-            <w:proofErr w:type="gramEnd"/>
           </w:p>
         </w:tc>
         <w:tc>
@@ -12471,14 +12371,12 @@
                 <w:lang w:val="ce-Cyrl-RU"/>
               </w:rPr>
             </w:pPr>
-            <w:proofErr w:type="gramStart"/>
             <w:r>
               <w:rPr>
                 <w:rFonts w:ascii="Calibri" w:hAnsi="Calibri" w:cs="Calibri"/>
               </w:rPr>
               <w:t>да</w:t>
             </w:r>
-            <w:proofErr w:type="gramEnd"/>
           </w:p>
           <w:p>
             <w:pPr>
@@ -12677,14 +12575,12 @@
                 <w:lang w:val="ce-Cyrl-RU"/>
               </w:rPr>
             </w:pPr>
-            <w:proofErr w:type="gramStart"/>
             <w:r>
               <w:rPr>
                 <w:rFonts w:ascii="Calibri" w:hAnsi="Calibri" w:cs="Calibri"/>
               </w:rPr>
               <w:t>ба</w:t>
             </w:r>
-            <w:proofErr w:type="gramEnd"/>
           </w:p>
         </w:tc>
         <w:tc>
@@ -12698,14 +12594,12 @@
                 <w:lang w:val="ce-Cyrl-RU"/>
               </w:rPr>
             </w:pPr>
-            <w:proofErr w:type="gramStart"/>
             <w:r>
               <w:rPr>
                 <w:rFonts w:ascii="Calibri" w:hAnsi="Calibri" w:cs="Calibri"/>
               </w:rPr>
               <w:t>ба</w:t>
             </w:r>
-            <w:proofErr w:type="gramEnd"/>
           </w:p>
         </w:tc>
         <w:tc>
@@ -20240,34 +20134,58 @@
     </w:p>
     <w:p>
       <w:pPr>
-        <w:pStyle w:val="Heading4"/>
-        <w:rPr>
-          <w:lang w:val="ce-Cyrl-RU"/>
+        <w:rPr>
+          <w:rFonts w:ascii="Calibri" w:hAnsi="Calibri" w:cs="Calibri"/>
+          <w:lang w:val="ru-RU"/>
         </w:rPr>
       </w:pPr>
       <w:r>
         <w:rPr>
           <w:rFonts w:ascii="Calibri" w:hAnsi="Calibri" w:cs="Calibri"/>
-          <w:lang w:val="ce-Cyrl-RU"/>
-        </w:rPr>
-        <w:t>Грамматика</w:t>
-      </w:r>
-      <w:r>
-        <w:rPr>
-          <w:lang w:val="ce-Cyrl-RU"/>
-        </w:rPr>
-        <w:t xml:space="preserve">. </w:t>
-      </w:r>
-      <w:r>
-        <w:rPr>
-          <w:rFonts w:ascii="Calibri" w:hAnsi="Calibri" w:cs="Calibri"/>
-          <w:lang w:val="ce-Cyrl-RU"/>
-        </w:rPr>
-        <w:t>Отрицание</w:t>
-      </w:r>
-      <w:r>
-        <w:rPr>
-          <w:lang w:val="ce-Cyrl-RU"/>
+          <w:i/>
+          <w:iCs/>
+          <w:lang w:val="ru-RU"/>
+        </w:rPr>
+        <w:t>Д</w:t>
+      </w:r>
+      <w:r>
+        <w:rPr>
+          <w:rFonts w:ascii="Calibri" w:hAnsi="Calibri" w:cs="Calibri"/>
+          <w:i/>
+          <w:iCs/>
+          <w:lang w:val="ru-RU"/>
+        </w:rPr>
+        <w:t>I</w:t>
+      </w:r>
+      <w:r>
+        <w:rPr>
+          <w:rFonts w:ascii="Calibri" w:hAnsi="Calibri" w:cs="Calibri"/>
+          <w:i/>
+          <w:iCs/>
+          <w:lang w:val="ru-RU"/>
+        </w:rPr>
+        <w:t>ая матац сона</w:t>
+      </w:r>
+      <w:r>
+        <w:rPr>
+          <w:rFonts w:ascii="Calibri" w:hAnsi="Calibri" w:cs="Calibri"/>
+          <w:lang w:val="ru-RU"/>
+        </w:rPr>
+        <w:t xml:space="preserve"> (я не могу идти) – опечатка, должно быть </w:t>
+      </w:r>
+      <w:r>
+        <w:rPr>
+          <w:rFonts w:ascii="Calibri" w:hAnsi="Calibri" w:cs="Calibri"/>
+          <w:i/>
+          <w:iCs/>
+          <w:lang w:val="ru-RU"/>
+        </w:rPr>
+        <w:t>магац</w:t>
+      </w:r>
+      <w:r>
+        <w:rPr>
+          <w:rFonts w:ascii="Calibri" w:hAnsi="Calibri" w:cs="Calibri"/>
+          <w:lang w:val="ru-RU"/>
         </w:rPr>
         <w:t>.</w:t>
       </w:r>
@@ -20284,52 +20202,9 @@
       <w:r>
         <w:rPr>
           <w:rFonts w:ascii="Calibri" w:hAnsi="Calibri" w:cs="Calibri"/>
-          <w:i/>
-          <w:iCs/>
-          <w:lang w:val="ru-RU"/>
-        </w:rPr>
-        <w:t>Д</w:t>
-      </w:r>
-      <w:r>
-        <w:rPr>
-          <w:rFonts w:ascii="Calibri" w:hAnsi="Calibri" w:cs="Calibri"/>
-          <w:i/>
-          <w:iCs/>
-          <w:lang w:val="ru-RU"/>
-        </w:rPr>
-        <w:t>I</w:t>
-      </w:r>
-      <w:r>
-        <w:rPr>
-          <w:rFonts w:ascii="Calibri" w:hAnsi="Calibri" w:cs="Calibri"/>
-          <w:i/>
-          <w:iCs/>
-          <w:lang w:val="ru-RU"/>
-        </w:rPr>
-        <w:t>ая матац сона</w:t>
-      </w:r>
-      <w:r>
-        <w:rPr>
-          <w:rFonts w:ascii="Calibri" w:hAnsi="Calibri" w:cs="Calibri"/>
-          <w:lang w:val="ru-RU"/>
-        </w:rPr>
-        <w:t xml:space="preserve"> (я не могу идти) – опечатка, должно быть </w:t>
-      </w:r>
-      <w:r>
-        <w:rPr>
-          <w:rFonts w:ascii="Calibri" w:hAnsi="Calibri" w:cs="Calibri"/>
-          <w:i/>
-          <w:iCs/>
-          <w:lang w:val="ru-RU"/>
-        </w:rPr>
-        <w:t>магац</w:t>
-      </w:r>
-      <w:r>
-        <w:rPr>
-          <w:rFonts w:ascii="Calibri" w:hAnsi="Calibri" w:cs="Calibri"/>
-          <w:lang w:val="ru-RU"/>
-        </w:rPr>
-        <w:t>.</w:t>
+          <w:lang w:val="ru-RU"/>
+        </w:rPr>
+        <w:t>Повторение:</w:t>
       </w:r>
       <w:r>
         <w:rPr>
@@ -20337,15 +20212,216 @@
           <w:lang w:val="ru-RU"/>
         </w:rPr>
         <w:br/>
+      </w:r>
+      <w:r>
+        <w:rPr>
+          <w:rFonts w:ascii="Calibri" w:hAnsi="Calibri" w:cs="Calibri"/>
+          <w:i/>
+          <w:iCs/>
+          <w:lang w:val="ru-RU"/>
+        </w:rPr>
+        <w:t>Кери</w:t>
+      </w:r>
+      <w:r>
+        <w:rPr>
+          <w:i/>
+          <w:iCs/>
+          <w:lang w:val="ru-RU"/>
+        </w:rPr>
+        <w:t xml:space="preserve"> </w:t>
+      </w:r>
+      <w:r>
+        <w:rPr>
+          <w:rFonts w:ascii="Calibri" w:hAnsi="Calibri" w:cs="Calibri"/>
+          <w:i/>
+          <w:iCs/>
+          <w:lang w:val="ru-RU"/>
+        </w:rPr>
+        <w:t xml:space="preserve">къайги новкъа </w:t>
+      </w:r>
+      <w:r>
+        <w:rPr>
+          <w:rFonts w:ascii="Calibri" w:hAnsi="Calibri" w:cs="Calibri"/>
+          <w:b/>
+          <w:bCs/>
+          <w:i/>
+          <w:iCs/>
+          <w:lang w:val="ru-RU"/>
+        </w:rPr>
+        <w:t>д</w:t>
+      </w:r>
+      <w:r>
+        <w:rPr>
+          <w:rFonts w:ascii="Calibri" w:hAnsi="Calibri" w:cs="Calibri"/>
+          <w:i/>
+          <w:iCs/>
+          <w:lang w:val="ru-RU"/>
+        </w:rPr>
+        <w:t>аьннад</w:t>
+      </w:r>
+      <w:r>
+        <w:rPr>
+          <w:rFonts w:ascii="Calibri" w:hAnsi="Calibri" w:cs="Calibri"/>
+          <w:i/>
+          <w:iCs/>
+          <w:lang w:val="ru-RU"/>
+        </w:rPr>
+        <w:t xml:space="preserve"> – </w:t>
+      </w:r>
+      <w:r>
+        <w:rPr>
+          <w:rFonts w:ascii="Calibri" w:hAnsi="Calibri" w:cs="Calibri"/>
+          <w:lang w:val="ce-Cyrl-RU"/>
+        </w:rPr>
+        <w:t xml:space="preserve">здесь у слов </w:t>
+      </w:r>
+      <w:r>
+        <w:rPr>
+          <w:rFonts w:ascii="Calibri" w:hAnsi="Calibri" w:cs="Calibri"/>
+          <w:i/>
+          <w:iCs/>
+          <w:lang w:val="ce-Cyrl-RU"/>
+        </w:rPr>
+        <w:t>кер</w:t>
+      </w:r>
+      <w:r>
+        <w:rPr>
+          <w:rFonts w:ascii="Calibri" w:hAnsi="Calibri" w:cs="Calibri"/>
+          <w:lang w:val="ce-Cyrl-RU"/>
+        </w:rPr>
+        <w:t xml:space="preserve"> и </w:t>
+      </w:r>
+      <w:r>
+        <w:rPr>
+          <w:rFonts w:ascii="Calibri" w:hAnsi="Calibri" w:cs="Calibri"/>
+          <w:i/>
+          <w:iCs/>
+          <w:lang w:val="ce-Cyrl-RU"/>
+        </w:rPr>
+        <w:t>къайг</w:t>
+      </w:r>
+      <w:r>
+        <w:rPr>
+          <w:rFonts w:ascii="Calibri" w:hAnsi="Calibri" w:cs="Calibri"/>
+          <w:lang w:val="ce-Cyrl-RU"/>
+        </w:rPr>
+        <w:t xml:space="preserve"> разные классы; </w:t>
+      </w:r>
+      <w:r>
+        <w:rPr>
+          <w:rFonts w:ascii="Calibri" w:hAnsi="Calibri" w:cs="Calibri"/>
+          <w:lang w:val="ru-RU"/>
+        </w:rPr>
+        <w:t xml:space="preserve">кер – </w:t>
+      </w:r>
+      <w:r>
+        <w:rPr>
+          <w:rFonts w:ascii="Calibri" w:hAnsi="Calibri" w:cs="Calibri"/>
+          <w:b/>
+          <w:bCs/>
+          <w:lang w:val="ru-RU"/>
+        </w:rPr>
+        <w:t>д</w:t>
+      </w:r>
+      <w:r>
+        <w:rPr>
+          <w:rFonts w:ascii="Calibri" w:hAnsi="Calibri" w:cs="Calibri"/>
+          <w:lang w:val="ru-RU"/>
+        </w:rPr>
+        <w:t xml:space="preserve">а, къайг – </w:t>
+      </w:r>
+      <w:r>
+        <w:rPr>
+          <w:rFonts w:ascii="Calibri" w:hAnsi="Calibri" w:cs="Calibri"/>
+          <w:b/>
+          <w:bCs/>
+          <w:lang w:val="ru-RU"/>
+        </w:rPr>
+        <w:t>й</w:t>
+      </w:r>
+      <w:r>
+        <w:rPr>
+          <w:rFonts w:ascii="Calibri" w:hAnsi="Calibri" w:cs="Calibri"/>
+          <w:lang w:val="ru-RU"/>
+        </w:rPr>
+        <w:t xml:space="preserve">а, при перечислении получается класс </w:t>
+      </w:r>
+      <w:r>
+        <w:rPr>
+          <w:rFonts w:ascii="Calibri" w:hAnsi="Calibri" w:cs="Calibri"/>
+          <w:i/>
+          <w:iCs/>
+          <w:lang w:val="ru-RU"/>
+        </w:rPr>
+        <w:t>да</w:t>
+      </w:r>
+      <w:r>
+        <w:rPr>
+          <w:rFonts w:ascii="Calibri" w:hAnsi="Calibri" w:cs="Calibri"/>
+          <w:lang w:val="ru-RU"/>
+        </w:rPr>
+        <w:t xml:space="preserve">, </w:t>
+      </w:r>
+      <w:r>
+        <w:rPr>
+          <w:rFonts w:ascii="Calibri" w:hAnsi="Calibri" w:cs="Calibri"/>
+          <w:i/>
+          <w:iCs/>
+          <w:lang w:val="ru-RU"/>
+        </w:rPr>
+        <w:t>кери къайги</w:t>
+      </w:r>
+      <w:r>
+        <w:rPr>
+          <w:rFonts w:ascii="Calibri" w:hAnsi="Calibri" w:cs="Calibri"/>
+          <w:i/>
+          <w:iCs/>
+          <w:lang w:val="ru-RU"/>
+        </w:rPr>
+        <w:t xml:space="preserve"> -</w:t>
+      </w:r>
+      <w:r>
+        <w:rPr>
+          <w:rFonts w:ascii="Calibri" w:hAnsi="Calibri" w:cs="Calibri"/>
+          <w:i/>
+          <w:iCs/>
+          <w:lang w:val="ru-RU"/>
+        </w:rPr>
+        <w:t xml:space="preserve"> </w:t>
+      </w:r>
+      <w:r>
+        <w:rPr>
+          <w:rFonts w:ascii="Calibri" w:hAnsi="Calibri" w:cs="Calibri"/>
+          <w:b/>
+          <w:bCs/>
+          <w:i/>
+          <w:iCs/>
+          <w:lang w:val="ru-RU"/>
+        </w:rPr>
+        <w:t>д</w:t>
+      </w:r>
+      <w:r>
+        <w:rPr>
+          <w:rFonts w:ascii="Calibri" w:hAnsi="Calibri" w:cs="Calibri"/>
+          <w:i/>
+          <w:iCs/>
+          <w:lang w:val="ru-RU"/>
+        </w:rPr>
+        <w:t>а</w:t>
+      </w:r>
+      <w:r>
+        <w:rPr>
+          <w:rFonts w:ascii="Calibri" w:hAnsi="Calibri" w:cs="Calibri"/>
+          <w:lang w:val="ru-RU"/>
+        </w:rPr>
+        <w:t xml:space="preserve">. </w:t>
       </w:r>
     </w:p>
     <w:p>
       <w:pPr>
         <w:rPr>
           <w:rFonts w:ascii="Calibri" w:hAnsi="Calibri" w:cs="Calibri"/>
-          <w:i/>
-          <w:iCs/>
-          <w:lang w:val="ru-RU"/>
+          <w:lang w:val="ce-Cyrl-RU"/>
         </w:rPr>
       </w:pPr>
       <w:r>
@@ -20355,282 +20431,105 @@
           <w:iCs/>
           <w:lang w:val="ru-RU"/>
         </w:rPr>
-        <w:t>Кери</w:t>
-      </w:r>
-      <w:r>
-        <w:rPr>
-          <w:i/>
-          <w:iCs/>
-          <w:lang w:val="ru-RU"/>
-        </w:rPr>
-        <w:t xml:space="preserve"> </w:t>
-      </w:r>
-      <w:r>
-        <w:rPr>
-          <w:rFonts w:ascii="Calibri" w:hAnsi="Calibri" w:cs="Calibri"/>
-          <w:i/>
-          <w:iCs/>
-          <w:lang w:val="ru-RU"/>
-        </w:rPr>
-        <w:t xml:space="preserve">къайги новкъа </w:t>
+        <w:t>Цу</w:t>
+      </w:r>
+      <w:r>
+        <w:rPr>
+          <w:i/>
+          <w:iCs/>
+          <w:lang w:val="ru-RU"/>
+        </w:rPr>
+        <w:t xml:space="preserve"> </w:t>
+      </w:r>
+      <w:r>
+        <w:rPr>
+          <w:rFonts w:ascii="Calibri" w:hAnsi="Calibri" w:cs="Calibri"/>
+          <w:i/>
+          <w:iCs/>
+          <w:lang w:val="ru-RU"/>
+        </w:rPr>
+        <w:t>сирг</w:t>
+      </w:r>
+      <w:r>
+        <w:rPr>
+          <w:i/>
+          <w:iCs/>
+          <w:lang w:val="ru-RU"/>
+        </w:rPr>
+        <w:t>I</w:t>
+      </w:r>
+      <w:r>
+        <w:rPr>
+          <w:rFonts w:ascii="Calibri" w:hAnsi="Calibri" w:cs="Calibri"/>
+          <w:i/>
+          <w:iCs/>
+          <w:lang w:val="ru-RU"/>
+        </w:rPr>
+        <w:t>ах</w:t>
+      </w:r>
+      <w:r>
+        <w:rPr>
+          <w:rFonts w:ascii="Calibri" w:hAnsi="Calibri" w:cs="Calibri"/>
+          <w:lang w:val="ru-RU"/>
+        </w:rPr>
+        <w:t xml:space="preserve"> </w:t>
+      </w:r>
+      <w:r>
+        <w:rPr>
+          <w:rFonts w:ascii="Calibri" w:hAnsi="Calibri" w:cs="Calibri"/>
+          <w:lang w:val="ce-Cyrl-RU"/>
+        </w:rPr>
+        <w:t xml:space="preserve">– </w:t>
       </w:r>
       <w:r>
         <w:rPr>
           <w:rFonts w:ascii="Calibri" w:hAnsi="Calibri" w:cs="Calibri"/>
           <w:b/>
           <w:bCs/>
-          <w:i/>
-          <w:iCs/>
-          <w:lang w:val="ru-RU"/>
-        </w:rPr>
-        <w:t>д</w:t>
-      </w:r>
-      <w:r>
-        <w:rPr>
-          <w:rFonts w:ascii="Calibri" w:hAnsi="Calibri" w:cs="Calibri"/>
-          <w:i/>
-          <w:iCs/>
-          <w:lang w:val="ru-RU"/>
-        </w:rPr>
-        <w:t>аьннад</w:t>
-      </w:r>
-      <w:r>
-        <w:rPr>
-          <w:rFonts w:ascii="Calibri" w:hAnsi="Calibri" w:cs="Calibri"/>
-          <w:i/>
-          <w:iCs/>
-          <w:lang w:val="ru-RU"/>
-        </w:rPr>
-        <w:t xml:space="preserve"> – </w:t>
-      </w:r>
-      <w:r>
-        <w:rPr>
-          <w:rFonts w:ascii="Calibri" w:hAnsi="Calibri" w:cs="Calibri"/>
-          <w:lang w:val="ce-Cyrl-RU"/>
-        </w:rPr>
-        <w:t xml:space="preserve">здесь у слов </w:t>
-      </w:r>
-      <w:r>
-        <w:rPr>
-          <w:rFonts w:ascii="Calibri" w:hAnsi="Calibri" w:cs="Calibri"/>
-          <w:i/>
-          <w:iCs/>
-          <w:lang w:val="ce-Cyrl-RU"/>
-        </w:rPr>
-        <w:t>кер</w:t>
-      </w:r>
-      <w:r>
-        <w:rPr>
-          <w:rFonts w:ascii="Calibri" w:hAnsi="Calibri" w:cs="Calibri"/>
-          <w:lang w:val="ce-Cyrl-RU"/>
-        </w:rPr>
-        <w:t xml:space="preserve"> и </w:t>
-      </w:r>
-      <w:r>
-        <w:rPr>
-          <w:rFonts w:ascii="Calibri" w:hAnsi="Calibri" w:cs="Calibri"/>
-          <w:i/>
-          <w:iCs/>
-          <w:lang w:val="ce-Cyrl-RU"/>
-        </w:rPr>
-        <w:t>къайг</w:t>
-      </w:r>
-      <w:r>
-        <w:rPr>
-          <w:rFonts w:ascii="Calibri" w:hAnsi="Calibri" w:cs="Calibri"/>
-          <w:lang w:val="ce-Cyrl-RU"/>
-        </w:rPr>
-        <w:t xml:space="preserve"> разные классы; </w:t>
-      </w:r>
-      <w:r>
-        <w:rPr>
-          <w:rFonts w:ascii="Calibri" w:hAnsi="Calibri" w:cs="Calibri"/>
-          <w:lang w:val="ru-RU"/>
-        </w:rPr>
-        <w:t xml:space="preserve">кер – </w:t>
-      </w:r>
-      <w:r>
-        <w:rPr>
-          <w:rFonts w:ascii="Calibri" w:hAnsi="Calibri" w:cs="Calibri"/>
-          <w:b/>
-          <w:bCs/>
-          <w:lang w:val="ru-RU"/>
-        </w:rPr>
-        <w:t>д</w:t>
-      </w:r>
-      <w:r>
-        <w:rPr>
-          <w:rFonts w:ascii="Calibri" w:hAnsi="Calibri" w:cs="Calibri"/>
-          <w:lang w:val="ru-RU"/>
-        </w:rPr>
-        <w:t xml:space="preserve">а, къайг – </w:t>
-      </w:r>
-      <w:r>
-        <w:rPr>
-          <w:rFonts w:ascii="Calibri" w:hAnsi="Calibri" w:cs="Calibri"/>
-          <w:b/>
-          <w:bCs/>
-          <w:lang w:val="ru-RU"/>
-        </w:rPr>
-        <w:t>й</w:t>
-      </w:r>
-      <w:r>
-        <w:rPr>
-          <w:rFonts w:ascii="Calibri" w:hAnsi="Calibri" w:cs="Calibri"/>
-          <w:lang w:val="ru-RU"/>
-        </w:rPr>
-        <w:t xml:space="preserve">а, при перечислении получается класс </w:t>
-      </w:r>
-      <w:r>
-        <w:rPr>
-          <w:rFonts w:ascii="Calibri" w:hAnsi="Calibri" w:cs="Calibri"/>
-          <w:i/>
-          <w:iCs/>
-          <w:lang w:val="ru-RU"/>
-        </w:rPr>
-        <w:t>да</w:t>
-      </w:r>
-      <w:r>
-        <w:rPr>
-          <w:rFonts w:ascii="Calibri" w:hAnsi="Calibri" w:cs="Calibri"/>
-          <w:lang w:val="ru-RU"/>
-        </w:rPr>
-        <w:t xml:space="preserve">, </w:t>
-      </w:r>
-      <w:r>
-        <w:rPr>
-          <w:rFonts w:ascii="Calibri" w:hAnsi="Calibri" w:cs="Calibri"/>
-          <w:i/>
-          <w:iCs/>
-          <w:lang w:val="ru-RU"/>
-        </w:rPr>
-        <w:t>кери къайги</w:t>
-      </w:r>
-      <w:r>
-        <w:rPr>
-          <w:rFonts w:ascii="Calibri" w:hAnsi="Calibri" w:cs="Calibri"/>
-          <w:i/>
-          <w:iCs/>
-          <w:lang w:val="ru-RU"/>
-        </w:rPr>
-        <w:t xml:space="preserve"> -</w:t>
-      </w:r>
-      <w:r>
-        <w:rPr>
-          <w:rFonts w:ascii="Calibri" w:hAnsi="Calibri" w:cs="Calibri"/>
-          <w:i/>
-          <w:iCs/>
-          <w:lang w:val="ru-RU"/>
-        </w:rPr>
-        <w:t xml:space="preserve"> </w:t>
-      </w:r>
-      <w:r>
-        <w:rPr>
-          <w:rFonts w:ascii="Calibri" w:hAnsi="Calibri" w:cs="Calibri"/>
-          <w:b/>
-          <w:bCs/>
-          <w:i/>
-          <w:iCs/>
-          <w:lang w:val="ru-RU"/>
-        </w:rPr>
-        <w:t>д</w:t>
-      </w:r>
-      <w:r>
-        <w:rPr>
-          <w:rFonts w:ascii="Calibri" w:hAnsi="Calibri" w:cs="Calibri"/>
-          <w:i/>
-          <w:iCs/>
-          <w:lang w:val="ru-RU"/>
-        </w:rPr>
-        <w:t>а</w:t>
-      </w:r>
-      <w:r>
-        <w:rPr>
-          <w:rFonts w:ascii="Calibri" w:hAnsi="Calibri" w:cs="Calibri"/>
-          <w:lang w:val="ru-RU"/>
-        </w:rPr>
-        <w:t xml:space="preserve">. </w:t>
+          <w:lang w:val="ce-Cyrl-RU"/>
+        </w:rPr>
+        <w:t>вещественный</w:t>
+      </w:r>
+      <w:r>
+        <w:rPr>
+          <w:rFonts w:ascii="Calibri" w:hAnsi="Calibri" w:cs="Calibri"/>
+          <w:lang w:val="ce-Cyrl-RU"/>
+        </w:rPr>
+        <w:t xml:space="preserve"> падеж.</w:t>
       </w:r>
     </w:p>
     <w:p>
       <w:pPr>
-        <w:rPr>
-          <w:rFonts w:ascii="Calibri" w:hAnsi="Calibri" w:cs="Calibri"/>
+        <w:pStyle w:val="Heading4"/>
+        <w:rPr>
           <w:lang w:val="ce-Cyrl-RU"/>
         </w:rPr>
       </w:pPr>
       <w:r>
         <w:rPr>
           <w:rFonts w:ascii="Calibri" w:hAnsi="Calibri" w:cs="Calibri"/>
-          <w:i/>
-          <w:iCs/>
-          <w:lang w:val="ru-RU"/>
-        </w:rPr>
-        <w:t>Цу</w:t>
-      </w:r>
-      <w:r>
-        <w:rPr>
-          <w:i/>
-          <w:iCs/>
-          <w:lang w:val="ru-RU"/>
-        </w:rPr>
-        <w:t xml:space="preserve"> </w:t>
-      </w:r>
-      <w:r>
-        <w:rPr>
-          <w:rFonts w:ascii="Calibri" w:hAnsi="Calibri" w:cs="Calibri"/>
-          <w:i/>
-          <w:iCs/>
-          <w:lang w:val="ru-RU"/>
-        </w:rPr>
-        <w:t>сирг</w:t>
-      </w:r>
-      <w:r>
-        <w:rPr>
-          <w:i/>
-          <w:iCs/>
-          <w:lang w:val="ru-RU"/>
-        </w:rPr>
-        <w:t>I</w:t>
-      </w:r>
-      <w:r>
-        <w:rPr>
-          <w:rFonts w:ascii="Calibri" w:hAnsi="Calibri" w:cs="Calibri"/>
-          <w:i/>
-          <w:iCs/>
-          <w:lang w:val="ru-RU"/>
-        </w:rPr>
-        <w:t>ах</w:t>
-      </w:r>
-      <w:r>
-        <w:rPr>
-          <w:rFonts w:ascii="Calibri" w:hAnsi="Calibri" w:cs="Calibri"/>
-          <w:lang w:val="ru-RU"/>
-        </w:rPr>
-        <w:t xml:space="preserve"> </w:t>
-      </w:r>
-      <w:r>
-        <w:rPr>
-          <w:rFonts w:ascii="Calibri" w:hAnsi="Calibri" w:cs="Calibri"/>
-          <w:lang w:val="ce-Cyrl-RU"/>
-        </w:rPr>
-        <w:t xml:space="preserve">– </w:t>
-      </w:r>
-      <w:r>
-        <w:rPr>
-          <w:rFonts w:ascii="Calibri" w:hAnsi="Calibri" w:cs="Calibri"/>
-          <w:b/>
-          <w:bCs/>
-          <w:lang w:val="ce-Cyrl-RU"/>
-        </w:rPr>
-        <w:t>вещественный</w:t>
-      </w:r>
-      <w:r>
-        <w:rPr>
-          <w:rFonts w:ascii="Calibri" w:hAnsi="Calibri" w:cs="Calibri"/>
-          <w:lang w:val="ce-Cyrl-RU"/>
-        </w:rPr>
-        <w:t xml:space="preserve"> падеж.</w:t>
+          <w:lang w:val="ce-Cyrl-RU"/>
+        </w:rPr>
+        <w:t>Грамматика</w:t>
+      </w:r>
+      <w:r>
+        <w:rPr>
+          <w:lang w:val="ce-Cyrl-RU"/>
+        </w:rPr>
+        <w:t xml:space="preserve">. </w:t>
+      </w:r>
+      <w:r>
+        <w:rPr>
+          <w:rFonts w:ascii="Calibri" w:hAnsi="Calibri" w:cs="Calibri"/>
+          <w:lang w:val="ce-Cyrl-RU"/>
+        </w:rPr>
+        <w:t>Отрицание</w:t>
+      </w:r>
+      <w:r>
+        <w:rPr>
+          <w:lang w:val="ce-Cyrl-RU"/>
+        </w:rPr>
+        <w:t>.</w:t>
       </w:r>
     </w:p>
     <w:p>
@@ -22298,6 +22197,26 @@
         <w:rPr>
           <w:lang w:val="ce-Cyrl-RU"/>
         </w:rPr>
+        <w:t xml:space="preserve"> (</w:t>
+      </w:r>
+      <w:r>
+        <w:rPr>
+          <w:rFonts w:ascii="Calibri" w:hAnsi="Calibri" w:cs="Calibri"/>
+          <w:lang w:val="ce-Cyrl-RU"/>
+        </w:rPr>
+        <w:t>геминирование</w:t>
+      </w:r>
+      <w:r>
+        <w:rPr>
+          <w:rFonts w:ascii="Calibri" w:hAnsi="Calibri" w:cs="Calibri"/>
+          <w:lang w:val="ce-Cyrl-RU"/>
+        </w:rPr>
+        <w:t>)</w:t>
+      </w:r>
+      <w:r>
+        <w:rPr>
+          <w:lang w:val="ce-Cyrl-RU"/>
+        </w:rPr>
         <w:t xml:space="preserve"> </w:t>
       </w:r>
       <w:r>
@@ -22306,38 +22225,6 @@
           <w:lang w:val="ce-Cyrl-RU"/>
         </w:rPr>
         <w:t>согласных</w:t>
-      </w:r>
-      <w:r>
-        <w:rPr>
-          <w:lang w:val="ce-Cyrl-RU"/>
-        </w:rPr>
-        <w:t xml:space="preserve"> (</w:t>
-      </w:r>
-      <w:r>
-        <w:rPr>
-          <w:rFonts w:ascii="Calibri" w:hAnsi="Calibri" w:cs="Calibri"/>
-          <w:lang w:val="ce-Cyrl-RU"/>
-        </w:rPr>
-        <w:t>геминирование</w:t>
-      </w:r>
-      <w:r>
-        <w:rPr>
-          <w:lang w:val="ce-Cyrl-RU"/>
-        </w:rPr>
-        <w:t xml:space="preserve"> </w:t>
-      </w:r>
-      <w:r>
-        <w:rPr>
-          <w:rFonts w:ascii="Calibri" w:hAnsi="Calibri" w:cs="Calibri"/>
-          <w:lang w:val="ce-Cyrl-RU"/>
-        </w:rPr>
-        <w:t>согласных</w:t>
-      </w:r>
-      <w:r>
-        <w:rPr>
-          <w:lang w:val="ce-Cyrl-RU"/>
-        </w:rPr>
-        <w:t>)</w:t>
       </w:r>
     </w:p>
     <w:p>
@@ -22352,7 +22239,28 @@
           <w:rFonts w:ascii="Calibri" w:hAnsi="Calibri" w:cs="Calibri"/>
           <w:lang w:val="ce-Cyrl-RU"/>
         </w:rPr>
-        <w:t>Вир, вараш – в данной книге относится к классу (д,д), но употребление (й,й) тоже правильно.</w:t>
+        <w:t xml:space="preserve">Повторение, классы: </w:t>
+      </w:r>
+      <w:r>
+        <w:rPr>
+          <w:rFonts w:ascii="Calibri" w:hAnsi="Calibri" w:cs="Calibri"/>
+          <w:lang w:val="ce-Cyrl-RU"/>
+        </w:rPr>
+        <w:t xml:space="preserve">Вир, вараш – в данной книге относится к классу (д,д), но </w:t>
+      </w:r>
+      <w:r>
+        <w:rPr>
+          <w:rFonts w:ascii="Calibri" w:hAnsi="Calibri" w:cs="Calibri"/>
+          <w:lang w:val="ce-Cyrl-RU"/>
+        </w:rPr>
+        <w:t xml:space="preserve">большинство словарей относят его к классу </w:t>
+      </w:r>
+      <w:r>
+        <w:rPr>
+          <w:rFonts w:ascii="Calibri" w:hAnsi="Calibri" w:cs="Calibri"/>
+          <w:lang w:val="ce-Cyrl-RU"/>
+        </w:rPr>
+        <w:t>(й,й).</w:t>
       </w:r>
       <w:r>
         <w:rPr>
@@ -22360,7 +22268,21 @@
           <w:lang w:val="ce-Cyrl-RU"/>
         </w:rPr>
         <w:br/>
-        <w:t>Употребление класса (д,д) (“вир да”, вместо “вир йа”) добавляет к термину негативный оттенок, оттенок пренебрежения.</w:t>
+        <w:t>Употребление класса (д,д)</w:t>
+      </w:r>
+      <w:r>
+        <w:rPr>
+          <w:rFonts w:ascii="Calibri" w:hAnsi="Calibri" w:cs="Calibri"/>
+          <w:lang w:val="ce-Cyrl-RU"/>
+        </w:rPr>
+        <w:t xml:space="preserve"> в данной притче</w:t>
+      </w:r>
+      <w:r>
+        <w:rPr>
+          <w:rFonts w:ascii="Calibri" w:hAnsi="Calibri" w:cs="Calibri"/>
+          <w:lang w:val="ce-Cyrl-RU"/>
+        </w:rPr>
+        <w:t xml:space="preserve"> (“вир да”, вместо “вир йа”) добавляет к термину негативный оттенок, оттенок пренебрежения.</w:t>
       </w:r>
       <w:r>
         <w:rPr>
@@ -22368,7 +22290,20 @@
           <w:lang w:val="ce-Cyrl-RU"/>
         </w:rPr>
         <w:br/>
-        <w:t xml:space="preserve">В данном притче осел сам себя относит к классу (й,й) - “говра </w:t>
+      </w:r>
+      <w:r>
+        <w:rPr>
+          <w:rFonts w:ascii="Calibri" w:hAnsi="Calibri" w:cs="Calibri"/>
+          <w:lang w:val="ce-Cyrl-RU"/>
+        </w:rPr>
+        <w:t>О</w:t>
+      </w:r>
+      <w:r>
+        <w:rPr>
+          <w:rFonts w:ascii="Calibri" w:hAnsi="Calibri" w:cs="Calibri"/>
+          <w:lang w:val="ce-Cyrl-RU"/>
+        </w:rPr>
+        <w:t xml:space="preserve">сел сам себя относит к классу (й,й) - “говра </w:t>
       </w:r>
       <w:r>
         <w:rPr>
@@ -22459,7 +22394,7 @@
       <w:pPr>
         <w:rPr>
           <w:rFonts w:ascii="Calibri" w:hAnsi="Calibri" w:cs="Calibri"/>
-          <w:lang w:val="ru-RU"/>
+          <w:lang w:val="ce-Cyrl-RU"/>
         </w:rPr>
       </w:pPr>
       <w:r>
@@ -22467,12 +22402,139 @@
           <w:rFonts w:ascii="Calibri" w:hAnsi="Calibri" w:cs="Calibri"/>
           <w:lang w:val="ce-Cyrl-RU"/>
         </w:rPr>
-        <w:t>Примеры из притчи 1 : Гулбенна, Берригаш, г</w:t>
-      </w:r>
-      <w:r>
-        <w:rPr>
-          <w:rFonts w:ascii="Calibri" w:hAnsi="Calibri" w:cs="Calibri"/>
-          <w:lang w:val="ru-RU"/>
+        <w:t>Удвоение согласных – широко распостранено как в ингушском, так и в чеченском.</w:t>
+      </w:r>
+      <w:r>
+        <w:rPr>
+          <w:rFonts w:ascii="Calibri" w:hAnsi="Calibri" w:cs="Calibri"/>
+          <w:lang w:val="ce-Cyrl-RU"/>
+        </w:rPr>
+        <w:br/>
+        <w:t>Примеры из этой притчи</w:t>
+      </w:r>
+      <w:r>
+        <w:rPr>
+          <w:rFonts w:ascii="Calibri" w:hAnsi="Calibri" w:cs="Calibri"/>
+          <w:lang w:val="ce-Cyrl-RU"/>
+        </w:rPr>
+        <w:t xml:space="preserve"> : </w:t>
+      </w:r>
+      <w:r>
+        <w:rPr>
+          <w:rFonts w:ascii="Calibri" w:hAnsi="Calibri" w:cs="Calibri"/>
+          <w:lang w:val="ce-Cyrl-RU"/>
+        </w:rPr>
+        <w:t>м</w:t>
+      </w:r>
+      <w:r>
+        <w:rPr>
+          <w:rFonts w:ascii="Calibri" w:hAnsi="Calibri" w:cs="Calibri"/>
+          <w:lang w:val="ce-Cyrl-RU"/>
+        </w:rPr>
+        <w:t xml:space="preserve">ассане , этта, сарралца, цхьаккха , </w:t>
+      </w:r>
+      <w:r>
+        <w:rPr>
+          <w:rFonts w:ascii="Calibri" w:hAnsi="Calibri" w:cs="Calibri"/>
+          <w:lang w:val="ce-Cyrl-RU"/>
+        </w:rPr>
+        <w:t>Iомабе еннача</w:t>
+      </w:r>
+      <w:r>
+        <w:rPr>
+          <w:rFonts w:ascii="Calibri" w:hAnsi="Calibri" w:cs="Calibri"/>
+          <w:lang w:val="ce-Cyrl-RU"/>
+        </w:rPr>
+        <w:t xml:space="preserve"> (опечатка – </w:t>
+      </w:r>
+      <w:r>
+        <w:rPr>
+          <w:rFonts w:ascii="Calibri" w:hAnsi="Calibri" w:cs="Calibri"/>
+          <w:lang w:val="ce-Cyrl-RU"/>
+        </w:rPr>
+        <w:t xml:space="preserve">1омабе </w:t>
+      </w:r>
+      <w:r>
+        <w:rPr>
+          <w:rFonts w:ascii="Calibri" w:hAnsi="Calibri" w:cs="Calibri"/>
+          <w:lang w:val="ce-Cyrl-RU"/>
+        </w:rPr>
+        <w:t>яьннача</w:t>
+      </w:r>
+      <w:r>
+        <w:rPr>
+          <w:rFonts w:ascii="Calibri" w:hAnsi="Calibri" w:cs="Calibri"/>
+          <w:lang w:val="ce-Cyrl-RU"/>
+        </w:rPr>
+        <w:t xml:space="preserve"> ?</w:t>
+      </w:r>
+      <w:r>
+        <w:rPr>
+          <w:rFonts w:ascii="Calibri" w:hAnsi="Calibri" w:cs="Calibri"/>
+          <w:lang w:val="ce-Cyrl-RU"/>
+        </w:rPr>
+        <w:t>)</w:t>
+      </w:r>
+      <w:r>
+        <w:rPr>
+          <w:rFonts w:ascii="Calibri" w:hAnsi="Calibri" w:cs="Calibri"/>
+          <w:lang w:val="ce-Cyrl-RU"/>
+        </w:rPr>
+        <w:t xml:space="preserve">, </w:t>
+      </w:r>
+      <w:r>
+        <w:rPr>
+          <w:rFonts w:ascii="Calibri" w:hAnsi="Calibri" w:cs="Calibri"/>
+          <w:lang w:val="ce-Cyrl-RU"/>
+        </w:rPr>
+        <w:t>э</w:t>
+      </w:r>
+      <w:r>
+        <w:rPr>
+          <w:rFonts w:ascii="Calibri" w:hAnsi="Calibri" w:cs="Calibri"/>
+          <w:lang w:val="ce-Cyrl-RU"/>
+        </w:rPr>
+        <w:t>шшехь, лерттIа </w:t>
+      </w:r>
+      <w:r>
+        <w:rPr>
+          <w:rFonts w:ascii="Calibri" w:hAnsi="Calibri" w:cs="Calibri"/>
+          <w:lang w:val="ce-Cyrl-RU"/>
+        </w:rPr>
+        <w:t xml:space="preserve"> </w:t>
+      </w:r>
+      <w:r>
+        <w:rPr>
+          <w:rFonts w:ascii="Calibri" w:hAnsi="Calibri" w:cs="Calibri"/>
+          <w:lang w:val="ce-Cyrl-RU"/>
+        </w:rPr>
+        <w:br/>
+      </w:r>
+      <w:r>
+        <w:rPr>
+          <w:rFonts w:ascii="Calibri" w:hAnsi="Calibri" w:cs="Calibri"/>
+          <w:lang w:val="ce-Cyrl-RU"/>
+        </w:rPr>
+        <w:t xml:space="preserve">Примеры из притчи 1 : Гулбенна, </w:t>
+      </w:r>
+      <w:r>
+        <w:rPr>
+          <w:rFonts w:ascii="Calibri" w:hAnsi="Calibri" w:cs="Calibri"/>
+          <w:lang w:val="ce-Cyrl-RU"/>
+        </w:rPr>
+        <w:t>б</w:t>
+      </w:r>
+      <w:r>
+        <w:rPr>
+          <w:rFonts w:ascii="Calibri" w:hAnsi="Calibri" w:cs="Calibri"/>
+          <w:lang w:val="ce-Cyrl-RU"/>
+        </w:rPr>
+        <w:t>ерригаш, г</w:t>
+      </w:r>
+      <w:r>
+        <w:rPr>
+          <w:rFonts w:ascii="Calibri" w:hAnsi="Calibri" w:cs="Calibri"/>
+          <w:lang w:val="ce-Cyrl-RU"/>
         </w:rPr>
         <w:t>Ӏ</w:t>
       </w:r>
@@ -22486,30 +22548,56 @@
       <w:r>
         <w:rPr>
           <w:rFonts w:ascii="Calibri" w:hAnsi="Calibri" w:cs="Calibri"/>
-          <w:lang w:val="ru-RU"/>
-        </w:rPr>
-        <w:t>т</w:t>
-      </w:r>
-      <w:r>
-        <w:rPr>
-          <w:rFonts w:ascii="Calibri" w:hAnsi="Calibri" w:cs="Calibri"/>
-          <w:lang w:val="ru-RU"/>
-        </w:rPr>
-        <w:t>Ӏаккха</w:t>
-      </w:r>
-      <w:r>
-        <w:rPr>
-          <w:rFonts w:ascii="Calibri" w:hAnsi="Calibri" w:cs="Calibri"/>
-          <w:lang w:val="ru-RU"/>
-        </w:rPr>
-        <w:t xml:space="preserve">, сих </w:t>
-      </w:r>
-      <w:r>
-        <w:rPr>
-          <w:rFonts w:ascii="Calibri" w:hAnsi="Calibri" w:cs="Calibri"/>
-          <w:lang w:val="ru-RU"/>
-        </w:rPr>
-        <w:t>доалла</w:t>
+          <w:lang w:val="ce-Cyrl-RU"/>
+        </w:rPr>
+        <w:t>тӀаккха, сих доалла</w:t>
+      </w:r>
+    </w:p>
+    <w:p>
+      <w:pPr>
+        <w:rPr>
+          <w:rFonts w:ascii="Calibri" w:hAnsi="Calibri" w:cs="Calibri"/>
+          <w:lang w:val="ce-Cyrl-RU"/>
+        </w:rPr>
+      </w:pPr>
+      <w:r>
+        <w:rPr>
+          <w:rFonts w:ascii="Calibri" w:hAnsi="Calibri" w:cs="Calibri"/>
+          <w:lang w:val="ce-Cyrl-RU"/>
+        </w:rPr>
+        <w:t>Интересно, что в</w:t>
+      </w:r>
+      <w:r>
+        <w:rPr>
+          <w:rFonts w:ascii="Calibri" w:hAnsi="Calibri" w:cs="Calibri"/>
+          <w:lang w:val="ce-Cyrl-RU"/>
+        </w:rPr>
+        <w:t xml:space="preserve"> глаголах прошедшего времени согласные </w:t>
+      </w:r>
+      <w:r>
+        <w:rPr>
+          <w:rFonts w:ascii="Calibri" w:hAnsi="Calibri" w:cs="Calibri"/>
+          <w:i/>
+          <w:iCs/>
+          <w:lang w:val="ce-Cyrl-RU"/>
+        </w:rPr>
+        <w:t>д,</w:t>
+      </w:r>
+      <w:r>
+        <w:rPr>
+          <w:rFonts w:ascii="Calibri" w:hAnsi="Calibri" w:cs="Calibri"/>
+          <w:i/>
+          <w:iCs/>
+          <w:lang w:val="ce-Cyrl-RU"/>
+        </w:rPr>
+        <w:t xml:space="preserve"> л</w:t>
+      </w:r>
+      <w:r>
+        <w:rPr>
+          <w:rFonts w:ascii="Calibri" w:hAnsi="Calibri" w:cs="Calibri"/>
+          <w:lang w:val="ce-Cyrl-RU"/>
+        </w:rPr>
+        <w:t xml:space="preserve"> удваиваются в результате так называемой ассимиляции.</w:t>
       </w:r>
       <w:r>
         <w:rPr>
@@ -22521,125 +22609,383 @@
       <w:r>
         <w:rPr>
           <w:rFonts w:ascii="Calibri" w:hAnsi="Calibri" w:cs="Calibri"/>
-          <w:lang w:val="ru-RU"/>
-        </w:rPr>
-        <w:t>См. Мациев, стр. 566</w:t>
-      </w:r>
-      <w:r>
-        <w:rPr>
-          <w:rFonts w:ascii="Calibri" w:hAnsi="Calibri" w:cs="Calibri"/>
-          <w:lang w:val="ru-RU"/>
+          <w:lang w:val="ce-Cyrl-RU"/>
+        </w:rPr>
+        <w:t>Ала</w:t>
+      </w:r>
+      <w:r>
+        <w:rPr>
+          <w:rFonts w:ascii="Calibri" w:hAnsi="Calibri" w:cs="Calibri"/>
+          <w:lang w:val="ce-Cyrl-RU"/>
+        </w:rPr>
+        <w:t xml:space="preserve"> – </w:t>
+      </w:r>
+      <w:r>
+        <w:rPr>
+          <w:rFonts w:ascii="Calibri" w:hAnsi="Calibri" w:cs="Calibri"/>
+          <w:lang w:val="ce-Cyrl-RU"/>
+        </w:rPr>
+        <w:t>говорить</w:t>
+      </w:r>
+      <w:r>
+        <w:rPr>
+          <w:rFonts w:ascii="Calibri" w:hAnsi="Calibri" w:cs="Calibri"/>
+          <w:lang w:val="ce-Cyrl-RU"/>
+        </w:rPr>
+        <w:t xml:space="preserve"> </w:t>
+      </w:r>
+      <w:r>
+        <w:rPr>
+          <w:rFonts w:ascii="Calibri" w:hAnsi="Calibri" w:cs="Calibri"/>
+          <w:lang w:val="ce-Cyrl-RU"/>
+        </w:rPr>
+        <w:t xml:space="preserve">в наст. времени. В прошедшем времени добавляется приставка </w:t>
+      </w:r>
+      <w:r>
+        <w:rPr>
+          <w:rFonts w:ascii="Calibri" w:hAnsi="Calibri" w:cs="Calibri"/>
+          <w:i/>
+          <w:iCs/>
+          <w:lang w:val="ce-Cyrl-RU"/>
+        </w:rPr>
+        <w:t>-на</w:t>
+      </w:r>
+      <w:r>
+        <w:rPr>
+          <w:rFonts w:ascii="Calibri" w:hAnsi="Calibri" w:cs="Calibri"/>
+          <w:lang w:val="ce-Cyrl-RU"/>
+        </w:rPr>
+        <w:t xml:space="preserve">, </w:t>
+      </w:r>
+      <w:r>
+        <w:rPr>
+          <w:rFonts w:ascii="Calibri" w:hAnsi="Calibri" w:cs="Calibri"/>
+          <w:lang w:val="ce-Cyrl-RU"/>
         </w:rPr>
         <w:br/>
-        <w:t xml:space="preserve">Притча 7 : </w:t>
-      </w:r>
-      <w:r>
-        <w:rPr>
-          <w:rFonts w:ascii="Calibri" w:hAnsi="Calibri" w:cs="Calibri"/>
-          <w:lang w:val="ru-RU"/>
-        </w:rPr>
-        <w:t>Массане</w:t>
-      </w:r>
-      <w:r>
-        <w:rPr>
-          <w:rFonts w:ascii="Calibri" w:hAnsi="Calibri" w:cs="Calibri"/>
-        </w:rPr>
-        <w:t> </w:t>
-      </w:r>
-      <w:r>
-        <w:rPr>
-          <w:rFonts w:ascii="Calibri" w:hAnsi="Calibri" w:cs="Calibri"/>
-          <w:lang w:val="ru-RU"/>
-        </w:rPr>
-        <w:t xml:space="preserve">, </w:t>
-      </w:r>
-      <w:r>
-        <w:rPr>
-          <w:rFonts w:ascii="Calibri" w:hAnsi="Calibri" w:cs="Calibri"/>
-          <w:lang w:val="ru-RU"/>
-        </w:rPr>
-        <w:t>этта</w:t>
-      </w:r>
-      <w:r>
-        <w:rPr>
-          <w:rFonts w:ascii="Calibri" w:hAnsi="Calibri" w:cs="Calibri"/>
-          <w:lang w:val="ru-RU"/>
-        </w:rPr>
-        <w:t xml:space="preserve">, </w:t>
-      </w:r>
-      <w:r>
-        <w:rPr>
-          <w:rFonts w:ascii="Calibri" w:hAnsi="Calibri" w:cs="Calibri"/>
-          <w:lang w:val="ru-RU"/>
-        </w:rPr>
-        <w:t xml:space="preserve">сарралца, </w:t>
-      </w:r>
-      <w:r>
-        <w:rPr>
-          <w:rFonts w:ascii="Calibri" w:hAnsi="Calibri" w:cs="Calibri"/>
-          <w:lang w:val="ru-RU"/>
-        </w:rPr>
-        <w:t>ц</w:t>
-      </w:r>
-      <w:r>
-        <w:rPr>
-          <w:rFonts w:ascii="Calibri" w:hAnsi="Calibri" w:cs="Calibri"/>
-          <w:lang w:val="ru-RU"/>
-        </w:rPr>
-        <w:t>хьаккха</w:t>
-      </w:r>
-      <w:r>
-        <w:rPr>
-          <w:rFonts w:ascii="Calibri" w:hAnsi="Calibri" w:cs="Calibri"/>
-        </w:rPr>
-        <w:t> </w:t>
-      </w:r>
-      <w:r>
-        <w:rPr>
-          <w:rFonts w:ascii="Calibri" w:hAnsi="Calibri" w:cs="Calibri"/>
-          <w:lang w:val="ru-RU"/>
-        </w:rPr>
-        <w:t>, еннача</w:t>
-      </w:r>
-      <w:r>
-        <w:rPr>
-          <w:rFonts w:ascii="Calibri" w:hAnsi="Calibri" w:cs="Calibri"/>
-          <w:lang w:val="ru-RU"/>
-        </w:rPr>
-        <w:t>,</w:t>
-      </w:r>
-      <w:r>
-        <w:rPr>
-          <w:rFonts w:ascii="Calibri" w:hAnsi="Calibri" w:cs="Calibri"/>
-          <w:lang w:val="ru-RU"/>
-        </w:rPr>
-        <w:t xml:space="preserve"> </w:t>
-      </w:r>
-      <w:r>
-        <w:rPr>
-          <w:rFonts w:ascii="Calibri" w:hAnsi="Calibri" w:cs="Calibri"/>
-          <w:lang w:val="ru-RU"/>
-        </w:rPr>
-        <w:t>Эшшехь, лертт</w:t>
-      </w:r>
-      <w:r>
-        <w:rPr>
-          <w:rFonts w:ascii="Calibri" w:hAnsi="Calibri" w:cs="Calibri"/>
-        </w:rPr>
-        <w:t>I</w:t>
-      </w:r>
-      <w:r>
-        <w:rPr>
-          <w:rFonts w:ascii="Calibri" w:hAnsi="Calibri" w:cs="Calibri"/>
-          <w:lang w:val="ru-RU"/>
-        </w:rPr>
-        <w:t>а</w:t>
-      </w:r>
-      <w:r>
-        <w:rPr>
-          <w:rFonts w:ascii="Calibri" w:hAnsi="Calibri" w:cs="Calibri"/>
-        </w:rPr>
-        <w:t> </w:t>
+        <w:t xml:space="preserve">но в результате ассимиляции вместо </w:t>
+      </w:r>
+      <w:r>
+        <w:rPr>
+          <w:rFonts w:ascii="Calibri" w:hAnsi="Calibri" w:cs="Calibri"/>
+          <w:i/>
+          <w:iCs/>
+          <w:lang w:val="ce-Cyrl-RU"/>
+        </w:rPr>
+        <w:t>аь</w:t>
+      </w:r>
+      <w:r>
+        <w:rPr>
+          <w:rFonts w:ascii="Calibri" w:hAnsi="Calibri" w:cs="Calibri"/>
+          <w:i/>
+          <w:iCs/>
+          <w:lang w:val="ce-Cyrl-RU"/>
+        </w:rPr>
+        <w:t>лна</w:t>
+      </w:r>
+      <w:r>
+        <w:rPr>
+          <w:rFonts w:ascii="Calibri" w:hAnsi="Calibri" w:cs="Calibri"/>
+          <w:lang w:val="ce-Cyrl-RU"/>
+        </w:rPr>
+        <w:t xml:space="preserve"> получается в ингушском </w:t>
+      </w:r>
+      <w:r>
+        <w:rPr>
+          <w:rFonts w:ascii="Calibri" w:hAnsi="Calibri" w:cs="Calibri"/>
+          <w:i/>
+          <w:iCs/>
+          <w:lang w:val="ce-Cyrl-RU"/>
+        </w:rPr>
+        <w:t>аь</w:t>
+      </w:r>
+      <w:r>
+        <w:rPr>
+          <w:rFonts w:ascii="Calibri" w:hAnsi="Calibri" w:cs="Calibri"/>
+          <w:i/>
+          <w:iCs/>
+          <w:lang w:val="ce-Cyrl-RU"/>
+        </w:rPr>
+        <w:t>нна</w:t>
+      </w:r>
+      <w:r>
+        <w:rPr>
+          <w:rFonts w:ascii="Calibri" w:hAnsi="Calibri" w:cs="Calibri"/>
+          <w:lang w:val="ce-Cyrl-RU"/>
+        </w:rPr>
+        <w:t xml:space="preserve">, а в чеченском </w:t>
+      </w:r>
+      <w:r>
+        <w:rPr>
+          <w:rFonts w:ascii="Calibri" w:hAnsi="Calibri" w:cs="Calibri"/>
+          <w:i/>
+          <w:iCs/>
+          <w:lang w:val="ce-Cyrl-RU"/>
+        </w:rPr>
+        <w:t>аьлла</w:t>
+      </w:r>
+      <w:r>
+        <w:rPr>
+          <w:rFonts w:ascii="Calibri" w:hAnsi="Calibri" w:cs="Calibri"/>
+          <w:lang w:val="ce-Cyrl-RU"/>
+        </w:rPr>
+        <w:t>.</w:t>
+      </w:r>
+      <w:r>
+        <w:rPr>
+          <w:rFonts w:ascii="Calibri" w:hAnsi="Calibri" w:cs="Calibri"/>
+          <w:lang w:val="ce-Cyrl-RU"/>
+        </w:rPr>
+        <w:br/>
+        <w:t>(см. Ахриева “Современный ингушский язык”, стр. 58)</w:t>
+      </w:r>
+    </w:p>
+    <w:p>
+      <w:pPr>
+        <w:rPr>
+          <w:rFonts w:ascii="Calibri" w:hAnsi="Calibri" w:cs="Calibri"/>
+          <w:lang w:val="ce-Cyrl-RU"/>
+        </w:rPr>
+      </w:pPr>
+      <w:r>
+        <w:rPr>
+          <w:rFonts w:ascii="Calibri" w:hAnsi="Calibri" w:cs="Calibri"/>
+          <w:lang w:val="ce-Cyrl-RU"/>
+        </w:rPr>
+        <w:t xml:space="preserve">вада </w:t>
+      </w:r>
+      <w:r>
+        <w:rPr>
+          <w:rFonts w:ascii="Calibri" w:hAnsi="Calibri" w:cs="Calibri"/>
+          <w:lang w:val="ce-Cyrl-RU"/>
+        </w:rPr>
+        <w:t>–</w:t>
+      </w:r>
+      <w:r>
+        <w:rPr>
+          <w:rFonts w:ascii="Calibri" w:hAnsi="Calibri" w:cs="Calibri"/>
+          <w:lang w:val="ce-Cyrl-RU"/>
+        </w:rPr>
+        <w:t xml:space="preserve"> ведда</w:t>
+      </w:r>
+      <w:r>
+        <w:rPr>
+          <w:rFonts w:ascii="Calibri" w:hAnsi="Calibri" w:cs="Calibri"/>
+          <w:lang w:val="ce-Cyrl-RU"/>
+        </w:rPr>
+        <w:t xml:space="preserve"> (вместо ведна)</w:t>
+      </w:r>
+      <w:r>
+        <w:rPr>
+          <w:rFonts w:ascii="Calibri" w:hAnsi="Calibri" w:cs="Calibri"/>
+          <w:lang w:val="ce-Cyrl-RU"/>
+        </w:rPr>
+        <w:br/>
+      </w:r>
+      <w:r>
+        <w:rPr>
+          <w:rFonts w:ascii="Calibri" w:hAnsi="Calibri" w:cs="Calibri"/>
+          <w:lang w:val="ce-Cyrl-RU"/>
+        </w:rPr>
+        <w:t>гулбала</w:t>
+      </w:r>
+      <w:r>
+        <w:rPr>
+          <w:rFonts w:ascii="Calibri" w:hAnsi="Calibri" w:cs="Calibri"/>
+          <w:lang w:val="ce-Cyrl-RU"/>
+        </w:rPr>
+        <w:t xml:space="preserve"> – </w:t>
+      </w:r>
+      <w:r>
+        <w:rPr>
+          <w:rFonts w:ascii="Calibri" w:hAnsi="Calibri" w:cs="Calibri"/>
+          <w:lang w:val="ce-Cyrl-RU"/>
+        </w:rPr>
+        <w:t>гулбенна</w:t>
+      </w:r>
+      <w:r>
+        <w:rPr>
+          <w:rFonts w:ascii="Calibri" w:hAnsi="Calibri" w:cs="Calibri"/>
+          <w:lang w:val="ce-Cyrl-RU"/>
+        </w:rPr>
+        <w:t xml:space="preserve"> (инг.) – </w:t>
+      </w:r>
+      <w:r>
+        <w:rPr>
+          <w:rFonts w:ascii="Calibri" w:hAnsi="Calibri" w:cs="Calibri"/>
+          <w:lang w:val="ce-Cyrl-RU"/>
+        </w:rPr>
+        <w:t>гулбелла</w:t>
+      </w:r>
+      <w:r>
+        <w:rPr>
+          <w:rFonts w:ascii="Calibri" w:hAnsi="Calibri" w:cs="Calibri"/>
+          <w:lang w:val="ce-Cyrl-RU"/>
+        </w:rPr>
+        <w:t xml:space="preserve"> (чеч.)</w:t>
+      </w:r>
+      <w:r>
+        <w:rPr>
+          <w:rFonts w:ascii="Calibri" w:hAnsi="Calibri" w:cs="Calibri"/>
+          <w:lang w:val="ce-Cyrl-RU"/>
+        </w:rPr>
+        <w:t xml:space="preserve"> (вместо </w:t>
+      </w:r>
+      <w:r>
+        <w:rPr>
+          <w:rFonts w:ascii="Calibri" w:hAnsi="Calibri" w:cs="Calibri"/>
+          <w:lang w:val="ce-Cyrl-RU"/>
+        </w:rPr>
+        <w:t>гулбел</w:t>
+      </w:r>
+      <w:r>
+        <w:rPr>
+          <w:rFonts w:ascii="Calibri" w:hAnsi="Calibri" w:cs="Calibri"/>
+          <w:lang w:val="ce-Cyrl-RU"/>
+        </w:rPr>
+        <w:t>на)</w:t>
+      </w:r>
+    </w:p>
+    <w:p>
+      <w:pPr>
+        <w:rPr>
+          <w:rFonts w:ascii="Calibri" w:hAnsi="Calibri" w:cs="Calibri"/>
+          <w:lang w:val="ru-RU"/>
+        </w:rPr>
+      </w:pPr>
+      <w:r>
+        <w:rPr>
+          <w:rFonts w:ascii="Calibri" w:hAnsi="Calibri" w:cs="Calibri"/>
+          <w:lang w:val="ru-RU"/>
+        </w:rPr>
+        <w:t xml:space="preserve">Удваивание </w:t>
+      </w:r>
+      <w:r>
+        <w:rPr>
+          <w:rFonts w:ascii="Calibri" w:hAnsi="Calibri" w:cs="Calibri"/>
+          <w:lang w:val="ru-RU"/>
+        </w:rPr>
+        <w:t xml:space="preserve">служит </w:t>
+      </w:r>
+      <w:r>
+        <w:rPr>
+          <w:rFonts w:ascii="Calibri" w:hAnsi="Calibri" w:cs="Calibri"/>
+          <w:lang w:val="ru-RU"/>
+        </w:rPr>
+        <w:t>также для усиления:</w:t>
+      </w:r>
+      <w:r>
+        <w:rPr>
+          <w:rFonts w:ascii="Calibri" w:hAnsi="Calibri" w:cs="Calibri"/>
+          <w:lang w:val="ru-RU"/>
+        </w:rPr>
+        <w:br/>
+        <w:t>лерт1а – лертт1а (надлежащий)</w:t>
+      </w:r>
+      <w:r>
+        <w:rPr>
+          <w:rFonts w:ascii="Calibri" w:hAnsi="Calibri" w:cs="Calibri"/>
+          <w:lang w:val="ru-RU"/>
+        </w:rPr>
+        <w:br/>
+        <w:t>диза – дизза (полный)</w:t>
+      </w:r>
+      <w:r>
+        <w:rPr>
+          <w:rFonts w:ascii="Calibri" w:hAnsi="Calibri" w:cs="Calibri"/>
+          <w:lang w:val="ru-RU"/>
+        </w:rPr>
+        <w:br/>
+        <w:t>сиха – сихха (быстро)</w:t>
+      </w:r>
+      <w:r>
+        <w:rPr>
+          <w:rFonts w:ascii="Calibri" w:hAnsi="Calibri" w:cs="Calibri"/>
+          <w:lang w:val="ru-RU"/>
+        </w:rPr>
+        <w:br/>
+        <w:t>да – ма дарра (есть – как есть)</w:t>
+      </w:r>
+    </w:p>
+    <w:p>
+      <w:pPr>
+        <w:rPr>
+          <w:rFonts w:ascii="Calibri" w:hAnsi="Calibri" w:cs="Calibri"/>
+          <w:lang w:val="ru-RU"/>
+        </w:rPr>
+      </w:pPr>
+      <w:r>
+        <w:rPr>
+          <w:rFonts w:ascii="Calibri" w:hAnsi="Calibri" w:cs="Calibri"/>
+          <w:lang w:val="ru-RU"/>
+        </w:rPr>
+        <w:t>В числительных:</w:t>
+      </w:r>
+      <w:r>
+        <w:rPr>
+          <w:rFonts w:ascii="Calibri" w:hAnsi="Calibri" w:cs="Calibri"/>
+          <w:lang w:val="ru-RU"/>
+        </w:rPr>
+        <w:br/>
+      </w:r>
+      <w:r>
+        <w:rPr>
+          <w:rFonts w:ascii="Calibri" w:hAnsi="Calibri" w:cs="Calibri"/>
+          <w:lang w:val="ru-RU"/>
+        </w:rPr>
+        <w:t>ца1 – ц1аккха а - цхьацца (один – ни разу - по одному)</w:t>
+      </w:r>
+      <w:r>
+        <w:rPr>
+          <w:rFonts w:ascii="Calibri" w:hAnsi="Calibri" w:cs="Calibri"/>
+          <w:lang w:val="ru-RU"/>
+        </w:rPr>
+        <w:br/>
+      </w:r>
+      <w:r>
+        <w:rPr>
+          <w:rFonts w:ascii="Calibri" w:hAnsi="Calibri" w:cs="Calibri"/>
+          <w:lang w:val="ru-RU"/>
+        </w:rPr>
+        <w:t>шиъ – шозза - шишша (два – дважды - попарно)</w:t>
+      </w:r>
+    </w:p>
+    <w:p>
+      <w:pPr>
+        <w:rPr>
+          <w:rFonts w:ascii="Calibri" w:hAnsi="Calibri" w:cs="Calibri"/>
+          <w:lang w:val="ru-RU"/>
+        </w:rPr>
+      </w:pPr>
+      <w:r>
+        <w:rPr>
+          <w:rFonts w:ascii="Calibri" w:hAnsi="Calibri" w:cs="Calibri"/>
+          <w:lang w:val="ru-RU"/>
+        </w:rPr>
+        <w:t>Удваивание может менять смысл слова:</w:t>
+      </w:r>
+    </w:p>
+    <w:p>
+      <w:pPr>
+        <w:rPr>
+          <w:rFonts w:ascii="Calibri" w:hAnsi="Calibri" w:cs="Calibri"/>
+          <w:lang w:val="ce-Cyrl-RU"/>
+        </w:rPr>
+      </w:pPr>
+      <w:r>
+        <w:rPr>
+          <w:rFonts w:ascii="Calibri" w:hAnsi="Calibri" w:cs="Calibri"/>
+          <w:lang w:val="ru-RU"/>
+        </w:rPr>
+        <w:t>Баьцара (из травы) – баьццара (зеленый)</w:t>
+      </w:r>
+      <w:r>
+        <w:rPr>
+          <w:rFonts w:ascii="Calibri" w:hAnsi="Calibri" w:cs="Calibri"/>
+          <w:lang w:val="ru-RU"/>
+        </w:rPr>
+        <w:br/>
+        <w:t>Сеца (остановившийся) – сецца (определенный)</w:t>
       </w:r>
     </w:p>
     <w:p>
@@ -27034,7 +27380,21 @@
           <w:rFonts w:ascii="Calibri" w:hAnsi="Calibri" w:cs="Calibri"/>
           <w:lang w:val="ru-RU"/>
         </w:rPr>
-        <w:t>Базовые</w:t>
+        <w:t>Различие в б</w:t>
+      </w:r>
+      <w:r>
+        <w:rPr>
+          <w:rFonts w:ascii="Calibri" w:hAnsi="Calibri" w:cs="Calibri"/>
+          <w:lang w:val="ru-RU"/>
+        </w:rPr>
+        <w:t>азовы</w:t>
+      </w:r>
+      <w:r>
+        <w:rPr>
+          <w:rFonts w:ascii="Calibri" w:hAnsi="Calibri" w:cs="Calibri"/>
+          <w:lang w:val="ru-RU"/>
+        </w:rPr>
+        <w:t>х</w:t>
       </w:r>
       <w:r>
         <w:rPr>
@@ -27051,22 +27411,23 @@
       </w:r>
       <w:r>
         <w:rPr>
-          <w:lang w:val="ru-RU"/>
-        </w:rPr>
-        <w:t xml:space="preserve"> </w:t>
-      </w:r>
-      <w:r>
-        <w:rPr>
-          <w:rFonts w:ascii="Calibri" w:hAnsi="Calibri" w:cs="Calibri"/>
-          <w:lang w:val="ru-RU"/>
-        </w:rPr>
-        <w:t>в</w:t>
-      </w:r>
-      <w:r>
-        <w:rPr>
-          <w:lang w:val="ru-RU"/>
-        </w:rPr>
-        <w:t xml:space="preserve"> </w:t>
+          <w:rFonts w:ascii="Calibri" w:hAnsi="Calibri" w:cs="Calibri"/>
+          <w:lang w:val="ru-RU"/>
+        </w:rPr>
+        <w:t>х</w:t>
+      </w:r>
+      <w:r>
+        <w:rPr>
+          <w:lang w:val="ru-RU"/>
+        </w:rPr>
+        <w:t xml:space="preserve"> </w:t>
+      </w:r>
+      <w:r>
+        <w:rPr>
+          <w:rFonts w:ascii="Calibri" w:hAnsi="Calibri" w:cs="Calibri"/>
+          <w:lang w:val="ru-RU"/>
+        </w:rPr>
+        <w:t xml:space="preserve">в </w:t>
       </w:r>
       <w:r>
         <w:rPr>
@@ -27133,7 +27494,14 @@
           <w:rFonts w:ascii="Calibri" w:hAnsi="Calibri" w:cs="Calibri"/>
           <w:lang w:val="ce-Cyrl-RU"/>
         </w:rPr>
-        <w:t>Подробный список можно посмотреть в книге “Ингушско-Чеченско-Русский Словарь”, авторы И.А. Оздоев, А.Г. Мациев, З.Д. Джамалханов.</w:t>
+        <w:t>Различий очень много, п</w:t>
+      </w:r>
+      <w:r>
+        <w:rPr>
+          <w:rFonts w:ascii="Calibri" w:hAnsi="Calibri" w:cs="Calibri"/>
+          <w:lang w:val="ce-Cyrl-RU"/>
+        </w:rPr>
+        <w:t>одробный список можно посмотреть в книге “Ингушско-Чеченско-Русский Словарь”, авторы И.А. Оздоев, А.Г. Мациев, З.Д. Джамалханов.</w:t>
       </w:r>
       <w:r>
         <w:rPr>
@@ -27147,696 +27515,7 @@
           <w:rFonts w:ascii="Calibri" w:hAnsi="Calibri" w:cs="Calibri"/>
           <w:lang w:val="ce-Cyrl-RU"/>
         </w:rPr>
-        <w:br/>
-        <w:t>Эздел (да) – оьздангалла (йу); (благородство)</w:t>
-      </w:r>
-      <w:r>
-        <w:rPr>
-          <w:rFonts w:ascii="Calibri" w:hAnsi="Calibri" w:cs="Calibri"/>
-          <w:lang w:val="ce-Cyrl-RU"/>
-        </w:rPr>
-        <w:br/>
-        <w:t>Гаргало (йа) – гергарло (ду); (родство)</w:t>
-      </w:r>
-      <w:r>
-        <w:rPr>
-          <w:rFonts w:ascii="Calibri" w:hAnsi="Calibri" w:cs="Calibri"/>
-          <w:lang w:val="ce-Cyrl-RU"/>
-        </w:rPr>
-        <w:br/>
-        <w:t>Саг – стаг; (человек)</w:t>
-      </w:r>
-      <w:r>
-        <w:rPr>
-          <w:rFonts w:ascii="Calibri" w:hAnsi="Calibri" w:cs="Calibri"/>
-          <w:lang w:val="ce-Cyrl-RU"/>
-        </w:rPr>
-        <w:br/>
-        <w:t>Ма1а саг – боьрша стаг; (мужчина)</w:t>
-      </w:r>
-      <w:r>
-        <w:rPr>
-          <w:rFonts w:ascii="Calibri" w:hAnsi="Calibri" w:cs="Calibri"/>
-          <w:lang w:val="ce-Cyrl-RU"/>
-        </w:rPr>
-        <w:br/>
-      </w:r>
-      <w:r>
-        <w:rPr>
-          <w:rFonts w:ascii="Calibri" w:hAnsi="Calibri" w:cs="Calibri"/>
-          <w:lang w:val="ce-Cyrl-RU"/>
-        </w:rPr>
-        <w:t>Кхалсаг</w:t>
-      </w:r>
-      <w:r>
-        <w:rPr>
-          <w:rFonts w:ascii="Calibri" w:hAnsi="Calibri" w:cs="Calibri"/>
-          <w:lang w:val="ce-Cyrl-RU"/>
-        </w:rPr>
-        <w:t xml:space="preserve"> – зуда; (женщина)</w:t>
-      </w:r>
-      <w:r>
-        <w:rPr>
-          <w:rFonts w:ascii="Calibri" w:hAnsi="Calibri" w:cs="Calibri"/>
-          <w:lang w:val="ce-Cyrl-RU"/>
-        </w:rPr>
-        <w:br/>
-        <w:t>Сесаг – зуда; (жена)</w:t>
-      </w:r>
-      <w:r>
-        <w:rPr>
-          <w:rFonts w:ascii="Calibri" w:hAnsi="Calibri" w:cs="Calibri"/>
-          <w:lang w:val="ce-Cyrl-RU"/>
-        </w:rPr>
-        <w:br/>
-        <w:t>Мар – майра; (муж)</w:t>
-      </w:r>
-      <w:r>
-        <w:rPr>
-          <w:rFonts w:ascii="Calibri" w:hAnsi="Calibri" w:cs="Calibri"/>
-          <w:lang w:val="ce-Cyrl-RU"/>
-        </w:rPr>
-        <w:br/>
-        <w:t>К1аьнк – к1ант; (мальчик)</w:t>
-      </w:r>
-      <w:r>
-        <w:rPr>
-          <w:rFonts w:ascii="Calibri" w:hAnsi="Calibri" w:cs="Calibri"/>
-          <w:lang w:val="ce-Cyrl-RU"/>
-        </w:rPr>
-        <w:br/>
-        <w:t>Йи1иг – зудабер; (девочка)</w:t>
-      </w:r>
-      <w:r>
-        <w:rPr>
-          <w:rFonts w:ascii="Calibri" w:hAnsi="Calibri" w:cs="Calibri"/>
-          <w:lang w:val="ce-Cyrl-RU"/>
-        </w:rPr>
-        <w:br/>
-        <w:t>Воша – ваша; (брат)</w:t>
-      </w:r>
-      <w:r>
-        <w:rPr>
-          <w:rFonts w:ascii="Calibri" w:hAnsi="Calibri" w:cs="Calibri"/>
-          <w:lang w:val="ce-Cyrl-RU"/>
-        </w:rPr>
-        <w:br/>
-        <w:t>Найц – нуц; (зять)</w:t>
-      </w:r>
-      <w:r>
-        <w:rPr>
-          <w:rFonts w:ascii="Calibri" w:hAnsi="Calibri" w:cs="Calibri"/>
-          <w:lang w:val="ce-Cyrl-RU"/>
-        </w:rPr>
-        <w:br/>
-        <w:t>Фусам-нана – х1усам нана; (хозяйка)</w:t>
-      </w:r>
-      <w:r>
-        <w:rPr>
-          <w:rFonts w:ascii="Calibri" w:hAnsi="Calibri" w:cs="Calibri"/>
-          <w:lang w:val="ce-Cyrl-RU"/>
-        </w:rPr>
-        <w:br/>
-        <w:t>Новкъост – накъост; (товарищ, приятель)</w:t>
-      </w:r>
-      <w:r>
-        <w:rPr>
-          <w:rFonts w:ascii="Calibri" w:hAnsi="Calibri" w:cs="Calibri"/>
-          <w:lang w:val="ce-Cyrl-RU"/>
-        </w:rPr>
-        <w:br/>
-        <w:t>Лоалахо – лулахо; (сосед)</w:t>
-      </w:r>
-      <w:r>
-        <w:rPr>
-          <w:rFonts w:ascii="Calibri" w:hAnsi="Calibri" w:cs="Calibri"/>
-          <w:lang w:val="ce-Cyrl-RU"/>
-        </w:rPr>
-        <w:br/>
-        <w:t>___</w:t>
-      </w:r>
-      <w:r>
-        <w:rPr>
-          <w:rFonts w:ascii="Calibri" w:hAnsi="Calibri" w:cs="Calibri"/>
-          <w:lang w:val="ce-Cyrl-RU"/>
-        </w:rPr>
-        <w:br/>
-        <w:t>Ях, йоах – бах, боху; (говорят)</w:t>
-      </w:r>
-      <w:r>
-        <w:rPr>
-          <w:rFonts w:ascii="Calibri" w:hAnsi="Calibri" w:cs="Calibri"/>
-          <w:lang w:val="ce-Cyrl-RU"/>
-        </w:rPr>
-        <w:br/>
-        <w:t>хиннад – хилла; хаьттад – хаьттина; аьннад – аьлла; (здесь “д” на конце это показатель класса – аьнна да)</w:t>
-      </w:r>
-      <w:r>
-        <w:rPr>
-          <w:rFonts w:ascii="Calibri" w:hAnsi="Calibri" w:cs="Calibri"/>
-          <w:lang w:val="ce-Cyrl-RU"/>
-        </w:rPr>
-        <w:br/>
-        <w:t>___</w:t>
-      </w:r>
-      <w:r>
-        <w:rPr>
-          <w:rFonts w:ascii="Calibri" w:hAnsi="Calibri" w:cs="Calibri"/>
-          <w:lang w:val="ce-Cyrl-RU"/>
-        </w:rPr>
-        <w:br/>
-        <w:t>Ц1и – ц1е;</w:t>
-      </w:r>
-      <w:r>
-        <w:rPr>
-          <w:rFonts w:ascii="Calibri" w:hAnsi="Calibri" w:cs="Calibri"/>
-          <w:lang w:val="ce-Cyrl-RU"/>
-        </w:rPr>
-        <w:t xml:space="preserve"> (имя, огонь)</w:t>
-      </w:r>
-      <w:r>
-        <w:rPr>
-          <w:rFonts w:ascii="Calibri" w:hAnsi="Calibri" w:cs="Calibri"/>
-          <w:lang w:val="ce-Cyrl-RU"/>
-        </w:rPr>
-        <w:br/>
-        <w:t>Мух – мох;</w:t>
-      </w:r>
-      <w:r>
-        <w:rPr>
-          <w:rFonts w:ascii="Calibri" w:hAnsi="Calibri" w:cs="Calibri"/>
-          <w:lang w:val="ce-Cyrl-RU"/>
-        </w:rPr>
-        <w:t xml:space="preserve"> (ветер)</w:t>
-      </w:r>
-      <w:r>
-        <w:rPr>
-          <w:rFonts w:ascii="Calibri" w:hAnsi="Calibri" w:cs="Calibri"/>
-          <w:lang w:val="ce-Cyrl-RU"/>
-        </w:rPr>
-        <w:br/>
-        <w:t>Лоам – лам;</w:t>
-      </w:r>
-      <w:r>
-        <w:rPr>
-          <w:rFonts w:ascii="Calibri" w:hAnsi="Calibri" w:cs="Calibri"/>
-          <w:lang w:val="ce-Cyrl-RU"/>
-        </w:rPr>
-        <w:t xml:space="preserve"> (гора)</w:t>
-      </w:r>
-      <w:r>
-        <w:rPr>
-          <w:rFonts w:ascii="Calibri" w:hAnsi="Calibri" w:cs="Calibri"/>
-          <w:lang w:val="ce-Cyrl-RU"/>
-        </w:rPr>
-        <w:br/>
-        <w:t>Лаьтта – латта; (земля)</w:t>
-      </w:r>
-      <w:r>
-        <w:rPr>
-          <w:rFonts w:ascii="Calibri" w:hAnsi="Calibri" w:cs="Calibri"/>
-          <w:lang w:val="ce-Cyrl-RU"/>
-        </w:rPr>
-        <w:br/>
-        <w:t>Кхера – т1улг; (камень) (“кхера” в чеченском почти не употребляется).</w:t>
-      </w:r>
-      <w:r>
-        <w:rPr>
-          <w:rFonts w:ascii="Calibri" w:hAnsi="Calibri" w:cs="Calibri"/>
-          <w:lang w:val="ce-Cyrl-RU"/>
-        </w:rPr>
-        <w:br/>
-        <w:t xml:space="preserve">Га (й,й) – дитт (д,д); (дерево) </w:t>
-      </w:r>
-      <w:r>
-        <w:rPr>
-          <w:rFonts w:ascii="Calibri" w:hAnsi="Calibri" w:cs="Calibri"/>
-          <w:lang w:val="ce-Cyrl-RU"/>
-        </w:rPr>
-        <w:br/>
-        <w:t>Никъ – некъ; (дорога)</w:t>
-      </w:r>
-      <w:r>
-        <w:rPr>
-          <w:rFonts w:ascii="Calibri" w:hAnsi="Calibri" w:cs="Calibri"/>
-          <w:lang w:val="ce-Cyrl-RU"/>
-        </w:rPr>
-        <w:br/>
-        <w:t>Моттиг – меттиг; (место)</w:t>
-      </w:r>
-      <w:r>
-        <w:rPr>
-          <w:rFonts w:ascii="Calibri" w:hAnsi="Calibri" w:cs="Calibri"/>
-          <w:lang w:val="ce-Cyrl-RU"/>
-        </w:rPr>
-        <w:br/>
-        <w:t>Х</w:t>
-      </w:r>
-      <w:r>
-        <w:rPr>
-          <w:rFonts w:ascii="Calibri" w:hAnsi="Calibri" w:cs="Calibri"/>
-          <w:lang w:val="ce-Cyrl-RU"/>
-        </w:rPr>
-        <w:t>ьаькъал</w:t>
-      </w:r>
-      <w:r>
-        <w:rPr>
-          <w:rFonts w:ascii="Calibri" w:hAnsi="Calibri" w:cs="Calibri"/>
-          <w:lang w:val="ce-Cyrl-RU"/>
-        </w:rPr>
-        <w:t xml:space="preserve"> – хьекъал; (ум)</w:t>
-      </w:r>
-      <w:r>
-        <w:rPr>
-          <w:rFonts w:ascii="Calibri" w:hAnsi="Calibri" w:cs="Calibri"/>
-          <w:lang w:val="ce-Cyrl-RU"/>
-        </w:rPr>
-        <w:br/>
-        <w:t>Къамаьл – къамел; (разговор)</w:t>
-      </w:r>
-      <w:r>
-        <w:rPr>
-          <w:rFonts w:ascii="Calibri" w:hAnsi="Calibri" w:cs="Calibri"/>
-          <w:lang w:val="ce-Cyrl-RU"/>
-        </w:rPr>
-        <w:br/>
-        <w:t>Рузкъа – рицкъ; (судьба)</w:t>
-      </w:r>
-      <w:r>
-        <w:rPr>
-          <w:rFonts w:ascii="Calibri" w:hAnsi="Calibri" w:cs="Calibri"/>
-          <w:lang w:val="ce-Cyrl-RU"/>
-        </w:rPr>
-        <w:br/>
-        <w:t>Жожаг1ате – жоьжахати; (ад)</w:t>
-      </w:r>
-      <w:r>
-        <w:rPr>
-          <w:rFonts w:ascii="Calibri" w:hAnsi="Calibri" w:cs="Calibri"/>
-          <w:lang w:val="ce-Cyrl-RU"/>
-        </w:rPr>
-        <w:br/>
-        <w:t>Ялсамале – ялсамани; (рай)</w:t>
-      </w:r>
-      <w:r>
-        <w:rPr>
-          <w:rFonts w:ascii="Calibri" w:hAnsi="Calibri" w:cs="Calibri"/>
-          <w:lang w:val="ce-Cyrl-RU"/>
-        </w:rPr>
-        <w:br/>
-        <w:t>___</w:t>
-      </w:r>
-      <w:r>
-        <w:rPr>
-          <w:rFonts w:ascii="Calibri" w:hAnsi="Calibri" w:cs="Calibri"/>
-          <w:lang w:val="ce-Cyrl-RU"/>
-        </w:rPr>
-        <w:br/>
-        <w:t>Б1арг – б1аьрг;</w:t>
-      </w:r>
-      <w:r>
-        <w:rPr>
-          <w:rFonts w:ascii="Calibri" w:hAnsi="Calibri" w:cs="Calibri"/>
-          <w:lang w:val="ce-Cyrl-RU"/>
-        </w:rPr>
-        <w:t xml:space="preserve"> (глаз)</w:t>
-      </w:r>
-      <w:r>
-        <w:rPr>
-          <w:rFonts w:ascii="Calibri" w:hAnsi="Calibri" w:cs="Calibri"/>
-          <w:lang w:val="ce-Cyrl-RU"/>
-        </w:rPr>
-        <w:br/>
-        <w:t>Мераж</w:t>
-      </w:r>
-      <w:r>
-        <w:rPr>
-          <w:rFonts w:ascii="Calibri" w:hAnsi="Calibri" w:cs="Calibri"/>
-          <w:lang w:val="ce-Cyrl-RU"/>
-        </w:rPr>
-        <w:t xml:space="preserve"> (й, й)</w:t>
-      </w:r>
-      <w:r>
-        <w:rPr>
-          <w:rFonts w:ascii="Calibri" w:hAnsi="Calibri" w:cs="Calibri"/>
-          <w:lang w:val="ce-Cyrl-RU"/>
-        </w:rPr>
-        <w:t xml:space="preserve"> – мара</w:t>
-      </w:r>
-      <w:r>
-        <w:rPr>
-          <w:rFonts w:ascii="Calibri" w:hAnsi="Calibri" w:cs="Calibri"/>
-          <w:lang w:val="ce-Cyrl-RU"/>
-        </w:rPr>
-        <w:t xml:space="preserve"> (б, д)</w:t>
-      </w:r>
-      <w:r>
-        <w:rPr>
-          <w:rFonts w:ascii="Calibri" w:hAnsi="Calibri" w:cs="Calibri"/>
-          <w:lang w:val="ce-Cyrl-RU"/>
-        </w:rPr>
-        <w:t>;</w:t>
-      </w:r>
-      <w:r>
-        <w:rPr>
-          <w:rFonts w:ascii="Calibri" w:hAnsi="Calibri" w:cs="Calibri"/>
-          <w:lang w:val="ce-Cyrl-RU"/>
-        </w:rPr>
-        <w:t xml:space="preserve"> (нос)</w:t>
-      </w:r>
-      <w:r>
-        <w:rPr>
-          <w:rFonts w:ascii="Calibri" w:hAnsi="Calibri" w:cs="Calibri"/>
-          <w:lang w:val="ce-Cyrl-RU"/>
-        </w:rPr>
-        <w:br/>
-        <w:t>Гийг – гай;</w:t>
-      </w:r>
-      <w:r>
-        <w:rPr>
-          <w:rFonts w:ascii="Calibri" w:hAnsi="Calibri" w:cs="Calibri"/>
-          <w:lang w:val="ce-Cyrl-RU"/>
-        </w:rPr>
-        <w:t xml:space="preserve"> (желудок)</w:t>
-      </w:r>
-      <w:r>
-        <w:rPr>
-          <w:rFonts w:ascii="Calibri" w:hAnsi="Calibri" w:cs="Calibri"/>
-          <w:lang w:val="ce-Cyrl-RU"/>
-        </w:rPr>
-        <w:br/>
-        <w:t>Кулг – куьг; (рука)</w:t>
-      </w:r>
-      <w:r>
-        <w:rPr>
-          <w:rFonts w:ascii="Calibri" w:hAnsi="Calibri" w:cs="Calibri"/>
-          <w:lang w:val="ce-Cyrl-RU"/>
-        </w:rPr>
-        <w:br/>
-        <w:t>Царг – церг; (зуб)</w:t>
-      </w:r>
-      <w:r>
-        <w:rPr>
-          <w:rFonts w:ascii="Calibri" w:hAnsi="Calibri" w:cs="Calibri"/>
-          <w:lang w:val="ce-Cyrl-RU"/>
-        </w:rPr>
-        <w:br/>
-      </w:r>
-      <w:r>
-        <w:rPr>
-          <w:rFonts w:ascii="Calibri" w:hAnsi="Calibri" w:cs="Calibri"/>
-          <w:lang w:val="ce-Cyrl-RU"/>
-        </w:rPr>
-        <w:t>___</w:t>
-      </w:r>
-      <w:r>
-        <w:rPr>
-          <w:rFonts w:ascii="Calibri" w:hAnsi="Calibri" w:cs="Calibri"/>
-          <w:lang w:val="ce-Cyrl-RU"/>
-        </w:rPr>
-        <w:br/>
-        <w:t>Аькха</w:t>
-      </w:r>
-      <w:r>
-        <w:rPr>
-          <w:rFonts w:ascii="Calibri" w:hAnsi="Calibri" w:cs="Calibri"/>
-          <w:lang w:val="ce-Cyrl-RU"/>
-        </w:rPr>
-        <w:t>, оакхарой</w:t>
-      </w:r>
-      <w:r>
-        <w:rPr>
-          <w:rFonts w:ascii="Calibri" w:hAnsi="Calibri" w:cs="Calibri"/>
-          <w:lang w:val="ce-Cyrl-RU"/>
-        </w:rPr>
-        <w:t xml:space="preserve"> – экха</w:t>
-      </w:r>
-      <w:r>
-        <w:rPr>
-          <w:rFonts w:ascii="Calibri" w:hAnsi="Calibri" w:cs="Calibri"/>
-          <w:lang w:val="ce-Cyrl-RU"/>
-        </w:rPr>
-        <w:t>, акхарой</w:t>
-      </w:r>
-      <w:r>
-        <w:rPr>
-          <w:rFonts w:ascii="Calibri" w:hAnsi="Calibri" w:cs="Calibri"/>
-          <w:lang w:val="ce-Cyrl-RU"/>
-        </w:rPr>
-        <w:t>; (зверь)</w:t>
-      </w:r>
-      <w:r>
-        <w:rPr>
-          <w:rFonts w:ascii="Calibri" w:hAnsi="Calibri" w:cs="Calibri"/>
-          <w:lang w:val="ce-Cyrl-RU"/>
-        </w:rPr>
-        <w:br/>
-        <w:t>Чарахь, чарахьий – таллархо, таллархой; (охотник)</w:t>
-      </w:r>
-      <w:r>
-        <w:rPr>
-          <w:rFonts w:ascii="Calibri" w:hAnsi="Calibri" w:cs="Calibri"/>
-          <w:lang w:val="ce-Cyrl-RU"/>
-        </w:rPr>
-        <w:br/>
-        <w:t>Бордз, бертий – борз, берзалой; (волк)</w:t>
-      </w:r>
-      <w:r>
-        <w:rPr>
-          <w:rFonts w:ascii="Calibri" w:hAnsi="Calibri" w:cs="Calibri"/>
-          <w:lang w:val="ce-Cyrl-RU"/>
-        </w:rPr>
-        <w:br/>
-        <w:t>Цогал – цхьогал;</w:t>
-      </w:r>
-      <w:r>
-        <w:rPr>
-          <w:rFonts w:ascii="Calibri" w:hAnsi="Calibri" w:cs="Calibri"/>
-          <w:lang w:val="ce-Cyrl-RU"/>
-        </w:rPr>
-        <w:br/>
-        <w:t>Кер – куьйра; (ястреб)</w:t>
-      </w:r>
-      <w:r>
-        <w:rPr>
-          <w:rFonts w:ascii="Calibri" w:hAnsi="Calibri" w:cs="Calibri"/>
-          <w:lang w:val="ce-Cyrl-RU"/>
-        </w:rPr>
-        <w:br/>
-        <w:t>К</w:t>
-      </w:r>
-      <w:r>
-        <w:rPr>
-          <w:rFonts w:ascii="Calibri" w:hAnsi="Calibri" w:cs="Calibri"/>
-          <w:lang w:val="ce-Cyrl-RU"/>
-        </w:rPr>
-        <w:t>ъайг</w:t>
-      </w:r>
-      <w:r>
-        <w:rPr>
-          <w:rFonts w:ascii="Calibri" w:hAnsi="Calibri" w:cs="Calibri"/>
-          <w:lang w:val="ce-Cyrl-RU"/>
-        </w:rPr>
-        <w:t xml:space="preserve"> – къиг; (ворона)</w:t>
-      </w:r>
-      <w:r>
-        <w:rPr>
-          <w:rFonts w:ascii="Calibri" w:hAnsi="Calibri" w:cs="Calibri"/>
-          <w:lang w:val="ce-Cyrl-RU"/>
-        </w:rPr>
-        <w:br/>
-        <w:t>Лехьа, Б</w:t>
-      </w:r>
-      <w:r>
-        <w:rPr>
-          <w:rFonts w:ascii="Calibri" w:hAnsi="Calibri" w:cs="Calibri"/>
-          <w:lang w:val="ce-Cyrl-RU"/>
-        </w:rPr>
-        <w:t>1ехал</w:t>
-      </w:r>
-      <w:r>
-        <w:rPr>
-          <w:rFonts w:ascii="Calibri" w:hAnsi="Calibri" w:cs="Calibri"/>
-          <w:lang w:val="ce-Cyrl-RU"/>
-        </w:rPr>
-        <w:t xml:space="preserve"> – Лаьхьа, Б</w:t>
-      </w:r>
-      <w:r>
-        <w:rPr>
-          <w:rFonts w:ascii="Calibri" w:hAnsi="Calibri" w:cs="Calibri"/>
-          <w:lang w:val="ce-Cyrl-RU"/>
-        </w:rPr>
-        <w:t>оьхахӀума</w:t>
-      </w:r>
-      <w:r>
-        <w:rPr>
-          <w:rFonts w:ascii="Calibri" w:hAnsi="Calibri" w:cs="Calibri"/>
-          <w:lang w:val="ce-Cyrl-RU"/>
-        </w:rPr>
-        <w:t>; (змея) (эвфемизм “текхарг” в обоих языках один и тот же)</w:t>
-      </w:r>
-      <w:r>
-        <w:rPr>
-          <w:rFonts w:ascii="Calibri" w:hAnsi="Calibri" w:cs="Calibri"/>
-          <w:lang w:val="ce-Cyrl-RU"/>
-        </w:rPr>
-        <w:br/>
-        <w:t>Ж1али – ж1аьла; (собака)</w:t>
-      </w:r>
-      <w:r>
-        <w:rPr>
-          <w:rFonts w:ascii="Calibri" w:hAnsi="Calibri" w:cs="Calibri"/>
-          <w:lang w:val="ce-Cyrl-RU"/>
-        </w:rPr>
-        <w:br/>
-        <w:t>Циск – цициг; (кошка)</w:t>
-      </w:r>
-      <w:r>
-        <w:rPr>
-          <w:rFonts w:ascii="Calibri" w:hAnsi="Calibri" w:cs="Calibri"/>
-          <w:lang w:val="ce-Cyrl-RU"/>
-        </w:rPr>
-        <w:br/>
-        <w:t>Цицхолг (й,й) – мукдахка (б,д); (крыса)</w:t>
-      </w:r>
-      <w:r>
-        <w:rPr>
-          <w:rFonts w:ascii="Calibri" w:hAnsi="Calibri" w:cs="Calibri"/>
-          <w:lang w:val="ce-Cyrl-RU"/>
-        </w:rPr>
-        <w:br/>
-        <w:t>Уст</w:t>
-      </w:r>
-      <w:r>
-        <w:rPr>
-          <w:rFonts w:ascii="Calibri" w:hAnsi="Calibri" w:cs="Calibri"/>
-          <w:lang w:val="ce-Cyrl-RU"/>
-        </w:rPr>
-        <w:t>, шерч</w:t>
-      </w:r>
-      <w:r>
-        <w:rPr>
-          <w:rFonts w:ascii="Calibri" w:hAnsi="Calibri" w:cs="Calibri"/>
-          <w:lang w:val="ce-Cyrl-RU"/>
-        </w:rPr>
-        <w:t xml:space="preserve"> – сту</w:t>
-      </w:r>
-      <w:r>
-        <w:rPr>
-          <w:rFonts w:ascii="Calibri" w:hAnsi="Calibri" w:cs="Calibri"/>
-          <w:lang w:val="ce-Cyrl-RU"/>
-        </w:rPr>
-        <w:t>, стерчий</w:t>
-      </w:r>
-      <w:r>
-        <w:rPr>
-          <w:rFonts w:ascii="Calibri" w:hAnsi="Calibri" w:cs="Calibri"/>
-          <w:lang w:val="ce-Cyrl-RU"/>
-        </w:rPr>
-        <w:t>;</w:t>
-      </w:r>
-      <w:r>
-        <w:rPr>
-          <w:rFonts w:ascii="Calibri" w:hAnsi="Calibri" w:cs="Calibri"/>
-          <w:lang w:val="ce-Cyrl-RU"/>
-        </w:rPr>
-        <w:t xml:space="preserve"> (бык)</w:t>
-      </w:r>
-      <w:r>
-        <w:rPr>
-          <w:rFonts w:ascii="Calibri" w:hAnsi="Calibri" w:cs="Calibri"/>
-          <w:lang w:val="ce-Cyrl-RU"/>
-        </w:rPr>
-        <w:br/>
-        <w:t>Сирг1а – старг1а;</w:t>
-      </w:r>
-      <w:r>
-        <w:rPr>
-          <w:rFonts w:ascii="Calibri" w:hAnsi="Calibri" w:cs="Calibri"/>
-          <w:lang w:val="ce-Cyrl-RU"/>
-        </w:rPr>
-        <w:t xml:space="preserve"> (молодой бык, бычок)</w:t>
-      </w:r>
-      <w:r>
-        <w:rPr>
-          <w:rFonts w:ascii="Calibri" w:hAnsi="Calibri" w:cs="Calibri"/>
-          <w:lang w:val="ce-Cyrl-RU"/>
-        </w:rPr>
-        <w:br/>
-        <w:t>1аса – эса;</w:t>
-      </w:r>
-      <w:r>
-        <w:rPr>
-          <w:rFonts w:ascii="Calibri" w:hAnsi="Calibri" w:cs="Calibri"/>
-          <w:lang w:val="ce-Cyrl-RU"/>
-        </w:rPr>
-        <w:t xml:space="preserve"> (теленок)</w:t>
-      </w:r>
-      <w:r>
-        <w:rPr>
-          <w:rFonts w:ascii="Calibri" w:hAnsi="Calibri" w:cs="Calibri"/>
-          <w:lang w:val="ce-Cyrl-RU"/>
-        </w:rPr>
-        <w:br/>
-        <w:t>Устаг1 – уьстаг1;</w:t>
-      </w:r>
-      <w:r>
-        <w:rPr>
-          <w:rFonts w:ascii="Calibri" w:hAnsi="Calibri" w:cs="Calibri"/>
-          <w:lang w:val="ce-Cyrl-RU"/>
-        </w:rPr>
-        <w:t xml:space="preserve"> (овца)</w:t>
-      </w:r>
-      <w:r>
-        <w:rPr>
-          <w:rFonts w:ascii="Calibri" w:hAnsi="Calibri" w:cs="Calibri"/>
-          <w:lang w:val="ce-Cyrl-RU"/>
-        </w:rPr>
-        <w:br/>
-        <w:t>Д</w:t>
-      </w:r>
-      <w:r>
-        <w:rPr>
-          <w:rFonts w:ascii="Calibri" w:hAnsi="Calibri" w:cs="Calibri"/>
-          <w:lang w:val="ce-Cyrl-RU"/>
-        </w:rPr>
-        <w:t>и/Ды</w:t>
-      </w:r>
-      <w:r>
-        <w:rPr>
-          <w:rFonts w:ascii="Calibri" w:hAnsi="Calibri" w:cs="Calibri"/>
-          <w:lang w:val="ce-Cyrl-RU"/>
-        </w:rPr>
-        <w:t xml:space="preserve"> – дин;</w:t>
-      </w:r>
-      <w:r>
-        <w:rPr>
-          <w:rFonts w:ascii="Calibri" w:hAnsi="Calibri" w:cs="Calibri"/>
-          <w:lang w:val="ce-Cyrl-RU"/>
-        </w:rPr>
-        <w:t xml:space="preserve"> (конь)</w:t>
-      </w:r>
-      <w:r>
-        <w:rPr>
-          <w:rFonts w:ascii="Calibri" w:hAnsi="Calibri" w:cs="Calibri"/>
-          <w:lang w:val="ce-Cyrl-RU"/>
-        </w:rPr>
-        <w:br/>
-        <w:t>Кхал – кхела; (кобыла)</w:t>
-      </w:r>
-      <w:r>
-        <w:rPr>
-          <w:rFonts w:ascii="Calibri" w:hAnsi="Calibri" w:cs="Calibri"/>
-          <w:lang w:val="ce-Cyrl-RU"/>
-        </w:rPr>
-        <w:br/>
-      </w:r>
-      <w:r>
-        <w:rPr>
-          <w:rFonts w:ascii="Calibri" w:hAnsi="Calibri" w:cs="Calibri"/>
-          <w:lang w:val="ce-Cyrl-RU"/>
-        </w:rPr>
-        <w:t>__</w:t>
+        <w:t>Я здесь привожу слова, наиболее часто встречающиеся в этой книге.</w:t>
       </w:r>
     </w:p>
     <w:p>
@@ -27851,14 +27530,7 @@
           <w:rFonts w:ascii="Calibri" w:hAnsi="Calibri" w:cs="Calibri"/>
           <w:lang w:val="ce-Cyrl-RU"/>
         </w:rPr>
-        <w:t>Бийса – буьйса;</w:t>
-      </w:r>
-      <w:r>
-        <w:rPr>
-          <w:rFonts w:ascii="Calibri" w:hAnsi="Calibri" w:cs="Calibri"/>
-          <w:lang w:val="ce-Cyrl-RU"/>
-        </w:rPr>
-        <w:t xml:space="preserve"> (ночь)</w:t>
+        <w:t>Эздел (да) – оьздангалла (йу); (благородство)</w:t>
       </w:r>
       <w:r>
         <w:rPr>
@@ -27866,7 +27538,7 @@
           <w:lang w:val="ce-Cyrl-RU"/>
         </w:rPr>
         <w:br/>
-        <w:t>Сайре – суьйре; (вечер)</w:t>
+        <w:t>Гаргало (йа) – гергарло (ду); (родство)</w:t>
       </w:r>
       <w:r>
         <w:rPr>
@@ -27874,7 +27546,7 @@
           <w:lang w:val="ce-Cyrl-RU"/>
         </w:rPr>
         <w:br/>
-        <w:t>Ди – де; (день)</w:t>
+        <w:t>Саг – стаг; (человек)</w:t>
       </w:r>
       <w:r>
         <w:rPr>
@@ -27882,20 +27554,7 @@
           <w:lang w:val="ce-Cyrl-RU"/>
         </w:rPr>
         <w:br/>
-      </w:r>
-      <w:r>
-        <w:rPr>
-          <w:rFonts w:ascii="Calibri" w:hAnsi="Calibri" w:cs="Calibri"/>
-          <w:lang w:val="ce-Cyrl-RU"/>
-        </w:rPr>
-        <w:t>Шу – шо;</w:t>
-      </w:r>
-      <w:r>
-        <w:rPr>
-          <w:rFonts w:ascii="Calibri" w:hAnsi="Calibri" w:cs="Calibri"/>
-          <w:lang w:val="ce-Cyrl-RU"/>
-        </w:rPr>
-        <w:t xml:space="preserve"> (год)</w:t>
+        <w:t>Ма1а саг – боьрша стаг; (мужчина)</w:t>
       </w:r>
       <w:r>
         <w:rPr>
@@ -27903,14 +27562,20 @@
           <w:lang w:val="ce-Cyrl-RU"/>
         </w:rPr>
         <w:br/>
-        <w:t>Ахка – аьхке;</w:t>
-      </w:r>
-      <w:r>
-        <w:rPr>
-          <w:rFonts w:ascii="Calibri" w:hAnsi="Calibri" w:cs="Calibri"/>
-          <w:lang w:val="ce-Cyrl-RU"/>
-        </w:rPr>
-        <w:t xml:space="preserve"> (лето)</w:t>
+      </w:r>
+      <w:r>
+        <w:rPr>
+          <w:rFonts w:ascii="Calibri" w:hAnsi="Calibri" w:cs="Calibri"/>
+          <w:lang w:val="ce-Cyrl-RU"/>
+        </w:rPr>
+        <w:t>Кхалсаг</w:t>
+      </w:r>
+      <w:r>
+        <w:rPr>
+          <w:rFonts w:ascii="Calibri" w:hAnsi="Calibri" w:cs="Calibri"/>
+          <w:lang w:val="ce-Cyrl-RU"/>
+        </w:rPr>
+        <w:t xml:space="preserve"> – зуда; (женщина)</w:t>
       </w:r>
       <w:r>
         <w:rPr>
@@ -27918,13 +27583,7 @@
           <w:lang w:val="ce-Cyrl-RU"/>
         </w:rPr>
         <w:br/>
-      </w:r>
-      <w:r>
-        <w:rPr>
-          <w:rFonts w:ascii="Calibri" w:hAnsi="Calibri" w:cs="Calibri"/>
-          <w:lang w:val="ce-Cyrl-RU"/>
-        </w:rPr>
-        <w:t>_</w:t>
+        <w:t>Сесаг – зуда; (жена)</w:t>
       </w:r>
       <w:r>
         <w:rPr>
@@ -27932,14 +27591,7 @@
           <w:lang w:val="ce-Cyrl-RU"/>
         </w:rPr>
         <w:br/>
-        <w:t>Мекх – бепиг;</w:t>
-      </w:r>
-      <w:r>
-        <w:rPr>
-          <w:rFonts w:ascii="Calibri" w:hAnsi="Calibri" w:cs="Calibri"/>
-          <w:lang w:val="ce-Cyrl-RU"/>
-        </w:rPr>
-        <w:t xml:space="preserve"> (хлеб)</w:t>
+        <w:t>Мар – майра; (муж)</w:t>
       </w:r>
       <w:r>
         <w:rPr>
@@ -27947,14 +27599,7 @@
           <w:lang w:val="ce-Cyrl-RU"/>
         </w:rPr>
         <w:br/>
-        <w:t>Дулх – жижиг;</w:t>
-      </w:r>
-      <w:r>
-        <w:rPr>
-          <w:rFonts w:ascii="Calibri" w:hAnsi="Calibri" w:cs="Calibri"/>
-          <w:lang w:val="ce-Cyrl-RU"/>
-        </w:rPr>
-        <w:t xml:space="preserve"> (мясо)</w:t>
+        <w:t>К1аьнк – к1ант; (мальчик)</w:t>
       </w:r>
       <w:r>
         <w:rPr>
@@ -27962,7 +27607,7 @@
           <w:lang w:val="ce-Cyrl-RU"/>
         </w:rPr>
         <w:br/>
-        <w:t>Думи, думеш – дума, дуьмеш; (курдюк)</w:t>
+        <w:t>Йи1иг – зудабер; (девочка)</w:t>
       </w:r>
       <w:r>
         <w:rPr>
@@ -27970,7 +27615,7 @@
           <w:lang w:val="ce-Cyrl-RU"/>
         </w:rPr>
         <w:br/>
-        <w:t>Модз – моз; (мед)</w:t>
+        <w:t>Воша – ваша; (брат)</w:t>
       </w:r>
       <w:r>
         <w:rPr>
@@ -27978,7 +27623,7 @@
           <w:lang w:val="ce-Cyrl-RU"/>
         </w:rPr>
         <w:br/>
-        <w:t>Фуъ (д,д) – х1оа (д,д); (яйцо)</w:t>
+        <w:t>Найц – нуц; (зять)</w:t>
       </w:r>
       <w:r>
         <w:rPr>
@@ -27986,7 +27631,7 @@
           <w:lang w:val="ce-Cyrl-RU"/>
         </w:rPr>
         <w:br/>
-        <w:t>Фийг (б,д) – буьртиг (б,д); (зернышко)</w:t>
+        <w:t>Фусам-нана – х1усам нана; (хозяйка)</w:t>
       </w:r>
       <w:r>
         <w:rPr>
@@ -27994,7 +27639,146 @@
           <w:lang w:val="ce-Cyrl-RU"/>
         </w:rPr>
         <w:br/>
-        <w:t>Ялат – ялта; (хлеб на корню)</w:t>
+        <w:t>Новкъост – накъост; (товарищ, приятель)</w:t>
+      </w:r>
+      <w:r>
+        <w:rPr>
+          <w:rFonts w:ascii="Calibri" w:hAnsi="Calibri" w:cs="Calibri"/>
+          <w:lang w:val="ce-Cyrl-RU"/>
+        </w:rPr>
+        <w:br/>
+        <w:t>Лоалахо – лулахо; (сосед)</w:t>
+      </w:r>
+      <w:r>
+        <w:rPr>
+          <w:rFonts w:ascii="Calibri" w:hAnsi="Calibri" w:cs="Calibri"/>
+          <w:lang w:val="ce-Cyrl-RU"/>
+        </w:rPr>
+        <w:br/>
+        <w:t>___</w:t>
+      </w:r>
+      <w:r>
+        <w:rPr>
+          <w:rFonts w:ascii="Calibri" w:hAnsi="Calibri" w:cs="Calibri"/>
+          <w:lang w:val="ce-Cyrl-RU"/>
+        </w:rPr>
+        <w:br/>
+        <w:t>Ях, йоах – бах, боху; (говорят)</w:t>
+      </w:r>
+      <w:r>
+        <w:rPr>
+          <w:rFonts w:ascii="Calibri" w:hAnsi="Calibri" w:cs="Calibri"/>
+          <w:lang w:val="ce-Cyrl-RU"/>
+        </w:rPr>
+        <w:br/>
+        <w:t>хиннад – хилла; хаьттад – хаьттина; аьннад – аьлла;</w:t>
+      </w:r>
+      <w:r>
+        <w:rPr>
+          <w:rFonts w:ascii="Calibri" w:hAnsi="Calibri" w:cs="Calibri"/>
+          <w:lang w:val="ce-Cyrl-RU"/>
+        </w:rPr>
+        <w:t xml:space="preserve"> и т.д.</w:t>
+      </w:r>
+      <w:r>
+        <w:rPr>
+          <w:rFonts w:ascii="Calibri" w:hAnsi="Calibri" w:cs="Calibri"/>
+          <w:lang w:val="ce-Cyrl-RU"/>
+        </w:rPr>
+        <w:t xml:space="preserve"> (здесь “д” на конце это показатель класса – аьнна да)</w:t>
+      </w:r>
+      <w:r>
+        <w:rPr>
+          <w:rFonts w:ascii="Calibri" w:hAnsi="Calibri" w:cs="Calibri"/>
+          <w:lang w:val="ce-Cyrl-RU"/>
+        </w:rPr>
+        <w:br/>
+        <w:t>___</w:t>
+      </w:r>
+      <w:r>
+        <w:rPr>
+          <w:rFonts w:ascii="Calibri" w:hAnsi="Calibri" w:cs="Calibri"/>
+          <w:lang w:val="ce-Cyrl-RU"/>
+        </w:rPr>
+        <w:br/>
+        <w:t>Ц1и – ц1е;</w:t>
+      </w:r>
+      <w:r>
+        <w:rPr>
+          <w:rFonts w:ascii="Calibri" w:hAnsi="Calibri" w:cs="Calibri"/>
+          <w:lang w:val="ce-Cyrl-RU"/>
+        </w:rPr>
+        <w:t xml:space="preserve"> (имя, огонь)</w:t>
+      </w:r>
+      <w:r>
+        <w:rPr>
+          <w:rFonts w:ascii="Calibri" w:hAnsi="Calibri" w:cs="Calibri"/>
+          <w:lang w:val="ce-Cyrl-RU"/>
+        </w:rPr>
+        <w:br/>
+        <w:t>Мух – мох;</w:t>
+      </w:r>
+      <w:r>
+        <w:rPr>
+          <w:rFonts w:ascii="Calibri" w:hAnsi="Calibri" w:cs="Calibri"/>
+          <w:lang w:val="ce-Cyrl-RU"/>
+        </w:rPr>
+        <w:t xml:space="preserve"> (ветер)</w:t>
+      </w:r>
+      <w:r>
+        <w:rPr>
+          <w:rFonts w:ascii="Calibri" w:hAnsi="Calibri" w:cs="Calibri"/>
+          <w:lang w:val="ce-Cyrl-RU"/>
+        </w:rPr>
+        <w:br/>
+        <w:t>Лоам – лам;</w:t>
+      </w:r>
+      <w:r>
+        <w:rPr>
+          <w:rFonts w:ascii="Calibri" w:hAnsi="Calibri" w:cs="Calibri"/>
+          <w:lang w:val="ce-Cyrl-RU"/>
+        </w:rPr>
+        <w:t xml:space="preserve"> (гора)</w:t>
+      </w:r>
+      <w:r>
+        <w:rPr>
+          <w:rFonts w:ascii="Calibri" w:hAnsi="Calibri" w:cs="Calibri"/>
+          <w:lang w:val="ce-Cyrl-RU"/>
+        </w:rPr>
+        <w:br/>
+        <w:t>Лаьтта – латта; (земля)</w:t>
+      </w:r>
+      <w:r>
+        <w:rPr>
+          <w:rFonts w:ascii="Calibri" w:hAnsi="Calibri" w:cs="Calibri"/>
+          <w:lang w:val="ce-Cyrl-RU"/>
+        </w:rPr>
+        <w:br/>
+        <w:t>Кхера – т1улг; (камень) (“кхера” в чеченском почти не употребляется).</w:t>
+      </w:r>
+      <w:r>
+        <w:rPr>
+          <w:rFonts w:ascii="Calibri" w:hAnsi="Calibri" w:cs="Calibri"/>
+          <w:lang w:val="ce-Cyrl-RU"/>
+        </w:rPr>
+        <w:br/>
+        <w:t xml:space="preserve">Га (й,й) – дитт (д,д); (дерево) </w:t>
+      </w:r>
+      <w:r>
+        <w:rPr>
+          <w:rFonts w:ascii="Calibri" w:hAnsi="Calibri" w:cs="Calibri"/>
+          <w:lang w:val="ce-Cyrl-RU"/>
+        </w:rPr>
+        <w:br/>
+        <w:t>Никъ – некъ; (дорога)</w:t>
+      </w:r>
+      <w:r>
+        <w:rPr>
+          <w:rFonts w:ascii="Calibri" w:hAnsi="Calibri" w:cs="Calibri"/>
+          <w:lang w:val="ce-Cyrl-RU"/>
+        </w:rPr>
+        <w:br/>
+        <w:t>Моттиг – меттиг; (место)</w:t>
       </w:r>
       <w:r>
         <w:rPr>
@@ -28009,14 +27793,46 @@
           <w:rFonts w:ascii="Calibri" w:hAnsi="Calibri" w:cs="Calibri"/>
           <w:lang w:val="ce-Cyrl-RU"/>
         </w:rPr>
-        <w:t>ьайра</w:t>
-      </w:r>
-      <w:r>
-        <w:rPr>
-          <w:rFonts w:ascii="Calibri" w:hAnsi="Calibri" w:cs="Calibri"/>
-          <w:lang w:val="ce-Cyrl-RU"/>
-        </w:rPr>
-        <w:t xml:space="preserve"> – хьера; (мельница)</w:t>
+        <w:t>ьаькъал</w:t>
+      </w:r>
+      <w:r>
+        <w:rPr>
+          <w:rFonts w:ascii="Calibri" w:hAnsi="Calibri" w:cs="Calibri"/>
+          <w:lang w:val="ce-Cyrl-RU"/>
+        </w:rPr>
+        <w:t xml:space="preserve"> – хьекъал; (ум)</w:t>
+      </w:r>
+      <w:r>
+        <w:rPr>
+          <w:rFonts w:ascii="Calibri" w:hAnsi="Calibri" w:cs="Calibri"/>
+          <w:lang w:val="ce-Cyrl-RU"/>
+        </w:rPr>
+        <w:br/>
+        <w:t>Къамаьл – къамел; (разговор)</w:t>
+      </w:r>
+      <w:r>
+        <w:rPr>
+          <w:rFonts w:ascii="Calibri" w:hAnsi="Calibri" w:cs="Calibri"/>
+          <w:lang w:val="ce-Cyrl-RU"/>
+        </w:rPr>
+        <w:br/>
+        <w:t>Рузкъа – рицкъ; (судьба)</w:t>
+      </w:r>
+      <w:r>
+        <w:rPr>
+          <w:rFonts w:ascii="Calibri" w:hAnsi="Calibri" w:cs="Calibri"/>
+          <w:lang w:val="ce-Cyrl-RU"/>
+        </w:rPr>
+        <w:br/>
+        <w:t>Жожаг1ате – жоьжахати; (ад)</w:t>
+      </w:r>
+      <w:r>
+        <w:rPr>
+          <w:rFonts w:ascii="Calibri" w:hAnsi="Calibri" w:cs="Calibri"/>
+          <w:lang w:val="ce-Cyrl-RU"/>
+        </w:rPr>
+        <w:br/>
+        <w:t>Ялсамале – ялсамани; (рай)</w:t>
       </w:r>
       <w:r>
         <w:rPr>
@@ -28032,7 +27848,14 @@
           <w:lang w:val="ce-Cyrl-RU"/>
         </w:rPr>
         <w:br/>
-        <w:t>З1амиг – жима; (маленький)</w:t>
+        <w:t>Б1арг – б1аьрг;</w:t>
+      </w:r>
+      <w:r>
+        <w:rPr>
+          <w:rFonts w:ascii="Calibri" w:hAnsi="Calibri" w:cs="Calibri"/>
+          <w:lang w:val="ce-Cyrl-RU"/>
+        </w:rPr>
+        <w:t xml:space="preserve"> (глаз)</w:t>
       </w:r>
       <w:r>
         <w:rPr>
@@ -28040,7 +27863,42 @@
           <w:lang w:val="ce-Cyrl-RU"/>
         </w:rPr>
         <w:br/>
-        <w:t>Б1еха – боьха; (грязный)</w:t>
+        <w:t>Мераж</w:t>
+      </w:r>
+      <w:r>
+        <w:rPr>
+          <w:rFonts w:ascii="Calibri" w:hAnsi="Calibri" w:cs="Calibri"/>
+          <w:lang w:val="ce-Cyrl-RU"/>
+        </w:rPr>
+        <w:t xml:space="preserve"> (й, й)</w:t>
+      </w:r>
+      <w:r>
+        <w:rPr>
+          <w:rFonts w:ascii="Calibri" w:hAnsi="Calibri" w:cs="Calibri"/>
+          <w:lang w:val="ce-Cyrl-RU"/>
+        </w:rPr>
+        <w:t xml:space="preserve"> – мара</w:t>
+      </w:r>
+      <w:r>
+        <w:rPr>
+          <w:rFonts w:ascii="Calibri" w:hAnsi="Calibri" w:cs="Calibri"/>
+          <w:lang w:val="ce-Cyrl-RU"/>
+        </w:rPr>
+        <w:t xml:space="preserve"> (б, д)</w:t>
+      </w:r>
+      <w:r>
+        <w:rPr>
+          <w:rFonts w:ascii="Calibri" w:hAnsi="Calibri" w:cs="Calibri"/>
+          <w:lang w:val="ce-Cyrl-RU"/>
+        </w:rPr>
+        <w:t>;</w:t>
+      </w:r>
+      <w:r>
+        <w:rPr>
+          <w:rFonts w:ascii="Calibri" w:hAnsi="Calibri" w:cs="Calibri"/>
+          <w:lang w:val="ce-Cyrl-RU"/>
+        </w:rPr>
+        <w:t xml:space="preserve"> (нос)</w:t>
       </w:r>
       <w:r>
         <w:rPr>
@@ -28048,7 +27906,14 @@
           <w:lang w:val="ce-Cyrl-RU"/>
         </w:rPr>
         <w:br/>
-        <w:t>Хоза – хаза; (красивый)</w:t>
+        <w:t>Гийг – гай;</w:t>
+      </w:r>
+      <w:r>
+        <w:rPr>
+          <w:rFonts w:ascii="Calibri" w:hAnsi="Calibri" w:cs="Calibri"/>
+          <w:lang w:val="ce-Cyrl-RU"/>
+        </w:rPr>
+        <w:t xml:space="preserve"> (желудок)</w:t>
       </w:r>
       <w:r>
         <w:rPr>
@@ -28056,6 +27921,28 @@
           <w:lang w:val="ce-Cyrl-RU"/>
         </w:rPr>
         <w:br/>
+        <w:t>Кулг – куьг; (рука)</w:t>
+      </w:r>
+      <w:r>
+        <w:rPr>
+          <w:rFonts w:ascii="Calibri" w:hAnsi="Calibri" w:cs="Calibri"/>
+          <w:lang w:val="ce-Cyrl-RU"/>
+        </w:rPr>
+        <w:br/>
+        <w:t>Царг – церг; (зуб)</w:t>
+      </w:r>
+      <w:r>
+        <w:rPr>
+          <w:rFonts w:ascii="Calibri" w:hAnsi="Calibri" w:cs="Calibri"/>
+          <w:lang w:val="ce-Cyrl-RU"/>
+        </w:rPr>
+        <w:br/>
+      </w:r>
+      <w:r>
+        <w:rPr>
+          <w:rFonts w:ascii="Calibri" w:hAnsi="Calibri" w:cs="Calibri"/>
+          <w:lang w:val="ce-Cyrl-RU"/>
+        </w:rPr>
         <w:t>___</w:t>
       </w:r>
       <w:r>
@@ -28064,7 +27951,35 @@
           <w:lang w:val="ce-Cyrl-RU"/>
         </w:rPr>
         <w:br/>
-        <w:t>Ца1 – цхьаъ; (один)</w:t>
+        <w:t>Аькха</w:t>
+      </w:r>
+      <w:r>
+        <w:rPr>
+          <w:rFonts w:ascii="Calibri" w:hAnsi="Calibri" w:cs="Calibri"/>
+          <w:lang w:val="ce-Cyrl-RU"/>
+        </w:rPr>
+        <w:t>, оакхарой</w:t>
+      </w:r>
+      <w:r>
+        <w:rPr>
+          <w:rFonts w:ascii="Calibri" w:hAnsi="Calibri" w:cs="Calibri"/>
+          <w:lang w:val="ce-Cyrl-RU"/>
+        </w:rPr>
+        <w:t xml:space="preserve"> – экха</w:t>
+      </w:r>
+      <w:r>
+        <w:rPr>
+          <w:rFonts w:ascii="Calibri" w:hAnsi="Calibri" w:cs="Calibri"/>
+          <w:lang w:val="ce-Cyrl-RU"/>
+        </w:rPr>
+        <w:t>, акхарой</w:t>
+      </w:r>
+      <w:r>
+        <w:rPr>
+          <w:rFonts w:ascii="Calibri" w:hAnsi="Calibri" w:cs="Calibri"/>
+          <w:lang w:val="ce-Cyrl-RU"/>
+        </w:rPr>
+        <w:t>; (зверь)</w:t>
       </w:r>
       <w:r>
         <w:rPr>
@@ -28072,12 +27987,549 @@
           <w:lang w:val="ce-Cyrl-RU"/>
         </w:rPr>
         <w:br/>
+        <w:t>Чарахь, чарахьий – таллархо, таллархой; (охотник)</w:t>
+      </w:r>
+      <w:r>
+        <w:rPr>
+          <w:rFonts w:ascii="Calibri" w:hAnsi="Calibri" w:cs="Calibri"/>
+          <w:lang w:val="ce-Cyrl-RU"/>
+        </w:rPr>
+        <w:br/>
+        <w:t>Бордз, бертий – борз, берзалой; (волк)</w:t>
+      </w:r>
+      <w:r>
+        <w:rPr>
+          <w:rFonts w:ascii="Calibri" w:hAnsi="Calibri" w:cs="Calibri"/>
+          <w:lang w:val="ce-Cyrl-RU"/>
+        </w:rPr>
+        <w:br/>
+        <w:t>Цогал – цхьогал;</w:t>
+      </w:r>
+      <w:r>
+        <w:rPr>
+          <w:rFonts w:ascii="Calibri" w:hAnsi="Calibri" w:cs="Calibri"/>
+          <w:lang w:val="ce-Cyrl-RU"/>
+        </w:rPr>
+        <w:br/>
+        <w:t>Кер – куьйра; (ястреб)</w:t>
+      </w:r>
+      <w:r>
+        <w:rPr>
+          <w:rFonts w:ascii="Calibri" w:hAnsi="Calibri" w:cs="Calibri"/>
+          <w:lang w:val="ce-Cyrl-RU"/>
+        </w:rPr>
+        <w:br/>
+        <w:t>К</w:t>
+      </w:r>
+      <w:r>
+        <w:rPr>
+          <w:rFonts w:ascii="Calibri" w:hAnsi="Calibri" w:cs="Calibri"/>
+          <w:lang w:val="ce-Cyrl-RU"/>
+        </w:rPr>
+        <w:t>ъайг</w:t>
+      </w:r>
+      <w:r>
+        <w:rPr>
+          <w:rFonts w:ascii="Calibri" w:hAnsi="Calibri" w:cs="Calibri"/>
+          <w:lang w:val="ce-Cyrl-RU"/>
+        </w:rPr>
+        <w:t xml:space="preserve"> – къиг; (ворона)</w:t>
+      </w:r>
+      <w:r>
+        <w:rPr>
+          <w:rFonts w:ascii="Calibri" w:hAnsi="Calibri" w:cs="Calibri"/>
+          <w:lang w:val="ce-Cyrl-RU"/>
+        </w:rPr>
+        <w:br/>
+        <w:t xml:space="preserve">Лехьа, </w:t>
+      </w:r>
+      <w:r>
+        <w:rPr>
+          <w:rFonts w:ascii="Calibri" w:hAnsi="Calibri" w:cs="Calibri"/>
+          <w:lang w:val="ce-Cyrl-RU"/>
+        </w:rPr>
+        <w:t>б</w:t>
+      </w:r>
+      <w:r>
+        <w:rPr>
+          <w:rFonts w:ascii="Calibri" w:hAnsi="Calibri" w:cs="Calibri"/>
+          <w:lang w:val="ce-Cyrl-RU"/>
+        </w:rPr>
+        <w:t>1ехал</w:t>
+      </w:r>
+      <w:r>
+        <w:rPr>
+          <w:rFonts w:ascii="Calibri" w:hAnsi="Calibri" w:cs="Calibri"/>
+          <w:lang w:val="ce-Cyrl-RU"/>
+        </w:rPr>
+        <w:t xml:space="preserve"> – Лаьхьа, </w:t>
+      </w:r>
+      <w:r>
+        <w:rPr>
+          <w:rFonts w:ascii="Calibri" w:hAnsi="Calibri" w:cs="Calibri"/>
+          <w:lang w:val="ce-Cyrl-RU"/>
+        </w:rPr>
+        <w:t>б</w:t>
+      </w:r>
+      <w:r>
+        <w:rPr>
+          <w:rFonts w:ascii="Calibri" w:hAnsi="Calibri" w:cs="Calibri"/>
+          <w:lang w:val="ce-Cyrl-RU"/>
+        </w:rPr>
+        <w:t>оьхахӀума</w:t>
+      </w:r>
+      <w:r>
+        <w:rPr>
+          <w:rFonts w:ascii="Calibri" w:hAnsi="Calibri" w:cs="Calibri"/>
+          <w:lang w:val="ce-Cyrl-RU"/>
+        </w:rPr>
+        <w:t>; (змея) (эвфемизм “текхарг” в обоих языках один и тот же)</w:t>
+      </w:r>
+      <w:r>
+        <w:rPr>
+          <w:rFonts w:ascii="Calibri" w:hAnsi="Calibri" w:cs="Calibri"/>
+          <w:lang w:val="ce-Cyrl-RU"/>
+        </w:rPr>
+        <w:br/>
+        <w:t>Ж1али – ж1аьла; (собака)</w:t>
+      </w:r>
+      <w:r>
+        <w:rPr>
+          <w:rFonts w:ascii="Calibri" w:hAnsi="Calibri" w:cs="Calibri"/>
+          <w:lang w:val="ce-Cyrl-RU"/>
+        </w:rPr>
+        <w:br/>
+        <w:t>Циск – цициг; (кошка)</w:t>
+      </w:r>
+      <w:r>
+        <w:rPr>
+          <w:rFonts w:ascii="Calibri" w:hAnsi="Calibri" w:cs="Calibri"/>
+          <w:lang w:val="ce-Cyrl-RU"/>
+        </w:rPr>
+        <w:br/>
+        <w:t>Цицхолг (й,й) – мукдахка (б,д); (крыса)</w:t>
+      </w:r>
+      <w:r>
+        <w:rPr>
+          <w:rFonts w:ascii="Calibri" w:hAnsi="Calibri" w:cs="Calibri"/>
+          <w:lang w:val="ce-Cyrl-RU"/>
+        </w:rPr>
+        <w:br/>
+        <w:t>Уст</w:t>
+      </w:r>
+      <w:r>
+        <w:rPr>
+          <w:rFonts w:ascii="Calibri" w:hAnsi="Calibri" w:cs="Calibri"/>
+          <w:lang w:val="ce-Cyrl-RU"/>
+        </w:rPr>
+        <w:t>, шерч</w:t>
+      </w:r>
+      <w:r>
+        <w:rPr>
+          <w:rFonts w:ascii="Calibri" w:hAnsi="Calibri" w:cs="Calibri"/>
+          <w:lang w:val="ce-Cyrl-RU"/>
+        </w:rPr>
+        <w:t xml:space="preserve"> – сту</w:t>
+      </w:r>
+      <w:r>
+        <w:rPr>
+          <w:rFonts w:ascii="Calibri" w:hAnsi="Calibri" w:cs="Calibri"/>
+          <w:lang w:val="ce-Cyrl-RU"/>
+        </w:rPr>
+        <w:t>, стерчий</w:t>
+      </w:r>
+      <w:r>
+        <w:rPr>
+          <w:rFonts w:ascii="Calibri" w:hAnsi="Calibri" w:cs="Calibri"/>
+          <w:lang w:val="ce-Cyrl-RU"/>
+        </w:rPr>
+        <w:t>;</w:t>
+      </w:r>
+      <w:r>
+        <w:rPr>
+          <w:rFonts w:ascii="Calibri" w:hAnsi="Calibri" w:cs="Calibri"/>
+          <w:lang w:val="ce-Cyrl-RU"/>
+        </w:rPr>
+        <w:t xml:space="preserve"> (бык</w:t>
+      </w:r>
+      <w:r>
+        <w:rPr>
+          <w:rFonts w:ascii="Calibri" w:hAnsi="Calibri" w:cs="Calibri"/>
+          <w:lang w:val="ce-Cyrl-RU"/>
+        </w:rPr>
+        <w:t>, быки</w:t>
+      </w:r>
+      <w:r>
+        <w:rPr>
+          <w:rFonts w:ascii="Calibri" w:hAnsi="Calibri" w:cs="Calibri"/>
+          <w:lang w:val="ce-Cyrl-RU"/>
+        </w:rPr>
+        <w:t>)</w:t>
+      </w:r>
+      <w:r>
+        <w:rPr>
+          <w:rFonts w:ascii="Calibri" w:hAnsi="Calibri" w:cs="Calibri"/>
+          <w:lang w:val="ce-Cyrl-RU"/>
+        </w:rPr>
+        <w:br/>
+        <w:t>Сирг1а – старг1а;</w:t>
+      </w:r>
+      <w:r>
+        <w:rPr>
+          <w:rFonts w:ascii="Calibri" w:hAnsi="Calibri" w:cs="Calibri"/>
+          <w:lang w:val="ce-Cyrl-RU"/>
+        </w:rPr>
+        <w:t xml:space="preserve"> (молодой бык)</w:t>
+      </w:r>
+      <w:r>
+        <w:rPr>
+          <w:rFonts w:ascii="Calibri" w:hAnsi="Calibri" w:cs="Calibri"/>
+          <w:lang w:val="ce-Cyrl-RU"/>
+        </w:rPr>
+        <w:br/>
+        <w:t>1аса – эса;</w:t>
+      </w:r>
+      <w:r>
+        <w:rPr>
+          <w:rFonts w:ascii="Calibri" w:hAnsi="Calibri" w:cs="Calibri"/>
+          <w:lang w:val="ce-Cyrl-RU"/>
+        </w:rPr>
+        <w:t xml:space="preserve"> (теленок)</w:t>
+      </w:r>
+      <w:r>
+        <w:rPr>
+          <w:rFonts w:ascii="Calibri" w:hAnsi="Calibri" w:cs="Calibri"/>
+          <w:lang w:val="ce-Cyrl-RU"/>
+        </w:rPr>
+        <w:br/>
+        <w:t>Устаг1 – уьстаг1;</w:t>
+      </w:r>
+      <w:r>
+        <w:rPr>
+          <w:rFonts w:ascii="Calibri" w:hAnsi="Calibri" w:cs="Calibri"/>
+          <w:lang w:val="ce-Cyrl-RU"/>
+        </w:rPr>
+        <w:t xml:space="preserve"> (овца)</w:t>
+      </w:r>
+      <w:r>
+        <w:rPr>
+          <w:rFonts w:ascii="Calibri" w:hAnsi="Calibri" w:cs="Calibri"/>
+          <w:lang w:val="ce-Cyrl-RU"/>
+        </w:rPr>
+        <w:br/>
+        <w:t>Д</w:t>
+      </w:r>
+      <w:r>
+        <w:rPr>
+          <w:rFonts w:ascii="Calibri" w:hAnsi="Calibri" w:cs="Calibri"/>
+          <w:lang w:val="ce-Cyrl-RU"/>
+        </w:rPr>
+        <w:t>и/Ды</w:t>
+      </w:r>
+      <w:r>
+        <w:rPr>
+          <w:rFonts w:ascii="Calibri" w:hAnsi="Calibri" w:cs="Calibri"/>
+          <w:lang w:val="ce-Cyrl-RU"/>
+        </w:rPr>
+        <w:t xml:space="preserve"> – дин;</w:t>
+      </w:r>
+      <w:r>
+        <w:rPr>
+          <w:rFonts w:ascii="Calibri" w:hAnsi="Calibri" w:cs="Calibri"/>
+          <w:lang w:val="ce-Cyrl-RU"/>
+        </w:rPr>
+        <w:t xml:space="preserve"> (конь)</w:t>
+      </w:r>
+      <w:r>
+        <w:rPr>
+          <w:rFonts w:ascii="Calibri" w:hAnsi="Calibri" w:cs="Calibri"/>
+          <w:lang w:val="ce-Cyrl-RU"/>
+        </w:rPr>
+        <w:br/>
+        <w:t>Кхал – кхела; (кобыла)</w:t>
+      </w:r>
+      <w:r>
+        <w:rPr>
+          <w:rFonts w:ascii="Calibri" w:hAnsi="Calibri" w:cs="Calibri"/>
+          <w:lang w:val="ce-Cyrl-RU"/>
+        </w:rPr>
+        <w:br/>
+      </w:r>
+      <w:r>
+        <w:rPr>
+          <w:rFonts w:ascii="Calibri" w:hAnsi="Calibri" w:cs="Calibri"/>
+          <w:lang w:val="ce-Cyrl-RU"/>
+        </w:rPr>
+        <w:t>__</w:t>
       </w:r>
     </w:p>
     <w:p>
       <w:pPr>
         <w:rPr>
           <w:rFonts w:ascii="Calibri" w:hAnsi="Calibri" w:cs="Calibri"/>
+          <w:lang w:val="ce-Cyrl-RU"/>
+        </w:rPr>
+      </w:pPr>
+      <w:r>
+        <w:rPr>
+          <w:rFonts w:ascii="Calibri" w:hAnsi="Calibri" w:cs="Calibri"/>
+          <w:lang w:val="ce-Cyrl-RU"/>
+        </w:rPr>
+        <w:t>Бийса – буьйса;</w:t>
+      </w:r>
+      <w:r>
+        <w:rPr>
+          <w:rFonts w:ascii="Calibri" w:hAnsi="Calibri" w:cs="Calibri"/>
+          <w:lang w:val="ce-Cyrl-RU"/>
+        </w:rPr>
+        <w:t xml:space="preserve"> (ночь)</w:t>
+      </w:r>
+      <w:r>
+        <w:rPr>
+          <w:rFonts w:ascii="Calibri" w:hAnsi="Calibri" w:cs="Calibri"/>
+          <w:lang w:val="ce-Cyrl-RU"/>
+        </w:rPr>
+        <w:br/>
+        <w:t>Сайре – суьйре; (вечер)</w:t>
+      </w:r>
+      <w:r>
+        <w:rPr>
+          <w:rFonts w:ascii="Calibri" w:hAnsi="Calibri" w:cs="Calibri"/>
+          <w:lang w:val="ce-Cyrl-RU"/>
+        </w:rPr>
+        <w:br/>
+        <w:t>Ди – де; (день)</w:t>
+      </w:r>
+      <w:r>
+        <w:rPr>
+          <w:rFonts w:ascii="Calibri" w:hAnsi="Calibri" w:cs="Calibri"/>
+          <w:lang w:val="ce-Cyrl-RU"/>
+        </w:rPr>
+        <w:br/>
+      </w:r>
+      <w:r>
+        <w:rPr>
+          <w:rFonts w:ascii="Calibri" w:hAnsi="Calibri" w:cs="Calibri"/>
+          <w:lang w:val="ce-Cyrl-RU"/>
+        </w:rPr>
+        <w:t>Шу – шо;</w:t>
+      </w:r>
+      <w:r>
+        <w:rPr>
+          <w:rFonts w:ascii="Calibri" w:hAnsi="Calibri" w:cs="Calibri"/>
+          <w:lang w:val="ce-Cyrl-RU"/>
+        </w:rPr>
+        <w:t xml:space="preserve"> (год)</w:t>
+      </w:r>
+      <w:r>
+        <w:rPr>
+          <w:rFonts w:ascii="Calibri" w:hAnsi="Calibri" w:cs="Calibri"/>
+          <w:lang w:val="ce-Cyrl-RU"/>
+        </w:rPr>
+        <w:br/>
+        <w:t>Ахка – аьхке;</w:t>
+      </w:r>
+      <w:r>
+        <w:rPr>
+          <w:rFonts w:ascii="Calibri" w:hAnsi="Calibri" w:cs="Calibri"/>
+          <w:lang w:val="ce-Cyrl-RU"/>
+        </w:rPr>
+        <w:t xml:space="preserve"> (лето)</w:t>
+      </w:r>
+      <w:r>
+        <w:rPr>
+          <w:rFonts w:ascii="Calibri" w:hAnsi="Calibri" w:cs="Calibri"/>
+          <w:lang w:val="ce-Cyrl-RU"/>
+        </w:rPr>
+        <w:br/>
+      </w:r>
+      <w:r>
+        <w:rPr>
+          <w:rFonts w:ascii="Calibri" w:hAnsi="Calibri" w:cs="Calibri"/>
+          <w:lang w:val="ce-Cyrl-RU"/>
+        </w:rPr>
+        <w:t>_</w:t>
+      </w:r>
+      <w:r>
+        <w:rPr>
+          <w:rFonts w:ascii="Calibri" w:hAnsi="Calibri" w:cs="Calibri"/>
+          <w:lang w:val="ce-Cyrl-RU"/>
+        </w:rPr>
+        <w:br/>
+        <w:t>Мекх – бепиг</w:t>
+      </w:r>
+      <w:r>
+        <w:rPr>
+          <w:rFonts w:ascii="Calibri" w:hAnsi="Calibri" w:cs="Calibri"/>
+          <w:lang w:val="ce-Cyrl-RU"/>
+        </w:rPr>
+        <w:t>, кхаллар</w:t>
+      </w:r>
+      <w:r>
+        <w:rPr>
+          <w:rFonts w:ascii="Calibri" w:hAnsi="Calibri" w:cs="Calibri"/>
+          <w:lang w:val="ce-Cyrl-RU"/>
+        </w:rPr>
+        <w:t>;</w:t>
+      </w:r>
+      <w:r>
+        <w:rPr>
+          <w:rFonts w:ascii="Calibri" w:hAnsi="Calibri" w:cs="Calibri"/>
+          <w:lang w:val="ce-Cyrl-RU"/>
+        </w:rPr>
+        <w:t xml:space="preserve"> (хлеб)</w:t>
+      </w:r>
+      <w:r>
+        <w:rPr>
+          <w:rFonts w:ascii="Calibri" w:hAnsi="Calibri" w:cs="Calibri"/>
+          <w:lang w:val="ce-Cyrl-RU"/>
+        </w:rPr>
+        <w:br/>
+        <w:t>Дулх – жижиг;</w:t>
+      </w:r>
+      <w:r>
+        <w:rPr>
+          <w:rFonts w:ascii="Calibri" w:hAnsi="Calibri" w:cs="Calibri"/>
+          <w:lang w:val="ce-Cyrl-RU"/>
+        </w:rPr>
+        <w:t xml:space="preserve"> (мясо)</w:t>
+      </w:r>
+      <w:r>
+        <w:rPr>
+          <w:rFonts w:ascii="Calibri" w:hAnsi="Calibri" w:cs="Calibri"/>
+          <w:lang w:val="ce-Cyrl-RU"/>
+        </w:rPr>
+        <w:br/>
+        <w:t>Думи, думеш – дума, дуьмеш; (курдюк)</w:t>
+      </w:r>
+      <w:r>
+        <w:rPr>
+          <w:rFonts w:ascii="Calibri" w:hAnsi="Calibri" w:cs="Calibri"/>
+          <w:lang w:val="ce-Cyrl-RU"/>
+        </w:rPr>
+        <w:br/>
+        <w:t>Модз – моз; (мед)</w:t>
+      </w:r>
+      <w:r>
+        <w:rPr>
+          <w:rFonts w:ascii="Calibri" w:hAnsi="Calibri" w:cs="Calibri"/>
+          <w:lang w:val="ce-Cyrl-RU"/>
+        </w:rPr>
+        <w:br/>
+        <w:t>Фуъ (д,д) – х1оа (д,д); (яйцо)</w:t>
+      </w:r>
+      <w:r>
+        <w:rPr>
+          <w:rFonts w:ascii="Calibri" w:hAnsi="Calibri" w:cs="Calibri"/>
+          <w:lang w:val="ce-Cyrl-RU"/>
+        </w:rPr>
+        <w:br/>
+        <w:t>Фийг (б,д) – буьртиг (б,д); (зернышко)</w:t>
+      </w:r>
+      <w:r>
+        <w:rPr>
+          <w:rFonts w:ascii="Calibri" w:hAnsi="Calibri" w:cs="Calibri"/>
+          <w:lang w:val="ce-Cyrl-RU"/>
+        </w:rPr>
+        <w:br/>
+        <w:t>Ялат – ялта; (хлеб на корню)</w:t>
+      </w:r>
+      <w:r>
+        <w:rPr>
+          <w:rFonts w:ascii="Calibri" w:hAnsi="Calibri" w:cs="Calibri"/>
+          <w:lang w:val="ce-Cyrl-RU"/>
+        </w:rPr>
+        <w:br/>
+        <w:t>Х</w:t>
+      </w:r>
+      <w:r>
+        <w:rPr>
+          <w:rFonts w:ascii="Calibri" w:hAnsi="Calibri" w:cs="Calibri"/>
+          <w:lang w:val="ce-Cyrl-RU"/>
+        </w:rPr>
+        <w:t>ьайра</w:t>
+      </w:r>
+      <w:r>
+        <w:rPr>
+          <w:rFonts w:ascii="Calibri" w:hAnsi="Calibri" w:cs="Calibri"/>
+          <w:lang w:val="ce-Cyrl-RU"/>
+        </w:rPr>
+        <w:t xml:space="preserve"> – хьера; (мельница)</w:t>
+      </w:r>
+      <w:r>
+        <w:rPr>
+          <w:rFonts w:ascii="Calibri" w:hAnsi="Calibri" w:cs="Calibri"/>
+          <w:lang w:val="ce-Cyrl-RU"/>
+        </w:rPr>
+        <w:br/>
+        <w:t>___</w:t>
+      </w:r>
+      <w:r>
+        <w:rPr>
+          <w:rFonts w:ascii="Calibri" w:hAnsi="Calibri" w:cs="Calibri"/>
+          <w:lang w:val="ce-Cyrl-RU"/>
+        </w:rPr>
+        <w:br/>
+        <w:t>З1амиг</w:t>
+      </w:r>
+      <w:r>
+        <w:rPr>
+          <w:rFonts w:ascii="Calibri" w:hAnsi="Calibri" w:cs="Calibri"/>
+          <w:lang w:val="ce-Cyrl-RU"/>
+        </w:rPr>
+        <w:t>а</w:t>
+      </w:r>
+      <w:r>
+        <w:rPr>
+          <w:rFonts w:ascii="Calibri" w:hAnsi="Calibri" w:cs="Calibri"/>
+          <w:lang w:val="ce-Cyrl-RU"/>
+        </w:rPr>
+        <w:t xml:space="preserve"> – жима; (маленький)</w:t>
+      </w:r>
+      <w:r>
+        <w:rPr>
+          <w:rFonts w:ascii="Calibri" w:hAnsi="Calibri" w:cs="Calibri"/>
+          <w:lang w:val="ce-Cyrl-RU"/>
+        </w:rPr>
+        <w:br/>
+        <w:t>Б1еха – боьха; (грязный)</w:t>
+      </w:r>
+      <w:r>
+        <w:rPr>
+          <w:rFonts w:ascii="Calibri" w:hAnsi="Calibri" w:cs="Calibri"/>
+          <w:lang w:val="ce-Cyrl-RU"/>
+        </w:rPr>
+        <w:br/>
+        <w:t>Хоза – хаза; (красивый)</w:t>
+      </w:r>
+      <w:r>
+        <w:rPr>
+          <w:rFonts w:ascii="Calibri" w:hAnsi="Calibri" w:cs="Calibri"/>
+          <w:lang w:val="ce-Cyrl-RU"/>
+        </w:rPr>
+        <w:br/>
+        <w:t>___</w:t>
+      </w:r>
+      <w:r>
+        <w:rPr>
+          <w:rFonts w:ascii="Calibri" w:hAnsi="Calibri" w:cs="Calibri"/>
+          <w:lang w:val="ce-Cyrl-RU"/>
+        </w:rPr>
+        <w:br/>
+        <w:t>Ца1 – цхьаъ; (один)</w:t>
+      </w:r>
+      <w:r>
+        <w:rPr>
+          <w:rFonts w:ascii="Calibri" w:hAnsi="Calibri" w:cs="Calibri"/>
+          <w:lang w:val="ce-Cyrl-RU"/>
+        </w:rPr>
+        <w:br/>
+      </w:r>
+    </w:p>
+    <w:p>
+      <w:pPr>
+        <w:rPr>
+          <w:rFonts w:ascii="Calibri" w:hAnsi="Calibri" w:cs="Calibri"/>
           <w:lang w:val="ru-RU"/>
         </w:rPr>
       </w:pPr>
@@ -28117,7 +28569,34 @@
           <w:lang w:val="ru-RU"/>
         </w:rPr>
         <w:br/>
-        <w:t>Ахриева стр. 20</w:t>
+      </w:r>
+      <w:r>
+        <w:rPr>
+          <w:rFonts w:ascii="Calibri" w:hAnsi="Calibri" w:cs="Calibri"/>
+          <w:lang w:val="ru-RU"/>
+        </w:rPr>
+        <w:t xml:space="preserve">См. Также </w:t>
+      </w:r>
+      <w:r>
+        <w:rPr>
+          <w:rFonts w:ascii="Calibri" w:hAnsi="Calibri" w:cs="Calibri"/>
+          <w:lang w:val="ru-RU"/>
+        </w:rPr>
+        <w:t>Ахриева</w:t>
+      </w:r>
+      <w:r>
+        <w:rPr>
+          <w:rFonts w:ascii="Calibri" w:hAnsi="Calibri" w:cs="Calibri"/>
+          <w:lang w:val="ru-RU"/>
+        </w:rPr>
+        <w:t>, «Современный ингушский язык»,</w:t>
+      </w:r>
+      <w:r>
+        <w:rPr>
+          <w:rFonts w:ascii="Calibri" w:hAnsi="Calibri" w:cs="Calibri"/>
+          <w:lang w:val="ru-RU"/>
+        </w:rPr>
+        <w:t xml:space="preserve"> стр. 20</w:t>
       </w:r>
     </w:p>
     <w:p>
@@ -28240,6 +28719,2066 @@
           <w:rFonts w:ascii="Calibri" w:hAnsi="Calibri" w:cs="Calibri"/>
           <w:lang w:val="ru-RU"/>
         </w:rPr>
+        <w:t>1</w:t>
+      </w:r>
+      <w:r>
+        <w:rPr>
+          <w:rFonts w:ascii="Calibri" w:hAnsi="Calibri" w:cs="Calibri"/>
+          <w:lang w:val="ru-RU"/>
+        </w:rPr>
+        <w:t>-е лицо со</w:t>
+      </w:r>
+      <w:r>
+        <w:rPr>
+          <w:rFonts w:ascii="Calibri" w:hAnsi="Calibri" w:cs="Calibri"/>
+          <w:lang w:val="ru-RU"/>
+        </w:rPr>
+        <w:t>,</w:t>
+      </w:r>
+      <w:r>
+        <w:rPr>
+          <w:rFonts w:ascii="Calibri" w:hAnsi="Calibri" w:cs="Calibri"/>
+          <w:lang w:val="ru-RU"/>
+        </w:rPr>
+        <w:t xml:space="preserve"> вай</w:t>
+      </w:r>
+      <w:r>
+        <w:rPr>
+          <w:rFonts w:ascii="Calibri" w:hAnsi="Calibri" w:cs="Calibri"/>
+          <w:lang w:val="ru-RU"/>
+        </w:rPr>
+        <w:t xml:space="preserve"> (инклюзив</w:t>
+      </w:r>
+      <w:r>
+        <w:rPr>
+          <w:rFonts w:ascii="Calibri" w:hAnsi="Calibri" w:cs="Calibri"/>
+          <w:lang w:val="ru-RU"/>
+        </w:rPr>
+        <w:t>, мы вместе с тобой</w:t>
+      </w:r>
+      <w:r>
+        <w:rPr>
+          <w:rFonts w:ascii="Calibri" w:hAnsi="Calibri" w:cs="Calibri"/>
+          <w:lang w:val="ru-RU"/>
+        </w:rPr>
+        <w:t>)</w:t>
+      </w:r>
+      <w:r>
+        <w:rPr>
+          <w:rFonts w:ascii="Calibri" w:hAnsi="Calibri" w:cs="Calibri"/>
+          <w:lang w:val="ru-RU"/>
+        </w:rPr>
+        <w:t>, тхо</w:t>
+      </w:r>
+      <w:r>
+        <w:rPr>
+          <w:rFonts w:ascii="Calibri" w:hAnsi="Calibri" w:cs="Calibri"/>
+          <w:lang w:val="ru-RU"/>
+        </w:rPr>
+        <w:t xml:space="preserve"> (эксклюзив</w:t>
+      </w:r>
+      <w:r>
+        <w:rPr>
+          <w:rFonts w:ascii="Calibri" w:hAnsi="Calibri" w:cs="Calibri"/>
+          <w:lang w:val="ru-RU"/>
+        </w:rPr>
+        <w:t>, мы без тебя</w:t>
+      </w:r>
+      <w:r>
+        <w:rPr>
+          <w:rFonts w:ascii="Calibri" w:hAnsi="Calibri" w:cs="Calibri"/>
+          <w:lang w:val="ru-RU"/>
+        </w:rPr>
+        <w:t>)</w:t>
+      </w:r>
+      <w:r>
+        <w:rPr>
+          <w:rFonts w:ascii="Calibri" w:hAnsi="Calibri" w:cs="Calibri"/>
+          <w:lang w:val="ru-RU"/>
+        </w:rPr>
+        <w:br/>
+      </w:r>
+      <w:r>
+        <w:rPr>
+          <w:rFonts w:ascii="Calibri" w:hAnsi="Calibri" w:cs="Calibri"/>
+          <w:lang w:val="ru-RU"/>
+        </w:rPr>
+        <w:t>2-е лицо хьо</w:t>
+      </w:r>
+      <w:r>
+        <w:rPr>
+          <w:rFonts w:ascii="Calibri" w:hAnsi="Calibri" w:cs="Calibri"/>
+          <w:lang w:val="ru-RU"/>
+        </w:rPr>
+        <w:t>, шу</w:t>
+      </w:r>
+      <w:r>
+        <w:rPr>
+          <w:rFonts w:ascii="Calibri" w:hAnsi="Calibri" w:cs="Calibri"/>
+          <w:lang w:val="ru-RU"/>
+        </w:rPr>
+        <w:br/>
+      </w:r>
+      <w:r>
+        <w:rPr>
+          <w:rFonts w:ascii="Calibri" w:hAnsi="Calibri" w:cs="Calibri"/>
+          <w:lang w:val="ru-RU"/>
+        </w:rPr>
+        <w:t xml:space="preserve">3-е лицо </w:t>
+      </w:r>
+      <w:r>
+        <w:rPr>
+          <w:rFonts w:ascii="Calibri" w:hAnsi="Calibri" w:cs="Calibri"/>
+          <w:lang w:val="ru-RU"/>
+        </w:rPr>
+        <w:t>из, уж</w:t>
+      </w:r>
+      <w:r>
+        <w:rPr>
+          <w:rFonts w:ascii="Calibri" w:hAnsi="Calibri" w:cs="Calibri"/>
+          <w:lang w:val="ru-RU"/>
+        </w:rPr>
+        <w:t xml:space="preserve">, </w:t>
+      </w:r>
+      <w:r>
+        <w:rPr>
+          <w:rFonts w:ascii="Calibri" w:hAnsi="Calibri" w:cs="Calibri"/>
+          <w:lang w:val="ru-RU"/>
+        </w:rPr>
+        <w:t>ужаш</w:t>
+      </w:r>
+    </w:p>
+    <w:p>
+      <w:pPr>
+        <w:rPr>
+          <w:rFonts w:ascii="Calibri" w:hAnsi="Calibri" w:cs="Calibri"/>
+          <w:lang w:val="ru-RU"/>
+        </w:rPr>
+      </w:pPr>
+      <w:r>
+        <w:rPr>
+          <w:rFonts w:ascii="Calibri" w:hAnsi="Calibri" w:cs="Calibri"/>
+          <w:lang w:val="ru-RU"/>
+        </w:rPr>
+        <w:t xml:space="preserve">Различие между </w:t>
+      </w:r>
+      <w:r>
+        <w:rPr>
+          <w:rFonts w:ascii="Calibri" w:hAnsi="Calibri" w:cs="Calibri"/>
+          <w:i/>
+          <w:iCs/>
+          <w:lang w:val="ru-RU"/>
+        </w:rPr>
+        <w:t>вай</w:t>
+      </w:r>
+      <w:r>
+        <w:rPr>
+          <w:rFonts w:ascii="Calibri" w:hAnsi="Calibri" w:cs="Calibri"/>
+          <w:lang w:val="ru-RU"/>
+        </w:rPr>
+        <w:t xml:space="preserve">, </w:t>
+      </w:r>
+      <w:r>
+        <w:rPr>
+          <w:rFonts w:ascii="Calibri" w:hAnsi="Calibri" w:cs="Calibri"/>
+          <w:i/>
+          <w:iCs/>
+          <w:lang w:val="ru-RU"/>
+        </w:rPr>
+        <w:t>тхо</w:t>
+      </w:r>
+      <w:r>
+        <w:rPr>
+          <w:rFonts w:ascii="Calibri" w:hAnsi="Calibri" w:cs="Calibri"/>
+          <w:i/>
+          <w:iCs/>
+          <w:lang w:val="ru-RU"/>
+        </w:rPr>
+        <w:t xml:space="preserve"> </w:t>
+      </w:r>
+      <w:r>
+        <w:rPr>
+          <w:rFonts w:ascii="Calibri" w:hAnsi="Calibri" w:cs="Calibri"/>
+          <w:lang w:val="ru-RU"/>
+        </w:rPr>
+        <w:t>и</w:t>
+      </w:r>
+      <w:r>
+        <w:rPr>
+          <w:rFonts w:ascii="Calibri" w:hAnsi="Calibri" w:cs="Calibri"/>
+          <w:i/>
+          <w:iCs/>
+          <w:lang w:val="ru-RU"/>
+        </w:rPr>
+        <w:t xml:space="preserve"> шу</w:t>
+      </w:r>
+      <w:r>
+        <w:rPr>
+          <w:rFonts w:ascii="Calibri" w:hAnsi="Calibri" w:cs="Calibri"/>
+          <w:lang w:val="ru-RU"/>
+        </w:rPr>
+        <w:t>:</w:t>
+      </w:r>
+      <w:r>
+        <w:rPr>
+          <w:rFonts w:ascii="Calibri" w:hAnsi="Calibri" w:cs="Calibri"/>
+          <w:lang w:val="ru-RU"/>
+        </w:rPr>
+        <w:br/>
+      </w:r>
+      <w:r>
+        <w:rPr>
+          <w:rFonts w:ascii="Calibri" w:hAnsi="Calibri" w:cs="Calibri"/>
+          <w:lang w:val="ru-RU"/>
+        </w:rPr>
+        <w:t>вай г1алг1ай да – мы (все) ингуши</w:t>
+      </w:r>
+      <w:r>
+        <w:rPr>
+          <w:rFonts w:ascii="Calibri" w:hAnsi="Calibri" w:cs="Calibri"/>
+          <w:lang w:val="ru-RU"/>
+        </w:rPr>
+        <w:br/>
+      </w:r>
+      <w:r>
+        <w:rPr>
+          <w:rFonts w:ascii="Calibri" w:hAnsi="Calibri" w:cs="Calibri"/>
+          <w:lang w:val="ru-RU"/>
+        </w:rPr>
+        <w:t>тхо г1алг1ай да</w:t>
+      </w:r>
+      <w:r>
+        <w:rPr>
+          <w:rFonts w:ascii="Calibri" w:hAnsi="Calibri" w:cs="Calibri"/>
+          <w:lang w:val="ru-RU"/>
+        </w:rPr>
+        <w:t>,</w:t>
+      </w:r>
+      <w:r>
+        <w:rPr>
+          <w:rFonts w:ascii="Calibri" w:hAnsi="Calibri" w:cs="Calibri"/>
+          <w:lang w:val="ru-RU"/>
+        </w:rPr>
+        <w:t xml:space="preserve"> </w:t>
+      </w:r>
+      <w:r>
+        <w:rPr>
+          <w:rFonts w:ascii="Calibri" w:hAnsi="Calibri" w:cs="Calibri"/>
+          <w:lang w:val="ru-RU"/>
+        </w:rPr>
+        <w:t>шу</w:t>
+      </w:r>
+      <w:r>
+        <w:rPr>
+          <w:rFonts w:ascii="Calibri" w:hAnsi="Calibri" w:cs="Calibri"/>
+          <w:lang w:val="ru-RU"/>
+        </w:rPr>
+        <w:t xml:space="preserve"> </w:t>
+      </w:r>
+      <w:r>
+        <w:rPr>
+          <w:rFonts w:ascii="Calibri" w:hAnsi="Calibri" w:cs="Calibri"/>
+          <w:lang w:val="ru-RU"/>
+        </w:rPr>
+        <w:t>нохчий</w:t>
+      </w:r>
+      <w:r>
+        <w:rPr>
+          <w:rFonts w:ascii="Calibri" w:hAnsi="Calibri" w:cs="Calibri"/>
+          <w:lang w:val="ru-RU"/>
+        </w:rPr>
+        <w:t xml:space="preserve"> да</w:t>
+      </w:r>
+      <w:r>
+        <w:rPr>
+          <w:rFonts w:ascii="Calibri" w:hAnsi="Calibri" w:cs="Calibri"/>
+          <w:lang w:val="ru-RU"/>
+        </w:rPr>
+        <w:t xml:space="preserve"> - м</w:t>
+      </w:r>
+      <w:r>
+        <w:rPr>
+          <w:rFonts w:ascii="Calibri" w:hAnsi="Calibri" w:cs="Calibri"/>
+          <w:lang w:val="ru-RU"/>
+        </w:rPr>
+        <w:t xml:space="preserve">ы </w:t>
+      </w:r>
+      <w:r>
+        <w:rPr>
+          <w:rFonts w:ascii="Calibri" w:hAnsi="Calibri" w:cs="Calibri"/>
+          <w:lang w:val="ru-RU"/>
+        </w:rPr>
+        <w:t>ингуши, а вы чеченцы</w:t>
+      </w:r>
+      <w:r>
+        <w:rPr>
+          <w:rFonts w:ascii="Calibri" w:hAnsi="Calibri" w:cs="Calibri"/>
+          <w:lang w:val="ru-RU"/>
+        </w:rPr>
+        <w:br/>
+        <w:t>оха аьннад шуга – мы сказали вам</w:t>
+      </w:r>
+    </w:p>
+    <w:p>
+      <w:pPr>
+        <w:rPr>
+          <w:rFonts w:ascii="Calibri" w:hAnsi="Calibri" w:cs="Calibri"/>
+          <w:lang w:val="ru-RU"/>
+        </w:rPr>
+      </w:pPr>
+      <w:r>
+        <w:rPr>
+          <w:rFonts w:ascii="Calibri" w:hAnsi="Calibri" w:cs="Calibri"/>
+          <w:lang w:val="ru-RU"/>
+        </w:rPr>
+        <w:t xml:space="preserve">Интересный факт : различие между мы-инклюзив и мы-эксклюзив </w:t>
+      </w:r>
+      <w:r>
+        <w:rPr>
+          <w:rFonts w:ascii="Calibri" w:hAnsi="Calibri" w:cs="Calibri"/>
+          <w:lang w:val="ru-RU"/>
+        </w:rPr>
+        <w:t>(</w:t>
+      </w:r>
+      <w:r>
+        <w:rPr>
+          <w:rFonts w:ascii="Calibri" w:hAnsi="Calibri" w:cs="Calibri"/>
+          <w:lang w:val="ru-RU"/>
+        </w:rPr>
+        <w:t>clusivity</w:t>
+      </w:r>
+      <w:r>
+        <w:rPr>
+          <w:rFonts w:ascii="Calibri" w:hAnsi="Calibri" w:cs="Calibri"/>
+          <w:lang w:val="ru-RU"/>
+        </w:rPr>
+        <w:t xml:space="preserve">) </w:t>
+      </w:r>
+      <w:r>
+        <w:rPr>
+          <w:rFonts w:ascii="Calibri" w:hAnsi="Calibri" w:cs="Calibri"/>
+          <w:lang w:val="ru-RU"/>
+        </w:rPr>
+        <w:t xml:space="preserve">встречается в языках </w:t>
+      </w:r>
+      <w:r>
+        <w:rPr>
+          <w:rFonts w:ascii="Calibri" w:hAnsi="Calibri" w:cs="Calibri"/>
+          <w:lang w:val="ce-Cyrl-RU"/>
+        </w:rPr>
+        <w:t xml:space="preserve">не так уж и </w:t>
+      </w:r>
+      <w:r>
+        <w:rPr>
+          <w:rFonts w:ascii="Calibri" w:hAnsi="Calibri" w:cs="Calibri"/>
+          <w:lang w:val="ru-RU"/>
+        </w:rPr>
+        <w:t xml:space="preserve">редко, </w:t>
+      </w:r>
+      <w:r>
+        <w:rPr>
+          <w:rFonts w:ascii="Calibri" w:hAnsi="Calibri" w:cs="Calibri"/>
+          <w:lang w:val="ru-RU"/>
+        </w:rPr>
+        <w:br/>
+        <w:t xml:space="preserve">но то, что все три формы </w:t>
+      </w:r>
+      <w:r>
+        <w:rPr>
+          <w:rFonts w:ascii="Calibri" w:hAnsi="Calibri" w:cs="Calibri"/>
+          <w:i/>
+          <w:iCs/>
+          <w:lang w:val="ru-RU"/>
+        </w:rPr>
+        <w:t>со, вай, тхо</w:t>
+      </w:r>
+      <w:r>
+        <w:rPr>
+          <w:rFonts w:ascii="Calibri" w:hAnsi="Calibri" w:cs="Calibri"/>
+          <w:lang w:val="ru-RU"/>
+        </w:rPr>
+        <w:t xml:space="preserve"> </w:t>
+      </w:r>
+      <w:r>
+        <w:rPr>
+          <w:rFonts w:ascii="Calibri" w:hAnsi="Calibri" w:cs="Calibri"/>
+          <w:lang w:val="ru-RU"/>
+        </w:rPr>
+        <w:t xml:space="preserve">имеют </w:t>
+      </w:r>
+      <w:r>
+        <w:rPr>
+          <w:rFonts w:ascii="Calibri" w:hAnsi="Calibri" w:cs="Calibri"/>
+          <w:lang w:val="ru-RU"/>
+        </w:rPr>
+        <w:t>разн</w:t>
+      </w:r>
+      <w:r>
+        <w:rPr>
+          <w:rFonts w:ascii="Calibri" w:hAnsi="Calibri" w:cs="Calibri"/>
+          <w:lang w:val="ru-RU"/>
+        </w:rPr>
+        <w:t xml:space="preserve">ые, не связанные корни, </w:t>
+      </w:r>
+      <w:r>
+        <w:rPr>
+          <w:rFonts w:ascii="Calibri" w:hAnsi="Calibri" w:cs="Calibri"/>
+          <w:lang w:val="ru-RU"/>
+        </w:rPr>
+        <w:t>- явление уникальное.</w:t>
+      </w:r>
+    </w:p>
+    <w:p>
+      <w:pPr>
+        <w:rPr>
+          <w:rFonts w:ascii="Calibri" w:hAnsi="Calibri" w:cs="Calibri"/>
+          <w:lang w:val="ru-RU"/>
+        </w:rPr>
+      </w:pPr>
+      <w:r>
+        <w:rPr>
+          <w:rFonts w:ascii="Calibri" w:hAnsi="Calibri" w:cs="Calibri"/>
+          <w:lang w:val="ru-RU"/>
+        </w:rPr>
+        <w:t>Склонение личных местоимений:</w:t>
+      </w:r>
+    </w:p>
+    <w:tbl>
+      <w:tblPr>
+        <w:tblStyle w:val="TableGrid"/>
+        <w:tblW w:w="0" w:type="auto"/>
+        <w:tblLook w:val="04A0" w:firstRow="1" w:lastRow="0" w:firstColumn="1" w:lastColumn="0" w:noHBand="0" w:noVBand="1"/>
+      </w:tblPr>
+      <w:tblGrid>
+        <w:gridCol w:w="1818"/>
+        <w:gridCol w:w="931"/>
+        <w:gridCol w:w="1006"/>
+        <w:gridCol w:w="1058"/>
+        <w:gridCol w:w="1011"/>
+        <w:gridCol w:w="992"/>
+        <w:gridCol w:w="1006"/>
+        <w:gridCol w:w="1186"/>
+        <w:gridCol w:w="8"/>
+      </w:tblGrid>
+      <w:tr>
+        <w:tc>
+          <w:tcPr>
+            <w:tcW w:w="1818" w:type="dxa"/>
+            <w:vMerge w:val="restart"/>
+          </w:tcPr>
+          <w:p>
+            <w:pPr>
+              <w:rPr>
+                <w:rFonts w:ascii="Calibri" w:hAnsi="Calibri" w:cs="Calibri"/>
+                <w:lang w:val="ru-RU"/>
+              </w:rPr>
+            </w:pPr>
+            <w:r>
+              <w:rPr>
+                <w:rFonts w:ascii="Calibri" w:hAnsi="Calibri" w:cs="Calibri"/>
+                <w:lang w:val="ru-RU"/>
+              </w:rPr>
+              <w:t>Падеж</w:t>
+            </w:r>
+          </w:p>
+        </w:tc>
+        <w:tc>
+          <w:tcPr>
+            <w:tcW w:w="3846" w:type="dxa"/>
+            <w:gridSpan w:val="3"/>
+          </w:tcPr>
+          <w:p>
+            <w:pPr>
+              <w:jc w:val="center"/>
+              <w:rPr>
+                <w:rFonts w:ascii="Calibri" w:hAnsi="Calibri" w:cs="Calibri"/>
+                <w:lang w:val="ru-RU"/>
+              </w:rPr>
+            </w:pPr>
+            <w:r>
+              <w:rPr>
+                <w:rFonts w:ascii="Calibri" w:hAnsi="Calibri" w:cs="Calibri"/>
+                <w:lang w:val="ru-RU"/>
+              </w:rPr>
+              <w:t>Ед. число</w:t>
+            </w:r>
+          </w:p>
+        </w:tc>
+        <w:tc>
+          <w:tcPr>
+            <w:tcW w:w="5379" w:type="dxa"/>
+            <w:gridSpan w:val="5"/>
+          </w:tcPr>
+          <w:p>
+            <w:pPr>
+              <w:jc w:val="center"/>
+              <w:rPr>
+                <w:rFonts w:ascii="Calibri" w:hAnsi="Calibri" w:cs="Calibri"/>
+                <w:lang w:val="ru-RU"/>
+              </w:rPr>
+            </w:pPr>
+            <w:r>
+              <w:rPr>
+                <w:rFonts w:ascii="Calibri" w:hAnsi="Calibri" w:cs="Calibri"/>
+                <w:lang w:val="ru-RU"/>
+              </w:rPr>
+              <w:t>Мн. число</w:t>
+            </w:r>
+          </w:p>
+        </w:tc>
+      </w:tr>
+      <w:tr>
+        <w:trPr>
+          <w:gridAfter w:val="1"/>
+          <w:wAfter w:w="13" w:type="dxa"/>
+        </w:trPr>
+        <w:tc>
+          <w:tcPr>
+            <w:tcW w:w="1818" w:type="dxa"/>
+            <w:vMerge/>
+          </w:tcPr>
+          <w:p>
+            <w:pPr>
+              <w:rPr>
+                <w:rFonts w:ascii="Calibri" w:hAnsi="Calibri" w:cs="Calibri"/>
+                <w:lang w:val="ru-RU"/>
+              </w:rPr>
+            </w:pPr>
+          </w:p>
+        </w:tc>
+        <w:tc>
+          <w:tcPr>
+            <w:tcW w:w="1223" w:type="dxa"/>
+          </w:tcPr>
+          <w:p>
+            <w:pPr>
+              <w:rPr>
+                <w:rFonts w:ascii="Calibri" w:hAnsi="Calibri" w:cs="Calibri"/>
+                <w:lang w:val="ru-RU"/>
+              </w:rPr>
+            </w:pPr>
+            <w:r>
+              <w:rPr>
+                <w:rFonts w:ascii="Calibri" w:hAnsi="Calibri" w:cs="Calibri"/>
+                <w:lang w:val="ru-RU"/>
+              </w:rPr>
+              <w:t>1-е лицо</w:t>
+            </w:r>
+          </w:p>
+        </w:tc>
+        <w:tc>
+          <w:tcPr>
+            <w:tcW w:w="1288" w:type="dxa"/>
+          </w:tcPr>
+          <w:p>
+            <w:pPr>
+              <w:rPr>
+                <w:rFonts w:ascii="Calibri" w:hAnsi="Calibri" w:cs="Calibri"/>
+                <w:lang w:val="ru-RU"/>
+              </w:rPr>
+            </w:pPr>
+            <w:r>
+              <w:rPr>
+                <w:rFonts w:ascii="Calibri" w:hAnsi="Calibri" w:cs="Calibri"/>
+                <w:lang w:val="ru-RU"/>
+              </w:rPr>
+              <w:t>2-лицо</w:t>
+            </w:r>
+          </w:p>
+        </w:tc>
+        <w:tc>
+          <w:tcPr>
+            <w:tcW w:w="1335" w:type="dxa"/>
+          </w:tcPr>
+          <w:p>
+            <w:pPr>
+              <w:rPr>
+                <w:rFonts w:ascii="Calibri" w:hAnsi="Calibri" w:cs="Calibri"/>
+                <w:lang w:val="ru-RU"/>
+              </w:rPr>
+            </w:pPr>
+            <w:r>
+              <w:rPr>
+                <w:rFonts w:ascii="Calibri" w:hAnsi="Calibri" w:cs="Calibri"/>
+                <w:lang w:val="ru-RU"/>
+              </w:rPr>
+              <w:t>3-лицо</w:t>
+            </w:r>
+          </w:p>
+        </w:tc>
+        <w:tc>
+          <w:tcPr>
+            <w:tcW w:w="1276" w:type="dxa"/>
+          </w:tcPr>
+          <w:p>
+            <w:pPr>
+              <w:rPr>
+                <w:rFonts w:ascii="Calibri" w:hAnsi="Calibri" w:cs="Calibri"/>
+                <w:lang w:val="ru-RU"/>
+              </w:rPr>
+            </w:pPr>
+            <w:r>
+              <w:rPr>
+                <w:rFonts w:ascii="Calibri" w:hAnsi="Calibri" w:cs="Calibri"/>
+                <w:lang w:val="ru-RU"/>
+              </w:rPr>
+              <w:t>1-е лицо, инкл.</w:t>
+            </w:r>
+          </w:p>
+        </w:tc>
+        <w:tc>
+          <w:tcPr>
+            <w:tcW w:w="1222" w:type="dxa"/>
+          </w:tcPr>
+          <w:p>
+            <w:pPr>
+              <w:rPr>
+                <w:rFonts w:ascii="Calibri" w:hAnsi="Calibri" w:cs="Calibri"/>
+                <w:lang w:val="ru-RU"/>
+              </w:rPr>
+            </w:pPr>
+            <w:r>
+              <w:rPr>
+                <w:rFonts w:ascii="Calibri" w:hAnsi="Calibri" w:cs="Calibri"/>
+                <w:lang w:val="ru-RU"/>
+              </w:rPr>
+              <w:t>1-е лицо,</w:t>
+            </w:r>
+            <w:r>
+              <w:rPr>
+                <w:rFonts w:ascii="Calibri" w:hAnsi="Calibri" w:cs="Calibri"/>
+                <w:lang w:val="ru-RU"/>
+              </w:rPr>
+              <w:br/>
+              <w:t>экскл.</w:t>
+            </w:r>
+          </w:p>
+        </w:tc>
+        <w:tc>
+          <w:tcPr>
+            <w:tcW w:w="1188" w:type="dxa"/>
+          </w:tcPr>
+          <w:p>
+            <w:pPr>
+              <w:rPr>
+                <w:rFonts w:ascii="Calibri" w:hAnsi="Calibri" w:cs="Calibri"/>
+                <w:lang w:val="ru-RU"/>
+              </w:rPr>
+            </w:pPr>
+            <w:r>
+              <w:rPr>
+                <w:rFonts w:ascii="Calibri" w:hAnsi="Calibri" w:cs="Calibri"/>
+                <w:lang w:val="ru-RU"/>
+              </w:rPr>
+              <w:t>2-лицо</w:t>
+            </w:r>
+          </w:p>
+        </w:tc>
+        <w:tc>
+          <w:tcPr>
+            <w:tcW w:w="1680" w:type="dxa"/>
+          </w:tcPr>
+          <w:p>
+            <w:pPr>
+              <w:rPr>
+                <w:rFonts w:ascii="Calibri" w:hAnsi="Calibri" w:cs="Calibri"/>
+                <w:lang w:val="ru-RU"/>
+              </w:rPr>
+            </w:pPr>
+            <w:r>
+              <w:rPr>
+                <w:rFonts w:ascii="Calibri" w:hAnsi="Calibri" w:cs="Calibri"/>
+                <w:lang w:val="ru-RU"/>
+              </w:rPr>
+              <w:t>3-лицо</w:t>
+            </w:r>
+          </w:p>
+        </w:tc>
+      </w:tr>
+      <w:tr>
+        <w:trPr>
+          <w:gridAfter w:val="1"/>
+          <w:wAfter w:w="13" w:type="dxa"/>
+        </w:trPr>
+        <w:tc>
+          <w:tcPr>
+            <w:tcW w:w="1818" w:type="dxa"/>
+          </w:tcPr>
+          <w:p>
+            <w:pPr>
+              <w:rPr>
+                <w:rFonts w:ascii="Calibri" w:hAnsi="Calibri" w:cs="Calibri"/>
+                <w:lang w:val="ru-RU"/>
+              </w:rPr>
+            </w:pPr>
+            <w:r>
+              <w:rPr>
+                <w:rFonts w:ascii="Calibri" w:hAnsi="Calibri" w:cs="Calibri"/>
+                <w:lang w:val="ce-Cyrl-RU"/>
+              </w:rPr>
+              <w:t>Именительный</w:t>
+            </w:r>
+          </w:p>
+        </w:tc>
+        <w:tc>
+          <w:tcPr>
+            <w:tcW w:w="1223" w:type="dxa"/>
+          </w:tcPr>
+          <w:p>
+            <w:pPr>
+              <w:rPr>
+                <w:rFonts w:ascii="Calibri" w:hAnsi="Calibri" w:cs="Calibri"/>
+                <w:lang w:val="ru-RU"/>
+              </w:rPr>
+            </w:pPr>
+            <w:r>
+              <w:rPr>
+                <w:rFonts w:ascii="Calibri" w:hAnsi="Calibri" w:cs="Calibri"/>
+                <w:lang w:val="ru-RU"/>
+              </w:rPr>
+              <w:t>со</w:t>
+            </w:r>
+          </w:p>
+        </w:tc>
+        <w:tc>
+          <w:tcPr>
+            <w:tcW w:w="1288" w:type="dxa"/>
+          </w:tcPr>
+          <w:p>
+            <w:pPr>
+              <w:rPr>
+                <w:rFonts w:ascii="Calibri" w:hAnsi="Calibri" w:cs="Calibri"/>
+                <w:lang w:val="ru-RU"/>
+              </w:rPr>
+            </w:pPr>
+            <w:r>
+              <w:rPr>
+                <w:rFonts w:ascii="Calibri" w:hAnsi="Calibri" w:cs="Calibri"/>
+                <w:lang w:val="ru-RU"/>
+              </w:rPr>
+              <w:t>хьо</w:t>
+            </w:r>
+          </w:p>
+        </w:tc>
+        <w:tc>
+          <w:tcPr>
+            <w:tcW w:w="1335" w:type="dxa"/>
+          </w:tcPr>
+          <w:p>
+            <w:pPr>
+              <w:rPr>
+                <w:rFonts w:ascii="Calibri" w:hAnsi="Calibri" w:cs="Calibri"/>
+                <w:lang w:val="ru-RU"/>
+              </w:rPr>
+            </w:pPr>
+            <w:r>
+              <w:rPr>
+                <w:rFonts w:ascii="Calibri" w:hAnsi="Calibri" w:cs="Calibri"/>
+                <w:lang w:val="ru-RU"/>
+              </w:rPr>
+              <w:t>из</w:t>
+            </w:r>
+          </w:p>
+        </w:tc>
+        <w:tc>
+          <w:tcPr>
+            <w:tcW w:w="1276" w:type="dxa"/>
+          </w:tcPr>
+          <w:p>
+            <w:pPr>
+              <w:rPr>
+                <w:rFonts w:ascii="Calibri" w:hAnsi="Calibri" w:cs="Calibri"/>
+                <w:lang w:val="ru-RU"/>
+              </w:rPr>
+            </w:pPr>
+            <w:r>
+              <w:rPr>
+                <w:rFonts w:ascii="Calibri" w:hAnsi="Calibri" w:cs="Calibri"/>
+                <w:lang w:val="ru-RU"/>
+              </w:rPr>
+              <w:t>вай</w:t>
+            </w:r>
+          </w:p>
+        </w:tc>
+        <w:tc>
+          <w:tcPr>
+            <w:tcW w:w="1222" w:type="dxa"/>
+          </w:tcPr>
+          <w:p>
+            <w:pPr>
+              <w:rPr>
+                <w:rFonts w:ascii="Calibri" w:hAnsi="Calibri" w:cs="Calibri"/>
+                <w:lang w:val="ru-RU"/>
+              </w:rPr>
+            </w:pPr>
+            <w:r>
+              <w:rPr>
+                <w:rFonts w:ascii="Calibri" w:hAnsi="Calibri" w:cs="Calibri"/>
+                <w:lang w:val="ru-RU"/>
+              </w:rPr>
+              <w:t>тхо</w:t>
+            </w:r>
+          </w:p>
+        </w:tc>
+        <w:tc>
+          <w:tcPr>
+            <w:tcW w:w="1188" w:type="dxa"/>
+          </w:tcPr>
+          <w:p>
+            <w:pPr>
+              <w:rPr>
+                <w:rFonts w:ascii="Calibri" w:hAnsi="Calibri" w:cs="Calibri"/>
+                <w:lang w:val="ce-Cyrl-RU"/>
+              </w:rPr>
+            </w:pPr>
+            <w:r>
+              <w:rPr>
+                <w:rFonts w:ascii="Calibri" w:hAnsi="Calibri" w:cs="Calibri"/>
+                <w:lang w:val="ce-Cyrl-RU"/>
+              </w:rPr>
+              <w:t>шо</w:t>
+            </w:r>
+          </w:p>
+        </w:tc>
+        <w:tc>
+          <w:tcPr>
+            <w:tcW w:w="1680" w:type="dxa"/>
+          </w:tcPr>
+          <w:p>
+            <w:pPr>
+              <w:rPr>
+                <w:rFonts w:ascii="Calibri" w:hAnsi="Calibri" w:cs="Calibri"/>
+                <w:lang w:val="ru-RU"/>
+              </w:rPr>
+            </w:pPr>
+            <w:r>
+              <w:rPr>
+                <w:rFonts w:ascii="Calibri" w:hAnsi="Calibri" w:cs="Calibri"/>
+                <w:lang w:val="ru-RU"/>
+              </w:rPr>
+              <w:t>уж</w:t>
+            </w:r>
+            <w:r>
+              <w:rPr>
+                <w:rFonts w:ascii="Calibri" w:hAnsi="Calibri" w:cs="Calibri"/>
+                <w:lang w:val="ru-RU"/>
+              </w:rPr>
+              <w:t xml:space="preserve">, </w:t>
+            </w:r>
+            <w:r>
+              <w:rPr>
+                <w:rFonts w:ascii="Calibri" w:hAnsi="Calibri" w:cs="Calibri"/>
+                <w:lang w:val="ru-RU"/>
+              </w:rPr>
+              <w:t>ужаш</w:t>
+            </w:r>
+          </w:p>
+        </w:tc>
+      </w:tr>
+      <w:tr>
+        <w:trPr>
+          <w:gridAfter w:val="1"/>
+          <w:wAfter w:w="13" w:type="dxa"/>
+        </w:trPr>
+        <w:tc>
+          <w:tcPr>
+            <w:tcW w:w="1818" w:type="dxa"/>
+          </w:tcPr>
+          <w:p>
+            <w:pPr>
+              <w:rPr>
+                <w:rFonts w:ascii="Calibri" w:hAnsi="Calibri" w:cs="Calibri"/>
+                <w:lang w:val="ru-RU"/>
+              </w:rPr>
+            </w:pPr>
+            <w:r>
+              <w:rPr>
+                <w:rFonts w:ascii="Calibri" w:hAnsi="Calibri" w:cs="Calibri"/>
+                <w:lang w:val="ce-Cyrl-RU"/>
+              </w:rPr>
+              <w:t>Родительный</w:t>
+            </w:r>
+          </w:p>
+        </w:tc>
+        <w:tc>
+          <w:tcPr>
+            <w:tcW w:w="1223" w:type="dxa"/>
+          </w:tcPr>
+          <w:p>
+            <w:pPr>
+              <w:rPr>
+                <w:rFonts w:ascii="Calibri" w:hAnsi="Calibri" w:cs="Calibri"/>
+                <w:lang w:val="ru-RU"/>
+              </w:rPr>
+            </w:pPr>
+            <w:r>
+              <w:rPr>
+                <w:rFonts w:ascii="Calibri" w:hAnsi="Calibri" w:cs="Calibri"/>
+                <w:lang w:val="ru-RU"/>
+              </w:rPr>
+              <w:t>са</w:t>
+            </w:r>
+          </w:p>
+        </w:tc>
+        <w:tc>
+          <w:tcPr>
+            <w:tcW w:w="1288" w:type="dxa"/>
+          </w:tcPr>
+          <w:p>
+            <w:pPr>
+              <w:rPr>
+                <w:rFonts w:ascii="Calibri" w:hAnsi="Calibri" w:cs="Calibri"/>
+                <w:lang w:val="ru-RU"/>
+              </w:rPr>
+            </w:pPr>
+            <w:r>
+              <w:rPr>
+                <w:rFonts w:ascii="Calibri" w:hAnsi="Calibri" w:cs="Calibri"/>
+                <w:lang w:val="ru-RU"/>
+              </w:rPr>
+              <w:t>хьа</w:t>
+            </w:r>
+          </w:p>
+        </w:tc>
+        <w:tc>
+          <w:tcPr>
+            <w:tcW w:w="1335" w:type="dxa"/>
+          </w:tcPr>
+          <w:p>
+            <w:pPr>
+              <w:rPr>
+                <w:rFonts w:ascii="Calibri" w:hAnsi="Calibri" w:cs="Calibri"/>
+                <w:lang w:val="ru-RU"/>
+              </w:rPr>
+            </w:pPr>
+            <w:r>
+              <w:rPr>
+                <w:rFonts w:ascii="Calibri" w:hAnsi="Calibri" w:cs="Calibri"/>
+                <w:lang w:val="ru-RU"/>
+              </w:rPr>
+              <w:t>цун</w:t>
+            </w:r>
+          </w:p>
+        </w:tc>
+        <w:tc>
+          <w:tcPr>
+            <w:tcW w:w="1276" w:type="dxa"/>
+          </w:tcPr>
+          <w:p>
+            <w:pPr>
+              <w:rPr>
+                <w:rFonts w:ascii="Calibri" w:hAnsi="Calibri" w:cs="Calibri"/>
+                <w:lang w:val="ru-RU"/>
+              </w:rPr>
+            </w:pPr>
+            <w:r>
+              <w:rPr>
+                <w:rFonts w:ascii="Calibri" w:hAnsi="Calibri" w:cs="Calibri"/>
+                <w:lang w:val="ru-RU"/>
+              </w:rPr>
+              <w:t>вай</w:t>
+            </w:r>
+          </w:p>
+        </w:tc>
+        <w:tc>
+          <w:tcPr>
+            <w:tcW w:w="1222" w:type="dxa"/>
+          </w:tcPr>
+          <w:p>
+            <w:pPr>
+              <w:rPr>
+                <w:rFonts w:ascii="Calibri" w:hAnsi="Calibri" w:cs="Calibri"/>
+                <w:lang w:val="ru-RU"/>
+              </w:rPr>
+            </w:pPr>
+            <w:r>
+              <w:rPr>
+                <w:rFonts w:ascii="Calibri" w:hAnsi="Calibri" w:cs="Calibri"/>
+                <w:lang w:val="ru-RU"/>
+              </w:rPr>
+              <w:t>тха</w:t>
+            </w:r>
+          </w:p>
+        </w:tc>
+        <w:tc>
+          <w:tcPr>
+            <w:tcW w:w="1188" w:type="dxa"/>
+          </w:tcPr>
+          <w:p>
+            <w:pPr>
+              <w:rPr>
+                <w:rFonts w:ascii="Calibri" w:hAnsi="Calibri" w:cs="Calibri"/>
+                <w:lang w:val="ru-RU"/>
+              </w:rPr>
+            </w:pPr>
+            <w:r>
+              <w:rPr>
+                <w:rFonts w:ascii="Calibri" w:hAnsi="Calibri" w:cs="Calibri"/>
+                <w:lang w:val="ru-RU"/>
+              </w:rPr>
+              <w:t>шун</w:t>
+            </w:r>
+          </w:p>
+        </w:tc>
+        <w:tc>
+          <w:tcPr>
+            <w:tcW w:w="1680" w:type="dxa"/>
+          </w:tcPr>
+          <w:p>
+            <w:pPr>
+              <w:rPr>
+                <w:rFonts w:ascii="Calibri" w:hAnsi="Calibri" w:cs="Calibri"/>
+                <w:lang w:val="ru-RU"/>
+              </w:rPr>
+            </w:pPr>
+            <w:r>
+              <w:rPr>
+                <w:rFonts w:ascii="Calibri" w:hAnsi="Calibri" w:cs="Calibri"/>
+                <w:lang w:val="ru-RU"/>
+              </w:rPr>
+              <w:t>цар</w:t>
+            </w:r>
+          </w:p>
+        </w:tc>
+      </w:tr>
+      <w:tr>
+        <w:trPr>
+          <w:gridAfter w:val="1"/>
+          <w:wAfter w:w="13" w:type="dxa"/>
+        </w:trPr>
+        <w:tc>
+          <w:tcPr>
+            <w:tcW w:w="1818" w:type="dxa"/>
+          </w:tcPr>
+          <w:p>
+            <w:pPr>
+              <w:rPr>
+                <w:rFonts w:ascii="Calibri" w:hAnsi="Calibri" w:cs="Calibri"/>
+                <w:lang w:val="ru-RU"/>
+              </w:rPr>
+            </w:pPr>
+            <w:r>
+              <w:rPr>
+                <w:rFonts w:ascii="Calibri" w:hAnsi="Calibri" w:cs="Calibri"/>
+                <w:lang w:val="ce-Cyrl-RU"/>
+              </w:rPr>
+              <w:t>Дательный</w:t>
+            </w:r>
+          </w:p>
+        </w:tc>
+        <w:tc>
+          <w:tcPr>
+            <w:tcW w:w="1223" w:type="dxa"/>
+          </w:tcPr>
+          <w:p>
+            <w:pPr>
+              <w:rPr>
+                <w:rFonts w:ascii="Calibri" w:hAnsi="Calibri" w:cs="Calibri"/>
+                <w:lang w:val="ru-RU"/>
+              </w:rPr>
+            </w:pPr>
+            <w:r>
+              <w:rPr>
+                <w:rFonts w:ascii="Calibri" w:hAnsi="Calibri" w:cs="Calibri"/>
+                <w:lang w:val="ru-RU"/>
+              </w:rPr>
+              <w:t>сона</w:t>
+            </w:r>
+          </w:p>
+        </w:tc>
+        <w:tc>
+          <w:tcPr>
+            <w:tcW w:w="1288" w:type="dxa"/>
+          </w:tcPr>
+          <w:p>
+            <w:pPr>
+              <w:rPr>
+                <w:rFonts w:ascii="Calibri" w:hAnsi="Calibri" w:cs="Calibri"/>
+                <w:lang w:val="ru-RU"/>
+              </w:rPr>
+            </w:pPr>
+            <w:r>
+              <w:rPr>
+                <w:rFonts w:ascii="Calibri" w:hAnsi="Calibri" w:cs="Calibri"/>
+                <w:lang w:val="ru-RU"/>
+              </w:rPr>
+              <w:t>хьона</w:t>
+            </w:r>
+          </w:p>
+        </w:tc>
+        <w:tc>
+          <w:tcPr>
+            <w:tcW w:w="1335" w:type="dxa"/>
+          </w:tcPr>
+          <w:p>
+            <w:pPr>
+              <w:rPr>
+                <w:rFonts w:ascii="Calibri" w:hAnsi="Calibri" w:cs="Calibri"/>
+                <w:lang w:val="ru-RU"/>
+              </w:rPr>
+            </w:pPr>
+            <w:r>
+              <w:rPr>
+                <w:rFonts w:ascii="Calibri" w:hAnsi="Calibri" w:cs="Calibri"/>
+                <w:lang w:val="ru-RU"/>
+              </w:rPr>
+              <w:t>цунна</w:t>
+            </w:r>
+          </w:p>
+        </w:tc>
+        <w:tc>
+          <w:tcPr>
+            <w:tcW w:w="1276" w:type="dxa"/>
+          </w:tcPr>
+          <w:p>
+            <w:pPr>
+              <w:rPr>
+                <w:rFonts w:ascii="Calibri" w:hAnsi="Calibri" w:cs="Calibri"/>
+                <w:lang w:val="ru-RU"/>
+              </w:rPr>
+            </w:pPr>
+            <w:r>
+              <w:rPr>
+                <w:rFonts w:ascii="Calibri" w:hAnsi="Calibri" w:cs="Calibri"/>
+                <w:lang w:val="ru-RU"/>
+              </w:rPr>
+              <w:t>вайна</w:t>
+            </w:r>
+          </w:p>
+        </w:tc>
+        <w:tc>
+          <w:tcPr>
+            <w:tcW w:w="1222" w:type="dxa"/>
+          </w:tcPr>
+          <w:p>
+            <w:pPr>
+              <w:rPr>
+                <w:rFonts w:ascii="Calibri" w:hAnsi="Calibri" w:cs="Calibri"/>
+                <w:lang w:val="ru-RU"/>
+              </w:rPr>
+            </w:pPr>
+            <w:r>
+              <w:rPr>
+                <w:rFonts w:ascii="Calibri" w:hAnsi="Calibri" w:cs="Calibri"/>
+                <w:lang w:val="ru-RU"/>
+              </w:rPr>
+              <w:t>тхона</w:t>
+            </w:r>
+          </w:p>
+        </w:tc>
+        <w:tc>
+          <w:tcPr>
+            <w:tcW w:w="1188" w:type="dxa"/>
+          </w:tcPr>
+          <w:p>
+            <w:pPr>
+              <w:rPr>
+                <w:rFonts w:ascii="Calibri" w:hAnsi="Calibri" w:cs="Calibri"/>
+                <w:lang w:val="ru-RU"/>
+              </w:rPr>
+            </w:pPr>
+            <w:r>
+              <w:rPr>
+                <w:rFonts w:ascii="Calibri" w:hAnsi="Calibri" w:cs="Calibri"/>
+                <w:lang w:val="ru-RU"/>
+              </w:rPr>
+              <w:t>шоана</w:t>
+            </w:r>
+          </w:p>
+        </w:tc>
+        <w:tc>
+          <w:tcPr>
+            <w:tcW w:w="1680" w:type="dxa"/>
+          </w:tcPr>
+          <w:p>
+            <w:pPr>
+              <w:rPr>
+                <w:rFonts w:ascii="Calibri" w:hAnsi="Calibri" w:cs="Calibri"/>
+                <w:lang w:val="ru-RU"/>
+              </w:rPr>
+            </w:pPr>
+            <w:r>
+              <w:rPr>
+                <w:rFonts w:ascii="Calibri" w:hAnsi="Calibri" w:cs="Calibri"/>
+                <w:lang w:val="ru-RU"/>
+              </w:rPr>
+              <w:t>царна</w:t>
+            </w:r>
+          </w:p>
+        </w:tc>
+      </w:tr>
+      <w:tr>
+        <w:trPr>
+          <w:gridAfter w:val="1"/>
+          <w:wAfter w:w="13" w:type="dxa"/>
+        </w:trPr>
+        <w:tc>
+          <w:tcPr>
+            <w:tcW w:w="1818" w:type="dxa"/>
+          </w:tcPr>
+          <w:p>
+            <w:pPr>
+              <w:rPr>
+                <w:rFonts w:ascii="Calibri" w:hAnsi="Calibri" w:cs="Calibri"/>
+                <w:lang w:val="ru-RU"/>
+              </w:rPr>
+            </w:pPr>
+            <w:r>
+              <w:rPr>
+                <w:rFonts w:ascii="Calibri" w:hAnsi="Calibri" w:cs="Calibri"/>
+                <w:lang w:val="ce-Cyrl-RU"/>
+              </w:rPr>
+              <w:t>Эргативный</w:t>
+            </w:r>
+          </w:p>
+        </w:tc>
+        <w:tc>
+          <w:tcPr>
+            <w:tcW w:w="1223" w:type="dxa"/>
+          </w:tcPr>
+          <w:p>
+            <w:pPr>
+              <w:rPr>
+                <w:rFonts w:ascii="Calibri" w:hAnsi="Calibri" w:cs="Calibri"/>
+                <w:lang w:val="ru-RU"/>
+              </w:rPr>
+            </w:pPr>
+            <w:r>
+              <w:rPr>
+                <w:rFonts w:ascii="Calibri" w:hAnsi="Calibri" w:cs="Calibri"/>
+                <w:lang w:val="ru-RU"/>
+              </w:rPr>
+              <w:t>аз</w:t>
+            </w:r>
+          </w:p>
+        </w:tc>
+        <w:tc>
+          <w:tcPr>
+            <w:tcW w:w="1288" w:type="dxa"/>
+          </w:tcPr>
+          <w:p>
+            <w:pPr>
+              <w:rPr>
+                <w:rFonts w:ascii="Calibri" w:hAnsi="Calibri" w:cs="Calibri"/>
+                <w:lang w:val="ru-RU"/>
+              </w:rPr>
+            </w:pPr>
+            <w:r>
+              <w:rPr>
+                <w:rFonts w:ascii="Calibri" w:hAnsi="Calibri" w:cs="Calibri"/>
+                <w:lang w:val="ru-RU"/>
+              </w:rPr>
+              <w:t>1а</w:t>
+            </w:r>
+          </w:p>
+        </w:tc>
+        <w:tc>
+          <w:tcPr>
+            <w:tcW w:w="1335" w:type="dxa"/>
+          </w:tcPr>
+          <w:p>
+            <w:pPr>
+              <w:rPr>
+                <w:rFonts w:ascii="Calibri" w:hAnsi="Calibri" w:cs="Calibri"/>
+                <w:lang w:val="ru-RU"/>
+              </w:rPr>
+            </w:pPr>
+            <w:r>
+              <w:rPr>
+                <w:rFonts w:ascii="Calibri" w:hAnsi="Calibri" w:cs="Calibri"/>
+                <w:lang w:val="ru-RU"/>
+              </w:rPr>
+              <w:t>цо</w:t>
+            </w:r>
+          </w:p>
+        </w:tc>
+        <w:tc>
+          <w:tcPr>
+            <w:tcW w:w="1276" w:type="dxa"/>
+          </w:tcPr>
+          <w:p>
+            <w:pPr>
+              <w:rPr>
+                <w:rFonts w:ascii="Calibri" w:hAnsi="Calibri" w:cs="Calibri"/>
+                <w:lang w:val="ru-RU"/>
+              </w:rPr>
+            </w:pPr>
+            <w:r>
+              <w:rPr>
+                <w:rFonts w:ascii="Calibri" w:hAnsi="Calibri" w:cs="Calibri"/>
+                <w:lang w:val="ru-RU"/>
+              </w:rPr>
+              <w:t>вай</w:t>
+            </w:r>
+          </w:p>
+        </w:tc>
+        <w:tc>
+          <w:tcPr>
+            <w:tcW w:w="1222" w:type="dxa"/>
+          </w:tcPr>
+          <w:p>
+            <w:pPr>
+              <w:rPr>
+                <w:rFonts w:ascii="Calibri" w:hAnsi="Calibri" w:cs="Calibri"/>
+                <w:lang w:val="ru-RU"/>
+              </w:rPr>
+            </w:pPr>
+            <w:r>
+              <w:rPr>
+                <w:rFonts w:ascii="Calibri" w:hAnsi="Calibri" w:cs="Calibri"/>
+                <w:lang w:val="ru-RU"/>
+              </w:rPr>
+              <w:t>оаха</w:t>
+            </w:r>
+          </w:p>
+        </w:tc>
+        <w:tc>
+          <w:tcPr>
+            <w:tcW w:w="1188" w:type="dxa"/>
+          </w:tcPr>
+          <w:p>
+            <w:pPr>
+              <w:rPr>
+                <w:rFonts w:ascii="Calibri" w:hAnsi="Calibri" w:cs="Calibri"/>
+                <w:lang w:val="ru-RU"/>
+              </w:rPr>
+            </w:pPr>
+            <w:r>
+              <w:rPr>
+                <w:rFonts w:ascii="Calibri" w:hAnsi="Calibri" w:cs="Calibri"/>
+                <w:lang w:val="ru-RU"/>
+              </w:rPr>
+              <w:t>оаш</w:t>
+            </w:r>
+          </w:p>
+        </w:tc>
+        <w:tc>
+          <w:tcPr>
+            <w:tcW w:w="1680" w:type="dxa"/>
+          </w:tcPr>
+          <w:p>
+            <w:pPr>
+              <w:rPr>
+                <w:rFonts w:ascii="Calibri" w:hAnsi="Calibri" w:cs="Calibri"/>
+                <w:lang w:val="ru-RU"/>
+              </w:rPr>
+            </w:pPr>
+            <w:r>
+              <w:rPr>
+                <w:rFonts w:ascii="Calibri" w:hAnsi="Calibri" w:cs="Calibri"/>
+                <w:lang w:val="ru-RU"/>
+              </w:rPr>
+              <w:t>цар</w:t>
+            </w:r>
+          </w:p>
+        </w:tc>
+      </w:tr>
+      <w:tr>
+        <w:trPr>
+          <w:gridAfter w:val="1"/>
+          <w:wAfter w:w="13" w:type="dxa"/>
+        </w:trPr>
+        <w:tc>
+          <w:tcPr>
+            <w:tcW w:w="1818" w:type="dxa"/>
+          </w:tcPr>
+          <w:p>
+            <w:pPr>
+              <w:rPr>
+                <w:rFonts w:ascii="Calibri" w:hAnsi="Calibri" w:cs="Calibri"/>
+                <w:lang w:val="ru-RU"/>
+              </w:rPr>
+            </w:pPr>
+            <w:r>
+              <w:rPr>
+                <w:rFonts w:ascii="Calibri" w:hAnsi="Calibri" w:cs="Calibri"/>
+                <w:lang w:val="ce-Cyrl-RU"/>
+              </w:rPr>
+              <w:t>Союзный</w:t>
+            </w:r>
+          </w:p>
+        </w:tc>
+        <w:tc>
+          <w:tcPr>
+            <w:tcW w:w="1223" w:type="dxa"/>
+          </w:tcPr>
+          <w:p>
+            <w:pPr>
+              <w:rPr>
+                <w:rFonts w:ascii="Calibri" w:hAnsi="Calibri" w:cs="Calibri"/>
+                <w:lang w:val="ru-RU"/>
+              </w:rPr>
+            </w:pPr>
+            <w:r>
+              <w:rPr>
+                <w:rFonts w:ascii="Calibri" w:hAnsi="Calibri" w:cs="Calibri"/>
+                <w:lang w:val="ru-RU"/>
+              </w:rPr>
+              <w:t>соца</w:t>
+            </w:r>
+          </w:p>
+        </w:tc>
+        <w:tc>
+          <w:tcPr>
+            <w:tcW w:w="1288" w:type="dxa"/>
+          </w:tcPr>
+          <w:p>
+            <w:pPr>
+              <w:rPr>
+                <w:rFonts w:ascii="Calibri" w:hAnsi="Calibri" w:cs="Calibri"/>
+                <w:lang w:val="ru-RU"/>
+              </w:rPr>
+            </w:pPr>
+            <w:r>
+              <w:rPr>
+                <w:rFonts w:ascii="Calibri" w:hAnsi="Calibri" w:cs="Calibri"/>
+                <w:lang w:val="ru-RU"/>
+              </w:rPr>
+              <w:t>хьоца</w:t>
+            </w:r>
+          </w:p>
+        </w:tc>
+        <w:tc>
+          <w:tcPr>
+            <w:tcW w:w="1335" w:type="dxa"/>
+          </w:tcPr>
+          <w:p>
+            <w:pPr>
+              <w:rPr>
+                <w:rFonts w:ascii="Calibri" w:hAnsi="Calibri" w:cs="Calibri"/>
+                <w:lang w:val="ru-RU"/>
+              </w:rPr>
+            </w:pPr>
+            <w:r>
+              <w:rPr>
+                <w:rFonts w:ascii="Calibri" w:hAnsi="Calibri" w:cs="Calibri"/>
+                <w:lang w:val="ru-RU"/>
+              </w:rPr>
+              <w:t>цунца</w:t>
+            </w:r>
+          </w:p>
+        </w:tc>
+        <w:tc>
+          <w:tcPr>
+            <w:tcW w:w="1276" w:type="dxa"/>
+          </w:tcPr>
+          <w:p>
+            <w:pPr>
+              <w:rPr>
+                <w:rFonts w:ascii="Calibri" w:hAnsi="Calibri" w:cs="Calibri"/>
+                <w:lang w:val="ru-RU"/>
+              </w:rPr>
+            </w:pPr>
+            <w:r>
+              <w:rPr>
+                <w:rFonts w:ascii="Calibri" w:hAnsi="Calibri" w:cs="Calibri"/>
+                <w:lang w:val="ru-RU"/>
+              </w:rPr>
+              <w:t>вайца</w:t>
+            </w:r>
+          </w:p>
+        </w:tc>
+        <w:tc>
+          <w:tcPr>
+            <w:tcW w:w="1222" w:type="dxa"/>
+          </w:tcPr>
+          <w:p>
+            <w:pPr>
+              <w:rPr>
+                <w:rFonts w:ascii="Calibri" w:hAnsi="Calibri" w:cs="Calibri"/>
+                <w:lang w:val="ru-RU"/>
+              </w:rPr>
+            </w:pPr>
+            <w:r>
+              <w:rPr>
+                <w:rFonts w:ascii="Calibri" w:hAnsi="Calibri" w:cs="Calibri"/>
+                <w:lang w:val="ru-RU"/>
+              </w:rPr>
+              <w:t>тхоца</w:t>
+            </w:r>
+          </w:p>
+        </w:tc>
+        <w:tc>
+          <w:tcPr>
+            <w:tcW w:w="1188" w:type="dxa"/>
+          </w:tcPr>
+          <w:p>
+            <w:pPr>
+              <w:rPr>
+                <w:rFonts w:ascii="Calibri" w:hAnsi="Calibri" w:cs="Calibri"/>
+                <w:lang w:val="ru-RU"/>
+              </w:rPr>
+            </w:pPr>
+            <w:r>
+              <w:rPr>
+                <w:rFonts w:ascii="Calibri" w:hAnsi="Calibri" w:cs="Calibri"/>
+                <w:lang w:val="ru-RU"/>
+              </w:rPr>
+              <w:t>шуца</w:t>
+            </w:r>
+          </w:p>
+        </w:tc>
+        <w:tc>
+          <w:tcPr>
+            <w:tcW w:w="1680" w:type="dxa"/>
+          </w:tcPr>
+          <w:p>
+            <w:pPr>
+              <w:rPr>
+                <w:rFonts w:ascii="Calibri" w:hAnsi="Calibri" w:cs="Calibri"/>
+                <w:lang w:val="ru-RU"/>
+              </w:rPr>
+            </w:pPr>
+            <w:r>
+              <w:rPr>
+                <w:rFonts w:ascii="Calibri" w:hAnsi="Calibri" w:cs="Calibri"/>
+                <w:lang w:val="ru-RU"/>
+              </w:rPr>
+              <w:t>царца</w:t>
+            </w:r>
+          </w:p>
+        </w:tc>
+      </w:tr>
+      <w:tr>
+        <w:trPr>
+          <w:gridAfter w:val="1"/>
+          <w:wAfter w:w="13" w:type="dxa"/>
+        </w:trPr>
+        <w:tc>
+          <w:tcPr>
+            <w:tcW w:w="1818" w:type="dxa"/>
+          </w:tcPr>
+          <w:p>
+            <w:pPr>
+              <w:rPr>
+                <w:rFonts w:ascii="Calibri" w:hAnsi="Calibri" w:cs="Calibri"/>
+                <w:lang w:val="ru-RU"/>
+              </w:rPr>
+            </w:pPr>
+            <w:r>
+              <w:rPr>
+                <w:rFonts w:ascii="Calibri" w:hAnsi="Calibri" w:cs="Calibri"/>
+                <w:lang w:val="ce-Cyrl-RU"/>
+              </w:rPr>
+              <w:t>Вещественный</w:t>
+            </w:r>
+          </w:p>
+        </w:tc>
+        <w:tc>
+          <w:tcPr>
+            <w:tcW w:w="1223" w:type="dxa"/>
+          </w:tcPr>
+          <w:p>
+            <w:pPr>
+              <w:rPr>
+                <w:rFonts w:ascii="Calibri" w:hAnsi="Calibri" w:cs="Calibri"/>
+                <w:lang w:val="ru-RU"/>
+              </w:rPr>
+            </w:pPr>
+            <w:r>
+              <w:rPr>
+                <w:rFonts w:ascii="Calibri" w:hAnsi="Calibri" w:cs="Calibri"/>
+                <w:lang w:val="ru-RU"/>
+              </w:rPr>
+              <w:t>сох</w:t>
+            </w:r>
+          </w:p>
+        </w:tc>
+        <w:tc>
+          <w:tcPr>
+            <w:tcW w:w="1288" w:type="dxa"/>
+          </w:tcPr>
+          <w:p>
+            <w:pPr>
+              <w:rPr>
+                <w:rFonts w:ascii="Calibri" w:hAnsi="Calibri" w:cs="Calibri"/>
+                <w:lang w:val="ru-RU"/>
+              </w:rPr>
+            </w:pPr>
+            <w:r>
+              <w:rPr>
+                <w:rFonts w:ascii="Calibri" w:hAnsi="Calibri" w:cs="Calibri"/>
+                <w:lang w:val="ru-RU"/>
+              </w:rPr>
+              <w:t>хьох</w:t>
+            </w:r>
+          </w:p>
+        </w:tc>
+        <w:tc>
+          <w:tcPr>
+            <w:tcW w:w="1335" w:type="dxa"/>
+          </w:tcPr>
+          <w:p>
+            <w:pPr>
+              <w:rPr>
+                <w:rFonts w:ascii="Calibri" w:hAnsi="Calibri" w:cs="Calibri"/>
+                <w:lang w:val="ru-RU"/>
+              </w:rPr>
+            </w:pPr>
+            <w:r>
+              <w:rPr>
+                <w:rFonts w:ascii="Calibri" w:hAnsi="Calibri" w:cs="Calibri"/>
+                <w:lang w:val="ru-RU"/>
+              </w:rPr>
+              <w:t>цунах</w:t>
+            </w:r>
+            <w:r>
+              <w:rPr>
+                <w:rFonts w:ascii="Calibri" w:hAnsi="Calibri" w:cs="Calibri"/>
+                <w:lang w:val="ru-RU"/>
+              </w:rPr>
+              <w:t>, цох</w:t>
+            </w:r>
+          </w:p>
+        </w:tc>
+        <w:tc>
+          <w:tcPr>
+            <w:tcW w:w="1276" w:type="dxa"/>
+          </w:tcPr>
+          <w:p>
+            <w:pPr>
+              <w:rPr>
+                <w:rFonts w:ascii="Calibri" w:hAnsi="Calibri" w:cs="Calibri"/>
+                <w:lang w:val="ru-RU"/>
+              </w:rPr>
+            </w:pPr>
+            <w:r>
+              <w:rPr>
+                <w:rFonts w:ascii="Calibri" w:hAnsi="Calibri" w:cs="Calibri"/>
+                <w:lang w:val="ru-RU"/>
+              </w:rPr>
+              <w:t>вайх</w:t>
+            </w:r>
+          </w:p>
+        </w:tc>
+        <w:tc>
+          <w:tcPr>
+            <w:tcW w:w="1222" w:type="dxa"/>
+          </w:tcPr>
+          <w:p>
+            <w:pPr>
+              <w:rPr>
+                <w:rFonts w:ascii="Calibri" w:hAnsi="Calibri" w:cs="Calibri"/>
+                <w:lang w:val="ru-RU"/>
+              </w:rPr>
+            </w:pPr>
+            <w:r>
+              <w:rPr>
+                <w:rFonts w:ascii="Calibri" w:hAnsi="Calibri" w:cs="Calibri"/>
+                <w:lang w:val="ru-RU"/>
+              </w:rPr>
+              <w:t>тхоах</w:t>
+            </w:r>
+          </w:p>
+        </w:tc>
+        <w:tc>
+          <w:tcPr>
+            <w:tcW w:w="1188" w:type="dxa"/>
+          </w:tcPr>
+          <w:p>
+            <w:pPr>
+              <w:rPr>
+                <w:rFonts w:ascii="Calibri" w:hAnsi="Calibri" w:cs="Calibri"/>
+                <w:lang w:val="ru-RU"/>
+              </w:rPr>
+            </w:pPr>
+            <w:r>
+              <w:rPr>
+                <w:rFonts w:ascii="Calibri" w:hAnsi="Calibri" w:cs="Calibri"/>
+                <w:lang w:val="ru-RU"/>
+              </w:rPr>
+              <w:t>шух</w:t>
+            </w:r>
+          </w:p>
+        </w:tc>
+        <w:tc>
+          <w:tcPr>
+            <w:tcW w:w="1680" w:type="dxa"/>
+          </w:tcPr>
+          <w:p>
+            <w:pPr>
+              <w:rPr>
+                <w:rFonts w:ascii="Calibri" w:hAnsi="Calibri" w:cs="Calibri"/>
+                <w:lang w:val="ru-RU"/>
+              </w:rPr>
+            </w:pPr>
+            <w:r>
+              <w:rPr>
+                <w:rFonts w:ascii="Calibri" w:hAnsi="Calibri" w:cs="Calibri"/>
+                <w:lang w:val="ru-RU"/>
+              </w:rPr>
+              <w:t>царех</w:t>
+            </w:r>
+          </w:p>
+        </w:tc>
+      </w:tr>
+      <w:tr>
+        <w:trPr>
+          <w:gridAfter w:val="1"/>
+          <w:wAfter w:w="13" w:type="dxa"/>
+        </w:trPr>
+        <w:tc>
+          <w:tcPr>
+            <w:tcW w:w="1818" w:type="dxa"/>
+          </w:tcPr>
+          <w:p>
+            <w:pPr>
+              <w:rPr>
+                <w:rFonts w:ascii="Calibri" w:hAnsi="Calibri" w:cs="Calibri"/>
+                <w:lang w:val="ru-RU"/>
+              </w:rPr>
+            </w:pPr>
+            <w:r>
+              <w:rPr>
+                <w:rFonts w:ascii="Calibri" w:hAnsi="Calibri" w:cs="Calibri"/>
+                <w:lang w:val="ce-Cyrl-RU"/>
+              </w:rPr>
+              <w:t>Местный</w:t>
+            </w:r>
+          </w:p>
+        </w:tc>
+        <w:tc>
+          <w:tcPr>
+            <w:tcW w:w="1223" w:type="dxa"/>
+          </w:tcPr>
+          <w:p>
+            <w:pPr>
+              <w:rPr>
+                <w:rFonts w:ascii="Calibri" w:hAnsi="Calibri" w:cs="Calibri"/>
+                <w:lang w:val="ru-RU"/>
+              </w:rPr>
+            </w:pPr>
+            <w:r>
+              <w:rPr>
+                <w:rFonts w:ascii="Calibri" w:hAnsi="Calibri" w:cs="Calibri"/>
+                <w:lang w:val="ru-RU"/>
+              </w:rPr>
+              <w:t>сога</w:t>
+            </w:r>
+          </w:p>
+        </w:tc>
+        <w:tc>
+          <w:tcPr>
+            <w:tcW w:w="1288" w:type="dxa"/>
+          </w:tcPr>
+          <w:p>
+            <w:pPr>
+              <w:rPr>
+                <w:rFonts w:ascii="Calibri" w:hAnsi="Calibri" w:cs="Calibri"/>
+                <w:lang w:val="ru-RU"/>
+              </w:rPr>
+            </w:pPr>
+            <w:r>
+              <w:rPr>
+                <w:rFonts w:ascii="Calibri" w:hAnsi="Calibri" w:cs="Calibri"/>
+                <w:lang w:val="ru-RU"/>
+              </w:rPr>
+              <w:t>хьога</w:t>
+            </w:r>
+          </w:p>
+        </w:tc>
+        <w:tc>
+          <w:tcPr>
+            <w:tcW w:w="1335" w:type="dxa"/>
+          </w:tcPr>
+          <w:p>
+            <w:pPr>
+              <w:rPr>
+                <w:rFonts w:ascii="Calibri" w:hAnsi="Calibri" w:cs="Calibri"/>
+                <w:lang w:val="ru-RU"/>
+              </w:rPr>
+            </w:pPr>
+            <w:r>
+              <w:rPr>
+                <w:rFonts w:ascii="Calibri" w:hAnsi="Calibri" w:cs="Calibri"/>
+                <w:lang w:val="ru-RU"/>
+              </w:rPr>
+              <w:t>цунга</w:t>
+            </w:r>
+          </w:p>
+        </w:tc>
+        <w:tc>
+          <w:tcPr>
+            <w:tcW w:w="1276" w:type="dxa"/>
+          </w:tcPr>
+          <w:p>
+            <w:pPr>
+              <w:rPr>
+                <w:rFonts w:ascii="Calibri" w:hAnsi="Calibri" w:cs="Calibri"/>
+                <w:lang w:val="ru-RU"/>
+              </w:rPr>
+            </w:pPr>
+            <w:r>
+              <w:rPr>
+                <w:rFonts w:ascii="Calibri" w:hAnsi="Calibri" w:cs="Calibri"/>
+                <w:lang w:val="ru-RU"/>
+              </w:rPr>
+              <w:t>вайга</w:t>
+            </w:r>
+          </w:p>
+        </w:tc>
+        <w:tc>
+          <w:tcPr>
+            <w:tcW w:w="1222" w:type="dxa"/>
+          </w:tcPr>
+          <w:p>
+            <w:pPr>
+              <w:rPr>
+                <w:rFonts w:ascii="Calibri" w:hAnsi="Calibri" w:cs="Calibri"/>
+                <w:lang w:val="ru-RU"/>
+              </w:rPr>
+            </w:pPr>
+            <w:r>
+              <w:rPr>
+                <w:rFonts w:ascii="Calibri" w:hAnsi="Calibri" w:cs="Calibri"/>
+                <w:lang w:val="ru-RU"/>
+              </w:rPr>
+              <w:t>тхога</w:t>
+            </w:r>
+          </w:p>
+        </w:tc>
+        <w:tc>
+          <w:tcPr>
+            <w:tcW w:w="1188" w:type="dxa"/>
+          </w:tcPr>
+          <w:p>
+            <w:pPr>
+              <w:rPr>
+                <w:rFonts w:ascii="Calibri" w:hAnsi="Calibri" w:cs="Calibri"/>
+                <w:lang w:val="ru-RU"/>
+              </w:rPr>
+            </w:pPr>
+            <w:r>
+              <w:rPr>
+                <w:rFonts w:ascii="Calibri" w:hAnsi="Calibri" w:cs="Calibri"/>
+                <w:lang w:val="ru-RU"/>
+              </w:rPr>
+              <w:t>шуга</w:t>
+            </w:r>
+          </w:p>
+        </w:tc>
+        <w:tc>
+          <w:tcPr>
+            <w:tcW w:w="1680" w:type="dxa"/>
+          </w:tcPr>
+          <w:p>
+            <w:pPr>
+              <w:rPr>
+                <w:rFonts w:ascii="Calibri" w:hAnsi="Calibri" w:cs="Calibri"/>
+                <w:lang w:val="ru-RU"/>
+              </w:rPr>
+            </w:pPr>
+            <w:r>
+              <w:rPr>
+                <w:rFonts w:ascii="Calibri" w:hAnsi="Calibri" w:cs="Calibri"/>
+                <w:lang w:val="ru-RU"/>
+              </w:rPr>
+              <w:t>царга</w:t>
+            </w:r>
+          </w:p>
+        </w:tc>
+      </w:tr>
+      <w:tr>
+        <w:trPr>
+          <w:gridAfter w:val="1"/>
+          <w:wAfter w:w="13" w:type="dxa"/>
+        </w:trPr>
+        <w:tc>
+          <w:tcPr>
+            <w:tcW w:w="1818" w:type="dxa"/>
+          </w:tcPr>
+          <w:p>
+            <w:pPr>
+              <w:rPr>
+                <w:rFonts w:ascii="Calibri" w:hAnsi="Calibri" w:cs="Calibri"/>
+                <w:lang w:val="ce-Cyrl-RU"/>
+              </w:rPr>
+            </w:pPr>
+            <w:r>
+              <w:rPr>
+                <w:rFonts w:ascii="Calibri" w:hAnsi="Calibri" w:cs="Calibri"/>
+                <w:lang w:val="ce-Cyrl-RU"/>
+              </w:rPr>
+              <w:t>Сравнительный</w:t>
+            </w:r>
+          </w:p>
+        </w:tc>
+        <w:tc>
+          <w:tcPr>
+            <w:tcW w:w="1223" w:type="dxa"/>
+          </w:tcPr>
+          <w:p>
+            <w:pPr>
+              <w:rPr>
+                <w:rFonts w:ascii="Calibri" w:hAnsi="Calibri" w:cs="Calibri"/>
+                <w:lang w:val="ru-RU"/>
+              </w:rPr>
+            </w:pPr>
+            <w:r>
+              <w:rPr>
+                <w:rFonts w:ascii="Calibri" w:hAnsi="Calibri" w:cs="Calibri"/>
+                <w:lang w:val="ru-RU"/>
+              </w:rPr>
+              <w:t>сол</w:t>
+            </w:r>
+          </w:p>
+        </w:tc>
+        <w:tc>
+          <w:tcPr>
+            <w:tcW w:w="1288" w:type="dxa"/>
+          </w:tcPr>
+          <w:p>
+            <w:pPr>
+              <w:rPr>
+                <w:rFonts w:ascii="Calibri" w:hAnsi="Calibri" w:cs="Calibri"/>
+                <w:lang w:val="ru-RU"/>
+              </w:rPr>
+            </w:pPr>
+            <w:r>
+              <w:rPr>
+                <w:rFonts w:ascii="Calibri" w:hAnsi="Calibri" w:cs="Calibri"/>
+                <w:lang w:val="ru-RU"/>
+              </w:rPr>
+              <w:t>хьол</w:t>
+            </w:r>
+          </w:p>
+        </w:tc>
+        <w:tc>
+          <w:tcPr>
+            <w:tcW w:w="1335" w:type="dxa"/>
+          </w:tcPr>
+          <w:p>
+            <w:pPr>
+              <w:rPr>
+                <w:rFonts w:ascii="Calibri" w:hAnsi="Calibri" w:cs="Calibri"/>
+                <w:lang w:val="ru-RU"/>
+              </w:rPr>
+            </w:pPr>
+            <w:r>
+              <w:rPr>
+                <w:rFonts w:ascii="Calibri" w:hAnsi="Calibri" w:cs="Calibri"/>
+                <w:lang w:val="ru-RU"/>
+              </w:rPr>
+              <w:t>цул</w:t>
+            </w:r>
+          </w:p>
+        </w:tc>
+        <w:tc>
+          <w:tcPr>
+            <w:tcW w:w="1276" w:type="dxa"/>
+          </w:tcPr>
+          <w:p>
+            <w:pPr>
+              <w:rPr>
+                <w:rFonts w:ascii="Calibri" w:hAnsi="Calibri" w:cs="Calibri"/>
+                <w:lang w:val="ru-RU"/>
+              </w:rPr>
+            </w:pPr>
+            <w:r>
+              <w:rPr>
+                <w:rFonts w:ascii="Calibri" w:hAnsi="Calibri" w:cs="Calibri"/>
+                <w:lang w:val="ru-RU"/>
+              </w:rPr>
+              <w:t>вайл</w:t>
+            </w:r>
+          </w:p>
+        </w:tc>
+        <w:tc>
+          <w:tcPr>
+            <w:tcW w:w="1222" w:type="dxa"/>
+          </w:tcPr>
+          <w:p>
+            <w:pPr>
+              <w:rPr>
+                <w:rFonts w:ascii="Calibri" w:hAnsi="Calibri" w:cs="Calibri"/>
+                <w:lang w:val="ru-RU"/>
+              </w:rPr>
+            </w:pPr>
+            <w:r>
+              <w:rPr>
+                <w:rFonts w:ascii="Calibri" w:hAnsi="Calibri" w:cs="Calibri"/>
+                <w:lang w:val="ru-RU"/>
+              </w:rPr>
+              <w:t>тхол</w:t>
+            </w:r>
+          </w:p>
+        </w:tc>
+        <w:tc>
+          <w:tcPr>
+            <w:tcW w:w="1188" w:type="dxa"/>
+          </w:tcPr>
+          <w:p>
+            <w:pPr>
+              <w:rPr>
+                <w:rFonts w:ascii="Calibri" w:hAnsi="Calibri" w:cs="Calibri"/>
+                <w:lang w:val="ru-RU"/>
+              </w:rPr>
+            </w:pPr>
+            <w:r>
+              <w:rPr>
+                <w:rFonts w:ascii="Calibri" w:hAnsi="Calibri" w:cs="Calibri"/>
+                <w:lang w:val="ru-RU"/>
+              </w:rPr>
+              <w:t>шул</w:t>
+            </w:r>
+          </w:p>
+        </w:tc>
+        <w:tc>
+          <w:tcPr>
+            <w:tcW w:w="1680" w:type="dxa"/>
+          </w:tcPr>
+          <w:p>
+            <w:pPr>
+              <w:rPr>
+                <w:rFonts w:ascii="Calibri" w:hAnsi="Calibri" w:cs="Calibri"/>
+                <w:lang w:val="ru-RU"/>
+              </w:rPr>
+            </w:pPr>
+            <w:r>
+              <w:rPr>
+                <w:rFonts w:ascii="Calibri" w:hAnsi="Calibri" w:cs="Calibri"/>
+                <w:lang w:val="ru-RU"/>
+              </w:rPr>
+              <w:t>царел</w:t>
+            </w:r>
+          </w:p>
+        </w:tc>
+      </w:tr>
+    </w:tbl>
+    <w:p>
+      <w:pPr>
+        <w:rPr>
+          <w:rFonts w:ascii="Calibri" w:hAnsi="Calibri" w:cs="Calibri"/>
+          <w:lang w:val="ru-RU"/>
+        </w:rPr>
+      </w:pPr>
+    </w:p>
+    <w:p>
+      <w:pPr>
+        <w:rPr>
+          <w:rFonts w:ascii="Calibri" w:hAnsi="Calibri" w:cs="Calibri"/>
+          <w:lang w:val="ru-RU"/>
+        </w:rPr>
+      </w:pPr>
+      <w:r>
+        <w:rPr>
+          <w:rFonts w:ascii="Calibri" w:hAnsi="Calibri" w:cs="Calibri"/>
+          <w:lang w:val="ru-RU"/>
+        </w:rPr>
+        <w:t>Примеры из текста:</w:t>
+      </w:r>
+      <w:r>
+        <w:rPr>
+          <w:rFonts w:ascii="Calibri" w:hAnsi="Calibri" w:cs="Calibri"/>
+          <w:lang w:val="ru-RU"/>
+        </w:rPr>
+        <w:br/>
+      </w:r>
+      <w:r>
+        <w:rPr>
+          <w:rFonts w:ascii="Calibri" w:hAnsi="Calibri" w:cs="Calibri"/>
+          <w:lang w:val="ru-RU"/>
+        </w:rPr>
         <w:t>«</w:t>
       </w:r>
       <w:r>
@@ -28247,7 +30786,48 @@
           <w:rFonts w:ascii="Calibri" w:hAnsi="Calibri" w:cs="Calibri"/>
           <w:lang w:val="ru-RU"/>
         </w:rPr>
-        <w:t>ДIаяла тхона юкъера, вирбIарз товргъяц тхоца</w:t>
+        <w:t xml:space="preserve">ДIаяла </w:t>
+      </w:r>
+      <w:r>
+        <w:rPr>
+          <w:rFonts w:ascii="Calibri" w:hAnsi="Calibri" w:cs="Calibri"/>
+          <w:i/>
+          <w:iCs/>
+          <w:lang w:val="ru-RU"/>
+        </w:rPr>
+        <w:t>тхона</w:t>
+      </w:r>
+      <w:r>
+        <w:rPr>
+          <w:rFonts w:ascii="Calibri" w:hAnsi="Calibri" w:cs="Calibri"/>
+          <w:lang w:val="ru-RU"/>
+        </w:rPr>
+        <w:t xml:space="preserve"> юкъера, вирбIарз товргъяц </w:t>
+      </w:r>
+      <w:r>
+        <w:rPr>
+          <w:rFonts w:ascii="Calibri" w:hAnsi="Calibri" w:cs="Calibri"/>
+          <w:i/>
+          <w:iCs/>
+          <w:lang w:val="ru-RU"/>
+        </w:rPr>
+        <w:t>тхоца</w:t>
+      </w:r>
+      <w:r>
+        <w:rPr>
+          <w:rFonts w:ascii="Calibri" w:hAnsi="Calibri" w:cs="Calibri"/>
+          <w:lang w:val="ru-RU"/>
+        </w:rPr>
+        <w:t xml:space="preserve">», «човхаяьй </w:t>
+      </w:r>
+      <w:r>
+        <w:rPr>
+          <w:rFonts w:ascii="Calibri" w:hAnsi="Calibri" w:cs="Calibri"/>
+          <w:i/>
+          <w:iCs/>
+          <w:lang w:val="ru-RU"/>
+        </w:rPr>
+        <w:t>из</w:t>
       </w:r>
       <w:r>
         <w:rPr>
@@ -28269,7 +30849,55 @@
           <w:rFonts w:ascii="Calibri" w:hAnsi="Calibri" w:cs="Calibri"/>
           <w:lang w:val="ru-RU"/>
         </w:rPr>
-        <w:t>Ма чувхае со</w:t>
+        <w:t xml:space="preserve">Ма чувхае </w:t>
+      </w:r>
+      <w:r>
+        <w:rPr>
+          <w:rFonts w:ascii="Calibri" w:hAnsi="Calibri" w:cs="Calibri"/>
+          <w:i/>
+          <w:iCs/>
+          <w:lang w:val="ru-RU"/>
+        </w:rPr>
+        <w:t>со</w:t>
+      </w:r>
+      <w:r>
+        <w:rPr>
+          <w:rFonts w:ascii="Calibri" w:hAnsi="Calibri" w:cs="Calibri"/>
+          <w:lang w:val="ru-RU"/>
+        </w:rPr>
+        <w:t>», «</w:t>
+      </w:r>
+      <w:r>
+        <w:rPr>
+          <w:rFonts w:ascii="Calibri" w:hAnsi="Calibri" w:cs="Calibri"/>
+          <w:lang w:val="ru-RU"/>
+        </w:rPr>
+        <w:t xml:space="preserve">нана кхала, </w:t>
+      </w:r>
+      <w:r>
+        <w:rPr>
+          <w:rFonts w:ascii="Calibri" w:hAnsi="Calibri" w:cs="Calibri"/>
+          <w:i/>
+          <w:iCs/>
+          <w:lang w:val="ru-RU"/>
+        </w:rPr>
+        <w:t>шун</w:t>
+      </w:r>
+      <w:r>
+        <w:rPr>
+          <w:rFonts w:ascii="Calibri" w:hAnsi="Calibri" w:cs="Calibri"/>
+          <w:lang w:val="ru-RU"/>
+        </w:rPr>
+        <w:t xml:space="preserve"> йиша, ма йи </w:t>
+      </w:r>
+      <w:r>
+        <w:rPr>
+          <w:rFonts w:ascii="Calibri" w:hAnsi="Calibri" w:cs="Calibri"/>
+          <w:i/>
+          <w:iCs/>
+          <w:lang w:val="ru-RU"/>
+        </w:rPr>
+        <w:t>са</w:t>
       </w:r>
       <w:r>
         <w:rPr>
@@ -28289,9 +30917,18 @@
       <w:r>
         <w:rPr>
           <w:rFonts w:ascii="Calibri" w:hAnsi="Calibri" w:cs="Calibri"/>
-          <w:lang w:val="ru-RU"/>
-        </w:rPr>
-        <w:t>нана кхала, шун йиша, ма йи са</w:t>
+          <w:i/>
+          <w:iCs/>
+          <w:lang w:val="ru-RU"/>
+        </w:rPr>
+        <w:t>хьа</w:t>
+      </w:r>
+      <w:r>
+        <w:rPr>
+          <w:rFonts w:ascii="Calibri" w:hAnsi="Calibri" w:cs="Calibri"/>
+          <w:lang w:val="ru-RU"/>
+        </w:rPr>
+        <w:t xml:space="preserve"> яле а</w:t>
       </w:r>
       <w:r>
         <w:rPr>
@@ -28300,41 +30937,19 @@
         </w:rPr>
         <w:t>»</w:t>
       </w:r>
-      <w:r>
-        <w:rPr>
-          <w:rFonts w:ascii="Calibri" w:hAnsi="Calibri" w:cs="Calibri"/>
-          <w:lang w:val="ru-RU"/>
-        </w:rPr>
-        <w:br/>
-        <w:t>«</w:t>
-      </w:r>
-      <w:r>
-        <w:rPr>
-          <w:rFonts w:ascii="Calibri" w:hAnsi="Calibri" w:cs="Calibri"/>
-          <w:lang w:val="ru-RU"/>
-        </w:rPr>
-        <w:t>хьа яле а</w:t>
-      </w:r>
-      <w:r>
-        <w:rPr>
-          <w:rFonts w:ascii="Calibri" w:hAnsi="Calibri" w:cs="Calibri"/>
-          <w:lang w:val="ru-RU"/>
-        </w:rPr>
-        <w:t>»</w:t>
-      </w:r>
-      <w:r>
-        <w:rPr>
-          <w:rFonts w:ascii="Calibri" w:hAnsi="Calibri" w:cs="Calibri"/>
-          <w:lang w:val="ru-RU"/>
-        </w:rPr>
-        <w:br/>
-      </w:r>
-      <w:r>
-        <w:rPr>
-          <w:rFonts w:ascii="Calibri" w:hAnsi="Calibri" w:cs="Calibri"/>
-          <w:lang w:val="ru-RU"/>
-        </w:rPr>
-        <w:br/>
+    </w:p>
+    <w:p>
+      <w:pPr>
+        <w:rPr>
+          <w:rFonts w:ascii="Calibri" w:hAnsi="Calibri" w:cs="Calibri"/>
+          <w:lang w:val="ru-RU"/>
+        </w:rPr>
+      </w:pPr>
+      <w:r>
+        <w:rPr>
+          <w:rFonts w:ascii="Calibri" w:hAnsi="Calibri" w:cs="Calibri"/>
+          <w:lang w:val="ru-RU"/>
+        </w:rPr>
         <w:t>(см. Мальсагов «Грамматика ингушского языка», стр. 35)</w:t>
       </w:r>
     </w:p>
@@ -31845,7 +34460,6 @@
         </w:rPr>
         <w:br/>
       </w:r>
-      <w:proofErr w:type="gramStart"/>
       <w:r>
         <w:rPr>
           <w:rFonts w:ascii="Calibri" w:hAnsi="Calibri" w:cs="Calibri"/>
@@ -31858,15 +34472,7 @@
           <w:rFonts w:ascii="Calibri" w:hAnsi="Calibri" w:cs="Calibri"/>
           <w:lang w:val="ru-RU"/>
         </w:rPr>
-        <w:t xml:space="preserve"> :</w:t>
-      </w:r>
-      <w:proofErr w:type="gramEnd"/>
-      <w:r>
-        <w:rPr>
-          <w:rFonts w:ascii="Calibri" w:hAnsi="Calibri" w:cs="Calibri"/>
-          <w:lang w:val="ru-RU"/>
-        </w:rPr>
-        <w:t xml:space="preserve"> </w:t>
+        <w:t xml:space="preserve"> : </w:t>
       </w:r>
       <w:r>
         <w:rPr>
@@ -33825,7 +36431,6 @@
   <w:style w:type="character" w:default="1" w:styleId="DefaultParagraphFont">
     <w:name w:val="Default Paragraph Font"/>
     <w:uiPriority w:val="1"/>
-    <w:semiHidden/>
     <w:unhideWhenUsed/>
   </w:style>
   <w:style w:type="table" w:default="1" w:styleId="TableNormal">

--- a/p/grammar/grammar.docx
+++ b/p/grammar/grammar.docx
@@ -642,14 +642,12 @@
         </w:rPr>
         <w:t>“</w:t>
       </w:r>
-      <w:proofErr w:type="spellStart"/>
       <w:r>
         <w:rPr>
           <w:lang w:val="en-US"/>
         </w:rPr>
         <w:t>wa</w:t>
       </w:r>
-      <w:proofErr w:type="spellEnd"/>
       <w:r>
         <w:rPr>
           <w:lang w:val="ru-RU"/>
@@ -8386,7 +8384,6 @@
           <w:lang w:val="ce-Cyrl-RU"/>
         </w:rPr>
       </w:pPr>
-      <w:proofErr w:type="gramStart"/>
       <w:r>
         <w:rPr>
           <w:rFonts w:ascii="Calibri" w:hAnsi="Calibri" w:cs="Calibri"/>
@@ -8399,15 +8396,7 @@
           <w:rFonts w:ascii="Calibri" w:hAnsi="Calibri" w:cs="Calibri"/>
           <w:lang w:val="ru-RU"/>
         </w:rPr>
-        <w:t xml:space="preserve"> :</w:t>
-      </w:r>
-      <w:proofErr w:type="gramEnd"/>
-      <w:r>
-        <w:rPr>
-          <w:rFonts w:ascii="Calibri" w:hAnsi="Calibri" w:cs="Calibri"/>
-          <w:lang w:val="ru-RU"/>
-        </w:rPr>
-        <w:t xml:space="preserve"> </w:t>
+        <w:t xml:space="preserve"> : </w:t>
       </w:r>
       <w:r>
         <w:rPr>
@@ -10678,23 +10667,7 @@
               <w:rPr>
                 <w:rFonts w:ascii="Calibri" w:hAnsi="Calibri" w:cs="Calibri"/>
               </w:rPr>
-              <w:t>(</w:t>
-            </w:r>
-            <w:proofErr w:type="spellStart"/>
-            <w:proofErr w:type="gramStart"/>
-            <w:r>
-              <w:rPr>
-                <w:rFonts w:ascii="Calibri" w:hAnsi="Calibri" w:cs="Calibri"/>
-              </w:rPr>
-              <w:t>в,б</w:t>
-            </w:r>
-            <w:proofErr w:type="spellEnd"/>
-            <w:proofErr w:type="gramEnd"/>
-            <w:r>
-              <w:rPr>
-                <w:rFonts w:ascii="Calibri" w:hAnsi="Calibri" w:cs="Calibri"/>
-              </w:rPr>
-              <w:t>)</w:t>
+              <w:t>(в,б)</w:t>
             </w:r>
           </w:p>
         </w:tc>
@@ -10713,23 +10686,7 @@
               <w:rPr>
                 <w:rFonts w:ascii="Calibri" w:hAnsi="Calibri" w:cs="Calibri"/>
               </w:rPr>
-              <w:t>(</w:t>
-            </w:r>
-            <w:proofErr w:type="spellStart"/>
-            <w:proofErr w:type="gramStart"/>
-            <w:r>
-              <w:rPr>
-                <w:rFonts w:ascii="Calibri" w:hAnsi="Calibri" w:cs="Calibri"/>
-              </w:rPr>
-              <w:t>й,б</w:t>
-            </w:r>
-            <w:proofErr w:type="spellEnd"/>
-            <w:proofErr w:type="gramEnd"/>
-            <w:r>
-              <w:rPr>
-                <w:rFonts w:ascii="Calibri" w:hAnsi="Calibri" w:cs="Calibri"/>
-              </w:rPr>
-              <w:t>)</w:t>
+              <w:t>(й,б)</w:t>
             </w:r>
           </w:p>
         </w:tc>
@@ -10748,23 +10705,7 @@
               <w:rPr>
                 <w:rFonts w:ascii="Calibri" w:hAnsi="Calibri" w:cs="Calibri"/>
               </w:rPr>
-              <w:t>(</w:t>
-            </w:r>
-            <w:proofErr w:type="spellStart"/>
-            <w:proofErr w:type="gramStart"/>
-            <w:r>
-              <w:rPr>
-                <w:rFonts w:ascii="Calibri" w:hAnsi="Calibri" w:cs="Calibri"/>
-              </w:rPr>
-              <w:t>й,й</w:t>
-            </w:r>
-            <w:proofErr w:type="spellEnd"/>
-            <w:proofErr w:type="gramEnd"/>
-            <w:r>
-              <w:rPr>
-                <w:rFonts w:ascii="Calibri" w:hAnsi="Calibri" w:cs="Calibri"/>
-              </w:rPr>
-              <w:t>)</w:t>
+              <w:t>(й,й)</w:t>
             </w:r>
           </w:p>
         </w:tc>
@@ -10783,23 +10724,7 @@
               <w:rPr>
                 <w:rFonts w:ascii="Calibri" w:hAnsi="Calibri" w:cs="Calibri"/>
               </w:rPr>
-              <w:t>(</w:t>
-            </w:r>
-            <w:proofErr w:type="spellStart"/>
-            <w:proofErr w:type="gramStart"/>
-            <w:r>
-              <w:rPr>
-                <w:rFonts w:ascii="Calibri" w:hAnsi="Calibri" w:cs="Calibri"/>
-              </w:rPr>
-              <w:t>д,д</w:t>
-            </w:r>
-            <w:proofErr w:type="spellEnd"/>
-            <w:proofErr w:type="gramEnd"/>
-            <w:r>
-              <w:rPr>
-                <w:rFonts w:ascii="Calibri" w:hAnsi="Calibri" w:cs="Calibri"/>
-              </w:rPr>
-              <w:t>)</w:t>
+              <w:t>(д,д)</w:t>
             </w:r>
           </w:p>
         </w:tc>
@@ -10814,8 +10739,6 @@
             <w:r>
               <w:t>(</w:t>
             </w:r>
-            <w:proofErr w:type="spellStart"/>
-            <w:proofErr w:type="gramStart"/>
             <w:r>
               <w:rPr>
                 <w:rFonts w:ascii="Calibri" w:hAnsi="Calibri" w:cs="Calibri"/>
@@ -10831,8 +10754,6 @@
               </w:rPr>
               <w:t>б</w:t>
             </w:r>
-            <w:proofErr w:type="spellEnd"/>
-            <w:proofErr w:type="gramEnd"/>
             <w:r>
               <w:t>)</w:t>
             </w:r>
@@ -10853,23 +10774,7 @@
               <w:rPr>
                 <w:rFonts w:ascii="Calibri" w:hAnsi="Calibri" w:cs="Calibri"/>
               </w:rPr>
-              <w:t>(</w:t>
-            </w:r>
-            <w:proofErr w:type="spellStart"/>
-            <w:proofErr w:type="gramStart"/>
-            <w:r>
-              <w:rPr>
-                <w:rFonts w:ascii="Calibri" w:hAnsi="Calibri" w:cs="Calibri"/>
-              </w:rPr>
-              <w:t>б,д</w:t>
-            </w:r>
-            <w:proofErr w:type="spellEnd"/>
-            <w:proofErr w:type="gramEnd"/>
-            <w:r>
-              <w:rPr>
-                <w:rFonts w:ascii="Calibri" w:hAnsi="Calibri" w:cs="Calibri"/>
-              </w:rPr>
-              <w:t>)</w:t>
+              <w:t>(б,д)</w:t>
             </w:r>
           </w:p>
         </w:tc>
@@ -10885,25 +10790,21 @@
                 <w:lang w:val="ce-Cyrl-RU"/>
               </w:rPr>
             </w:pPr>
-            <w:proofErr w:type="spellStart"/>
             <w:r>
               <w:rPr>
                 <w:rFonts w:ascii="Calibri" w:hAnsi="Calibri" w:cs="Calibri"/>
               </w:rPr>
               <w:t>Единственное</w:t>
             </w:r>
-            <w:proofErr w:type="spellEnd"/>
             <w:r>
               <w:t xml:space="preserve"> </w:t>
             </w:r>
-            <w:proofErr w:type="spellStart"/>
             <w:r>
               <w:rPr>
                 <w:rFonts w:ascii="Calibri" w:hAnsi="Calibri" w:cs="Calibri"/>
               </w:rPr>
               <w:t>число</w:t>
             </w:r>
-            <w:proofErr w:type="spellEnd"/>
           </w:p>
         </w:tc>
         <w:tc>
@@ -10919,7 +10820,6 @@
                 <w:lang w:val="ce-Cyrl-RU"/>
               </w:rPr>
             </w:pPr>
-            <w:proofErr w:type="spellStart"/>
             <w:r>
               <w:rPr>
                 <w:rFonts w:ascii="Calibri" w:hAnsi="Calibri" w:cs="Calibri"/>
@@ -10928,7 +10828,6 @@
               </w:rPr>
               <w:t>Да</w:t>
             </w:r>
-            <w:proofErr w:type="spellEnd"/>
           </w:p>
         </w:tc>
         <w:tc>
@@ -10944,7 +10843,6 @@
                 <w:lang w:val="ce-Cyrl-RU"/>
               </w:rPr>
             </w:pPr>
-            <w:proofErr w:type="spellStart"/>
             <w:r>
               <w:rPr>
                 <w:rFonts w:ascii="Calibri" w:hAnsi="Calibri" w:cs="Calibri"/>
@@ -10953,7 +10851,6 @@
               </w:rPr>
               <w:t>Нана</w:t>
             </w:r>
-            <w:proofErr w:type="spellEnd"/>
           </w:p>
         </w:tc>
         <w:tc>
@@ -10969,7 +10866,6 @@
                 <w:lang w:val="ce-Cyrl-RU"/>
               </w:rPr>
             </w:pPr>
-            <w:proofErr w:type="spellStart"/>
             <w:r>
               <w:rPr>
                 <w:rFonts w:ascii="Calibri" w:hAnsi="Calibri" w:cs="Calibri"/>
@@ -10978,7 +10874,6 @@
               </w:rPr>
               <w:t>Говр</w:t>
             </w:r>
-            <w:proofErr w:type="spellEnd"/>
           </w:p>
         </w:tc>
         <w:tc>
@@ -10994,7 +10889,6 @@
                 <w:lang w:val="ce-Cyrl-RU"/>
               </w:rPr>
             </w:pPr>
-            <w:proofErr w:type="spellStart"/>
             <w:r>
               <w:rPr>
                 <w:rFonts w:ascii="Calibri" w:hAnsi="Calibri" w:cs="Calibri"/>
@@ -11003,7 +10897,6 @@
               </w:rPr>
               <w:t>Бер</w:t>
             </w:r>
-            <w:proofErr w:type="spellEnd"/>
           </w:p>
         </w:tc>
         <w:tc>
@@ -11019,7 +10912,6 @@
                 <w:lang w:val="ce-Cyrl-RU"/>
               </w:rPr>
             </w:pPr>
-            <w:proofErr w:type="spellStart"/>
             <w:r>
               <w:rPr>
                 <w:i/>
@@ -11035,7 +10927,6 @@
               </w:rPr>
               <w:t>аж</w:t>
             </w:r>
-            <w:proofErr w:type="spellEnd"/>
           </w:p>
         </w:tc>
         <w:tc>
@@ -11051,7 +10942,6 @@
                 <w:lang w:val="ce-Cyrl-RU"/>
               </w:rPr>
             </w:pPr>
-            <w:proofErr w:type="spellStart"/>
             <w:r>
               <w:rPr>
                 <w:rFonts w:ascii="Calibri" w:hAnsi="Calibri" w:cs="Calibri"/>
@@ -11060,7 +10950,6 @@
               </w:rPr>
               <w:t>Маьнги</w:t>
             </w:r>
-            <w:proofErr w:type="spellEnd"/>
           </w:p>
         </w:tc>
       </w:tr>
@@ -11087,25 +10976,21 @@
             <w:r>
               <w:t xml:space="preserve"> </w:t>
             </w:r>
-            <w:proofErr w:type="spellStart"/>
             <w:r>
               <w:rPr>
                 <w:rFonts w:ascii="Calibri" w:hAnsi="Calibri" w:cs="Calibri"/>
               </w:rPr>
               <w:t>лицо</w:t>
             </w:r>
-            <w:proofErr w:type="spellEnd"/>
             <w:r>
               <w:t xml:space="preserve"> (</w:t>
             </w:r>
-            <w:proofErr w:type="spellStart"/>
             <w:r>
               <w:rPr>
                 <w:rFonts w:ascii="Calibri" w:hAnsi="Calibri" w:cs="Calibri"/>
               </w:rPr>
               <w:t>Со</w:t>
             </w:r>
-            <w:proofErr w:type="spellEnd"/>
             <w:r>
               <w:t>)</w:t>
             </w:r>
@@ -11123,16 +11008,12 @@
                 <w:lang w:val="ce-Cyrl-RU"/>
               </w:rPr>
             </w:pPr>
-            <w:proofErr w:type="spellStart"/>
-            <w:proofErr w:type="gramStart"/>
             <w:r>
               <w:rPr>
                 <w:rFonts w:ascii="Calibri" w:hAnsi="Calibri" w:cs="Calibri"/>
               </w:rPr>
               <w:t>ва</w:t>
             </w:r>
-            <w:proofErr w:type="spellEnd"/>
-            <w:proofErr w:type="gramEnd"/>
           </w:p>
         </w:tc>
         <w:tc>
@@ -11147,16 +11028,12 @@
                 <w:lang w:val="ce-Cyrl-RU"/>
               </w:rPr>
             </w:pPr>
-            <w:proofErr w:type="spellStart"/>
-            <w:proofErr w:type="gramStart"/>
             <w:r>
               <w:rPr>
                 <w:rFonts w:ascii="Calibri" w:hAnsi="Calibri" w:cs="Calibri"/>
               </w:rPr>
               <w:t>йа</w:t>
             </w:r>
-            <w:proofErr w:type="spellEnd"/>
-            <w:proofErr w:type="gramEnd"/>
           </w:p>
         </w:tc>
         <w:tc>
@@ -11171,16 +11048,12 @@
                 <w:lang w:val="ce-Cyrl-RU"/>
               </w:rPr>
             </w:pPr>
-            <w:proofErr w:type="spellStart"/>
-            <w:proofErr w:type="gramStart"/>
             <w:r>
               <w:rPr>
                 <w:rFonts w:ascii="Calibri" w:hAnsi="Calibri" w:cs="Calibri"/>
               </w:rPr>
               <w:t>йа</w:t>
             </w:r>
-            <w:proofErr w:type="spellEnd"/>
-            <w:proofErr w:type="gramEnd"/>
           </w:p>
         </w:tc>
         <w:tc>
@@ -11195,16 +11068,12 @@
                 <w:lang w:val="ce-Cyrl-RU"/>
               </w:rPr>
             </w:pPr>
-            <w:proofErr w:type="spellStart"/>
-            <w:proofErr w:type="gramStart"/>
             <w:r>
               <w:rPr>
                 <w:rFonts w:ascii="Calibri" w:hAnsi="Calibri" w:cs="Calibri"/>
               </w:rPr>
               <w:t>да</w:t>
             </w:r>
-            <w:proofErr w:type="spellEnd"/>
-            <w:proofErr w:type="gramEnd"/>
           </w:p>
         </w:tc>
         <w:tc>
@@ -11219,16 +11088,12 @@
                 <w:lang w:val="ce-Cyrl-RU"/>
               </w:rPr>
             </w:pPr>
-            <w:proofErr w:type="spellStart"/>
-            <w:proofErr w:type="gramStart"/>
             <w:r>
               <w:rPr>
                 <w:rFonts w:ascii="Calibri" w:hAnsi="Calibri" w:cs="Calibri"/>
               </w:rPr>
               <w:t>ба</w:t>
             </w:r>
-            <w:proofErr w:type="spellEnd"/>
-            <w:proofErr w:type="gramEnd"/>
           </w:p>
         </w:tc>
         <w:tc>
@@ -11243,16 +11108,12 @@
                 <w:lang w:val="ce-Cyrl-RU"/>
               </w:rPr>
             </w:pPr>
-            <w:proofErr w:type="spellStart"/>
-            <w:proofErr w:type="gramStart"/>
             <w:r>
               <w:rPr>
                 <w:rFonts w:ascii="Calibri" w:hAnsi="Calibri" w:cs="Calibri"/>
               </w:rPr>
               <w:t>ба</w:t>
             </w:r>
-            <w:proofErr w:type="spellEnd"/>
-            <w:proofErr w:type="gramEnd"/>
           </w:p>
           <w:p>
             <w:pPr>
@@ -11287,25 +11148,21 @@
             <w:r>
               <w:t xml:space="preserve"> </w:t>
             </w:r>
-            <w:proofErr w:type="spellStart"/>
             <w:r>
               <w:rPr>
                 <w:rFonts w:ascii="Calibri" w:hAnsi="Calibri" w:cs="Calibri"/>
               </w:rPr>
               <w:t>лицо</w:t>
             </w:r>
-            <w:proofErr w:type="spellEnd"/>
             <w:r>
               <w:t xml:space="preserve"> (</w:t>
             </w:r>
-            <w:proofErr w:type="spellStart"/>
             <w:r>
               <w:rPr>
                 <w:rFonts w:ascii="Calibri" w:hAnsi="Calibri" w:cs="Calibri"/>
               </w:rPr>
               <w:t>Хьо</w:t>
             </w:r>
-            <w:proofErr w:type="spellEnd"/>
             <w:r>
               <w:t>)</w:t>
             </w:r>
@@ -11413,25 +11270,21 @@
             <w:r>
               <w:t xml:space="preserve"> </w:t>
             </w:r>
-            <w:proofErr w:type="spellStart"/>
             <w:r>
               <w:rPr>
                 <w:rFonts w:ascii="Calibri" w:hAnsi="Calibri" w:cs="Calibri"/>
               </w:rPr>
               <w:t>лицо</w:t>
             </w:r>
-            <w:proofErr w:type="spellEnd"/>
             <w:r>
               <w:t xml:space="preserve"> (</w:t>
             </w:r>
-            <w:proofErr w:type="spellStart"/>
             <w:r>
               <w:rPr>
                 <w:rFonts w:ascii="Calibri" w:hAnsi="Calibri" w:cs="Calibri"/>
               </w:rPr>
               <w:t>Из</w:t>
             </w:r>
-            <w:proofErr w:type="spellEnd"/>
             <w:r>
               <w:t>)</w:t>
             </w:r>
@@ -11527,25 +11380,21 @@
                 <w:lang w:val="ce-Cyrl-RU"/>
               </w:rPr>
             </w:pPr>
-            <w:proofErr w:type="spellStart"/>
             <w:r>
               <w:rPr>
                 <w:rFonts w:ascii="Calibri" w:hAnsi="Calibri" w:cs="Calibri"/>
               </w:rPr>
               <w:t>Множественное</w:t>
             </w:r>
-            <w:proofErr w:type="spellEnd"/>
             <w:r>
               <w:t xml:space="preserve"> </w:t>
             </w:r>
-            <w:proofErr w:type="spellStart"/>
             <w:r>
               <w:rPr>
                 <w:rFonts w:ascii="Calibri" w:hAnsi="Calibri" w:cs="Calibri"/>
               </w:rPr>
               <w:t>число</w:t>
             </w:r>
-            <w:proofErr w:type="spellEnd"/>
           </w:p>
         </w:tc>
         <w:tc>
@@ -11561,7 +11410,6 @@
                 <w:lang w:val="ce-Cyrl-RU"/>
               </w:rPr>
             </w:pPr>
-            <w:proofErr w:type="spellStart"/>
             <w:r>
               <w:rPr>
                 <w:rFonts w:ascii="Calibri" w:hAnsi="Calibri" w:cs="Calibri"/>
@@ -11570,7 +11418,6 @@
               </w:rPr>
               <w:t>Даьй</w:t>
             </w:r>
-            <w:proofErr w:type="spellEnd"/>
           </w:p>
         </w:tc>
         <w:tc>
@@ -11586,7 +11433,6 @@
                 <w:lang w:val="ce-Cyrl-RU"/>
               </w:rPr>
             </w:pPr>
-            <w:proofErr w:type="spellStart"/>
             <w:r>
               <w:rPr>
                 <w:rFonts w:ascii="Calibri" w:hAnsi="Calibri" w:cs="Calibri"/>
@@ -11595,7 +11441,6 @@
               </w:rPr>
               <w:t>Наной</w:t>
             </w:r>
-            <w:proofErr w:type="spellEnd"/>
           </w:p>
         </w:tc>
         <w:tc>
@@ -11610,7 +11455,6 @@
                 <w:lang w:val="ce-Cyrl-RU"/>
               </w:rPr>
             </w:pPr>
-            <w:proofErr w:type="spellStart"/>
             <w:r>
               <w:rPr>
                 <w:rFonts w:ascii="Calibri" w:hAnsi="Calibri" w:cs="Calibri"/>
@@ -11619,7 +11463,6 @@
               </w:rPr>
               <w:t>Говраш</w:t>
             </w:r>
-            <w:proofErr w:type="spellEnd"/>
           </w:p>
         </w:tc>
         <w:tc>
@@ -11634,7 +11477,6 @@
                 <w:lang w:val="ce-Cyrl-RU"/>
               </w:rPr>
             </w:pPr>
-            <w:proofErr w:type="spellStart"/>
             <w:r>
               <w:rPr>
                 <w:rFonts w:ascii="Calibri" w:hAnsi="Calibri" w:cs="Calibri"/>
@@ -11643,7 +11485,6 @@
               </w:rPr>
               <w:t>Бераш</w:t>
             </w:r>
-            <w:proofErr w:type="spellEnd"/>
           </w:p>
         </w:tc>
         <w:tc>
@@ -11658,7 +11499,6 @@
                 <w:lang w:val="ce-Cyrl-RU"/>
               </w:rPr>
             </w:pPr>
-            <w:proofErr w:type="spellStart"/>
             <w:r>
               <w:rPr>
                 <w:i/>
@@ -11674,7 +11514,6 @@
               </w:rPr>
               <w:t>ажаш</w:t>
             </w:r>
-            <w:proofErr w:type="spellEnd"/>
           </w:p>
         </w:tc>
         <w:tc>
@@ -11689,7 +11528,6 @@
                 <w:lang w:val="ce-Cyrl-RU"/>
               </w:rPr>
             </w:pPr>
-            <w:proofErr w:type="spellStart"/>
             <w:r>
               <w:rPr>
                 <w:rFonts w:ascii="Calibri" w:hAnsi="Calibri" w:cs="Calibri"/>
@@ -11698,7 +11536,6 @@
               </w:rPr>
               <w:t>Маьнгеш</w:t>
             </w:r>
-            <w:proofErr w:type="spellEnd"/>
           </w:p>
         </w:tc>
       </w:tr>
@@ -11725,36 +11562,30 @@
             <w:r>
               <w:t xml:space="preserve"> </w:t>
             </w:r>
-            <w:proofErr w:type="spellStart"/>
             <w:r>
               <w:rPr>
                 <w:rFonts w:ascii="Calibri" w:hAnsi="Calibri" w:cs="Calibri"/>
               </w:rPr>
               <w:t>лицо</w:t>
             </w:r>
-            <w:proofErr w:type="spellEnd"/>
             <w:r>
               <w:t xml:space="preserve"> (</w:t>
             </w:r>
-            <w:proofErr w:type="spellStart"/>
             <w:r>
               <w:rPr>
                 <w:rFonts w:ascii="Calibri" w:hAnsi="Calibri" w:cs="Calibri"/>
               </w:rPr>
               <w:t>Вай</w:t>
             </w:r>
-            <w:proofErr w:type="spellEnd"/>
             <w:r>
               <w:t xml:space="preserve">, </w:t>
             </w:r>
-            <w:proofErr w:type="spellStart"/>
             <w:r>
               <w:rPr>
                 <w:rFonts w:ascii="Calibri" w:hAnsi="Calibri" w:cs="Calibri"/>
               </w:rPr>
               <w:t>Тхо</w:t>
             </w:r>
-            <w:proofErr w:type="spellEnd"/>
             <w:r>
               <w:t>)</w:t>
             </w:r>
@@ -11772,16 +11603,12 @@
                 <w:lang w:val="ce-Cyrl-RU"/>
               </w:rPr>
             </w:pPr>
-            <w:proofErr w:type="spellStart"/>
-            <w:proofErr w:type="gramStart"/>
             <w:r>
               <w:rPr>
                 <w:rFonts w:ascii="Calibri" w:hAnsi="Calibri" w:cs="Calibri"/>
               </w:rPr>
               <w:t>да</w:t>
             </w:r>
-            <w:proofErr w:type="spellEnd"/>
-            <w:proofErr w:type="gramEnd"/>
           </w:p>
         </w:tc>
         <w:tc>
@@ -11796,16 +11623,12 @@
                 <w:lang w:val="ce-Cyrl-RU"/>
               </w:rPr>
             </w:pPr>
-            <w:proofErr w:type="spellStart"/>
-            <w:proofErr w:type="gramStart"/>
             <w:r>
               <w:rPr>
                 <w:rFonts w:ascii="Calibri" w:hAnsi="Calibri" w:cs="Calibri"/>
               </w:rPr>
               <w:t>да</w:t>
             </w:r>
-            <w:proofErr w:type="spellEnd"/>
-            <w:proofErr w:type="gramEnd"/>
           </w:p>
         </w:tc>
         <w:tc>
@@ -11820,16 +11643,12 @@
                 <w:lang w:val="ce-Cyrl-RU"/>
               </w:rPr>
             </w:pPr>
-            <w:proofErr w:type="spellStart"/>
-            <w:proofErr w:type="gramStart"/>
             <w:r>
               <w:rPr>
                 <w:rFonts w:ascii="Calibri" w:hAnsi="Calibri" w:cs="Calibri"/>
               </w:rPr>
               <w:t>йа</w:t>
             </w:r>
-            <w:proofErr w:type="spellEnd"/>
-            <w:proofErr w:type="gramEnd"/>
           </w:p>
         </w:tc>
         <w:tc>
@@ -11844,16 +11663,12 @@
                 <w:lang w:val="ce-Cyrl-RU"/>
               </w:rPr>
             </w:pPr>
-            <w:proofErr w:type="spellStart"/>
-            <w:proofErr w:type="gramStart"/>
             <w:r>
               <w:rPr>
                 <w:rFonts w:ascii="Calibri" w:hAnsi="Calibri" w:cs="Calibri"/>
               </w:rPr>
               <w:t>да</w:t>
             </w:r>
-            <w:proofErr w:type="spellEnd"/>
-            <w:proofErr w:type="gramEnd"/>
           </w:p>
         </w:tc>
         <w:tc>
@@ -11868,16 +11683,12 @@
                 <w:lang w:val="ce-Cyrl-RU"/>
               </w:rPr>
             </w:pPr>
-            <w:proofErr w:type="spellStart"/>
-            <w:proofErr w:type="gramStart"/>
             <w:r>
               <w:rPr>
                 <w:rFonts w:ascii="Calibri" w:hAnsi="Calibri" w:cs="Calibri"/>
               </w:rPr>
               <w:t>ба</w:t>
             </w:r>
-            <w:proofErr w:type="spellEnd"/>
-            <w:proofErr w:type="gramEnd"/>
           </w:p>
         </w:tc>
         <w:tc>
@@ -11892,16 +11703,12 @@
                 <w:lang w:val="ce-Cyrl-RU"/>
               </w:rPr>
             </w:pPr>
-            <w:proofErr w:type="spellStart"/>
-            <w:proofErr w:type="gramStart"/>
             <w:r>
               <w:rPr>
                 <w:rFonts w:ascii="Calibri" w:hAnsi="Calibri" w:cs="Calibri"/>
               </w:rPr>
               <w:t>да</w:t>
             </w:r>
-            <w:proofErr w:type="spellEnd"/>
-            <w:proofErr w:type="gramEnd"/>
           </w:p>
           <w:p>
             <w:pPr>
@@ -11936,25 +11743,21 @@
             <w:r>
               <w:t xml:space="preserve"> </w:t>
             </w:r>
-            <w:proofErr w:type="spellStart"/>
             <w:r>
               <w:rPr>
                 <w:rFonts w:ascii="Calibri" w:hAnsi="Calibri" w:cs="Calibri"/>
               </w:rPr>
               <w:t>лицо</w:t>
             </w:r>
-            <w:proofErr w:type="spellEnd"/>
             <w:r>
               <w:t xml:space="preserve"> (</w:t>
             </w:r>
-            <w:proofErr w:type="spellStart"/>
             <w:r>
               <w:rPr>
                 <w:rFonts w:ascii="Calibri" w:hAnsi="Calibri" w:cs="Calibri"/>
               </w:rPr>
               <w:t>Шу</w:t>
             </w:r>
-            <w:proofErr w:type="spellEnd"/>
             <w:r>
               <w:t>)</w:t>
             </w:r>
@@ -12064,36 +11867,30 @@
             <w:r>
               <w:t xml:space="preserve"> </w:t>
             </w:r>
-            <w:proofErr w:type="spellStart"/>
             <w:r>
               <w:rPr>
                 <w:rFonts w:ascii="Calibri" w:hAnsi="Calibri" w:cs="Calibri"/>
               </w:rPr>
               <w:t>лицо</w:t>
             </w:r>
-            <w:proofErr w:type="spellEnd"/>
             <w:r>
               <w:t xml:space="preserve"> (</w:t>
             </w:r>
-            <w:proofErr w:type="spellStart"/>
             <w:r>
               <w:rPr>
                 <w:rFonts w:ascii="Calibri" w:hAnsi="Calibri" w:cs="Calibri"/>
               </w:rPr>
               <w:t>Уж</w:t>
             </w:r>
-            <w:proofErr w:type="spellEnd"/>
             <w:r>
               <w:t xml:space="preserve">, </w:t>
             </w:r>
-            <w:proofErr w:type="spellStart"/>
             <w:r>
               <w:rPr>
                 <w:rFonts w:ascii="Calibri" w:hAnsi="Calibri" w:cs="Calibri"/>
               </w:rPr>
               <w:t>Ужаш</w:t>
             </w:r>
-            <w:proofErr w:type="spellEnd"/>
             <w:r>
               <w:t>)</w:t>
             </w:r>
@@ -12110,16 +11907,12 @@
                 <w:lang w:val="ce-Cyrl-RU"/>
               </w:rPr>
             </w:pPr>
-            <w:proofErr w:type="spellStart"/>
-            <w:proofErr w:type="gramStart"/>
             <w:r>
               <w:rPr>
                 <w:rFonts w:ascii="Calibri" w:hAnsi="Calibri" w:cs="Calibri"/>
               </w:rPr>
               <w:t>ба</w:t>
             </w:r>
-            <w:proofErr w:type="spellEnd"/>
-            <w:proofErr w:type="gramEnd"/>
           </w:p>
         </w:tc>
         <w:tc>
@@ -12133,16 +11926,12 @@
                 <w:lang w:val="ce-Cyrl-RU"/>
               </w:rPr>
             </w:pPr>
-            <w:proofErr w:type="spellStart"/>
-            <w:proofErr w:type="gramStart"/>
             <w:r>
               <w:rPr>
                 <w:rFonts w:ascii="Calibri" w:hAnsi="Calibri" w:cs="Calibri"/>
               </w:rPr>
               <w:t>ба</w:t>
             </w:r>
-            <w:proofErr w:type="spellEnd"/>
-            <w:proofErr w:type="gramEnd"/>
           </w:p>
         </w:tc>
         <w:tc>
@@ -19979,7 +19768,21 @@
           <w:rFonts w:ascii="Calibri" w:hAnsi="Calibri" w:cs="Calibri"/>
           <w:lang w:val="ce-Cyrl-RU"/>
         </w:rPr>
-        <w:t>Части речи</w:t>
+        <w:t>Терминология - ч</w:t>
+      </w:r>
+      <w:r>
+        <w:rPr>
+          <w:rFonts w:ascii="Calibri" w:hAnsi="Calibri" w:cs="Calibri"/>
+          <w:lang w:val="ce-Cyrl-RU"/>
+        </w:rPr>
+        <w:t>асти речи</w:t>
+      </w:r>
+      <w:r>
+        <w:rPr>
+          <w:rFonts w:ascii="Calibri" w:hAnsi="Calibri" w:cs="Calibri"/>
+          <w:lang w:val="ce-Cyrl-RU"/>
+        </w:rPr>
+        <w:t xml:space="preserve"> и части слов.</w:t>
       </w:r>
     </w:p>
     <w:p>
@@ -19994,35 +19797,7 @@
           <w:rFonts w:ascii="Calibri" w:hAnsi="Calibri" w:cs="Calibri"/>
           <w:lang w:val="ce-Cyrl-RU"/>
         </w:rPr>
-        <w:t>TODO</w:t>
-      </w:r>
-      <w:r>
-        <w:rPr>
-          <w:rFonts w:ascii="Calibri" w:hAnsi="Calibri" w:cs="Calibri"/>
-          <w:lang w:val="ce-Cyrl-RU"/>
-        </w:rPr>
-        <w:t xml:space="preserve"> перенести перечисление (</w:t>
-      </w:r>
-      <w:r>
-        <w:rPr>
-          <w:rFonts w:ascii="Calibri" w:hAnsi="Calibri" w:cs="Calibri"/>
-          <w:lang w:val="ce-Cyrl-RU"/>
-        </w:rPr>
-        <w:t xml:space="preserve">Мальсагов, </w:t>
-      </w:r>
-      <w:r>
-        <w:rPr>
-          <w:rFonts w:ascii="Calibri" w:hAnsi="Calibri" w:cs="Calibri"/>
-          <w:lang w:val="ce-Cyrl-RU"/>
-        </w:rPr>
-        <w:t>стр. 75</w:t>
-      </w:r>
-      <w:r>
-        <w:rPr>
-          <w:rFonts w:ascii="Calibri" w:hAnsi="Calibri" w:cs="Calibri"/>
-          <w:lang w:val="ce-Cyrl-RU"/>
-        </w:rPr>
-        <w:t>) куда-нибудь подальше, ближе к середине</w:t>
+        <w:t>Слова могут изменяться по:</w:t>
       </w:r>
       <w:r>
         <w:rPr>
@@ -20030,13 +19805,14 @@
           <w:lang w:val="ce-Cyrl-RU"/>
         </w:rPr>
         <w:br/>
-      </w:r>
-      <w:r>
-        <w:rPr>
-          <w:rFonts w:ascii="Calibri" w:hAnsi="Calibri" w:cs="Calibri"/>
-          <w:lang w:val="ce-Cyrl-RU"/>
-        </w:rPr>
-        <w:t>Слова могут изменяться по:</w:t>
+        <w:t>- падежам (склоняться)</w:t>
+      </w:r>
+      <w:r>
+        <w:rPr>
+          <w:rFonts w:ascii="Calibri" w:hAnsi="Calibri" w:cs="Calibri"/>
+          <w:lang w:val="ce-Cyrl-RU"/>
+        </w:rPr>
+        <w:t>, сирг1а – сирг1ах</w:t>
       </w:r>
       <w:r>
         <w:rPr>
@@ -20044,7 +19820,14 @@
           <w:lang w:val="ce-Cyrl-RU"/>
         </w:rPr>
         <w:br/>
-        <w:t>- падежам (склоняться);</w:t>
+        <w:t>- временам (спрягаться)</w:t>
+      </w:r>
+      <w:r>
+        <w:rPr>
+          <w:rFonts w:ascii="Calibri" w:hAnsi="Calibri" w:cs="Calibri"/>
+          <w:lang w:val="ce-Cyrl-RU"/>
+        </w:rPr>
+        <w:t>, ала – аьннад;</w:t>
       </w:r>
       <w:r>
         <w:rPr>
@@ -20052,15 +19835,14 @@
           <w:lang w:val="ce-Cyrl-RU"/>
         </w:rPr>
         <w:br/>
-        <w:t>- временам (спрягаться);</w:t>
-      </w:r>
-      <w:r>
-        <w:rPr>
-          <w:rFonts w:ascii="Calibri" w:hAnsi="Calibri" w:cs="Calibri"/>
-          <w:lang w:val="ce-Cyrl-RU"/>
-        </w:rPr>
-        <w:br/>
-        <w:t>- по числам;</w:t>
+        <w:t>- по числам</w:t>
+      </w:r>
+      <w:r>
+        <w:rPr>
+          <w:rFonts w:ascii="Calibri" w:hAnsi="Calibri" w:cs="Calibri"/>
+          <w:lang w:val="ce-Cyrl-RU"/>
+        </w:rPr>
+        <w:t>, оалхазар – оалхазараш;</w:t>
       </w:r>
       <w:r>
         <w:rPr>
@@ -20075,8 +19857,22 @@
           <w:rFonts w:ascii="Calibri" w:hAnsi="Calibri" w:cs="Calibri"/>
           <w:lang w:val="ce-Cyrl-RU"/>
         </w:rPr>
+        <w:t xml:space="preserve"> дика – дикаг1а;</w:t>
+      </w:r>
+      <w:r>
+        <w:rPr>
+          <w:rFonts w:ascii="Calibri" w:hAnsi="Calibri" w:cs="Calibri"/>
+          <w:lang w:val="ce-Cyrl-RU"/>
+        </w:rPr>
         <w:br/>
-        <w:t>- по классам;</w:t>
+        <w:t>- по классам</w:t>
+      </w:r>
+      <w:r>
+        <w:rPr>
+          <w:rFonts w:ascii="Calibri" w:hAnsi="Calibri" w:cs="Calibri"/>
+          <w:lang w:val="ce-Cyrl-RU"/>
+        </w:rPr>
+        <w:t>, д1адахийтад – д1айахийтад;</w:t>
       </w:r>
       <w:r>
         <w:rPr>
@@ -20092,7 +19888,30 @@
           <w:lang w:val="ce-Cyrl-RU"/>
         </w:rPr>
         <w:br/>
-        <w:t>- существительное (ц1араш);</w:t>
+        <w:t>- существительное</w:t>
+      </w:r>
+      <w:r>
+        <w:rPr>
+          <w:rFonts w:ascii="Calibri" w:hAnsi="Calibri" w:cs="Calibri"/>
+          <w:lang w:val="ce-Cyrl-RU"/>
+        </w:rPr>
+        <w:t xml:space="preserve">, </w:t>
+      </w:r>
+      <w:r>
+        <w:rPr>
+          <w:rFonts w:ascii="Calibri" w:hAnsi="Calibri" w:cs="Calibri"/>
+          <w:i/>
+          <w:iCs/>
+          <w:lang w:val="ce-Cyrl-RU"/>
+        </w:rPr>
+        <w:t>ц1алг</w:t>
+      </w:r>
+      <w:r>
+        <w:rPr>
+          <w:rFonts w:ascii="Calibri" w:hAnsi="Calibri" w:cs="Calibri"/>
+          <w:lang w:val="ce-Cyrl-RU"/>
+        </w:rPr>
+        <w:t>;</w:t>
       </w:r>
       <w:r>
         <w:rPr>
@@ -20100,7 +19919,30 @@
           <w:lang w:val="ce-Cyrl-RU"/>
         </w:rPr>
         <w:br/>
-        <w:t>- прилагательное (белгалонаш);</w:t>
+        <w:t>- прилагательное</w:t>
+      </w:r>
+      <w:r>
+        <w:rPr>
+          <w:rFonts w:ascii="Calibri" w:hAnsi="Calibri" w:cs="Calibri"/>
+          <w:lang w:val="ce-Cyrl-RU"/>
+        </w:rPr>
+        <w:t xml:space="preserve">, </w:t>
+      </w:r>
+      <w:r>
+        <w:rPr>
+          <w:rFonts w:ascii="Calibri" w:hAnsi="Calibri" w:cs="Calibri"/>
+          <w:i/>
+          <w:iCs/>
+          <w:lang w:val="ce-Cyrl-RU"/>
+        </w:rPr>
+        <w:t>аьшка</w:t>
+      </w:r>
+      <w:r>
+        <w:rPr>
+          <w:rFonts w:ascii="Calibri" w:hAnsi="Calibri" w:cs="Calibri"/>
+          <w:lang w:val="ce-Cyrl-RU"/>
+        </w:rPr>
+        <w:t>;</w:t>
       </w:r>
       <w:r>
         <w:rPr>
@@ -20108,7 +19950,30 @@
           <w:lang w:val="ce-Cyrl-RU"/>
         </w:rPr>
         <w:br/>
-        <w:t>- числительное (таьрг1аш);</w:t>
+        <w:t>- числительное</w:t>
+      </w:r>
+      <w:r>
+        <w:rPr>
+          <w:rFonts w:ascii="Calibri" w:hAnsi="Calibri" w:cs="Calibri"/>
+          <w:lang w:val="ce-Cyrl-RU"/>
+        </w:rPr>
+        <w:t xml:space="preserve"> - </w:t>
+      </w:r>
+      <w:r>
+        <w:rPr>
+          <w:rFonts w:ascii="Calibri" w:hAnsi="Calibri" w:cs="Calibri"/>
+          <w:i/>
+          <w:iCs/>
+          <w:lang w:val="ce-Cyrl-RU"/>
+        </w:rPr>
+        <w:t>шиъ</w:t>
+      </w:r>
+      <w:r>
+        <w:rPr>
+          <w:rFonts w:ascii="Calibri" w:hAnsi="Calibri" w:cs="Calibri"/>
+          <w:lang w:val="ce-Cyrl-RU"/>
+        </w:rPr>
+        <w:t>;</w:t>
       </w:r>
       <w:r>
         <w:rPr>
@@ -20116,7 +19981,30 @@
           <w:lang w:val="ce-Cyrl-RU"/>
         </w:rPr>
         <w:br/>
-        <w:t>- местоимение (ц1араметта);</w:t>
+        <w:t>- местоимение</w:t>
+      </w:r>
+      <w:r>
+        <w:rPr>
+          <w:rFonts w:ascii="Calibri" w:hAnsi="Calibri" w:cs="Calibri"/>
+          <w:lang w:val="ce-Cyrl-RU"/>
+        </w:rPr>
+        <w:t xml:space="preserve"> - </w:t>
+      </w:r>
+      <w:r>
+        <w:rPr>
+          <w:rFonts w:ascii="Calibri" w:hAnsi="Calibri" w:cs="Calibri"/>
+          <w:i/>
+          <w:iCs/>
+          <w:lang w:val="ce-Cyrl-RU"/>
+        </w:rPr>
+        <w:t>хьо</w:t>
+      </w:r>
+      <w:r>
+        <w:rPr>
+          <w:rFonts w:ascii="Calibri" w:hAnsi="Calibri" w:cs="Calibri"/>
+          <w:lang w:val="ce-Cyrl-RU"/>
+        </w:rPr>
+        <w:t>;</w:t>
       </w:r>
       <w:r>
         <w:rPr>
@@ -20124,7 +20012,30 @@
           <w:lang w:val="ce-Cyrl-RU"/>
         </w:rPr>
         <w:br/>
-        <w:t>- глагол (оаламаш);</w:t>
+        <w:t>- глагол</w:t>
+      </w:r>
+      <w:r>
+        <w:rPr>
+          <w:rFonts w:ascii="Calibri" w:hAnsi="Calibri" w:cs="Calibri"/>
+          <w:lang w:val="ce-Cyrl-RU"/>
+        </w:rPr>
+        <w:t xml:space="preserve"> – </w:t>
+      </w:r>
+      <w:r>
+        <w:rPr>
+          <w:rFonts w:ascii="Calibri" w:hAnsi="Calibri" w:cs="Calibri"/>
+          <w:i/>
+          <w:iCs/>
+          <w:lang w:val="ce-Cyrl-RU"/>
+        </w:rPr>
+        <w:t>к1аьдъеннай</w:t>
+      </w:r>
+      <w:r>
+        <w:rPr>
+          <w:rFonts w:ascii="Calibri" w:hAnsi="Calibri" w:cs="Calibri"/>
+          <w:lang w:val="ce-Cyrl-RU"/>
+        </w:rPr>
+        <w:t>;</w:t>
       </w:r>
       <w:r>
         <w:rPr>
@@ -20132,6 +20043,71 @@
           <w:lang w:val="ce-Cyrl-RU"/>
         </w:rPr>
         <w:br/>
+        <w:t xml:space="preserve">- причастие </w:t>
+      </w:r>
+      <w:r>
+        <w:rPr>
+          <w:rFonts w:ascii="Calibri" w:hAnsi="Calibri" w:cs="Calibri"/>
+          <w:lang w:val="ce-Cyrl-RU"/>
+        </w:rPr>
+        <w:t>– т1адеттала</w:t>
+      </w:r>
+      <w:r>
+        <w:rPr>
+          <w:rFonts w:ascii="Calibri" w:hAnsi="Calibri" w:cs="Calibri"/>
+          <w:lang w:val="ce-Cyrl-RU"/>
+        </w:rPr>
+        <w:t>рг (бьющийся);</w:t>
+      </w:r>
+      <w:r>
+        <w:rPr>
+          <w:rFonts w:ascii="Calibri" w:hAnsi="Calibri" w:cs="Calibri"/>
+          <w:lang w:val="ce-Cyrl-RU"/>
+        </w:rPr>
+        <w:br/>
+        <w:t xml:space="preserve">- деепричастие - </w:t>
+      </w:r>
+      <w:r>
+        <w:rPr>
+          <w:rFonts w:ascii="Calibri" w:hAnsi="Calibri" w:cs="Calibri"/>
+          <w:lang w:val="ce-Cyrl-RU"/>
+        </w:rPr>
+        <w:t>оалаш</w:t>
+      </w:r>
+      <w:r>
+        <w:rPr>
+          <w:rFonts w:ascii="Calibri" w:hAnsi="Calibri" w:cs="Calibri"/>
+          <w:lang w:val="ce-Cyrl-RU"/>
+        </w:rPr>
+        <w:t xml:space="preserve"> (</w:t>
+      </w:r>
+      <w:r>
+        <w:rPr>
+          <w:rFonts w:ascii="Calibri" w:hAnsi="Calibri" w:cs="Calibri"/>
+          <w:lang w:val="ce-Cyrl-RU"/>
+        </w:rPr>
+        <w:t>говоря</w:t>
+      </w:r>
+      <w:r>
+        <w:rPr>
+          <w:rFonts w:ascii="Calibri" w:hAnsi="Calibri" w:cs="Calibri"/>
+          <w:lang w:val="ce-Cyrl-RU"/>
+        </w:rPr>
+        <w:t>)</w:t>
+      </w:r>
+      <w:r>
+        <w:rPr>
+          <w:rFonts w:ascii="Calibri" w:hAnsi="Calibri" w:cs="Calibri"/>
+          <w:lang w:val="ce-Cyrl-RU"/>
+        </w:rPr>
+        <w:t>;</w:t>
+      </w:r>
+      <w:r>
+        <w:rPr>
+          <w:rFonts w:ascii="Calibri" w:hAnsi="Calibri" w:cs="Calibri"/>
+          <w:lang w:val="ce-Cyrl-RU"/>
+        </w:rPr>
+        <w:br/>
       </w:r>
       <w:r>
         <w:rPr>
@@ -20146,7 +20122,21 @@
           <w:lang w:val="ce-Cyrl-RU"/>
         </w:rPr>
         <w:br/>
-        <w:t>- наречие (хьисап);</w:t>
+        <w:t>- наречие</w:t>
+      </w:r>
+      <w:r>
+        <w:rPr>
+          <w:rFonts w:ascii="Calibri" w:hAnsi="Calibri" w:cs="Calibri"/>
+          <w:lang w:val="ce-Cyrl-RU"/>
+        </w:rPr>
+        <w:t xml:space="preserve"> – т1аккха</w:t>
+      </w:r>
+      <w:r>
+        <w:rPr>
+          <w:rFonts w:ascii="Calibri" w:hAnsi="Calibri" w:cs="Calibri"/>
+          <w:lang w:val="ce-Cyrl-RU"/>
+        </w:rPr>
+        <w:t>;</w:t>
       </w:r>
       <w:r>
         <w:rPr>
@@ -20154,7 +20144,79 @@
           <w:lang w:val="ce-Cyrl-RU"/>
         </w:rPr>
         <w:br/>
-        <w:t>- послелоги (т1адеттарг);</w:t>
+        <w:t xml:space="preserve">- </w:t>
+      </w:r>
+      <w:r>
+        <w:rPr>
+          <w:rFonts w:ascii="Calibri" w:hAnsi="Calibri" w:cs="Calibri"/>
+          <w:lang w:val="ce-Cyrl-RU"/>
+        </w:rPr>
+        <w:t xml:space="preserve">предлоги, </w:t>
+      </w:r>
+      <w:r>
+        <w:rPr>
+          <w:rFonts w:ascii="Calibri" w:hAnsi="Calibri" w:cs="Calibri"/>
+          <w:lang w:val="ce-Cyrl-RU"/>
+        </w:rPr>
+        <w:t>послелоги</w:t>
+      </w:r>
+      <w:r>
+        <w:rPr>
+          <w:rFonts w:ascii="Calibri" w:hAnsi="Calibri" w:cs="Calibri"/>
+          <w:lang w:val="ce-Cyrl-RU"/>
+        </w:rPr>
+        <w:t xml:space="preserve"> </w:t>
+      </w:r>
+      <w:r>
+        <w:rPr>
+          <w:rFonts w:ascii="Calibri" w:hAnsi="Calibri" w:cs="Calibri"/>
+          <w:lang w:val="ce-Cyrl-RU"/>
+        </w:rPr>
+        <w:t>–</w:t>
+      </w:r>
+      <w:r>
+        <w:rPr>
+          <w:rFonts w:ascii="Calibri" w:hAnsi="Calibri" w:cs="Calibri"/>
+          <w:lang w:val="ce-Cyrl-RU"/>
+        </w:rPr>
+        <w:t xml:space="preserve"> </w:t>
+      </w:r>
+      <w:r>
+        <w:rPr>
+          <w:rFonts w:ascii="Calibri" w:hAnsi="Calibri" w:cs="Calibri"/>
+          <w:lang w:val="ce-Cyrl-RU"/>
+        </w:rPr>
+        <w:t xml:space="preserve">дуне </w:t>
+      </w:r>
+      <w:r>
+        <w:rPr>
+          <w:rFonts w:ascii="Calibri" w:hAnsi="Calibri" w:cs="Calibri"/>
+          <w:i/>
+          <w:iCs/>
+          <w:lang w:val="ce-Cyrl-RU"/>
+        </w:rPr>
+        <w:t>т1а</w:t>
+      </w:r>
+      <w:r>
+        <w:rPr>
+          <w:rFonts w:ascii="Calibri" w:hAnsi="Calibri" w:cs="Calibri"/>
+          <w:lang w:val="ce-Cyrl-RU"/>
+        </w:rPr>
+        <w:t>;</w:t>
+      </w:r>
+      <w:r>
+        <w:rPr>
+          <w:rFonts w:ascii="Calibri" w:hAnsi="Calibri" w:cs="Calibri"/>
+          <w:lang w:val="ce-Cyrl-RU"/>
+        </w:rPr>
+        <w:t xml:space="preserve"> </w:t>
+      </w:r>
+      <w:r>
+        <w:rPr>
+          <w:rFonts w:ascii="Calibri" w:hAnsi="Calibri" w:cs="Calibri"/>
+          <w:lang w:val="ce-Cyrl-RU"/>
+        </w:rPr>
+        <w:t>в ингушском нет предлогов, в русском нет послелогов.</w:t>
       </w:r>
       <w:r>
         <w:rPr>
@@ -20162,7 +20224,57 @@
           <w:lang w:val="ce-Cyrl-RU"/>
         </w:rPr>
         <w:br/>
-        <w:t>- союзы (хоттарг);</w:t>
+        <w:t xml:space="preserve">- союзы </w:t>
+      </w:r>
+      <w:r>
+        <w:rPr>
+          <w:rFonts w:ascii="Calibri" w:hAnsi="Calibri" w:cs="Calibri"/>
+          <w:lang w:val="ce-Cyrl-RU"/>
+        </w:rPr>
+        <w:t xml:space="preserve">- </w:t>
+      </w:r>
+      <w:r>
+        <w:rPr>
+          <w:rFonts w:ascii="Calibri" w:hAnsi="Calibri" w:cs="Calibri"/>
+          <w:lang w:val="ru-RU"/>
+        </w:rPr>
+        <w:t>доттаг</w:t>
+      </w:r>
+      <w:r>
+        <w:rPr>
+          <w:rFonts w:ascii="Calibri" w:hAnsi="Calibri" w:cs="Calibri"/>
+        </w:rPr>
+        <w:t>I</w:t>
+      </w:r>
+      <w:r>
+        <w:rPr>
+          <w:rFonts w:ascii="Calibri" w:hAnsi="Calibri" w:cs="Calibri"/>
+          <w:lang w:val="ru-RU"/>
+        </w:rPr>
+        <w:t>ал</w:t>
+      </w:r>
+      <w:r>
+        <w:rPr>
+          <w:rFonts w:ascii="Calibri" w:hAnsi="Calibri" w:cs="Calibri"/>
+          <w:i/>
+          <w:iCs/>
+          <w:lang w:val="ru-RU"/>
+        </w:rPr>
+        <w:t xml:space="preserve"> а</w:t>
+      </w:r>
+      <w:r>
+        <w:rPr>
+          <w:rFonts w:ascii="Calibri" w:hAnsi="Calibri" w:cs="Calibri"/>
+          <w:lang w:val="ru-RU"/>
+        </w:rPr>
+        <w:t xml:space="preserve"> тесса</w:t>
+      </w:r>
+      <w:r>
+        <w:rPr>
+          <w:rFonts w:ascii="Calibri" w:hAnsi="Calibri" w:cs="Calibri"/>
+          <w:lang w:val="ce-Cyrl-RU"/>
+        </w:rPr>
+        <w:t>;</w:t>
       </w:r>
     </w:p>
     <w:p>
@@ -20177,7 +20289,213 @@
           <w:rFonts w:ascii="Calibri" w:hAnsi="Calibri" w:cs="Calibri"/>
           <w:lang w:val="ce-Cyrl-RU"/>
         </w:rPr>
+        <w:t>Части слов (морфемы):</w:t>
+      </w:r>
+      <w:r>
+        <w:rPr>
+          <w:rFonts w:ascii="Calibri" w:hAnsi="Calibri" w:cs="Calibri"/>
+          <w:lang w:val="ce-Cyrl-RU"/>
+        </w:rPr>
+        <w:br/>
+        <w:t>- корень</w:t>
+      </w:r>
+      <w:r>
+        <w:rPr>
+          <w:rFonts w:ascii="Calibri" w:hAnsi="Calibri" w:cs="Calibri"/>
+          <w:lang w:val="ce-Cyrl-RU"/>
+        </w:rPr>
+        <w:t xml:space="preserve"> – часть, не подверженная изменениям</w:t>
+      </w:r>
+      <w:r>
+        <w:rPr>
+          <w:rFonts w:ascii="Calibri" w:hAnsi="Calibri" w:cs="Calibri"/>
+          <w:lang w:val="ce-Cyrl-RU"/>
+        </w:rPr>
+        <w:t xml:space="preserve"> - </w:t>
+      </w:r>
+      <w:r>
+        <w:rPr>
+          <w:rFonts w:ascii="Calibri" w:hAnsi="Calibri" w:cs="Calibri"/>
+          <w:i/>
+          <w:iCs/>
+          <w:lang w:val="ce-Cyrl-RU"/>
+        </w:rPr>
+        <w:t>кер</w:t>
+      </w:r>
+      <w:r>
+        <w:rPr>
+          <w:rFonts w:ascii="Calibri" w:hAnsi="Calibri" w:cs="Calibri"/>
+          <w:lang w:val="ce-Cyrl-RU"/>
+        </w:rPr>
+        <w:t>;</w:t>
+      </w:r>
+      <w:r>
+        <w:rPr>
+          <w:rFonts w:ascii="Calibri" w:hAnsi="Calibri" w:cs="Calibri"/>
+          <w:lang w:val="ce-Cyrl-RU"/>
+        </w:rPr>
+        <w:t xml:space="preserve"> </w:t>
+      </w:r>
+      <w:r>
+        <w:rPr>
+          <w:rFonts w:ascii="Calibri" w:hAnsi="Calibri" w:cs="Calibri"/>
+          <w:lang w:val="ce-Cyrl-RU"/>
+        </w:rPr>
+        <w:br/>
+        <w:t>- приставка (префикс</w:t>
+      </w:r>
+      <w:r>
+        <w:rPr>
+          <w:rFonts w:ascii="Calibri" w:hAnsi="Calibri" w:cs="Calibri"/>
+          <w:lang w:val="ce-Cyrl-RU"/>
+        </w:rPr>
+        <w:t xml:space="preserve">) и </w:t>
+      </w:r>
+      <w:r>
+        <w:rPr>
+          <w:rFonts w:ascii="Calibri" w:hAnsi="Calibri" w:cs="Calibri"/>
+          <w:lang w:val="ce-Cyrl-RU"/>
+        </w:rPr>
+        <w:t>суффикс – служат для образования новых слов, входят в основу слова</w:t>
+      </w:r>
+      <w:r>
+        <w:rPr>
+          <w:rFonts w:ascii="Calibri" w:hAnsi="Calibri" w:cs="Calibri"/>
+          <w:lang w:val="ce-Cyrl-RU"/>
+        </w:rPr>
+        <w:t xml:space="preserve"> – </w:t>
+      </w:r>
+      <w:r>
+        <w:rPr>
+          <w:rFonts w:ascii="Calibri" w:hAnsi="Calibri" w:cs="Calibri"/>
+          <w:i/>
+          <w:iCs/>
+          <w:lang w:val="ce-Cyrl-RU"/>
+        </w:rPr>
+        <w:t>д1а</w:t>
+      </w:r>
+      <w:r>
+        <w:rPr>
+          <w:rFonts w:ascii="Calibri" w:hAnsi="Calibri" w:cs="Calibri"/>
+          <w:lang w:val="ce-Cyrl-RU"/>
+        </w:rPr>
+        <w:t>я, кераш</w:t>
+      </w:r>
+      <w:r>
+        <w:rPr>
+          <w:rFonts w:ascii="Calibri" w:hAnsi="Calibri" w:cs="Calibri"/>
+          <w:lang w:val="ce-Cyrl-RU"/>
+        </w:rPr>
+        <w:t>.</w:t>
+      </w:r>
+      <w:r>
+        <w:rPr>
+          <w:rFonts w:ascii="Calibri" w:hAnsi="Calibri" w:cs="Calibri"/>
+          <w:lang w:val="ce-Cyrl-RU"/>
+        </w:rPr>
+        <w:br/>
+      </w:r>
+      <w:r>
+        <w:rPr>
+          <w:rFonts w:ascii="Calibri" w:hAnsi="Calibri" w:cs="Calibri"/>
+          <w:lang w:val="ce-Cyrl-RU"/>
+        </w:rPr>
+        <w:t>- окончани</w:t>
+      </w:r>
+      <w:r>
+        <w:rPr>
+          <w:rFonts w:ascii="Calibri" w:hAnsi="Calibri" w:cs="Calibri"/>
+          <w:lang w:val="ce-Cyrl-RU"/>
+        </w:rPr>
+        <w:t>я</w:t>
+      </w:r>
+      <w:r>
+        <w:rPr>
+          <w:rFonts w:ascii="Calibri" w:hAnsi="Calibri" w:cs="Calibri"/>
+          <w:lang w:val="ce-Cyrl-RU"/>
+        </w:rPr>
+        <w:t xml:space="preserve"> (флексия) – </w:t>
+      </w:r>
+      <w:r>
+        <w:rPr>
+          <w:rFonts w:ascii="Calibri" w:hAnsi="Calibri" w:cs="Calibri"/>
+          <w:lang w:val="ce-Cyrl-RU"/>
+        </w:rPr>
+        <w:t>широко используется в ингушском, служат для изменения формы слова по падежам,  временам, по числу, и т.д</w:t>
+      </w:r>
+      <w:r>
+        <w:rPr>
+          <w:rFonts w:ascii="Calibri" w:hAnsi="Calibri" w:cs="Calibri"/>
+          <w:lang w:val="ce-Cyrl-RU"/>
+        </w:rPr>
+        <w:t>.</w:t>
+      </w:r>
+      <w:r>
+        <w:rPr>
+          <w:rFonts w:ascii="Calibri" w:hAnsi="Calibri" w:cs="Calibri"/>
+          <w:lang w:val="ce-Cyrl-RU"/>
+        </w:rPr>
+        <w:t>, - кер</w:t>
+      </w:r>
+      <w:r>
+        <w:rPr>
+          <w:rFonts w:ascii="Calibri" w:hAnsi="Calibri" w:cs="Calibri"/>
+          <w:lang w:val="ce-Cyrl-RU"/>
+        </w:rPr>
+        <w:t>аш</w:t>
+      </w:r>
+      <w:r>
+        <w:rPr>
+          <w:rFonts w:ascii="Calibri" w:hAnsi="Calibri" w:cs="Calibri"/>
+          <w:i/>
+          <w:iCs/>
+          <w:lang w:val="ce-Cyrl-RU"/>
+        </w:rPr>
+        <w:t>ка</w:t>
+      </w:r>
+      <w:r>
+        <w:rPr>
+          <w:rFonts w:ascii="Calibri" w:hAnsi="Calibri" w:cs="Calibri"/>
+          <w:lang w:val="ce-Cyrl-RU"/>
+        </w:rPr>
+        <w:br/>
+      </w:r>
+      <w:r>
+        <w:rPr>
+          <w:rFonts w:ascii="Calibri" w:hAnsi="Calibri" w:cs="Calibri"/>
+          <w:lang w:val="ce-Cyrl-RU"/>
+        </w:rPr>
         <w:t>Мальсагов, стр. 13</w:t>
+      </w:r>
+    </w:p>
+    <w:p>
+      <w:pPr>
+        <w:rPr>
+          <w:rFonts w:ascii="Calibri" w:hAnsi="Calibri" w:cs="Calibri"/>
+          <w:lang w:val="ce-Cyrl-RU"/>
+        </w:rPr>
+      </w:pPr>
+      <w:r>
+        <w:rPr>
+          <w:rFonts w:ascii="Calibri" w:hAnsi="Calibri" w:cs="Calibri"/>
+          <w:lang w:val="ce-Cyrl-RU"/>
+        </w:rPr>
+        <w:t>Особенность ингушского (и чеченского) языка - г</w:t>
+      </w:r>
+      <w:r>
+        <w:rPr>
+          <w:rFonts w:ascii="Calibri" w:hAnsi="Calibri" w:cs="Calibri"/>
+          <w:lang w:val="ce-Cyrl-RU"/>
+        </w:rPr>
+        <w:t>лаголы, состоящие из трех или более слогов, производны или заимствованы.</w:t>
+      </w:r>
+      <w:r>
+        <w:rPr>
+          <w:rFonts w:ascii="Calibri" w:hAnsi="Calibri" w:cs="Calibri"/>
+          <w:lang w:val="ce-Cyrl-RU"/>
+        </w:rPr>
+        <w:br/>
+        <w:t>Долакова, стр. 219</w:t>
       </w:r>
       <w:r>
         <w:rPr>
@@ -25852,7 +26170,21 @@
           <w:rFonts w:ascii="Calibri" w:hAnsi="Calibri" w:cs="Calibri"/>
           <w:lang w:val="ce-Cyrl-RU"/>
         </w:rPr>
-        <w:t>Различий очень много, п</w:t>
+        <w:t xml:space="preserve">Различий </w:t>
+      </w:r>
+      <w:r>
+        <w:rPr>
+          <w:rFonts w:ascii="Calibri" w:hAnsi="Calibri" w:cs="Calibri"/>
+          <w:lang w:val="ce-Cyrl-RU"/>
+        </w:rPr>
+        <w:t xml:space="preserve">в словах </w:t>
+      </w:r>
+      <w:r>
+        <w:rPr>
+          <w:rFonts w:ascii="Calibri" w:hAnsi="Calibri" w:cs="Calibri"/>
+          <w:lang w:val="ce-Cyrl-RU"/>
+        </w:rPr>
+        <w:t>очень много, п</w:t>
       </w:r>
       <w:r>
         <w:rPr>
@@ -25873,7 +26205,14 @@
           <w:rFonts w:ascii="Calibri" w:hAnsi="Calibri" w:cs="Calibri"/>
           <w:lang w:val="ce-Cyrl-RU"/>
         </w:rPr>
-        <w:t>Я здесь привожу слова, наиболее часто встречающиеся в этой книге.</w:t>
+        <w:t>С</w:t>
+      </w:r>
+      <w:r>
+        <w:rPr>
+          <w:rFonts w:ascii="Calibri" w:hAnsi="Calibri" w:cs="Calibri"/>
+          <w:lang w:val="ce-Cyrl-RU"/>
+        </w:rPr>
+        <w:t>лова, наиболее часто встречающиеся в этой книге.</w:t>
       </w:r>
     </w:p>
     <w:p>
@@ -30557,7 +30896,7 @@
       <w:pPr>
         <w:rPr>
           <w:rFonts w:ascii="Calibri" w:hAnsi="Calibri" w:cs="Calibri"/>
-          <w:lang w:val="en-US"/>
+          <w:lang w:val="ru-RU"/>
         </w:rPr>
       </w:pPr>
       <w:r>
@@ -30566,46 +30905,6 @@
           <w:lang w:val="ru-RU"/>
         </w:rPr>
         <w:t>Сона а.</w:t>
-      </w:r>
-    </w:p>
-    <w:p>
-      <w:pPr>
-        <w:rPr>
-          <w:rFonts w:ascii="Calibri" w:hAnsi="Calibri" w:cs="Calibri"/>
-          <w:lang w:val="ce-Cyrl-RU"/>
-        </w:rPr>
-      </w:pPr>
-      <w:proofErr w:type="spellStart"/>
-      <w:proofErr w:type="gramStart"/>
-      <w:r>
-        <w:rPr>
-          <w:rFonts w:ascii="Calibri" w:hAnsi="Calibri" w:cs="Calibri"/>
-          <w:lang w:val="en-US"/>
-        </w:rPr>
-        <w:t>todo</w:t>
-      </w:r>
-      <w:proofErr w:type="spellEnd"/>
-      <w:r>
-        <w:rPr>
-          <w:rFonts w:ascii="Calibri" w:hAnsi="Calibri" w:cs="Calibri"/>
-          <w:lang w:val="ru-RU"/>
-        </w:rPr>
-        <w:t xml:space="preserve"> :</w:t>
-      </w:r>
-      <w:proofErr w:type="gramEnd"/>
-      <w:r>
-        <w:rPr>
-          <w:rFonts w:ascii="Calibri" w:hAnsi="Calibri" w:cs="Calibri"/>
-          <w:lang w:val="ru-RU"/>
-        </w:rPr>
-        <w:t xml:space="preserve"> </w:t>
-      </w:r>
-      <w:r>
-        <w:rPr>
-          <w:rFonts w:ascii="Calibri" w:hAnsi="Calibri" w:cs="Calibri"/>
-          <w:lang w:val="ce-Cyrl-RU"/>
-        </w:rPr>
-        <w:t>перенести перечисление в другое место, поставить здесь порядок слов в предложении</w:t>
       </w:r>
     </w:p>
     <w:p>
@@ -35517,6 +35816,19 @@
           <w:lang w:val="ru-RU"/>
         </w:rPr>
         <w:br/>
+      </w:r>
+      <w:r>
+        <w:rPr>
+          <w:rFonts w:ascii="Calibri" w:hAnsi="Calibri" w:cs="Calibri"/>
+          <w:lang w:val="ru-RU"/>
+        </w:rPr>
+        <w:t xml:space="preserve">Мальсагов, стр. 38 ; </w:t>
+      </w:r>
+      <w:r>
+        <w:rPr>
+          <w:rFonts w:ascii="Calibri" w:hAnsi="Calibri" w:cs="Calibri"/>
+          <w:lang w:val="ru-RU"/>
+        </w:rPr>
         <w:t>Мациев стр. 589</w:t>
       </w:r>
     </w:p>
@@ -35730,7 +36042,6 @@
         </w:rPr>
         <w:br/>
       </w:r>
-      <w:proofErr w:type="gramStart"/>
       <w:r>
         <w:rPr>
           <w:rFonts w:ascii="Calibri" w:hAnsi="Calibri" w:cs="Calibri"/>
@@ -35743,15 +36054,7 @@
           <w:rFonts w:ascii="Calibri" w:hAnsi="Calibri" w:cs="Calibri"/>
           <w:lang w:val="ru-RU"/>
         </w:rPr>
-        <w:t xml:space="preserve"> :</w:t>
-      </w:r>
-      <w:proofErr w:type="gramEnd"/>
-      <w:r>
-        <w:rPr>
-          <w:rFonts w:ascii="Calibri" w:hAnsi="Calibri" w:cs="Calibri"/>
-          <w:lang w:val="ru-RU"/>
-        </w:rPr>
-        <w:t xml:space="preserve"> </w:t>
+        <w:t xml:space="preserve"> : </w:t>
       </w:r>
       <w:r>
         <w:rPr>
@@ -36492,7 +36795,149 @@
           <w:rFonts w:ascii="Calibri" w:hAnsi="Calibri" w:cs="Calibri"/>
           <w:lang w:val="ru-RU"/>
         </w:rPr>
-        <w:t>В русском и других европейских языках сначала называется главный предмет, а его свойства и связи уточняются после.</w:t>
+        <w:t>В русском язык</w:t>
+      </w:r>
+      <w:r>
+        <w:rPr>
+          <w:rFonts w:ascii="Calibri" w:hAnsi="Calibri" w:cs="Calibri"/>
+          <w:lang w:val="ru-RU"/>
+        </w:rPr>
+        <w:t>е</w:t>
+      </w:r>
+      <w:r>
+        <w:rPr>
+          <w:rFonts w:ascii="Calibri" w:hAnsi="Calibri" w:cs="Calibri"/>
+          <w:lang w:val="ru-RU"/>
+        </w:rPr>
+        <w:t xml:space="preserve"> сначала называется главный предмет, а </w:t>
+      </w:r>
+      <w:r>
+        <w:rPr>
+          <w:rFonts w:ascii="Calibri" w:hAnsi="Calibri" w:cs="Calibri"/>
+          <w:lang w:val="ru-RU"/>
+        </w:rPr>
+        <w:t>потом дается его описание</w:t>
+      </w:r>
+      <w:r>
+        <w:rPr>
+          <w:rFonts w:ascii="Calibri" w:hAnsi="Calibri" w:cs="Calibri"/>
+          <w:lang w:val="ru-RU"/>
+        </w:rPr>
+        <w:t>.</w:t>
+      </w:r>
+      <w:r>
+        <w:rPr>
+          <w:rFonts w:ascii="Calibri" w:hAnsi="Calibri" w:cs="Calibri"/>
+          <w:lang w:val="ru-RU"/>
+        </w:rPr>
+        <w:br/>
+      </w:r>
+      <w:r>
+        <w:rPr>
+          <w:rFonts w:ascii="Calibri" w:hAnsi="Calibri" w:cs="Calibri"/>
+          <w:i/>
+          <w:iCs/>
+          <w:lang w:val="ru-RU"/>
+        </w:rPr>
+        <w:t>Дом</w:t>
+      </w:r>
+      <w:r>
+        <w:rPr>
+          <w:rFonts w:ascii="Calibri" w:hAnsi="Calibri" w:cs="Calibri"/>
+          <w:i/>
+          <w:iCs/>
+          <w:lang w:val="ru-RU"/>
+        </w:rPr>
+        <w:t xml:space="preserve"> </w:t>
+      </w:r>
+      <w:r>
+        <w:rPr>
+          <w:rFonts w:ascii="Calibri" w:hAnsi="Calibri" w:cs="Calibri"/>
+          <w:lang w:val="ru-RU"/>
+        </w:rPr>
+        <w:t>(предмет)</w:t>
+      </w:r>
+      <w:r>
+        <w:rPr>
+          <w:rFonts w:ascii="Calibri" w:hAnsi="Calibri" w:cs="Calibri"/>
+          <w:i/>
+          <w:iCs/>
+          <w:lang w:val="ru-RU"/>
+        </w:rPr>
+        <w:t xml:space="preserve"> </w:t>
+      </w:r>
+      <w:r>
+        <w:rPr>
+          <w:rFonts w:ascii="Calibri" w:hAnsi="Calibri" w:cs="Calibri"/>
+          <w:i/>
+          <w:iCs/>
+          <w:lang w:val="ru-RU"/>
+        </w:rPr>
+        <w:t xml:space="preserve">-&gt; </w:t>
+      </w:r>
+      <w:r>
+        <w:rPr>
+          <w:rFonts w:ascii="Calibri" w:hAnsi="Calibri" w:cs="Calibri"/>
+          <w:lang w:val="ru-RU"/>
+        </w:rPr>
+        <w:t xml:space="preserve"> </w:t>
+      </w:r>
+      <w:r>
+        <w:rPr>
+          <w:rFonts w:ascii="Calibri" w:hAnsi="Calibri" w:cs="Calibri"/>
+          <w:i/>
+          <w:iCs/>
+          <w:lang w:val="ru-RU"/>
+        </w:rPr>
+        <w:t xml:space="preserve">который </w:t>
+      </w:r>
+      <w:r>
+        <w:rPr>
+          <w:rFonts w:ascii="Calibri" w:hAnsi="Calibri" w:cs="Calibri"/>
+          <w:i/>
+          <w:iCs/>
+          <w:lang w:val="ru-RU"/>
+        </w:rPr>
+        <w:t>построил</w:t>
+      </w:r>
+      <w:r>
+        <w:rPr>
+          <w:rFonts w:ascii="Calibri" w:hAnsi="Calibri" w:cs="Calibri"/>
+          <w:i/>
+          <w:iCs/>
+          <w:lang w:val="ru-RU"/>
+        </w:rPr>
+        <w:t xml:space="preserve"> Джек</w:t>
+      </w:r>
+      <w:r>
+        <w:rPr>
+          <w:rFonts w:ascii="Calibri" w:hAnsi="Calibri" w:cs="Calibri"/>
+          <w:i/>
+          <w:iCs/>
+          <w:lang w:val="ru-RU"/>
+        </w:rPr>
+        <w:t xml:space="preserve"> </w:t>
+      </w:r>
+      <w:r>
+        <w:rPr>
+          <w:rFonts w:ascii="Calibri" w:hAnsi="Calibri" w:cs="Calibri"/>
+          <w:lang w:val="ce-Cyrl-RU"/>
+        </w:rPr>
+        <w:t>(описание)</w:t>
+      </w:r>
+      <w:r>
+        <w:rPr>
+          <w:rFonts w:ascii="Calibri" w:hAnsi="Calibri" w:cs="Calibri"/>
+          <w:lang w:val="ru-RU"/>
+        </w:rPr>
+        <w:t>.</w:t>
+      </w:r>
+      <w:r>
+        <w:rPr>
+          <w:rFonts w:ascii="Calibri" w:hAnsi="Calibri" w:cs="Calibri"/>
+          <w:lang w:val="ru-RU"/>
+        </w:rPr>
+        <w:t xml:space="preserve"> </w:t>
       </w:r>
     </w:p>
     <w:p>
@@ -36507,7 +36952,213 @@
           <w:rFonts w:ascii="Calibri" w:hAnsi="Calibri" w:cs="Calibri"/>
           <w:lang w:val="ru-RU"/>
         </w:rPr>
-        <w:t>В ингушском языке сначала выстраивается вся цепочка определений и уточнений, и только в самом конце произносится сам предмет, к которому все это относится.</w:t>
+        <w:t xml:space="preserve">В ингушском языке сначала </w:t>
+      </w:r>
+      <w:r>
+        <w:rPr>
+          <w:rFonts w:ascii="Calibri" w:hAnsi="Calibri" w:cs="Calibri"/>
+          <w:lang w:val="ru-RU"/>
+        </w:rPr>
+        <w:t>да</w:t>
+      </w:r>
+      <w:r>
+        <w:rPr>
+          <w:rFonts w:ascii="Calibri" w:hAnsi="Calibri" w:cs="Calibri"/>
+          <w:lang w:val="ru-RU"/>
+        </w:rPr>
+        <w:t>ю</w:t>
+      </w:r>
+      <w:r>
+        <w:rPr>
+          <w:rFonts w:ascii="Calibri" w:hAnsi="Calibri" w:cs="Calibri"/>
+          <w:lang w:val="ru-RU"/>
+        </w:rPr>
+        <w:t xml:space="preserve">тся </w:t>
+      </w:r>
+      <w:r>
+        <w:rPr>
+          <w:rFonts w:ascii="Calibri" w:hAnsi="Calibri" w:cs="Calibri"/>
+          <w:lang w:val="ru-RU"/>
+        </w:rPr>
+        <w:t>все детали предмета</w:t>
+      </w:r>
+      <w:r>
+        <w:rPr>
+          <w:rFonts w:ascii="Calibri" w:hAnsi="Calibri" w:cs="Calibri"/>
+          <w:lang w:val="ru-RU"/>
+        </w:rPr>
+        <w:t>, и только в самом конце произносится сам предмет, к которому все это относится.</w:t>
+      </w:r>
+      <w:r>
+        <w:rPr>
+          <w:rFonts w:ascii="Calibri" w:hAnsi="Calibri" w:cs="Calibri"/>
+          <w:lang w:val="ru-RU"/>
+        </w:rPr>
+        <w:br/>
+      </w:r>
+      <w:r>
+        <w:rPr>
+          <w:rFonts w:ascii="Calibri" w:hAnsi="Calibri" w:cs="Calibri"/>
+          <w:i/>
+          <w:iCs/>
+          <w:lang w:val="ru-RU"/>
+        </w:rPr>
+        <w:t>Дж</w:t>
+      </w:r>
+      <w:r>
+        <w:rPr>
+          <w:rFonts w:ascii="Calibri" w:hAnsi="Calibri" w:cs="Calibri"/>
+          <w:i/>
+          <w:iCs/>
+          <w:lang w:val="ru-RU"/>
+        </w:rPr>
+        <w:t>аь</w:t>
+      </w:r>
+      <w:r>
+        <w:rPr>
+          <w:rFonts w:ascii="Calibri" w:hAnsi="Calibri" w:cs="Calibri"/>
+          <w:i/>
+          <w:iCs/>
+          <w:lang w:val="ru-RU"/>
+        </w:rPr>
+        <w:t>к</w:t>
+      </w:r>
+      <w:r>
+        <w:rPr>
+          <w:rFonts w:ascii="Calibri" w:hAnsi="Calibri" w:cs="Calibri"/>
+          <w:i/>
+          <w:iCs/>
+          <w:lang w:val="ru-RU"/>
+        </w:rPr>
+        <w:t>о</w:t>
+      </w:r>
+      <w:r>
+        <w:rPr>
+          <w:rFonts w:ascii="Calibri" w:hAnsi="Calibri" w:cs="Calibri"/>
+          <w:i/>
+          <w:iCs/>
+          <w:lang w:val="ru-RU"/>
+        </w:rPr>
+        <w:t xml:space="preserve"> даь дола</w:t>
+      </w:r>
+      <w:r>
+        <w:rPr>
+          <w:rFonts w:ascii="Calibri" w:hAnsi="Calibri" w:cs="Calibri"/>
+          <w:i/>
+          <w:iCs/>
+          <w:lang w:val="ru-RU"/>
+        </w:rPr>
+        <w:t xml:space="preserve"> </w:t>
+      </w:r>
+      <w:r>
+        <w:rPr>
+          <w:rFonts w:ascii="Calibri" w:hAnsi="Calibri" w:cs="Calibri"/>
+          <w:i/>
+          <w:iCs/>
+          <w:lang w:val="ru-RU"/>
+        </w:rPr>
+        <w:t>ц1а</w:t>
+      </w:r>
+      <w:r>
+        <w:rPr>
+          <w:rFonts w:ascii="Calibri" w:hAnsi="Calibri" w:cs="Calibri"/>
+          <w:lang w:val="ru-RU"/>
+        </w:rPr>
+        <w:t xml:space="preserve"> </w:t>
+      </w:r>
+      <w:r>
+        <w:rPr>
+          <w:rFonts w:ascii="Calibri" w:hAnsi="Calibri" w:cs="Calibri"/>
+          <w:lang w:val="ru-RU"/>
+        </w:rPr>
+        <w:t>:</w:t>
+      </w:r>
+      <w:r>
+        <w:rPr>
+          <w:rFonts w:ascii="Calibri" w:hAnsi="Calibri" w:cs="Calibri"/>
+          <w:lang w:val="ru-RU"/>
+        </w:rPr>
+        <w:t xml:space="preserve"> </w:t>
+      </w:r>
+      <w:r>
+        <w:rPr>
+          <w:rFonts w:ascii="Calibri" w:hAnsi="Calibri" w:cs="Calibri"/>
+          <w:i/>
+          <w:iCs/>
+          <w:lang w:val="ru-RU"/>
+        </w:rPr>
+        <w:t>Джеком построен</w:t>
+      </w:r>
+      <w:r>
+        <w:rPr>
+          <w:rFonts w:ascii="Calibri" w:hAnsi="Calibri" w:cs="Calibri"/>
+          <w:i/>
+          <w:iCs/>
+          <w:lang w:val="ru-RU"/>
+        </w:rPr>
+        <w:t>ный</w:t>
+      </w:r>
+      <w:r>
+        <w:rPr>
+          <w:rFonts w:ascii="Calibri" w:hAnsi="Calibri" w:cs="Calibri"/>
+          <w:lang w:val="ru-RU"/>
+        </w:rPr>
+        <w:t xml:space="preserve"> </w:t>
+      </w:r>
+      <w:r>
+        <w:rPr>
+          <w:rFonts w:ascii="Calibri" w:hAnsi="Calibri" w:cs="Calibri"/>
+          <w:lang w:val="ru-RU"/>
+        </w:rPr>
+        <w:t>(описание)</w:t>
+      </w:r>
+      <w:r>
+        <w:rPr>
+          <w:rFonts w:ascii="Calibri" w:hAnsi="Calibri" w:cs="Calibri"/>
+          <w:lang w:val="ru-RU"/>
+        </w:rPr>
+        <w:t xml:space="preserve"> </w:t>
+      </w:r>
+      <w:r>
+        <w:rPr>
+          <w:rFonts w:ascii="Calibri" w:hAnsi="Calibri" w:cs="Calibri"/>
+          <w:i/>
+          <w:iCs/>
+          <w:lang w:val="ru-RU"/>
+        </w:rPr>
+        <w:t xml:space="preserve">-&gt; </w:t>
+      </w:r>
+      <w:r>
+        <w:rPr>
+          <w:rFonts w:ascii="Calibri" w:hAnsi="Calibri" w:cs="Calibri"/>
+          <w:i/>
+          <w:iCs/>
+          <w:lang w:val="ru-RU"/>
+        </w:rPr>
+        <w:t>дом</w:t>
+      </w:r>
+      <w:r>
+        <w:rPr>
+          <w:rFonts w:ascii="Calibri" w:hAnsi="Calibri" w:cs="Calibri"/>
+          <w:i/>
+          <w:iCs/>
+          <w:lang w:val="ru-RU"/>
+        </w:rPr>
+        <w:t xml:space="preserve"> </w:t>
+      </w:r>
+      <w:r>
+        <w:rPr>
+          <w:rFonts w:ascii="Calibri" w:hAnsi="Calibri" w:cs="Calibri"/>
+          <w:lang w:val="ce-Cyrl-RU"/>
+        </w:rPr>
+        <w:t>(предмет)</w:t>
+      </w:r>
+      <w:r>
+        <w:rPr>
+          <w:rFonts w:ascii="Calibri" w:hAnsi="Calibri" w:cs="Calibri"/>
+          <w:lang w:val="ru-RU"/>
+        </w:rPr>
+        <w:t>.</w:t>
       </w:r>
     </w:p>
     <w:p>
@@ -36520,90 +37171,9 @@
       <w:r>
         <w:rPr>
           <w:rFonts w:ascii="Calibri" w:hAnsi="Calibri" w:cs="Calibri"/>
-          <w:i/>
-          <w:iCs/>
-          <w:lang w:val="ru-RU"/>
-        </w:rPr>
-        <w:t>Дом</w:t>
-      </w:r>
-      <w:r>
-        <w:rPr>
-          <w:rFonts w:ascii="Calibri" w:hAnsi="Calibri" w:cs="Calibri"/>
-          <w:lang w:val="ru-RU"/>
-        </w:rPr>
-        <w:t xml:space="preserve"> </w:t>
-      </w:r>
-      <w:r>
-        <w:rPr>
-          <w:rFonts w:ascii="Calibri" w:hAnsi="Calibri" w:cs="Calibri"/>
-          <w:lang w:val="ru-RU"/>
-        </w:rPr>
-        <w:t>(</w:t>
-      </w:r>
-      <w:r>
-        <w:rPr>
-          <w:rFonts w:ascii="Calibri" w:hAnsi="Calibri" w:cs="Calibri"/>
-          <w:lang w:val="ru-RU"/>
-        </w:rPr>
-        <w:t>главное</w:t>
-      </w:r>
-      <w:r>
-        <w:rPr>
-          <w:rFonts w:ascii="Calibri" w:hAnsi="Calibri" w:cs="Calibri"/>
-          <w:lang w:val="ru-RU"/>
-        </w:rPr>
-        <w:t>)</w:t>
-      </w:r>
-      <w:r>
-        <w:rPr>
-          <w:rFonts w:ascii="Calibri" w:hAnsi="Calibri" w:cs="Calibri"/>
-          <w:lang w:val="ru-RU"/>
-        </w:rPr>
-        <w:t xml:space="preserve"> </w:t>
-      </w:r>
-      <w:r>
-        <w:rPr>
-          <w:rFonts w:ascii="Calibri" w:hAnsi="Calibri" w:cs="Calibri"/>
-          <w:i/>
-          <w:iCs/>
-          <w:lang w:val="ru-RU"/>
-        </w:rPr>
-        <w:t>который построен Джеком</w:t>
-      </w:r>
-      <w:r>
-        <w:rPr>
-          <w:rFonts w:ascii="Calibri" w:hAnsi="Calibri" w:cs="Calibri"/>
-          <w:lang w:val="ru-RU"/>
-        </w:rPr>
-        <w:t xml:space="preserve"> </w:t>
-      </w:r>
-      <w:r>
-        <w:rPr>
-          <w:rFonts w:ascii="Calibri" w:hAnsi="Calibri" w:cs="Calibri"/>
-          <w:lang w:val="ru-RU"/>
-        </w:rPr>
-        <w:t>(</w:t>
-      </w:r>
-      <w:r>
-        <w:rPr>
-          <w:rFonts w:ascii="Calibri" w:hAnsi="Calibri" w:cs="Calibri"/>
-          <w:lang w:val="ru-RU"/>
-        </w:rPr>
-        <w:t>описание</w:t>
-      </w:r>
-      <w:r>
-        <w:rPr>
-          <w:rFonts w:ascii="Calibri" w:hAnsi="Calibri" w:cs="Calibri"/>
-          <w:lang w:val="ru-RU"/>
-        </w:rPr>
-        <w:t>)</w:t>
-      </w:r>
-      <w:r>
-        <w:rPr>
-          <w:rFonts w:ascii="Calibri" w:hAnsi="Calibri" w:cs="Calibri"/>
-          <w:lang w:val="ru-RU"/>
-        </w:rPr>
-        <w:t>.</w:t>
+          <w:lang w:val="ru-RU"/>
+        </w:rPr>
+        <w:t xml:space="preserve">Примеры из данной притчи: </w:t>
       </w:r>
     </w:p>
     <w:p>
@@ -36616,104 +37186,37 @@
       <w:r>
         <w:rPr>
           <w:rFonts w:ascii="Calibri" w:hAnsi="Calibri" w:cs="Calibri"/>
-          <w:i/>
-          <w:iCs/>
-          <w:lang w:val="ru-RU"/>
-        </w:rPr>
-        <w:t>Джекас даь дола</w:t>
-      </w:r>
-      <w:r>
-        <w:rPr>
-          <w:rFonts w:ascii="Calibri" w:hAnsi="Calibri" w:cs="Calibri"/>
-          <w:lang w:val="ru-RU"/>
-        </w:rPr>
-        <w:t xml:space="preserve"> </w:t>
-      </w:r>
-      <w:r>
-        <w:rPr>
-          <w:rFonts w:ascii="Calibri" w:hAnsi="Calibri" w:cs="Calibri"/>
-          <w:lang w:val="ru-RU"/>
-        </w:rPr>
-        <w:t>(</w:t>
-      </w:r>
-      <w:r>
-        <w:rPr>
-          <w:rFonts w:ascii="Calibri" w:hAnsi="Calibri" w:cs="Calibri"/>
-          <w:lang w:val="ru-RU"/>
-        </w:rPr>
-        <w:t>описание</w:t>
-      </w:r>
-      <w:r>
-        <w:rPr>
-          <w:rFonts w:ascii="Calibri" w:hAnsi="Calibri" w:cs="Calibri"/>
-          <w:lang w:val="ru-RU"/>
-        </w:rPr>
-        <w:t>)</w:t>
-      </w:r>
-      <w:r>
-        <w:rPr>
-          <w:rFonts w:ascii="Calibri" w:hAnsi="Calibri" w:cs="Calibri"/>
-          <w:lang w:val="ru-RU"/>
-        </w:rPr>
-        <w:t xml:space="preserve"> </w:t>
-      </w:r>
-      <w:r>
-        <w:rPr>
-          <w:rFonts w:ascii="Calibri" w:hAnsi="Calibri" w:cs="Calibri"/>
-          <w:i/>
-          <w:iCs/>
-          <w:lang w:val="ru-RU"/>
-        </w:rPr>
-        <w:t>ц1а</w:t>
-      </w:r>
-      <w:r>
-        <w:rPr>
-          <w:rFonts w:ascii="Calibri" w:hAnsi="Calibri" w:cs="Calibri"/>
-          <w:lang w:val="ru-RU"/>
-        </w:rPr>
-        <w:t xml:space="preserve"> </w:t>
-      </w:r>
-      <w:r>
-        <w:rPr>
-          <w:rFonts w:ascii="Calibri" w:hAnsi="Calibri" w:cs="Calibri"/>
-          <w:lang w:val="ru-RU"/>
-        </w:rPr>
-        <w:t>(</w:t>
-      </w:r>
-      <w:r>
-        <w:rPr>
-          <w:rFonts w:ascii="Calibri" w:hAnsi="Calibri" w:cs="Calibri"/>
-          <w:lang w:val="ru-RU"/>
-        </w:rPr>
-        <w:t>главное</w:t>
-      </w:r>
-      <w:r>
-        <w:rPr>
-          <w:rFonts w:ascii="Calibri" w:hAnsi="Calibri" w:cs="Calibri"/>
-          <w:lang w:val="ru-RU"/>
-        </w:rPr>
-        <w:t>)</w:t>
-      </w:r>
-      <w:r>
-        <w:rPr>
-          <w:rFonts w:ascii="Calibri" w:hAnsi="Calibri" w:cs="Calibri"/>
-          <w:lang w:val="ru-RU"/>
-        </w:rPr>
-        <w:t xml:space="preserve"> </w:t>
-      </w:r>
-      <w:r>
-        <w:rPr>
-          <w:rFonts w:ascii="Calibri" w:hAnsi="Calibri" w:cs="Calibri"/>
-          <w:lang w:val="ru-RU"/>
-        </w:rPr>
-        <w:t xml:space="preserve">- </w:t>
-      </w:r>
-      <w:r>
-        <w:rPr>
-          <w:rFonts w:ascii="Calibri" w:hAnsi="Calibri" w:cs="Calibri"/>
-          <w:lang w:val="ru-RU"/>
-        </w:rPr>
-        <w:t>Джеком построен который дом.</w:t>
+          <w:lang w:val="ru-RU"/>
+        </w:rPr>
+        <w:t xml:space="preserve">«Хьаг1ара чу ж1али кхабар» - </w:t>
+      </w:r>
+      <w:r>
+        <w:rPr>
+          <w:rFonts w:ascii="Calibri" w:hAnsi="Calibri" w:cs="Calibri"/>
+          <w:lang w:val="ru-RU"/>
+        </w:rPr>
+        <w:t>буквально</w:t>
+      </w:r>
+      <w:r>
+        <w:rPr>
+          <w:rFonts w:ascii="Calibri" w:hAnsi="Calibri" w:cs="Calibri"/>
+          <w:lang w:val="ru-RU"/>
+        </w:rPr>
+        <w:t xml:space="preserve"> «пещер</w:t>
+      </w:r>
+      <w:r>
+        <w:rPr>
+          <w:rFonts w:ascii="Calibri" w:hAnsi="Calibri" w:cs="Calibri"/>
+          <w:lang w:val="ru-RU"/>
+        </w:rPr>
+        <w:t>е</w:t>
+      </w:r>
+      <w:r>
+        <w:rPr>
+          <w:rFonts w:ascii="Calibri" w:hAnsi="Calibri" w:cs="Calibri"/>
+          <w:lang w:val="ru-RU"/>
+        </w:rPr>
+        <w:t xml:space="preserve"> в собаки содержание» - «содержание собаки в пещере»;</w:t>
       </w:r>
     </w:p>
     <w:p>
@@ -36728,7 +37231,49 @@
           <w:rFonts w:ascii="Calibri" w:hAnsi="Calibri" w:cs="Calibri"/>
           <w:lang w:val="ru-RU"/>
         </w:rPr>
-        <w:t xml:space="preserve">Примеры из данной притчи: </w:t>
+        <w:t>«юртаца тайнавац цхьа къонах” – “село</w:t>
+      </w:r>
+      <w:r>
+        <w:rPr>
+          <w:rFonts w:ascii="Calibri" w:hAnsi="Calibri" w:cs="Calibri"/>
+          <w:lang w:val="ru-RU"/>
+        </w:rPr>
+        <w:t>м</w:t>
+      </w:r>
+      <w:r>
+        <w:rPr>
+          <w:rFonts w:ascii="Calibri" w:hAnsi="Calibri" w:cs="Calibri"/>
+          <w:lang w:val="ru-RU"/>
+        </w:rPr>
+        <w:t xml:space="preserve"> вместе </w:t>
+      </w:r>
+      <w:r>
+        <w:rPr>
+          <w:rFonts w:ascii="Calibri" w:hAnsi="Calibri" w:cs="Calibri"/>
+          <w:lang w:val="ru-RU"/>
+        </w:rPr>
+        <w:t xml:space="preserve">не </w:t>
+      </w:r>
+      <w:r>
+        <w:rPr>
+          <w:rFonts w:ascii="Calibri" w:hAnsi="Calibri" w:cs="Calibri"/>
+          <w:lang w:val="ru-RU"/>
+        </w:rPr>
+        <w:t>ужился</w:t>
+      </w:r>
+      <w:r>
+        <w:rPr>
+          <w:rFonts w:ascii="Calibri" w:hAnsi="Calibri" w:cs="Calibri"/>
+          <w:lang w:val="ru-RU"/>
+        </w:rPr>
+        <w:t xml:space="preserve"> один </w:t>
+      </w:r>
+      <w:r>
+        <w:rPr>
+          <w:rFonts w:ascii="Calibri" w:hAnsi="Calibri" w:cs="Calibri"/>
+          <w:lang w:val="ru-RU"/>
+        </w:rPr>
+        <w:t>мужчина» - «некий мужчина не ужился с селом»;</w:t>
       </w:r>
     </w:p>
     <w:p>
@@ -36743,7 +37288,105 @@
           <w:rFonts w:ascii="Calibri" w:hAnsi="Calibri" w:cs="Calibri"/>
           <w:lang w:val="ru-RU"/>
         </w:rPr>
-        <w:t>«Хьаг1ара чу ж1али кхабар» - дословно «пещере в собаки содержание» - «содержание собаки в пещере»;</w:t>
+        <w:t>“юртара дIаваха дийзад цун” – “</w:t>
+      </w:r>
+      <w:r>
+        <w:rPr>
+          <w:rFonts w:ascii="Calibri" w:hAnsi="Calibri" w:cs="Calibri"/>
+          <w:lang w:val="ru-RU"/>
+        </w:rPr>
+        <w:t>сел</w:t>
+      </w:r>
+      <w:r>
+        <w:rPr>
+          <w:rFonts w:ascii="Calibri" w:hAnsi="Calibri" w:cs="Calibri"/>
+          <w:lang w:val="ru-RU"/>
+        </w:rPr>
+        <w:t>а</w:t>
+      </w:r>
+      <w:r>
+        <w:rPr>
+          <w:rFonts w:ascii="Calibri" w:hAnsi="Calibri" w:cs="Calibri"/>
+          <w:lang w:val="ru-RU"/>
+        </w:rPr>
+        <w:t xml:space="preserve"> из</w:t>
+      </w:r>
+      <w:r>
+        <w:rPr>
+          <w:rFonts w:ascii="Calibri" w:hAnsi="Calibri" w:cs="Calibri"/>
+          <w:lang w:val="ru-RU"/>
+        </w:rPr>
+        <w:t xml:space="preserve"> </w:t>
+      </w:r>
+      <w:r>
+        <w:rPr>
+          <w:rFonts w:ascii="Calibri" w:hAnsi="Calibri" w:cs="Calibri"/>
+          <w:lang w:val="ru-RU"/>
+        </w:rPr>
+        <w:t>уйти</w:t>
+      </w:r>
+      <w:r>
+        <w:rPr>
+          <w:rFonts w:ascii="Calibri" w:hAnsi="Calibri" w:cs="Calibri"/>
+          <w:lang w:val="ru-RU"/>
+        </w:rPr>
+        <w:t xml:space="preserve"> </w:t>
+      </w:r>
+      <w:r>
+        <w:rPr>
+          <w:rFonts w:ascii="Calibri" w:hAnsi="Calibri" w:cs="Calibri"/>
+          <w:lang w:val="ru-RU"/>
+        </w:rPr>
+        <w:t>надо было</w:t>
+      </w:r>
+      <w:r>
+        <w:rPr>
+          <w:rFonts w:ascii="Calibri" w:hAnsi="Calibri" w:cs="Calibri"/>
+          <w:lang w:val="ru-RU"/>
+        </w:rPr>
+        <w:t xml:space="preserve"> </w:t>
+      </w:r>
+      <w:r>
+        <w:rPr>
+          <w:rFonts w:ascii="Calibri" w:hAnsi="Calibri" w:cs="Calibri"/>
+          <w:lang w:val="ru-RU"/>
+        </w:rPr>
+        <w:t>ему</w:t>
+      </w:r>
+      <w:r>
+        <w:rPr>
+          <w:rFonts w:ascii="Calibri" w:hAnsi="Calibri" w:cs="Calibri"/>
+          <w:lang w:val="ru-RU"/>
+        </w:rPr>
+        <w:t xml:space="preserve">» - «он был вынужден </w:t>
+      </w:r>
+      <w:r>
+        <w:rPr>
+          <w:rFonts w:ascii="Calibri" w:hAnsi="Calibri" w:cs="Calibri"/>
+          <w:lang w:val="ru-RU"/>
+        </w:rPr>
+        <w:t>покинуть</w:t>
+      </w:r>
+      <w:r>
+        <w:rPr>
+          <w:rFonts w:ascii="Calibri" w:hAnsi="Calibri" w:cs="Calibri"/>
+          <w:lang w:val="ru-RU"/>
+        </w:rPr>
+        <w:t xml:space="preserve"> сел</w:t>
+      </w:r>
+      <w:r>
+        <w:rPr>
+          <w:rFonts w:ascii="Calibri" w:hAnsi="Calibri" w:cs="Calibri"/>
+          <w:lang w:val="ru-RU"/>
+        </w:rPr>
+        <w:t>о</w:t>
+      </w:r>
+      <w:r>
+        <w:rPr>
+          <w:rFonts w:ascii="Calibri" w:hAnsi="Calibri" w:cs="Calibri"/>
+          <w:lang w:val="ru-RU"/>
+        </w:rPr>
+        <w:t>».</w:t>
       </w:r>
     </w:p>
     <w:p>
@@ -36758,7 +37401,91 @@
           <w:rFonts w:ascii="Calibri" w:hAnsi="Calibri" w:cs="Calibri"/>
           <w:lang w:val="ru-RU"/>
         </w:rPr>
-        <w:t>«юртаца тайнавац цхьа къонах” – “с селом не ужился некий мужчина» - «некий мужчина не ужился с селом»;</w:t>
+        <w:t>«хьагIара чу вагIаш къонах бIаргавейнав царна” – “пещер</w:t>
+      </w:r>
+      <w:r>
+        <w:rPr>
+          <w:rFonts w:ascii="Calibri" w:hAnsi="Calibri" w:cs="Calibri"/>
+          <w:lang w:val="ru-RU"/>
+        </w:rPr>
+        <w:t>е</w:t>
+      </w:r>
+      <w:r>
+        <w:rPr>
+          <w:rFonts w:ascii="Calibri" w:hAnsi="Calibri" w:cs="Calibri"/>
+          <w:lang w:val="ru-RU"/>
+        </w:rPr>
+        <w:t xml:space="preserve"> в</w:t>
+      </w:r>
+      <w:r>
+        <w:rPr>
+          <w:rFonts w:ascii="Calibri" w:hAnsi="Calibri" w:cs="Calibri"/>
+          <w:lang w:val="ru-RU"/>
+        </w:rPr>
+        <w:t xml:space="preserve"> находящ</w:t>
+      </w:r>
+      <w:r>
+        <w:rPr>
+          <w:rFonts w:ascii="Calibri" w:hAnsi="Calibri" w:cs="Calibri"/>
+          <w:lang w:val="ru-RU"/>
+        </w:rPr>
+        <w:t>ийся</w:t>
+      </w:r>
+      <w:r>
+        <w:rPr>
+          <w:rFonts w:ascii="Calibri" w:hAnsi="Calibri" w:cs="Calibri"/>
+          <w:lang w:val="ru-RU"/>
+        </w:rPr>
+        <w:t xml:space="preserve"> мужчин</w:t>
+      </w:r>
+      <w:r>
+        <w:rPr>
+          <w:rFonts w:ascii="Calibri" w:hAnsi="Calibri" w:cs="Calibri"/>
+          <w:lang w:val="ru-RU"/>
+        </w:rPr>
+        <w:t>а</w:t>
+      </w:r>
+      <w:r>
+        <w:rPr>
+          <w:rFonts w:ascii="Calibri" w:hAnsi="Calibri" w:cs="Calibri"/>
+          <w:lang w:val="ru-RU"/>
+        </w:rPr>
+        <w:t xml:space="preserve"> увиде</w:t>
+      </w:r>
+      <w:r>
+        <w:rPr>
+          <w:rFonts w:ascii="Calibri" w:hAnsi="Calibri" w:cs="Calibri"/>
+          <w:lang w:val="ru-RU"/>
+        </w:rPr>
+        <w:t>лся</w:t>
+      </w:r>
+      <w:r>
+        <w:rPr>
+          <w:rFonts w:ascii="Calibri" w:hAnsi="Calibri" w:cs="Calibri"/>
+          <w:lang w:val="ru-RU"/>
+        </w:rPr>
+        <w:t xml:space="preserve"> </w:t>
+      </w:r>
+      <w:r>
+        <w:rPr>
+          <w:rFonts w:ascii="Calibri" w:hAnsi="Calibri" w:cs="Calibri"/>
+          <w:lang w:val="ru-RU"/>
+        </w:rPr>
+        <w:t>и</w:t>
+      </w:r>
+      <w:r>
+        <w:rPr>
+          <w:rFonts w:ascii="Calibri" w:hAnsi="Calibri" w:cs="Calibri"/>
+          <w:lang w:val="ru-RU"/>
+        </w:rPr>
+        <w:t>м</w:t>
+      </w:r>
+      <w:r>
+        <w:rPr>
+          <w:rFonts w:ascii="Calibri" w:hAnsi="Calibri" w:cs="Calibri"/>
+          <w:lang w:val="ru-RU"/>
+        </w:rPr>
+        <w:t>» - «они увидели мужчину, находящегося в пещере».</w:t>
       </w:r>
     </w:p>
     <w:p>
@@ -36773,7 +37500,84 @@
           <w:rFonts w:ascii="Calibri" w:hAnsi="Calibri" w:cs="Calibri"/>
           <w:lang w:val="ru-RU"/>
         </w:rPr>
-        <w:t>“юртара дIаваха дийзад цун” – “из села уйти вынужден был он» - «он был вынужден уйти из села».</w:t>
+        <w:t>«юртара багенна аьрдагIа хинна саг вийзав царна» - «</w:t>
+      </w:r>
+      <w:r>
+        <w:rPr>
+          <w:rFonts w:ascii="Calibri" w:hAnsi="Calibri" w:cs="Calibri"/>
+          <w:lang w:val="ru-RU"/>
+        </w:rPr>
+        <w:t>села из рт</w:t>
+      </w:r>
+      <w:r>
+        <w:rPr>
+          <w:rFonts w:ascii="Calibri" w:hAnsi="Calibri" w:cs="Calibri"/>
+          <w:lang w:val="ru-RU"/>
+        </w:rPr>
+        <w:t>у</w:t>
+      </w:r>
+      <w:r>
+        <w:rPr>
+          <w:rFonts w:ascii="Calibri" w:hAnsi="Calibri" w:cs="Calibri"/>
+          <w:lang w:val="ru-RU"/>
+        </w:rPr>
+        <w:t xml:space="preserve"> </w:t>
+      </w:r>
+      <w:r>
+        <w:rPr>
+          <w:rFonts w:ascii="Calibri" w:hAnsi="Calibri" w:cs="Calibri"/>
+          <w:lang w:val="ru-RU"/>
+        </w:rPr>
+        <w:t>злой быв</w:t>
+      </w:r>
+      <w:r>
+        <w:rPr>
+          <w:rFonts w:ascii="Calibri" w:hAnsi="Calibri" w:cs="Calibri"/>
+          <w:lang w:val="ru-RU"/>
+        </w:rPr>
+        <w:t>ал</w:t>
+      </w:r>
+      <w:r>
+        <w:rPr>
+          <w:rFonts w:ascii="Calibri" w:hAnsi="Calibri" w:cs="Calibri"/>
+          <w:lang w:val="ru-RU"/>
+        </w:rPr>
+        <w:t xml:space="preserve"> человек</w:t>
+      </w:r>
+      <w:r>
+        <w:rPr>
+          <w:rFonts w:ascii="Calibri" w:hAnsi="Calibri" w:cs="Calibri"/>
+          <w:lang w:val="ru-RU"/>
+        </w:rPr>
+        <w:t xml:space="preserve"> </w:t>
+      </w:r>
+      <w:r>
+        <w:rPr>
+          <w:rFonts w:ascii="Calibri" w:hAnsi="Calibri" w:cs="Calibri"/>
+          <w:lang w:val="ru-RU"/>
+        </w:rPr>
+        <w:t>узнался</w:t>
+      </w:r>
+      <w:r>
+        <w:rPr>
+          <w:rFonts w:ascii="Calibri" w:hAnsi="Calibri" w:cs="Calibri"/>
+          <w:lang w:val="ru-RU"/>
+        </w:rPr>
+        <w:t xml:space="preserve"> </w:t>
+      </w:r>
+      <w:r>
+        <w:rPr>
+          <w:rFonts w:ascii="Calibri" w:hAnsi="Calibri" w:cs="Calibri"/>
+          <w:lang w:val="ru-RU"/>
+        </w:rPr>
+        <w:t>им</w:t>
+      </w:r>
+      <w:r>
+        <w:rPr>
+          <w:rFonts w:ascii="Calibri" w:hAnsi="Calibri" w:cs="Calibri"/>
+          <w:lang w:val="ru-RU"/>
+        </w:rPr>
+        <w:t>» - «они узнали злоязычного односельчанина»</w:t>
       </w:r>
     </w:p>
     <w:p>
@@ -36788,7 +37592,64 @@
           <w:rFonts w:ascii="Calibri" w:hAnsi="Calibri" w:cs="Calibri"/>
           <w:lang w:val="ru-RU"/>
         </w:rPr>
-        <w:t>«хьагIара чу вагIаш къонах бIаргавейнав царна” – “в пещере находящегося мужчину увидели они» - «они увидели мужчину, находящегося в пещере».</w:t>
+        <w:t>С левосторонним ветвлением связана другая особенность ингушского языка – использование послелогов вместо предлогов.</w:t>
+      </w:r>
+      <w:r>
+        <w:rPr>
+          <w:rFonts w:ascii="Calibri" w:hAnsi="Calibri" w:cs="Calibri"/>
+          <w:lang w:val="ru-RU"/>
+        </w:rPr>
+        <w:t xml:space="preserve"> </w:t>
+      </w:r>
+      <w:r>
+        <w:rPr>
+          <w:rFonts w:ascii="Calibri" w:hAnsi="Calibri" w:cs="Calibri"/>
+          <w:lang w:val="ru-RU"/>
+        </w:rPr>
+        <w:br/>
+        <w:t xml:space="preserve">То есть, </w:t>
+      </w:r>
+      <w:r>
+        <w:rPr>
+          <w:rFonts w:ascii="Calibri" w:hAnsi="Calibri" w:cs="Calibri"/>
+          <w:lang w:val="ru-RU"/>
+        </w:rPr>
+        <w:t>говорят «хьаг1ара чу» («пещере в»)</w:t>
+      </w:r>
+      <w:r>
+        <w:rPr>
+          <w:rFonts w:ascii="Calibri" w:hAnsi="Calibri" w:cs="Calibri"/>
+          <w:lang w:val="ru-RU"/>
+        </w:rPr>
+        <w:t xml:space="preserve"> </w:t>
+      </w:r>
+      <w:r>
+        <w:rPr>
+          <w:rFonts w:ascii="Calibri" w:hAnsi="Calibri" w:cs="Calibri"/>
+          <w:lang w:val="ru-RU"/>
+        </w:rPr>
+        <w:t xml:space="preserve">вместо </w:t>
+      </w:r>
+      <w:r>
+        <w:rPr>
+          <w:rFonts w:ascii="Calibri" w:hAnsi="Calibri" w:cs="Calibri"/>
+          <w:lang w:val="ru-RU"/>
+        </w:rPr>
+        <w:t>«чу хьаг1ара»</w:t>
+      </w:r>
+      <w:r>
+        <w:rPr>
+          <w:rFonts w:ascii="Calibri" w:hAnsi="Calibri" w:cs="Calibri"/>
+          <w:lang w:val="ru-RU"/>
+        </w:rPr>
+        <w:t xml:space="preserve"> («в пещере»)</w:t>
+      </w:r>
+      <w:r>
+        <w:rPr>
+          <w:rFonts w:ascii="Calibri" w:hAnsi="Calibri" w:cs="Calibri"/>
+          <w:lang w:val="ru-RU"/>
+        </w:rPr>
+        <w:t>.</w:t>
       </w:r>
     </w:p>
     <w:p>
@@ -36803,7 +37664,21 @@
           <w:rFonts w:ascii="Calibri" w:hAnsi="Calibri" w:cs="Calibri"/>
           <w:lang w:val="ru-RU"/>
         </w:rPr>
-        <w:t>«юртара багенна аьрдагIа хинна саг вийзав царна» - «односельчанина злоязычного узнали они» - «они узнали злоязычного односельчанина»</w:t>
+        <w:t xml:space="preserve">Примеры других языков с левосторонним ветвлением – </w:t>
+      </w:r>
+      <w:r>
+        <w:rPr>
+          <w:rFonts w:ascii="Calibri" w:hAnsi="Calibri" w:cs="Calibri"/>
+          <w:lang w:val="ru-RU"/>
+        </w:rPr>
+        <w:t xml:space="preserve">все северокавказские, все тюркские, </w:t>
+      </w:r>
+      <w:r>
+        <w:rPr>
+          <w:rFonts w:ascii="Calibri" w:hAnsi="Calibri" w:cs="Calibri"/>
+          <w:lang w:val="ru-RU"/>
+        </w:rPr>
+        <w:t>японский, тамильский, хеттский (мертвый язык).</w:t>
       </w:r>
     </w:p>
     <w:p>
@@ -36825,19 +37700,7 @@
         <w:rPr>
           <w:lang w:val="ru-RU"/>
         </w:rPr>
-        <w:t xml:space="preserve"> </w:t>
-      </w:r>
-      <w:r>
-        <w:rPr>
-          <w:lang w:val="ru-RU"/>
-        </w:rPr>
-        <w:t>44</w:t>
-      </w:r>
-      <w:r>
-        <w:rPr>
-          <w:lang w:val="ru-RU"/>
-        </w:rPr>
-        <w:t xml:space="preserve"> : </w:t>
+        <w:t xml:space="preserve"> 44 : </w:t>
       </w:r>
       <w:r>
         <w:rPr>
@@ -36904,28 +37767,7 @@
           <w:rFonts w:ascii="Calibri" w:hAnsi="Calibri" w:cs="Calibri"/>
           <w:lang w:val="ru-RU"/>
         </w:rPr>
-        <w:t>Мальсагов</w:t>
-      </w:r>
-      <w:r>
-        <w:rPr>
-          <w:rFonts w:ascii="Calibri" w:hAnsi="Calibri" w:cs="Calibri"/>
-          <w:lang w:val="ru-RU"/>
-        </w:rPr>
-        <w:t xml:space="preserve"> стр. </w:t>
-      </w:r>
-      <w:r>
-        <w:rPr>
-          <w:rFonts w:ascii="Calibri" w:hAnsi="Calibri" w:cs="Calibri"/>
-          <w:lang w:val="ru-RU"/>
-        </w:rPr>
-        <w:t>3</w:t>
-      </w:r>
-      <w:r>
-        <w:rPr>
-          <w:rFonts w:ascii="Calibri" w:hAnsi="Calibri" w:cs="Calibri"/>
-          <w:lang w:val="ru-RU"/>
-        </w:rPr>
-        <w:t>9</w:t>
+        <w:t>Мальсагов стр. 39</w:t>
       </w:r>
     </w:p>
     <w:p>
@@ -37127,6 +37969,13 @@
           <w:rFonts w:ascii="Calibri" w:hAnsi="Calibri" w:cs="Calibri"/>
           <w:lang w:val="ru-RU"/>
         </w:rPr>
+        <w:t xml:space="preserve">Мальсагов, стр. 34 ; </w:t>
+      </w:r>
+      <w:r>
+        <w:rPr>
+          <w:rFonts w:ascii="Calibri" w:hAnsi="Calibri" w:cs="Calibri"/>
+          <w:lang w:val="ru-RU"/>
+        </w:rPr>
         <w:t>Мациев стр. 583</w:t>
       </w:r>
       <w:r>
@@ -37253,34 +38102,7 @@
           <w:iCs/>
           <w:lang w:val="ru-RU"/>
         </w:rPr>
-        <w:t>ц</w:t>
-      </w:r>
-      <w:r>
-        <w:rPr>
-          <w:rFonts w:ascii="Calibri" w:hAnsi="Calibri" w:cs="Calibri"/>
-          <w:i/>
-          <w:iCs/>
-          <w:lang w:val="ru-RU"/>
-        </w:rPr>
-        <w:t>иггач</w:t>
-      </w:r>
-      <w:r>
-        <w:rPr>
-          <w:rFonts w:ascii="Calibri" w:hAnsi="Calibri" w:cs="Calibri"/>
-          <w:i/>
-          <w:iCs/>
-          <w:lang w:val="ru-RU"/>
-        </w:rPr>
-        <w:t>, х</w:t>
-      </w:r>
-      <w:r>
-        <w:rPr>
-          <w:rFonts w:ascii="Calibri" w:hAnsi="Calibri" w:cs="Calibri"/>
-          <w:i/>
-          <w:iCs/>
-          <w:lang w:val="ru-RU"/>
-        </w:rPr>
-        <w:t>ьаккхашта</w:t>
+        <w:t>циггач, хьаккхашта</w:t>
       </w:r>
       <w:r>
         <w:rPr>
@@ -38127,6 +38949,141 @@
     </w:p>
     <w:p>
       <w:pPr>
+        <w:pStyle w:val="Heading3"/>
+        <w:rPr>
+          <w:b/>
+          <w:bCs/>
+          <w:lang w:val="ru-RU"/>
+        </w:rPr>
+      </w:pPr>
+      <w:r>
+        <w:rPr>
+          <w:rFonts w:ascii="Calibri" w:hAnsi="Calibri" w:cs="Calibri"/>
+          <w:lang w:val="ru-RU"/>
+        </w:rPr>
+        <w:t>Притча</w:t>
+      </w:r>
+      <w:r>
+        <w:rPr>
+          <w:lang w:val="ru-RU"/>
+        </w:rPr>
+        <w:t xml:space="preserve"> </w:t>
+      </w:r>
+      <w:r>
+        <w:rPr>
+          <w:lang w:val="ru-RU"/>
+        </w:rPr>
+        <w:t>78</w:t>
+      </w:r>
+      <w:r>
+        <w:rPr>
+          <w:lang w:val="ru-RU"/>
+        </w:rPr>
+        <w:t xml:space="preserve"> :</w:t>
+      </w:r>
+      <w:r>
+        <w:rPr>
+          <w:lang w:val="ru-RU"/>
+        </w:rPr>
+        <w:t xml:space="preserve"> </w:t>
+      </w:r>
+      <w:r>
+        <w:rPr>
+          <w:rFonts w:ascii="Calibri" w:hAnsi="Calibri" w:cs="Calibri"/>
+          <w:lang w:val="ru-RU"/>
+        </w:rPr>
+        <w:t>Мел лоаца да вахар</w:t>
+      </w:r>
+    </w:p>
+    <w:p>
+      <w:pPr>
+        <w:pStyle w:val="Heading4"/>
+        <w:rPr>
+          <w:lang w:val="ru-RU"/>
+        </w:rPr>
+      </w:pPr>
+      <w:r>
+        <w:rPr>
+          <w:rFonts w:ascii="Calibri" w:hAnsi="Calibri" w:cs="Calibri"/>
+          <w:lang w:val="ru-RU"/>
+        </w:rPr>
+        <w:t>Гр</w:t>
+      </w:r>
+      <w:r>
+        <w:rPr>
+          <w:rFonts w:ascii="Calibri" w:hAnsi="Calibri" w:cs="Calibri"/>
+          <w:lang w:val="ru-RU"/>
+        </w:rPr>
+        <w:t>амматика</w:t>
+      </w:r>
+      <w:r>
+        <w:rPr>
+          <w:lang w:val="ru-RU"/>
+        </w:rPr>
+        <w:t xml:space="preserve">: </w:t>
+      </w:r>
+      <w:r>
+        <w:rPr>
+          <w:rFonts w:ascii="Calibri" w:hAnsi="Calibri" w:cs="Calibri"/>
+          <w:lang w:val="ce-Cyrl-RU"/>
+        </w:rPr>
+        <w:t>Вопросительные местоимения</w:t>
+      </w:r>
+    </w:p>
+    <w:p>
+      <w:pPr>
+        <w:rPr>
+          <w:rFonts w:ascii="Calibri" w:hAnsi="Calibri" w:cs="Calibri"/>
+          <w:lang w:val="ru-RU"/>
+        </w:rPr>
+      </w:pPr>
+      <w:r>
+        <w:rPr>
+          <w:rFonts w:ascii="Calibri" w:hAnsi="Calibri" w:cs="Calibri"/>
+          <w:lang w:val="ru-RU"/>
+        </w:rPr>
+        <w:t>Мала, фу, малаг1</w:t>
+      </w:r>
+      <w:r>
+        <w:rPr>
+          <w:rFonts w:ascii="Calibri" w:hAnsi="Calibri" w:cs="Calibri"/>
+          <w:lang w:val="ru-RU"/>
+        </w:rPr>
+        <w:br/>
+      </w:r>
+      <w:r>
+        <w:rPr>
+          <w:rFonts w:ascii="Calibri" w:hAnsi="Calibri" w:cs="Calibri"/>
+          <w:i/>
+          <w:iCs/>
+          <w:lang w:val="ru-RU"/>
+        </w:rPr>
+        <w:t>Моллаг1ча цхьан ц1ага1ар</w:t>
+      </w:r>
+      <w:r>
+        <w:rPr>
+          <w:rFonts w:ascii="Calibri" w:hAnsi="Calibri" w:cs="Calibri"/>
+          <w:lang w:val="ru-RU"/>
+        </w:rPr>
+        <w:br/>
+      </w:r>
+      <w:r>
+        <w:rPr>
+          <w:rFonts w:ascii="Calibri" w:hAnsi="Calibri" w:cs="Calibri"/>
+          <w:lang w:val="ru-RU"/>
+        </w:rPr>
+        <w:t xml:space="preserve">Мальсагов, стр. </w:t>
+      </w:r>
+      <w:r>
+        <w:rPr>
+          <w:rFonts w:ascii="Calibri" w:hAnsi="Calibri" w:cs="Calibri"/>
+          <w:lang w:val="ru-RU"/>
+        </w:rPr>
+        <w:t>37</w:t>
+      </w:r>
+    </w:p>
+    <w:p>
+      <w:pPr>
         <w:rPr>
           <w:rFonts w:ascii="Calibri" w:hAnsi="Calibri" w:cs="Calibri"/>
           <w:lang w:val="ru-RU"/>
@@ -38565,12 +39522,20 @@
     </w:p>
     <w:p>
       <w:pPr>
+        <w:rPr>
+          <w:rFonts w:ascii="Calibri" w:hAnsi="Calibri" w:cs="Calibri"/>
+          <w:lang w:val="ru-RU"/>
+        </w:rPr>
+      </w:pPr>
+    </w:p>
+    <w:p>
+      <w:pPr>
         <w:pStyle w:val="Heading3"/>
         <w:rPr>
           <w:lang w:val="ru-RU"/>
         </w:rPr>
       </w:pPr>
-      <w:bookmarkStart w:id="53" w:name="_Toc232277881"/>
+      <w:bookmarkStart w:id="53" w:name="_Toc232277882"/>
       <w:r>
         <w:rPr>
           <w:rFonts w:ascii="Calibri" w:hAnsi="Calibri" w:cs="Calibri"/>
@@ -38582,27 +39547,34 @@
         <w:rPr>
           <w:lang w:val="ru-RU"/>
         </w:rPr>
-        <w:t xml:space="preserve"> 98 : </w:t>
-      </w:r>
-      <w:r>
-        <w:rPr>
-          <w:rFonts w:ascii="Calibri" w:hAnsi="Calibri" w:cs="Calibri"/>
-          <w:lang w:val="ru-RU"/>
-        </w:rPr>
-        <w:t>Ломо</w:t>
-      </w:r>
-      <w:r>
-        <w:rPr>
-          <w:lang w:val="ru-RU"/>
-        </w:rPr>
-        <w:t xml:space="preserve"> </w:t>
-      </w:r>
-      <w:r>
-        <w:rPr>
-          <w:rFonts w:ascii="Calibri" w:hAnsi="Calibri" w:cs="Calibri"/>
-          <w:lang w:val="ru-RU"/>
-        </w:rPr>
-        <w:t>берзага</w:t>
+        <w:t xml:space="preserve"> 107 : </w:t>
+      </w:r>
+      <w:r>
+        <w:rPr>
+          <w:rFonts w:ascii="Calibri" w:hAnsi="Calibri" w:cs="Calibri"/>
+          <w:lang w:val="ru-RU"/>
+        </w:rPr>
+        <w:t>Дахко</w:t>
+      </w:r>
+      <w:r>
+        <w:rPr>
+          <w:lang w:val="ru-RU"/>
+        </w:rPr>
+        <w:t xml:space="preserve"> </w:t>
+      </w:r>
+      <w:r>
+        <w:rPr>
+          <w:rFonts w:ascii="Calibri" w:hAnsi="Calibri" w:cs="Calibri"/>
+          <w:lang w:val="ru-RU"/>
+        </w:rPr>
+        <w:t>п</w:t>
+      </w:r>
+      <w:r>
+        <w:rPr>
+          <w:rFonts w:ascii="Calibri" w:hAnsi="Calibri" w:cs="Calibri"/>
+          <w:lang w:val="ru-RU"/>
+        </w:rPr>
+        <w:t>хьидага</w:t>
       </w:r>
       <w:r>
         <w:rPr>
@@ -38637,27 +39609,33 @@
         <w:rPr>
           <w:lang w:val="ru-RU"/>
         </w:rPr>
-        <w:t xml:space="preserve"> : </w:t>
-      </w:r>
-      <w:r>
-        <w:rPr>
-          <w:rFonts w:ascii="Calibri" w:hAnsi="Calibri" w:cs="Calibri"/>
-          <w:lang w:val="ru-RU"/>
-        </w:rPr>
-        <w:t>Отрицательные</w:t>
-      </w:r>
-      <w:r>
-        <w:rPr>
-          <w:lang w:val="ru-RU"/>
-        </w:rPr>
-        <w:t xml:space="preserve"> </w:t>
-      </w:r>
-      <w:r>
-        <w:rPr>
-          <w:rFonts w:ascii="Calibri" w:hAnsi="Calibri" w:cs="Calibri"/>
-          <w:lang w:val="ru-RU"/>
-        </w:rPr>
-        <w:t>местоимения</w:t>
+        <w:t xml:space="preserve">: </w:t>
+      </w:r>
+      <w:r>
+        <w:rPr>
+          <w:rFonts w:ascii="Calibri" w:hAnsi="Calibri" w:cs="Calibri"/>
+          <w:lang w:val="ru-RU"/>
+        </w:rPr>
+        <w:t>Кратные</w:t>
+      </w:r>
+      <w:r>
+        <w:rPr>
+          <w:lang w:val="ru-RU"/>
+        </w:rPr>
+        <w:t xml:space="preserve"> </w:t>
+      </w:r>
+      <w:r>
+        <w:rPr>
+          <w:rFonts w:ascii="Calibri" w:hAnsi="Calibri" w:cs="Calibri"/>
+          <w:lang w:val="ru-RU"/>
+        </w:rPr>
+        <w:t>числительные</w:t>
+      </w:r>
+      <w:r>
+        <w:rPr>
+          <w:lang w:val="ru-RU"/>
+        </w:rPr>
+        <w:t xml:space="preserve"> </w:t>
       </w:r>
     </w:p>
     <w:p>
@@ -38672,13 +39650,7 @@
           <w:rFonts w:ascii="Calibri" w:hAnsi="Calibri" w:cs="Calibri"/>
           <w:lang w:val="ru-RU"/>
         </w:rPr>
-        <w:t>х1ама а</w:t>
-      </w:r>
-      <w:r>
-        <w:rPr>
-          <w:rFonts w:ascii="Calibri" w:hAnsi="Calibri" w:cs="Calibri"/>
-        </w:rPr>
-        <w:t> </w:t>
+        <w:t>шозза-кхозза яхар</w:t>
       </w:r>
       <w:r>
         <w:rPr>
@@ -38686,83 +39658,50 @@
           <w:lang w:val="ru-RU"/>
         </w:rPr>
         <w:br/>
-        <w:t>М</w:t>
-      </w:r>
-      <w:r>
-        <w:rPr>
-          <w:rFonts w:ascii="Calibri" w:hAnsi="Calibri" w:cs="Calibri"/>
-          <w:lang w:val="ru-RU"/>
-        </w:rPr>
-        <w:t>ациев стр. 589</w:t>
-      </w:r>
-      <w:r>
-        <w:rPr>
-          <w:rFonts w:ascii="Calibri" w:hAnsi="Calibri" w:cs="Calibri"/>
-          <w:lang w:val="ru-RU"/>
-        </w:rPr>
-        <w:br/>
+      </w:r>
+      <w:r>
+        <w:rPr>
+          <w:rFonts w:ascii="Calibri" w:hAnsi="Calibri" w:cs="Calibri"/>
+          <w:lang w:val="ru-RU"/>
+        </w:rPr>
+        <w:t xml:space="preserve">Мальсагов 34 ; </w:t>
+      </w:r>
+      <w:r>
+        <w:rPr>
+          <w:rFonts w:ascii="Calibri" w:hAnsi="Calibri" w:cs="Calibri"/>
+          <w:lang w:val="ru-RU"/>
+        </w:rPr>
+        <w:t>Мациев стр. 585</w:t>
       </w:r>
     </w:p>
     <w:p>
       <w:pPr>
         <w:pStyle w:val="Heading3"/>
         <w:rPr>
-          <w:lang w:val="ru-RU"/>
+          <w:rFonts w:ascii="Calibri" w:hAnsi="Calibri" w:cs="Calibri"/>
+          <w:lang w:val="ce-Cyrl-RU"/>
         </w:rPr>
       </w:pPr>
-      <w:bookmarkStart w:id="54" w:name="_Toc232277882"/>
-      <w:r>
-        <w:rPr>
-          <w:rFonts w:ascii="Calibri" w:hAnsi="Calibri" w:cs="Calibri"/>
-          <w:lang w:val="ru-RU"/>
+      <w:bookmarkStart w:id="54" w:name="_Toc232277883"/>
+      <w:r>
+        <w:rPr>
+          <w:rFonts w:ascii="Calibri" w:hAnsi="Calibri" w:cs="Calibri"/>
+          <w:lang w:val="ce-Cyrl-RU"/>
         </w:rPr>
         <w:t>Притча</w:t>
       </w:r>
       <w:r>
         <w:rPr>
-          <w:lang w:val="ru-RU"/>
-        </w:rPr>
-        <w:t xml:space="preserve"> 107 : </w:t>
-      </w:r>
-      <w:r>
-        <w:rPr>
-          <w:rFonts w:ascii="Calibri" w:hAnsi="Calibri" w:cs="Calibri"/>
-          <w:lang w:val="ru-RU"/>
-        </w:rPr>
-        <w:t>Дахко</w:t>
-      </w:r>
-      <w:r>
-        <w:rPr>
-          <w:lang w:val="ru-RU"/>
-        </w:rPr>
-        <w:t xml:space="preserve"> </w:t>
-      </w:r>
-      <w:r>
-        <w:rPr>
-          <w:rFonts w:ascii="Calibri" w:hAnsi="Calibri" w:cs="Calibri"/>
-          <w:lang w:val="ru-RU"/>
-        </w:rPr>
-        <w:t>п</w:t>
-      </w:r>
-      <w:r>
-        <w:rPr>
-          <w:rFonts w:ascii="Calibri" w:hAnsi="Calibri" w:cs="Calibri"/>
-          <w:lang w:val="ru-RU"/>
-        </w:rPr>
-        <w:t>хьидага</w:t>
-      </w:r>
-      <w:r>
-        <w:rPr>
-          <w:lang w:val="ru-RU"/>
-        </w:rPr>
-        <w:t xml:space="preserve"> </w:t>
-      </w:r>
-      <w:r>
-        <w:rPr>
-          <w:rFonts w:ascii="Calibri" w:hAnsi="Calibri" w:cs="Calibri"/>
-          <w:lang w:val="ru-RU"/>
-        </w:rPr>
-        <w:t>аьннар</w:t>
+          <w:lang w:val="ce-Cyrl-RU"/>
+        </w:rPr>
+        <w:t xml:space="preserve"> 111 : </w:t>
+      </w:r>
+      <w:r>
+        <w:rPr>
+          <w:rFonts w:ascii="Calibri" w:hAnsi="Calibri" w:cs="Calibri"/>
+          <w:lang w:val="ce-Cyrl-RU"/>
+        </w:rPr>
+        <w:t>Хьурмат дар</w:t>
       </w:r>
       <w:bookmarkEnd w:id="54"/>
     </w:p>
@@ -38770,70 +39709,108 @@
       <w:pPr>
         <w:pStyle w:val="Heading4"/>
         <w:rPr>
-          <w:lang w:val="ru-RU"/>
+          <w:rFonts w:ascii="Calibri" w:hAnsi="Calibri" w:cs="Calibri"/>
+          <w:lang w:val="ce-Cyrl-RU"/>
         </w:rPr>
       </w:pPr>
       <w:r>
         <w:rPr>
           <w:rFonts w:ascii="Calibri" w:hAnsi="Calibri" w:cs="Calibri"/>
-          <w:lang w:val="ru-RU"/>
+          <w:lang w:val="ce-Cyrl-RU"/>
         </w:rPr>
         <w:t>Грамматика</w:t>
       </w:r>
       <w:r>
         <w:rPr>
-          <w:lang w:val="ru-RU"/>
-        </w:rPr>
-        <w:t xml:space="preserve">: </w:t>
-      </w:r>
-      <w:r>
-        <w:rPr>
-          <w:rFonts w:ascii="Calibri" w:hAnsi="Calibri" w:cs="Calibri"/>
-          <w:lang w:val="ru-RU"/>
-        </w:rPr>
-        <w:t>Кратные</w:t>
-      </w:r>
-      <w:r>
-        <w:rPr>
-          <w:lang w:val="ru-RU"/>
-        </w:rPr>
-        <w:t xml:space="preserve"> </w:t>
-      </w:r>
-      <w:r>
-        <w:rPr>
-          <w:rFonts w:ascii="Calibri" w:hAnsi="Calibri" w:cs="Calibri"/>
-          <w:lang w:val="ru-RU"/>
+          <w:lang w:val="ce-Cyrl-RU"/>
+        </w:rPr>
+        <w:t xml:space="preserve"> : </w:t>
+      </w:r>
+      <w:r>
+        <w:rPr>
+          <w:rFonts w:ascii="Calibri" w:hAnsi="Calibri" w:cs="Calibri"/>
+          <w:lang w:val="ce-Cyrl-RU"/>
+        </w:rPr>
+        <w:t>дробные</w:t>
+      </w:r>
+      <w:r>
+        <w:rPr>
+          <w:lang w:val="ce-Cyrl-RU"/>
+        </w:rPr>
+        <w:t xml:space="preserve"> </w:t>
+      </w:r>
+      <w:r>
+        <w:rPr>
+          <w:rFonts w:ascii="Calibri" w:hAnsi="Calibri" w:cs="Calibri"/>
+          <w:lang w:val="ce-Cyrl-RU"/>
         </w:rPr>
         <w:t>числительные</w:t>
-      </w:r>
-      <w:r>
-        <w:rPr>
-          <w:lang w:val="ru-RU"/>
-        </w:rPr>
-        <w:t xml:space="preserve"> </w:t>
       </w:r>
     </w:p>
     <w:p>
       <w:pPr>
         <w:rPr>
-          <w:rFonts w:ascii="Calibri" w:hAnsi="Calibri" w:cs="Calibri"/>
-          <w:lang w:val="ru-RU"/>
+          <w:lang w:val="ce-Cyrl-RU"/>
         </w:rPr>
       </w:pPr>
       <w:r>
         <w:rPr>
           <w:rFonts w:ascii="Calibri" w:hAnsi="Calibri" w:cs="Calibri"/>
-          <w:lang w:val="ru-RU"/>
-        </w:rPr>
-        <w:t>шозза-кхозза яхар</w:t>
-      </w:r>
-      <w:r>
-        <w:rPr>
-          <w:rFonts w:ascii="Calibri" w:hAnsi="Calibri" w:cs="Calibri"/>
-          <w:lang w:val="ru-RU"/>
+          <w:lang w:val="ce-Cyrl-RU"/>
+        </w:rPr>
+        <w:t>Ах</w:t>
+      </w:r>
+      <w:r>
+        <w:rPr>
+          <w:lang w:val="ce-Cyrl-RU"/>
+        </w:rPr>
+        <w:t xml:space="preserve"> </w:t>
+      </w:r>
+      <w:r>
+        <w:rPr>
+          <w:rFonts w:ascii="Calibri" w:hAnsi="Calibri" w:cs="Calibri"/>
+          <w:lang w:val="ce-Cyrl-RU"/>
+        </w:rPr>
+        <w:t>фийг</w:t>
+      </w:r>
+      <w:r>
+        <w:rPr>
+          <w:lang w:val="ce-Cyrl-RU"/>
         </w:rPr>
         <w:br/>
-        <w:t>Мациев стр. 585</w:t>
+      </w:r>
+      <w:r>
+        <w:rPr>
+          <w:rFonts w:ascii="Calibri" w:hAnsi="Calibri" w:cs="Calibri"/>
+          <w:lang w:val="ce-Cyrl-RU"/>
+        </w:rPr>
+        <w:t xml:space="preserve">Мальсагов стр. 34 ; </w:t>
+      </w:r>
+      <w:r>
+        <w:rPr>
+          <w:rFonts w:ascii="Calibri" w:hAnsi="Calibri" w:cs="Calibri"/>
+          <w:lang w:val="ce-Cyrl-RU"/>
+        </w:rPr>
+        <w:t>Мациев</w:t>
+      </w:r>
+      <w:r>
+        <w:rPr>
+          <w:lang w:val="ce-Cyrl-RU"/>
+        </w:rPr>
+        <w:t xml:space="preserve"> </w:t>
+      </w:r>
+      <w:r>
+        <w:rPr>
+          <w:rFonts w:ascii="Calibri" w:hAnsi="Calibri" w:cs="Calibri"/>
+          <w:lang w:val="ce-Cyrl-RU"/>
+        </w:rPr>
+        <w:t>стр</w:t>
+      </w:r>
+      <w:r>
+        <w:rPr>
+          <w:lang w:val="ce-Cyrl-RU"/>
+        </w:rPr>
+        <w:t>. 584</w:t>
       </w:r>
     </w:p>
     <w:p>
@@ -38844,7 +39821,7 @@
           <w:lang w:val="ce-Cyrl-RU"/>
         </w:rPr>
       </w:pPr>
-      <w:bookmarkStart w:id="55" w:name="_Toc232277883"/>
+      <w:bookmarkStart w:id="55" w:name="_Toc232277884"/>
       <w:r>
         <w:rPr>
           <w:rFonts w:ascii="Calibri" w:hAnsi="Calibri" w:cs="Calibri"/>
@@ -38856,14 +39833,14 @@
         <w:rPr>
           <w:lang w:val="ce-Cyrl-RU"/>
         </w:rPr>
-        <w:t xml:space="preserve"> 111 : </w:t>
-      </w:r>
-      <w:r>
-        <w:rPr>
-          <w:rFonts w:ascii="Calibri" w:hAnsi="Calibri" w:cs="Calibri"/>
-          <w:lang w:val="ce-Cyrl-RU"/>
-        </w:rPr>
-        <w:t>Хьурмат дар</w:t>
+        <w:t xml:space="preserve"> 114 : </w:t>
+      </w:r>
+      <w:r>
+        <w:rPr>
+          <w:rFonts w:ascii="Calibri" w:hAnsi="Calibri" w:cs="Calibri"/>
+          <w:lang w:val="ce-Cyrl-RU"/>
+        </w:rPr>
+        <w:t>Боарам боацаш я сага сутарал</w:t>
       </w:r>
       <w:bookmarkEnd w:id="55"/>
     </w:p>
@@ -38893,20 +39870,7 @@
           <w:rFonts w:ascii="Calibri" w:hAnsi="Calibri" w:cs="Calibri"/>
           <w:lang w:val="ce-Cyrl-RU"/>
         </w:rPr>
-        <w:t>дробные</w:t>
-      </w:r>
-      <w:r>
-        <w:rPr>
-          <w:lang w:val="ce-Cyrl-RU"/>
-        </w:rPr>
-        <w:t xml:space="preserve"> </w:t>
-      </w:r>
-      <w:r>
-        <w:rPr>
-          <w:rFonts w:ascii="Calibri" w:hAnsi="Calibri" w:cs="Calibri"/>
-          <w:lang w:val="ce-Cyrl-RU"/>
-        </w:rPr>
-        <w:t>числительные</w:t>
+        <w:t>Признаки, по которым можно определить класс существительных</w:t>
       </w:r>
     </w:p>
     <w:p>
@@ -38918,22 +39882,11 @@
       <w:r>
         <w:rPr>
           <w:rFonts w:ascii="Calibri" w:hAnsi="Calibri" w:cs="Calibri"/>
-          <w:lang w:val="ce-Cyrl-RU"/>
-        </w:rPr>
-        <w:t>Ах</w:t>
-      </w:r>
-      <w:r>
-        <w:rPr>
-          <w:lang w:val="ce-Cyrl-RU"/>
-        </w:rPr>
-        <w:t xml:space="preserve"> </w:t>
-      </w:r>
-      <w:r>
-        <w:rPr>
-          <w:rFonts w:ascii="Calibri" w:hAnsi="Calibri" w:cs="Calibri"/>
-          <w:lang w:val="ce-Cyrl-RU"/>
-        </w:rPr>
-        <w:t>фийг</w:t>
+          <w:i/>
+          <w:iCs/>
+          <w:lang w:val="ce-Cyrl-RU"/>
+        </w:rPr>
+        <w:t>сутарал, ц1арматал</w:t>
       </w:r>
       <w:r>
         <w:rPr>
@@ -38946,7 +39899,7 @@
           <w:rFonts w:ascii="Calibri" w:hAnsi="Calibri" w:cs="Calibri"/>
           <w:lang w:val="ce-Cyrl-RU"/>
         </w:rPr>
-        <w:t>Мациев</w:t>
+        <w:t>Мальсагов,</w:t>
       </w:r>
       <w:r>
         <w:rPr>
@@ -38965,7 +39918,7 @@
         <w:rPr>
           <w:lang w:val="ce-Cyrl-RU"/>
         </w:rPr>
-        <w:t>. 584</w:t>
+        <w:t>. 15</w:t>
       </w:r>
     </w:p>
     <w:p>
@@ -38976,7 +39929,6 @@
           <w:lang w:val="ce-Cyrl-RU"/>
         </w:rPr>
       </w:pPr>
-      <w:bookmarkStart w:id="56" w:name="_Toc232277884"/>
       <w:r>
         <w:rPr>
           <w:rFonts w:ascii="Calibri" w:hAnsi="Calibri" w:cs="Calibri"/>
@@ -38988,14 +39940,118 @@
         <w:rPr>
           <w:lang w:val="ce-Cyrl-RU"/>
         </w:rPr>
-        <w:t xml:space="preserve"> 114 : </w:t>
-      </w:r>
-      <w:r>
-        <w:rPr>
-          <w:rFonts w:ascii="Calibri" w:hAnsi="Calibri" w:cs="Calibri"/>
-          <w:lang w:val="ce-Cyrl-RU"/>
-        </w:rPr>
-        <w:t>Боарам боацаш я сага сутарал</w:t>
+        <w:t xml:space="preserve"> 1</w:t>
+      </w:r>
+      <w:r>
+        <w:rPr>
+          <w:lang w:val="ce-Cyrl-RU"/>
+        </w:rPr>
+        <w:t>21</w:t>
+      </w:r>
+      <w:r>
+        <w:rPr>
+          <w:lang w:val="ce-Cyrl-RU"/>
+        </w:rPr>
+        <w:t xml:space="preserve"> : </w:t>
+      </w:r>
+      <w:r>
+        <w:rPr>
+          <w:rFonts w:ascii="Calibri" w:hAnsi="Calibri" w:cs="Calibri"/>
+          <w:lang w:val="ce-Cyrl-RU"/>
+        </w:rPr>
+        <w:t>Ийрча когаши хоза кури</w:t>
+      </w:r>
+    </w:p>
+    <w:p>
+      <w:pPr>
+        <w:pStyle w:val="Heading4"/>
+        <w:rPr>
+          <w:rFonts w:ascii="Calibri" w:hAnsi="Calibri" w:cs="Calibri"/>
+          <w:lang w:val="ce-Cyrl-RU"/>
+        </w:rPr>
+      </w:pPr>
+      <w:r>
+        <w:rPr>
+          <w:rFonts w:ascii="Calibri" w:hAnsi="Calibri" w:cs="Calibri"/>
+          <w:lang w:val="ce-Cyrl-RU"/>
+        </w:rPr>
+        <w:t>Грамматика</w:t>
+      </w:r>
+      <w:r>
+        <w:rPr>
+          <w:lang w:val="ce-Cyrl-RU"/>
+        </w:rPr>
+        <w:t xml:space="preserve"> : </w:t>
+      </w:r>
+      <w:r>
+        <w:rPr>
+          <w:rFonts w:ascii="Calibri" w:hAnsi="Calibri" w:cs="Calibri"/>
+          <w:lang w:val="ce-Cyrl-RU"/>
+        </w:rPr>
+        <w:t>Перечисление</w:t>
+      </w:r>
+    </w:p>
+    <w:p>
+      <w:pPr>
+        <w:rPr>
+          <w:lang w:val="en-US"/>
+        </w:rPr>
+      </w:pPr>
+      <w:r>
+        <w:rPr>
+          <w:rFonts w:ascii="Calibri" w:hAnsi="Calibri" w:cs="Calibri"/>
+          <w:lang w:val="ce-Cyrl-RU"/>
+        </w:rPr>
+        <w:t>Мальсагов</w:t>
+      </w:r>
+      <w:r>
+        <w:rPr>
+          <w:lang w:val="ce-Cyrl-RU"/>
+        </w:rPr>
+        <w:t xml:space="preserve">, </w:t>
+      </w:r>
+      <w:r>
+        <w:rPr>
+          <w:rFonts w:ascii="Calibri" w:hAnsi="Calibri" w:cs="Calibri"/>
+          <w:lang w:val="ce-Cyrl-RU"/>
+        </w:rPr>
+        <w:t>стр</w:t>
+      </w:r>
+      <w:r>
+        <w:rPr>
+          <w:lang w:val="ce-Cyrl-RU"/>
+        </w:rPr>
+        <w:t>. 75</w:t>
+      </w:r>
+    </w:p>
+    <w:p>
+      <w:pPr>
+        <w:pStyle w:val="Heading3"/>
+        <w:rPr>
+          <w:rFonts w:ascii="Calibri" w:hAnsi="Calibri" w:cs="Calibri"/>
+          <w:lang w:val="ce-Cyrl-RU"/>
+        </w:rPr>
+      </w:pPr>
+      <w:bookmarkStart w:id="56" w:name="_Toc232277885"/>
+      <w:r>
+        <w:rPr>
+          <w:rFonts w:ascii="Calibri" w:hAnsi="Calibri" w:cs="Calibri"/>
+          <w:lang w:val="ce-Cyrl-RU"/>
+        </w:rPr>
+        <w:t>Притча</w:t>
+      </w:r>
+      <w:r>
+        <w:rPr>
+          <w:lang w:val="ce-Cyrl-RU"/>
+        </w:rPr>
+        <w:t xml:space="preserve"> 140 : </w:t>
+      </w:r>
+      <w:r>
+        <w:rPr>
+          <w:rFonts w:ascii="Calibri" w:hAnsi="Calibri" w:cs="Calibri"/>
+          <w:lang w:val="ce-Cyrl-RU"/>
+        </w:rPr>
+        <w:t>Чано аьннар</w:t>
       </w:r>
       <w:bookmarkEnd w:id="56"/>
     </w:p>
@@ -39025,7 +40081,14 @@
           <w:rFonts w:ascii="Calibri" w:hAnsi="Calibri" w:cs="Calibri"/>
           <w:lang w:val="ce-Cyrl-RU"/>
         </w:rPr>
-        <w:t>Признаки, по которым можно определить класс существительных</w:t>
+        <w:t>Двойственное число</w:t>
+      </w:r>
+      <w:r>
+        <w:rPr>
+          <w:rFonts w:ascii="Calibri" w:hAnsi="Calibri" w:cs="Calibri"/>
+          <w:lang w:val="ce-Cyrl-RU"/>
+        </w:rPr>
+        <w:t xml:space="preserve"> (дуалис)</w:t>
       </w:r>
     </w:p>
     <w:p>
@@ -39037,183 +40100,195 @@
       <w:r>
         <w:rPr>
           <w:rFonts w:ascii="Calibri" w:hAnsi="Calibri" w:cs="Calibri"/>
-          <w:i/>
-          <w:iCs/>
-          <w:lang w:val="ce-Cyrl-RU"/>
-        </w:rPr>
-        <w:t>сутарал, ц1арматал</w:t>
-      </w:r>
-      <w:r>
-        <w:rPr>
+          <w:lang w:val="ce-Cyrl-RU"/>
+        </w:rPr>
+        <w:t>“</w:t>
+      </w:r>
+      <w:r>
+        <w:rPr>
+          <w:rFonts w:ascii="Calibri" w:hAnsi="Calibri" w:cs="Calibri"/>
+          <w:lang w:val="ce-Cyrl-RU"/>
+        </w:rPr>
+        <w:t>Вай шиъ в1аший кхы тарлургвац</w:t>
+      </w:r>
+      <w:r>
+        <w:rPr>
+          <w:rFonts w:ascii="Calibri" w:hAnsi="Calibri" w:cs="Calibri"/>
+          <w:lang w:val="ce-Cyrl-RU"/>
+        </w:rPr>
+        <w:t>”</w:t>
+      </w:r>
+      <w:r>
+        <w:rPr>
+          <w:rFonts w:ascii="Calibri" w:hAnsi="Calibri" w:cs="Calibri"/>
           <w:lang w:val="ce-Cyrl-RU"/>
         </w:rPr>
         <w:br/>
-      </w:r>
-      <w:r>
-        <w:rPr>
-          <w:rFonts w:ascii="Calibri" w:hAnsi="Calibri" w:cs="Calibri"/>
-          <w:lang w:val="ce-Cyrl-RU"/>
-        </w:rPr>
-        <w:t>Мальсагов,</w:t>
-      </w:r>
-      <w:r>
-        <w:rPr>
-          <w:lang w:val="ce-Cyrl-RU"/>
-        </w:rPr>
-        <w:t xml:space="preserve"> </w:t>
-      </w:r>
-      <w:r>
-        <w:rPr>
-          <w:rFonts w:ascii="Calibri" w:hAnsi="Calibri" w:cs="Calibri"/>
-          <w:lang w:val="ce-Cyrl-RU"/>
-        </w:rPr>
-        <w:t>стр</w:t>
-      </w:r>
-      <w:r>
-        <w:rPr>
-          <w:lang w:val="ce-Cyrl-RU"/>
-        </w:rPr>
-        <w:t>. 15</w:t>
+        <w:t>В ингушском нет двойственного числа в классическом понимании, тем не менее, когда речь идет о двух людях, для них всегда используются отдельные формы местоимений</w:t>
+      </w:r>
+      <w:r>
+        <w:rPr>
+          <w:rFonts w:ascii="Calibri" w:hAnsi="Calibri" w:cs="Calibri"/>
+          <w:lang w:val="ce-Cyrl-RU"/>
+        </w:rPr>
+        <w:t xml:space="preserve"> – вай шиъ, тхо шиъ, шу шиъ, уж шиъ</w:t>
+      </w:r>
+      <w:r>
+        <w:rPr>
+          <w:rFonts w:ascii="Calibri" w:hAnsi="Calibri" w:cs="Calibri"/>
+          <w:lang w:val="ce-Cyrl-RU"/>
+        </w:rPr>
+        <w:t>.</w:t>
+      </w:r>
+      <w:r>
+        <w:rPr>
+          <w:rFonts w:ascii="Calibri" w:hAnsi="Calibri" w:cs="Calibri"/>
+          <w:lang w:val="ce-Cyrl-RU"/>
+        </w:rPr>
+        <w:br/>
+        <w:t>Если бы он сказал : “Вай в1аший кхы тарлургдац”, это звучало бы неестественно.</w:t>
+      </w:r>
+      <w:r>
+        <w:rPr>
+          <w:rFonts w:ascii="Calibri" w:hAnsi="Calibri" w:cs="Calibri"/>
+          <w:lang w:val="ce-Cyrl-RU"/>
+        </w:rPr>
+        <w:br/>
+        <w:t>Обратите также внимание на использование различных классных показателей для двух людей и для группы людей: “вай шиъ тарлургвац” и “вай тарлургдац”.</w:t>
+      </w:r>
+      <w:r>
+        <w:rPr>
+          <w:lang w:val="ce-Cyrl-RU"/>
+        </w:rPr>
+        <w:br/>
       </w:r>
     </w:p>
     <w:p>
       <w:pPr>
         <w:pStyle w:val="Heading3"/>
         <w:rPr>
-          <w:rFonts w:ascii="Calibri" w:hAnsi="Calibri" w:cs="Calibri"/>
-          <w:lang w:val="ce-Cyrl-RU"/>
+          <w:lang w:val="ru-RU"/>
         </w:rPr>
       </w:pPr>
-      <w:bookmarkStart w:id="57" w:name="_Toc232277885"/>
-      <w:r>
-        <w:rPr>
-          <w:rFonts w:ascii="Calibri" w:hAnsi="Calibri" w:cs="Calibri"/>
-          <w:lang w:val="ce-Cyrl-RU"/>
+      <w:bookmarkStart w:id="57" w:name="_Toc232277881"/>
+      <w:r>
+        <w:rPr>
+          <w:rFonts w:ascii="Calibri" w:hAnsi="Calibri" w:cs="Calibri"/>
+          <w:lang w:val="ru-RU"/>
         </w:rPr>
         <w:t>Притча</w:t>
       </w:r>
       <w:r>
         <w:rPr>
-          <w:lang w:val="ce-Cyrl-RU"/>
-        </w:rPr>
-        <w:t xml:space="preserve"> 140 : </w:t>
-      </w:r>
-      <w:r>
-        <w:rPr>
-          <w:rFonts w:ascii="Calibri" w:hAnsi="Calibri" w:cs="Calibri"/>
-          <w:lang w:val="ce-Cyrl-RU"/>
-        </w:rPr>
-        <w:t>Чано аьннар</w:t>
+          <w:lang w:val="ru-RU"/>
+        </w:rPr>
+        <w:t xml:space="preserve"> </w:t>
+      </w:r>
+      <w:r>
+        <w:rPr>
+          <w:lang w:val="ru-RU"/>
+        </w:rPr>
+        <w:t>157</w:t>
+      </w:r>
+      <w:r>
+        <w:rPr>
+          <w:lang w:val="ru-RU"/>
+        </w:rPr>
+        <w:t xml:space="preserve"> : </w:t>
       </w:r>
       <w:bookmarkEnd w:id="57"/>
+      <w:r>
+        <w:rPr>
+          <w:rFonts w:ascii="Calibri" w:hAnsi="Calibri" w:cs="Calibri"/>
+          <w:lang w:val="ru-RU"/>
+        </w:rPr>
+        <w:t>Цу тайпара саг хила йиш яц</w:t>
+      </w:r>
     </w:p>
     <w:p>
       <w:pPr>
         <w:pStyle w:val="Heading4"/>
         <w:rPr>
-          <w:rFonts w:ascii="Calibri" w:hAnsi="Calibri" w:cs="Calibri"/>
-          <w:lang w:val="ce-Cyrl-RU"/>
+          <w:lang w:val="ru-RU"/>
         </w:rPr>
       </w:pPr>
       <w:r>
         <w:rPr>
           <w:rFonts w:ascii="Calibri" w:hAnsi="Calibri" w:cs="Calibri"/>
-          <w:lang w:val="ce-Cyrl-RU"/>
+          <w:lang w:val="ru-RU"/>
         </w:rPr>
         <w:t>Грамматика</w:t>
       </w:r>
       <w:r>
         <w:rPr>
-          <w:lang w:val="ce-Cyrl-RU"/>
+          <w:lang w:val="ru-RU"/>
         </w:rPr>
         <w:t xml:space="preserve"> : </w:t>
       </w:r>
       <w:r>
         <w:rPr>
           <w:rFonts w:ascii="Calibri" w:hAnsi="Calibri" w:cs="Calibri"/>
-          <w:lang w:val="ce-Cyrl-RU"/>
-        </w:rPr>
-        <w:t>Двойственное число</w:t>
-      </w:r>
-      <w:r>
-        <w:rPr>
-          <w:rFonts w:ascii="Calibri" w:hAnsi="Calibri" w:cs="Calibri"/>
-          <w:lang w:val="ce-Cyrl-RU"/>
-        </w:rPr>
-        <w:t xml:space="preserve"> (дуалис)</w:t>
+          <w:lang w:val="ru-RU"/>
+        </w:rPr>
+        <w:t>Отрицательные</w:t>
+      </w:r>
+      <w:r>
+        <w:rPr>
+          <w:lang w:val="ru-RU"/>
+        </w:rPr>
+        <w:t xml:space="preserve"> </w:t>
+      </w:r>
+      <w:r>
+        <w:rPr>
+          <w:rFonts w:ascii="Calibri" w:hAnsi="Calibri" w:cs="Calibri"/>
+          <w:lang w:val="ru-RU"/>
+        </w:rPr>
+        <w:t>местоимения</w:t>
       </w:r>
     </w:p>
     <w:p>
       <w:pPr>
         <w:rPr>
-          <w:lang w:val="ce-Cyrl-RU"/>
+          <w:rFonts w:ascii="Calibri" w:hAnsi="Calibri" w:cs="Calibri"/>
+          <w:lang w:val="ru-RU"/>
         </w:rPr>
       </w:pPr>
       <w:r>
         <w:rPr>
           <w:rFonts w:ascii="Calibri" w:hAnsi="Calibri" w:cs="Calibri"/>
-          <w:lang w:val="ce-Cyrl-RU"/>
-        </w:rPr>
-        <w:t>“</w:t>
-      </w:r>
-      <w:r>
-        <w:rPr>
-          <w:rFonts w:ascii="Calibri" w:hAnsi="Calibri" w:cs="Calibri"/>
-          <w:lang w:val="ce-Cyrl-RU"/>
-        </w:rPr>
-        <w:t>Вай шиъ в1аший кхы тарлургвац</w:t>
-      </w:r>
-      <w:r>
-        <w:rPr>
-          <w:rFonts w:ascii="Calibri" w:hAnsi="Calibri" w:cs="Calibri"/>
-          <w:lang w:val="ce-Cyrl-RU"/>
-        </w:rPr>
-        <w:t>”</w:t>
-      </w:r>
-      <w:r>
-        <w:rPr>
-          <w:rFonts w:ascii="Calibri" w:hAnsi="Calibri" w:cs="Calibri"/>
-          <w:lang w:val="ce-Cyrl-RU"/>
+          <w:lang w:val="ru-RU"/>
+        </w:rPr>
+        <w:t>х1ама а</w:t>
+      </w:r>
+      <w:r>
+        <w:rPr>
+          <w:rFonts w:ascii="Calibri" w:hAnsi="Calibri" w:cs="Calibri"/>
+          <w:lang w:val="ru-RU"/>
+        </w:rPr>
+        <w:t>, цхьаккха х1ама</w:t>
+      </w:r>
+      <w:r>
+        <w:rPr>
+          <w:rFonts w:ascii="Calibri" w:hAnsi="Calibri" w:cs="Calibri"/>
+          <w:lang w:val="ru-RU"/>
         </w:rPr>
         <w:br/>
-        <w:t>В ингушском нет двойственного числа в классическом понимании, тем не менее, когда речь идет о двух людях, для них всегда используются отдельные формы местоимений</w:t>
-      </w:r>
-      <w:r>
-        <w:rPr>
-          <w:rFonts w:ascii="Calibri" w:hAnsi="Calibri" w:cs="Calibri"/>
-          <w:lang w:val="ce-Cyrl-RU"/>
-        </w:rPr>
-        <w:t xml:space="preserve"> – вай шиъ, тхо шиъ, шу шиъ, уж шиъ</w:t>
-      </w:r>
-      <w:r>
-        <w:rPr>
-          <w:rFonts w:ascii="Calibri" w:hAnsi="Calibri" w:cs="Calibri"/>
-          <w:lang w:val="ce-Cyrl-RU"/>
-        </w:rPr>
-        <w:t>.</w:t>
-      </w:r>
-      <w:r>
-        <w:rPr>
-          <w:rFonts w:ascii="Calibri" w:hAnsi="Calibri" w:cs="Calibri"/>
-          <w:lang w:val="ce-Cyrl-RU"/>
-        </w:rPr>
-        <w:br/>
-        <w:t>Если бы он сказал : “Вай в1аший кхы тарлургдац”, это звучало бы неестественно.</w:t>
-      </w:r>
-      <w:r>
-        <w:rPr>
-          <w:rFonts w:ascii="Calibri" w:hAnsi="Calibri" w:cs="Calibri"/>
-          <w:lang w:val="ce-Cyrl-RU"/>
-        </w:rPr>
-        <w:br/>
-        <w:t>Обратите также внимание на использование различных классных показателей для двух людей и для группы людей: “вай шиъ тарлургвац” и “вай тарлургдац”.</w:t>
-      </w:r>
-      <w:r>
-        <w:rPr>
-          <w:lang w:val="ce-Cyrl-RU"/>
-        </w:rPr>
-        <w:br/>
-      </w:r>
+        <w:t>М</w:t>
+      </w:r>
+      <w:r>
+        <w:rPr>
+          <w:rFonts w:ascii="Calibri" w:hAnsi="Calibri" w:cs="Calibri"/>
+          <w:lang w:val="ru-RU"/>
+        </w:rPr>
+        <w:t>ациев стр. 589</w:t>
+      </w:r>
+    </w:p>
+    <w:p>
+      <w:pPr>
+        <w:rPr>
+          <w:lang w:val="ce-Cyrl-RU"/>
+        </w:rPr>
+      </w:pPr>
     </w:p>
     <w:p>
       <w:pPr>
@@ -39455,7 +40530,7 @@
       <w:pPr>
         <w:rPr>
           <w:rFonts w:ascii="Calibri" w:hAnsi="Calibri" w:cs="Calibri"/>
-          <w:lang w:val="en-US"/>
+          <w:lang w:val="ru-RU"/>
         </w:rPr>
       </w:pPr>
       <w:r>
@@ -39463,12 +40538,19 @@
           <w:rFonts w:ascii="Calibri" w:hAnsi="Calibri" w:cs="Calibri"/>
           <w:lang w:val="ru-RU"/>
         </w:rPr>
+        <w:t xml:space="preserve">Мальсагов стр. 34 ; </w:t>
+      </w:r>
+      <w:r>
+        <w:rPr>
+          <w:rFonts w:ascii="Calibri" w:hAnsi="Calibri" w:cs="Calibri"/>
+          <w:lang w:val="ru-RU"/>
+        </w:rPr>
         <w:t>Мациев</w:t>
       </w:r>
       <w:r>
         <w:rPr>
           <w:rFonts w:ascii="Calibri" w:hAnsi="Calibri" w:cs="Calibri"/>
-          <w:lang w:val="en-US"/>
+          <w:lang w:val="ru-RU"/>
         </w:rPr>
         <w:t xml:space="preserve"> </w:t>
       </w:r>
@@ -39482,7 +40564,7 @@
       <w:r>
         <w:rPr>
           <w:rFonts w:ascii="Calibri" w:hAnsi="Calibri" w:cs="Calibri"/>
-          <w:lang w:val="en-US"/>
+          <w:lang w:val="ru-RU"/>
         </w:rPr>
         <w:t>. 582</w:t>
       </w:r>
@@ -39499,12 +40581,21 @@
       <w:pPr>
         <w:rPr>
           <w:rFonts w:ascii="Calibri" w:hAnsi="Calibri" w:cs="Calibri"/>
-          <w:lang w:val="en-US"/>
+          <w:lang w:val="ru-RU"/>
         </w:rPr>
       </w:pPr>
     </w:p>
     <w:sdt>
       <w:sdtPr>
+        <w:rPr>
+          <w:rFonts w:asciiTheme="minorHAnsi" w:eastAsiaTheme="minorHAnsi" w:hAnsiTheme="minorHAnsi" w:cstheme="minorBidi"/>
+          <w:color w:val="auto"/>
+          <w:kern w:val="2"/>
+          <w:sz w:val="24"/>
+          <w:szCs w:val="24"/>
+          <w:lang w:val="nl-BE"/>
+          <w14:ligatures w14:val="standardContextual"/>
+        </w:rPr>
         <w:id w:val="1325627997"/>
         <w:docPartObj>
           <w:docPartGallery w:val="Table of Contents"/>
@@ -39513,16 +40604,9 @@
       </w:sdtPr>
       <w:sdtEndPr>
         <w:rPr>
-          <w:rFonts w:asciiTheme="minorHAnsi" w:eastAsiaTheme="minorHAnsi" w:hAnsiTheme="minorHAnsi" w:cstheme="minorBidi"/>
           <w:b/>
           <w:bCs/>
           <w:noProof/>
-          <w:color w:val="auto"/>
-          <w:kern w:val="2"/>
-          <w:sz w:val="24"/>
-          <w:szCs w:val="24"/>
-          <w:lang w:val="nl-BE"/>
-          <w14:ligatures w14:val="standardContextual"/>
         </w:rPr>
       </w:sdtEndPr>
       <w:sdtContent>
@@ -39531,16 +40615,16 @@
             <w:pStyle w:val="TOCHeading"/>
             <w:rPr>
               <w:rFonts w:ascii="Calibri" w:hAnsi="Calibri" w:cs="Calibri"/>
+              <w:lang w:val="ru-RU"/>
             </w:rPr>
           </w:pPr>
-          <w:proofErr w:type="spellStart"/>
           <w:r>
             <w:rPr>
               <w:rFonts w:ascii="Calibri" w:hAnsi="Calibri" w:cs="Calibri"/>
+              <w:lang w:val="ru-RU"/>
             </w:rPr>
             <w:t>Содержание</w:t>
           </w:r>
-          <w:proofErr w:type="spellEnd"/>
         </w:p>
         <w:p>
           <w:pPr>
@@ -47132,7 +48216,7 @@
   <w:style w:type="paragraph" w:default="1" w:styleId="Normal">
     <w:name w:val="Normal"/>
     <w:qFormat/>
-    <w:rsid w:val="00193C8F"/>
+    <w:rsid w:val="00667BC8"/>
   </w:style>
   <w:style w:type="paragraph" w:styleId="Heading1">
     <w:name w:val="heading 1"/>

--- a/p/grammar/grammar.docx
+++ b/p/grammar/grammar.docx
@@ -9209,7 +9209,7 @@
           <w:rFonts w:ascii="Calibri" w:hAnsi="Calibri" w:cs="Calibri"/>
           <w:lang w:val="ce-Cyrl-RU"/>
         </w:rPr>
-        <w:t xml:space="preserve"> (Притча 43 и </w:t>
+        <w:t>, в Притче 125</w:t>
       </w:r>
       <w:r>
         <w:rPr>
@@ -17928,7 +17928,21 @@
           <w:rFonts w:ascii="Calibri" w:hAnsi="Calibri" w:cs="Calibri"/>
           <w:lang w:val="ce-Cyrl-RU"/>
         </w:rPr>
-        <w:t xml:space="preserve"> падеже.</w:t>
+        <w:t xml:space="preserve"> падеже</w:t>
+      </w:r>
+      <w:r>
+        <w:rPr>
+          <w:rFonts w:ascii="Calibri" w:hAnsi="Calibri" w:cs="Calibri"/>
+          <w:lang w:val="ce-Cyrl-RU"/>
+        </w:rPr>
+        <w:t xml:space="preserve"> (Притча 53)</w:t>
+      </w:r>
+      <w:r>
+        <w:rPr>
+          <w:rFonts w:ascii="Calibri" w:hAnsi="Calibri" w:cs="Calibri"/>
+          <w:lang w:val="ce-Cyrl-RU"/>
+        </w:rPr>
+        <w:t>.</w:t>
       </w:r>
     </w:p>
     <w:p>
@@ -18167,6 +18181,13 @@
       </w:r>
       <w:r>
         <w:rPr>
+          <w:rFonts w:ascii="Calibri" w:hAnsi="Calibri" w:cs="Calibri"/>
+          <w:lang w:val="ce-Cyrl-RU"/>
+        </w:rPr>
+        <w:t xml:space="preserve"> (Притча 51)</w:t>
+      </w:r>
+      <w:r>
+        <w:rPr>
           <w:lang w:val="ce-Cyrl-RU"/>
         </w:rPr>
         <w:t>.</w:t>
@@ -18414,9 +18435,22 @@
       </w:r>
       <w:r>
         <w:rPr>
+          <w:rFonts w:ascii="Calibri" w:hAnsi="Calibri" w:cs="Calibri"/>
+          <w:lang w:val="ce-Cyrl-RU"/>
+        </w:rPr>
+        <w:t xml:space="preserve"> (Притча 24)</w:t>
+      </w:r>
+      <w:r>
+        <w:rPr>
           <w:lang w:val="ce-Cyrl-RU"/>
         </w:rPr>
         <w:t xml:space="preserve">. </w:t>
+      </w:r>
+      <w:r>
+        <w:rPr>
+          <w:lang w:val="ce-Cyrl-RU"/>
+        </w:rPr>
+        <w:br/>
       </w:r>
       <w:r>
         <w:rPr>
@@ -18779,7 +18813,21 @@
           <w:rFonts w:ascii="Calibri" w:hAnsi="Calibri" w:cs="Calibri"/>
           <w:lang w:val="ce-Cyrl-RU"/>
         </w:rPr>
-        <w:t xml:space="preserve"> падеже.</w:t>
+        <w:t xml:space="preserve"> падеже</w:t>
+      </w:r>
+      <w:r>
+        <w:rPr>
+          <w:rFonts w:ascii="Calibri" w:hAnsi="Calibri" w:cs="Calibri"/>
+          <w:lang w:val="ce-Cyrl-RU"/>
+        </w:rPr>
+        <w:t xml:space="preserve"> (Притча 89)</w:t>
+      </w:r>
+      <w:r>
+        <w:rPr>
+          <w:rFonts w:ascii="Calibri" w:hAnsi="Calibri" w:cs="Calibri"/>
+          <w:lang w:val="ce-Cyrl-RU"/>
+        </w:rPr>
+        <w:t>.</w:t>
       </w:r>
     </w:p>
     <w:p>
@@ -18911,7 +18959,21 @@
           <w:rFonts w:ascii="Calibri" w:hAnsi="Calibri" w:cs="Calibri"/>
           <w:lang w:val="ce-Cyrl-RU"/>
         </w:rPr>
-        <w:t xml:space="preserve"> падеж.</w:t>
+        <w:t xml:space="preserve"> падеж</w:t>
+      </w:r>
+      <w:r>
+        <w:rPr>
+          <w:rFonts w:ascii="Calibri" w:hAnsi="Calibri" w:cs="Calibri"/>
+          <w:lang w:val="ce-Cyrl-RU"/>
+        </w:rPr>
+        <w:t xml:space="preserve"> (Притча 59)</w:t>
+      </w:r>
+      <w:r>
+        <w:rPr>
+          <w:rFonts w:ascii="Calibri" w:hAnsi="Calibri" w:cs="Calibri"/>
+          <w:lang w:val="ce-Cyrl-RU"/>
+        </w:rPr>
+        <w:t>.</w:t>
       </w:r>
     </w:p>
     <w:p>
@@ -19123,6 +19185,13 @@
       </w:r>
       <w:r>
         <w:rPr>
+          <w:rFonts w:ascii="Calibri" w:hAnsi="Calibri" w:cs="Calibri"/>
+          <w:lang w:val="ce-Cyrl-RU"/>
+        </w:rPr>
+        <w:t xml:space="preserve"> (Притча 52)</w:t>
+      </w:r>
+      <w:r>
+        <w:rPr>
           <w:lang w:val="ce-Cyrl-RU"/>
         </w:rPr>
         <w:t>.</w:t>
@@ -19328,7 +19397,35 @@
           <w:rFonts w:ascii="Calibri" w:hAnsi="Calibri" w:cs="Calibri"/>
           <w:lang w:val="ru-RU"/>
         </w:rPr>
-        <w:t xml:space="preserve"> падеж.</w:t>
+        <w:t xml:space="preserve"> падеж</w:t>
+      </w:r>
+      <w:r>
+        <w:rPr>
+          <w:rFonts w:ascii="Calibri" w:hAnsi="Calibri" w:cs="Calibri"/>
+          <w:lang w:val="ru-RU"/>
+        </w:rPr>
+        <w:t xml:space="preserve"> (Притча </w:t>
+      </w:r>
+      <w:r>
+        <w:rPr>
+          <w:rFonts w:ascii="Calibri" w:hAnsi="Calibri" w:cs="Calibri"/>
+          <w:lang w:val="ru-RU"/>
+        </w:rPr>
+        <w:t>100</w:t>
+      </w:r>
+      <w:r>
+        <w:rPr>
+          <w:rFonts w:ascii="Calibri" w:hAnsi="Calibri" w:cs="Calibri"/>
+          <w:lang w:val="ru-RU"/>
+        </w:rPr>
+        <w:t>)</w:t>
+      </w:r>
+      <w:r>
+        <w:rPr>
+          <w:rFonts w:ascii="Calibri" w:hAnsi="Calibri" w:cs="Calibri"/>
+          <w:lang w:val="ru-RU"/>
+        </w:rPr>
+        <w:t>.</w:t>
       </w:r>
     </w:p>
     <w:p>
@@ -33701,20 +33798,41 @@
           <w:rFonts w:ascii="Calibri" w:hAnsi="Calibri" w:cs="Calibri"/>
           <w:lang w:val="ru-RU"/>
         </w:rPr>
-        <w:t>Повелительное</w:t>
-      </w:r>
-      <w:r>
-        <w:rPr>
-          <w:lang w:val="ru-RU"/>
-        </w:rPr>
-        <w:t xml:space="preserve"> </w:t>
-      </w:r>
-      <w:r>
-        <w:rPr>
-          <w:rFonts w:ascii="Calibri" w:hAnsi="Calibri" w:cs="Calibri"/>
-          <w:lang w:val="ru-RU"/>
-        </w:rPr>
-        <w:t>наклонение</w:t>
+        <w:t>Вежливая форма п</w:t>
+      </w:r>
+      <w:r>
+        <w:rPr>
+          <w:rFonts w:ascii="Calibri" w:hAnsi="Calibri" w:cs="Calibri"/>
+          <w:lang w:val="ru-RU"/>
+        </w:rPr>
+        <w:t>овелительно</w:t>
+      </w:r>
+      <w:r>
+        <w:rPr>
+          <w:rFonts w:ascii="Calibri" w:hAnsi="Calibri" w:cs="Calibri"/>
+          <w:lang w:val="ru-RU"/>
+        </w:rPr>
+        <w:t>го</w:t>
+      </w:r>
+      <w:r>
+        <w:rPr>
+          <w:lang w:val="ru-RU"/>
+        </w:rPr>
+        <w:t xml:space="preserve"> </w:t>
+      </w:r>
+      <w:r>
+        <w:rPr>
+          <w:rFonts w:ascii="Calibri" w:hAnsi="Calibri" w:cs="Calibri"/>
+          <w:lang w:val="ru-RU"/>
+        </w:rPr>
+        <w:t>наклонени</w:t>
+      </w:r>
+      <w:r>
+        <w:rPr>
+          <w:rFonts w:ascii="Calibri" w:hAnsi="Calibri" w:cs="Calibri"/>
+          <w:lang w:val="ru-RU"/>
+        </w:rPr>
+        <w:t>я</w:t>
       </w:r>
       <w:r>
         <w:rPr>
@@ -37614,35 +37732,14 @@
           <w:rFonts w:ascii="Calibri" w:hAnsi="Calibri" w:cs="Calibri"/>
           <w:lang w:val="ru-RU"/>
         </w:rPr>
-        <w:t>говорят «хьаг1ара чу» («пещере в»)</w:t>
-      </w:r>
-      <w:r>
-        <w:rPr>
-          <w:rFonts w:ascii="Calibri" w:hAnsi="Calibri" w:cs="Calibri"/>
-          <w:lang w:val="ru-RU"/>
-        </w:rPr>
-        <w:t xml:space="preserve"> </w:t>
-      </w:r>
-      <w:r>
-        <w:rPr>
-          <w:rFonts w:ascii="Calibri" w:hAnsi="Calibri" w:cs="Calibri"/>
-          <w:lang w:val="ru-RU"/>
-        </w:rPr>
-        <w:t xml:space="preserve">вместо </w:t>
-      </w:r>
-      <w:r>
-        <w:rPr>
-          <w:rFonts w:ascii="Calibri" w:hAnsi="Calibri" w:cs="Calibri"/>
-          <w:lang w:val="ru-RU"/>
-        </w:rPr>
-        <w:t>«чу хьаг1ара»</w:t>
-      </w:r>
-      <w:r>
-        <w:rPr>
-          <w:rFonts w:ascii="Calibri" w:hAnsi="Calibri" w:cs="Calibri"/>
-          <w:lang w:val="ru-RU"/>
-        </w:rPr>
-        <w:t xml:space="preserve"> («в пещере»)</w:t>
+        <w:t xml:space="preserve">говорят «хьаг1ара чу» («пещере в») </w:t>
+      </w:r>
+      <w:r>
+        <w:rPr>
+          <w:rFonts w:ascii="Calibri" w:hAnsi="Calibri" w:cs="Calibri"/>
+          <w:lang w:val="ru-RU"/>
+        </w:rPr>
+        <w:t>вместо «чу хьаг1ара» («в пещере»)</w:t>
       </w:r>
       <w:r>
         <w:rPr>
@@ -37978,28 +38075,6 @@
         </w:rPr>
         <w:t>Мациев стр. 583</w:t>
       </w:r>
-      <w:r>
-        <w:rPr>
-          <w:rFonts w:ascii="Calibri" w:hAnsi="Calibri" w:cs="Calibri"/>
-          <w:lang w:val="ru-RU"/>
-        </w:rPr>
-        <w:br/>
-      </w:r>
-    </w:p>
-    <w:p>
-      <w:pPr>
-        <w:rPr>
-          <w:rFonts w:ascii="Calibri" w:hAnsi="Calibri" w:cs="Calibri"/>
-          <w:lang w:val="ru-RU"/>
-        </w:rPr>
-      </w:pPr>
-      <w:r>
-        <w:rPr>
-          <w:rFonts w:ascii="Calibri" w:hAnsi="Calibri" w:cs="Calibri"/>
-          <w:lang w:val="ru-RU"/>
-        </w:rPr>
-        <w:t>Притча 4</w:t>
-      </w:r>
     </w:p>
     <w:p>
       <w:pPr>
@@ -38010,7 +38085,226 @@
           <w:lang w:val="ru-RU"/>
         </w:rPr>
       </w:pPr>
+      <w:r>
+        <w:rPr>
+          <w:rFonts w:ascii="Calibri" w:hAnsi="Calibri" w:cs="Calibri"/>
+          <w:lang w:val="ru-RU"/>
+        </w:rPr>
+        <w:br/>
+      </w:r>
+      <w:r>
+        <w:rPr>
+          <w:rFonts w:ascii="Calibri" w:hAnsi="Calibri" w:cs="Calibri"/>
+          <w:lang w:val="ru-RU"/>
+        </w:rPr>
+        <w:t>Притча</w:t>
+      </w:r>
+      <w:r>
+        <w:rPr>
+          <w:lang w:val="ru-RU"/>
+        </w:rPr>
+        <w:t xml:space="preserve"> </w:t>
+      </w:r>
+      <w:r>
+        <w:rPr>
+          <w:lang w:val="ru-RU"/>
+        </w:rPr>
+        <w:t>46</w:t>
+      </w:r>
+      <w:r>
+        <w:rPr>
+          <w:lang w:val="ru-RU"/>
+        </w:rPr>
+        <w:t xml:space="preserve"> :</w:t>
+      </w:r>
+      <w:r>
+        <w:rPr>
+          <w:lang w:val="ru-RU"/>
+        </w:rPr>
+        <w:t xml:space="preserve"> </w:t>
+      </w:r>
+      <w:r>
+        <w:rPr>
+          <w:rFonts w:ascii="Calibri" w:hAnsi="Calibri" w:cs="Calibri"/>
+          <w:lang w:val="ru-RU"/>
+        </w:rPr>
+        <w:t>Данза даргдоацар де</w:t>
+      </w:r>
+    </w:p>
+    <w:p>
+      <w:pPr>
+        <w:pStyle w:val="Heading4"/>
+        <w:rPr>
+          <w:lang w:val="ru-RU"/>
+        </w:rPr>
+      </w:pPr>
+      <w:r>
+        <w:rPr>
+          <w:rFonts w:ascii="Calibri" w:hAnsi="Calibri" w:cs="Calibri"/>
+          <w:lang w:val="ru-RU"/>
+        </w:rPr>
+        <w:t>Гр</w:t>
+      </w:r>
+      <w:r>
+        <w:rPr>
+          <w:rFonts w:ascii="Calibri" w:hAnsi="Calibri" w:cs="Calibri"/>
+          <w:lang w:val="ru-RU"/>
+        </w:rPr>
+        <w:t>амматика</w:t>
+      </w:r>
+      <w:r>
+        <w:rPr>
+          <w:lang w:val="ru-RU"/>
+        </w:rPr>
+        <w:t xml:space="preserve">: </w:t>
+      </w:r>
+      <w:r>
+        <w:rPr>
+          <w:rFonts w:ascii="Calibri" w:hAnsi="Calibri" w:cs="Calibri"/>
+          <w:lang w:val="ru-RU"/>
+        </w:rPr>
+        <w:t>Повелительное наклонение</w:t>
+      </w:r>
+    </w:p>
+    <w:p>
+      <w:pPr>
+        <w:rPr>
+          <w:rFonts w:ascii="Calibri" w:hAnsi="Calibri" w:cs="Calibri"/>
+          <w:i/>
+          <w:iCs/>
+          <w:lang w:val="ru-RU"/>
+        </w:rPr>
+      </w:pPr>
+      <w:r>
+        <w:rPr>
+          <w:rFonts w:ascii="Calibri" w:hAnsi="Calibri" w:cs="Calibri"/>
+          <w:i/>
+          <w:iCs/>
+          <w:lang w:val="ru-RU"/>
+        </w:rPr>
+        <w:t>де, сацийта</w:t>
+      </w:r>
+    </w:p>
+    <w:p>
+      <w:pPr>
+        <w:rPr>
+          <w:rFonts w:ascii="Calibri" w:hAnsi="Calibri" w:cs="Calibri"/>
+          <w:lang w:val="ru-RU"/>
+        </w:rPr>
+      </w:pPr>
+    </w:p>
+    <w:p>
+      <w:pPr>
+        <w:pStyle w:val="Heading3"/>
+        <w:rPr>
+          <w:b/>
+          <w:bCs/>
+          <w:lang w:val="ru-RU"/>
+        </w:rPr>
+      </w:pPr>
+      <w:r>
+        <w:rPr>
+          <w:rFonts w:ascii="Calibri" w:hAnsi="Calibri" w:cs="Calibri"/>
+          <w:lang w:val="ru-RU"/>
+        </w:rPr>
+        <w:t>Притча</w:t>
+      </w:r>
+      <w:r>
+        <w:rPr>
+          <w:lang w:val="ru-RU"/>
+        </w:rPr>
+        <w:t xml:space="preserve"> </w:t>
+      </w:r>
+      <w:r>
+        <w:rPr>
+          <w:lang w:val="ru-RU"/>
+        </w:rPr>
+        <w:t>47</w:t>
+      </w:r>
+      <w:r>
+        <w:rPr>
+          <w:lang w:val="ru-RU"/>
+        </w:rPr>
+        <w:t xml:space="preserve"> :</w:t>
+      </w:r>
+      <w:r>
+        <w:rPr>
+          <w:lang w:val="ru-RU"/>
+        </w:rPr>
+        <w:t xml:space="preserve"> </w:t>
+      </w:r>
+      <w:r>
+        <w:rPr>
+          <w:rFonts w:ascii="Calibri" w:hAnsi="Calibri" w:cs="Calibri"/>
+          <w:lang w:val="ru-RU"/>
+        </w:rPr>
+        <w:t>Корта болаш варий из</w:t>
+      </w:r>
+    </w:p>
+    <w:p>
+      <w:pPr>
+        <w:pStyle w:val="Heading4"/>
+        <w:rPr>
+          <w:lang w:val="ru-RU"/>
+        </w:rPr>
+      </w:pPr>
+      <w:r>
+        <w:rPr>
+          <w:rFonts w:ascii="Calibri" w:hAnsi="Calibri" w:cs="Calibri"/>
+          <w:lang w:val="ru-RU"/>
+        </w:rPr>
+        <w:t>Гр</w:t>
+      </w:r>
+      <w:r>
+        <w:rPr>
+          <w:rFonts w:ascii="Calibri" w:hAnsi="Calibri" w:cs="Calibri"/>
+          <w:lang w:val="ru-RU"/>
+        </w:rPr>
+        <w:t>амматика</w:t>
+      </w:r>
+      <w:r>
+        <w:rPr>
+          <w:lang w:val="ru-RU"/>
+        </w:rPr>
+        <w:t xml:space="preserve">: </w:t>
+      </w:r>
+      <w:r>
+        <w:rPr>
+          <w:rFonts w:ascii="Calibri" w:hAnsi="Calibri" w:cs="Calibri"/>
+          <w:lang w:val="ru-RU"/>
+        </w:rPr>
+        <w:t>Вопросительные предложения</w:t>
+      </w:r>
+    </w:p>
+    <w:p>
+      <w:pPr>
+        <w:rPr>
+          <w:rFonts w:ascii="Calibri" w:hAnsi="Calibri" w:cs="Calibri"/>
+          <w:i/>
+          <w:iCs/>
+          <w:lang w:val="ru-RU"/>
+        </w:rPr>
+      </w:pPr>
+      <w:r>
+        <w:rPr>
+          <w:rFonts w:ascii="Calibri" w:hAnsi="Calibri" w:cs="Calibri"/>
+          <w:i/>
+          <w:iCs/>
+          <w:lang w:val="ru-RU"/>
+        </w:rPr>
+        <w:t>варий, фуд ца ховш</w:t>
+      </w:r>
       <w:bookmarkStart w:id="45" w:name="_Toc232277873"/>
+    </w:p>
+    <w:p>
+      <w:pPr>
+        <w:pStyle w:val="Heading3"/>
+        <w:rPr>
+          <w:b/>
+          <w:bCs/>
+          <w:lang w:val="ru-RU"/>
+        </w:rPr>
+      </w:pPr>
       <w:r>
         <w:rPr>
           <w:rFonts w:ascii="Calibri" w:hAnsi="Calibri" w:cs="Calibri"/>
@@ -38513,6 +38807,14 @@
     </w:p>
     <w:p>
       <w:pPr>
+        <w:rPr>
+          <w:rFonts w:ascii="Calibri" w:hAnsi="Calibri" w:cs="Calibri"/>
+          <w:lang w:val="ru-RU"/>
+        </w:rPr>
+      </w:pPr>
+    </w:p>
+    <w:p>
+      <w:pPr>
         <w:pStyle w:val="Heading3"/>
         <w:rPr>
           <w:b/>
@@ -38593,7 +38895,21 @@
           <w:rFonts w:ascii="Calibri" w:hAnsi="Calibri" w:cs="Calibri"/>
           <w:lang w:val="ru-RU"/>
         </w:rPr>
-        <w:t>Предлоги</w:t>
+        <w:t>Глагольные приставки, обозначающие п</w:t>
+      </w:r>
+      <w:r>
+        <w:rPr>
+          <w:rFonts w:ascii="Calibri" w:hAnsi="Calibri" w:cs="Calibri"/>
+          <w:lang w:val="ru-RU"/>
+        </w:rPr>
+        <w:t xml:space="preserve">ространственные </w:t>
+      </w:r>
+      <w:r>
+        <w:rPr>
+          <w:rFonts w:ascii="Calibri" w:hAnsi="Calibri" w:cs="Calibri"/>
+          <w:lang w:val="ru-RU"/>
+        </w:rPr>
+        <w:t>отношения</w:t>
       </w:r>
     </w:p>
     <w:p>
@@ -38610,6 +38926,68 @@
           <w:iCs/>
           <w:lang w:val="ru-RU"/>
         </w:rPr>
+        <w:t>палаз IотIабиллаб</w:t>
+      </w:r>
+      <w:r>
+        <w:rPr>
+          <w:rFonts w:ascii="Calibri" w:hAnsi="Calibri" w:cs="Calibri"/>
+          <w:i/>
+          <w:iCs/>
+          <w:lang w:val="ru-RU"/>
+        </w:rPr>
+        <w:t>,</w:t>
+      </w:r>
+      <w:r>
+        <w:rPr>
+          <w:rFonts w:ascii="Calibri" w:hAnsi="Calibri" w:cs="Calibri"/>
+          <w:i/>
+          <w:iCs/>
+          <w:lang w:val="ru-RU"/>
+        </w:rPr>
+        <w:t xml:space="preserve"> </w:t>
+      </w:r>
+      <w:r>
+        <w:rPr>
+          <w:rFonts w:ascii="Calibri" w:hAnsi="Calibri" w:cs="Calibri"/>
+          <w:i/>
+          <w:iCs/>
+          <w:lang w:val="ru-RU"/>
+        </w:rPr>
+        <w:t xml:space="preserve">палаз </w:t>
+      </w:r>
+      <w:r>
+        <w:rPr>
+          <w:rFonts w:ascii="Calibri" w:hAnsi="Calibri" w:cs="Calibri"/>
+          <w:i/>
+          <w:iCs/>
+        </w:rPr>
+        <w:t>I</w:t>
+      </w:r>
+      <w:r>
+        <w:rPr>
+          <w:rFonts w:ascii="Calibri" w:hAnsi="Calibri" w:cs="Calibri"/>
+          <w:i/>
+          <w:iCs/>
+          <w:lang w:val="ru-RU"/>
+        </w:rPr>
+        <w:t>обаккха</w:t>
+      </w:r>
+      <w:r>
+        <w:rPr>
+          <w:rFonts w:ascii="Calibri" w:hAnsi="Calibri" w:cs="Calibri"/>
+          <w:i/>
+          <w:iCs/>
+          <w:lang w:val="ru-RU"/>
+        </w:rPr>
+        <w:t xml:space="preserve">, </w:t>
+      </w:r>
+      <w:r>
+        <w:rPr>
+          <w:rFonts w:ascii="Calibri" w:hAnsi="Calibri" w:cs="Calibri"/>
+          <w:i/>
+          <w:iCs/>
+          <w:lang w:val="ru-RU"/>
+        </w:rPr>
         <w:t>т</w:t>
       </w:r>
       <w:r>
@@ -38627,6 +39005,113 @@
           <w:iCs/>
           <w:lang w:val="ru-RU"/>
         </w:rPr>
+        <w:t>акхелла</w:t>
+      </w:r>
+      <w:r>
+        <w:rPr>
+          <w:rFonts w:ascii="Calibri" w:hAnsi="Calibri" w:cs="Calibri"/>
+          <w:i/>
+          <w:iCs/>
+          <w:lang w:val="ru-RU"/>
+        </w:rPr>
+        <w:br/>
+      </w:r>
+      <w:r>
+        <w:rPr>
+          <w:rFonts w:ascii="Calibri" w:hAnsi="Calibri" w:cs="Calibri"/>
+          <w:lang w:val="ru-RU"/>
+        </w:rPr>
+        <w:t>Пишутся вместе. Деепричастные обороты с союзом «а», отрицание, повелительное наклонение - разрывают приставки.</w:t>
+      </w:r>
+      <w:r>
+        <w:rPr>
+          <w:rFonts w:ascii="Calibri" w:hAnsi="Calibri" w:cs="Calibri"/>
+          <w:lang w:val="ru-RU"/>
+        </w:rPr>
+        <w:br/>
+        <w:t>1о а баккха, 1о ма баккха, 1о ца баьккха</w:t>
+      </w:r>
+      <w:r>
+        <w:rPr>
+          <w:rFonts w:ascii="Calibri" w:hAnsi="Calibri" w:cs="Calibri"/>
+          <w:i/>
+          <w:iCs/>
+          <w:lang w:val="ru-RU"/>
+        </w:rPr>
+        <w:br/>
+      </w:r>
+      <w:r>
+        <w:rPr>
+          <w:rFonts w:ascii="Calibri" w:hAnsi="Calibri" w:cs="Calibri"/>
+          <w:lang w:val="ru-RU"/>
+        </w:rPr>
+        <w:t xml:space="preserve">При этом </w:t>
+      </w:r>
+      <w:r>
+        <w:rPr>
+          <w:rFonts w:ascii="Calibri" w:hAnsi="Calibri" w:cs="Calibri"/>
+          <w:i/>
+          <w:iCs/>
+          <w:lang w:val="ru-RU"/>
+        </w:rPr>
+        <w:t>т1а</w:t>
+      </w:r>
+      <w:r>
+        <w:rPr>
+          <w:rFonts w:ascii="Calibri" w:hAnsi="Calibri" w:cs="Calibri"/>
+          <w:lang w:val="ru-RU"/>
+        </w:rPr>
+        <w:t xml:space="preserve"> и </w:t>
+      </w:r>
+      <w:r>
+        <w:rPr>
+          <w:rFonts w:ascii="Calibri" w:hAnsi="Calibri" w:cs="Calibri"/>
+          <w:i/>
+          <w:iCs/>
+          <w:lang w:val="ru-RU"/>
+        </w:rPr>
+        <w:t>т1ера</w:t>
+      </w:r>
+      <w:r>
+        <w:rPr>
+          <w:rFonts w:ascii="Calibri" w:hAnsi="Calibri" w:cs="Calibri"/>
+          <w:lang w:val="ru-RU"/>
+        </w:rPr>
+        <w:t xml:space="preserve"> в следующих выражениях являются пространственными послелогами, и пишутся раздельно (см. Притча 18)</w:t>
+      </w:r>
+      <w:r>
+        <w:rPr>
+          <w:rFonts w:ascii="Calibri" w:hAnsi="Calibri" w:cs="Calibri"/>
+          <w:i/>
+          <w:iCs/>
+          <w:lang w:val="ru-RU"/>
+        </w:rPr>
+        <w:br/>
+      </w:r>
+      <w:r>
+        <w:rPr>
+          <w:rFonts w:ascii="Calibri" w:hAnsi="Calibri" w:cs="Calibri"/>
+          <w:i/>
+          <w:iCs/>
+          <w:lang w:val="ru-RU"/>
+        </w:rPr>
+        <w:t>т</w:t>
+      </w:r>
+      <w:r>
+        <w:rPr>
+          <w:rFonts w:ascii="Calibri" w:hAnsi="Calibri" w:cs="Calibri"/>
+          <w:i/>
+          <w:iCs/>
+        </w:rPr>
+        <w:t>I</w:t>
+      </w:r>
+      <w:r>
+        <w:rPr>
+          <w:rFonts w:ascii="Calibri" w:hAnsi="Calibri" w:cs="Calibri"/>
+          <w:i/>
+          <w:iCs/>
+          <w:lang w:val="ru-RU"/>
+        </w:rPr>
         <w:t>а д</w:t>
       </w:r>
       <w:r>
@@ -38685,6 +39170,710 @@
           <w:iCs/>
           <w:lang w:val="ru-RU"/>
         </w:rPr>
+        <w:t xml:space="preserve">ера </w:t>
+      </w:r>
+      <w:r>
+        <w:rPr>
+          <w:rFonts w:ascii="Calibri" w:hAnsi="Calibri" w:cs="Calibri"/>
+          <w:lang w:val="ru-RU"/>
+        </w:rPr>
+        <w:br/>
+      </w:r>
+    </w:p>
+    <w:p>
+      <w:pPr>
+        <w:rPr>
+          <w:rFonts w:ascii="Calibri" w:hAnsi="Calibri" w:cs="Calibri"/>
+          <w:lang w:val="ru-RU"/>
+        </w:rPr>
+      </w:pPr>
+      <w:r>
+        <w:rPr>
+          <w:rFonts w:ascii="Calibri" w:hAnsi="Calibri" w:cs="Calibri"/>
+          <w:lang w:val="ru-RU"/>
+        </w:rPr>
+        <w:t xml:space="preserve">Глагольные приставки (префиксы), т.е. частицы, стоящие перед корнем глагола и обозначающие пространственные отношения, пишутся слитно с тем глаголом, к которому они относятся. Важнейшие глагольные приставки в ингушском языке следующие: </w:t>
+      </w:r>
+      <w:r>
+        <w:rPr>
+          <w:rFonts w:ascii="Calibri" w:hAnsi="Calibri" w:cs="Calibri"/>
+          <w:lang w:val="ru-RU"/>
+        </w:rPr>
+        <w:br/>
+      </w:r>
+      <w:r>
+        <w:rPr>
+          <w:rFonts w:ascii="Calibri" w:hAnsi="Calibri" w:cs="Calibri"/>
+          <w:lang w:val="ru-RU"/>
+        </w:rPr>
+        <w:br/>
+        <w:t xml:space="preserve">чу - 'внутрь' </w:t>
+      </w:r>
+      <w:r>
+        <w:rPr>
+          <w:rFonts w:ascii="Calibri" w:hAnsi="Calibri" w:cs="Calibri"/>
+          <w:lang w:val="ru-RU"/>
+        </w:rPr>
+        <w:br/>
+      </w:r>
+      <w:r>
+        <w:rPr>
+          <w:rFonts w:ascii="Calibri" w:hAnsi="Calibri" w:cs="Calibri"/>
+        </w:rPr>
+        <w:t>I</w:t>
+      </w:r>
+      <w:r>
+        <w:rPr>
+          <w:rFonts w:ascii="Calibri" w:hAnsi="Calibri" w:cs="Calibri"/>
+          <w:lang w:val="ru-RU"/>
+        </w:rPr>
+        <w:t xml:space="preserve">о - 'вниз' </w:t>
+      </w:r>
+      <w:r>
+        <w:rPr>
+          <w:rFonts w:ascii="Calibri" w:hAnsi="Calibri" w:cs="Calibri"/>
+          <w:lang w:val="ru-RU"/>
+        </w:rPr>
+        <w:br/>
+        <w:t>к</w:t>
+      </w:r>
+      <w:r>
+        <w:rPr>
+          <w:rFonts w:ascii="Calibri" w:hAnsi="Calibri" w:cs="Calibri"/>
+        </w:rPr>
+        <w:t>I</w:t>
+      </w:r>
+      <w:r>
+        <w:rPr>
+          <w:rFonts w:ascii="Calibri" w:hAnsi="Calibri" w:cs="Calibri"/>
+          <w:lang w:val="ru-RU"/>
+        </w:rPr>
+        <w:t xml:space="preserve">ал - 'под' </w:t>
+      </w:r>
+      <w:r>
+        <w:rPr>
+          <w:rFonts w:ascii="Calibri" w:hAnsi="Calibri" w:cs="Calibri"/>
+          <w:lang w:val="ru-RU"/>
+        </w:rPr>
+        <w:br/>
+        <w:t>т</w:t>
+      </w:r>
+      <w:r>
+        <w:rPr>
+          <w:rFonts w:ascii="Calibri" w:hAnsi="Calibri" w:cs="Calibri"/>
+        </w:rPr>
+        <w:t>I</w:t>
+      </w:r>
+      <w:r>
+        <w:rPr>
+          <w:rFonts w:ascii="Calibri" w:hAnsi="Calibri" w:cs="Calibri"/>
+          <w:lang w:val="ru-RU"/>
+        </w:rPr>
+        <w:t xml:space="preserve">а - 'наверху' </w:t>
+      </w:r>
+      <w:r>
+        <w:rPr>
+          <w:rFonts w:ascii="Calibri" w:hAnsi="Calibri" w:cs="Calibri"/>
+          <w:lang w:val="ru-RU"/>
+        </w:rPr>
+        <w:br/>
+        <w:t>т</w:t>
+      </w:r>
+      <w:r>
+        <w:rPr>
+          <w:rFonts w:ascii="Calibri" w:hAnsi="Calibri" w:cs="Calibri"/>
+        </w:rPr>
+        <w:t>I</w:t>
+      </w:r>
+      <w:r>
+        <w:rPr>
+          <w:rFonts w:ascii="Calibri" w:hAnsi="Calibri" w:cs="Calibri"/>
+          <w:lang w:val="ru-RU"/>
+        </w:rPr>
+        <w:t xml:space="preserve">ехьа - 'сзади' </w:t>
+      </w:r>
+      <w:r>
+        <w:rPr>
+          <w:rFonts w:ascii="Calibri" w:hAnsi="Calibri" w:cs="Calibri"/>
+          <w:lang w:val="ru-RU"/>
+        </w:rPr>
+        <w:br/>
+        <w:t xml:space="preserve">юха - 'назад' </w:t>
+      </w:r>
+      <w:r>
+        <w:rPr>
+          <w:rFonts w:ascii="Calibri" w:hAnsi="Calibri" w:cs="Calibri"/>
+          <w:lang w:val="ru-RU"/>
+        </w:rPr>
+        <w:br/>
+        <w:t xml:space="preserve">юкъе - 'в середине' </w:t>
+      </w:r>
+      <w:r>
+        <w:rPr>
+          <w:rFonts w:ascii="Calibri" w:hAnsi="Calibri" w:cs="Calibri"/>
+          <w:lang w:val="ru-RU"/>
+        </w:rPr>
+        <w:br/>
+        <w:t xml:space="preserve">нокъзар - 'в середину' </w:t>
+      </w:r>
+      <w:r>
+        <w:rPr>
+          <w:rFonts w:ascii="Calibri" w:hAnsi="Calibri" w:cs="Calibri"/>
+          <w:lang w:val="ru-RU"/>
+        </w:rPr>
+        <w:br/>
+        <w:t xml:space="preserve">хьал - 'вверх' </w:t>
+      </w:r>
+      <w:r>
+        <w:rPr>
+          <w:rFonts w:ascii="Calibri" w:hAnsi="Calibri" w:cs="Calibri"/>
+          <w:lang w:val="ru-RU"/>
+        </w:rPr>
+        <w:br/>
+        <w:t xml:space="preserve">улув - 'мимо, рядом' </w:t>
+      </w:r>
+      <w:r>
+        <w:rPr>
+          <w:rFonts w:ascii="Calibri" w:hAnsi="Calibri" w:cs="Calibri"/>
+          <w:lang w:val="ru-RU"/>
+        </w:rPr>
+        <w:br/>
+        <w:t>д</w:t>
+      </w:r>
+      <w:r>
+        <w:rPr>
+          <w:rFonts w:ascii="Calibri" w:hAnsi="Calibri" w:cs="Calibri"/>
+        </w:rPr>
+        <w:t>I</w:t>
+      </w:r>
+      <w:r>
+        <w:rPr>
+          <w:rFonts w:ascii="Calibri" w:hAnsi="Calibri" w:cs="Calibri"/>
+          <w:lang w:val="ru-RU"/>
+        </w:rPr>
+        <w:t xml:space="preserve">а - 'туда' </w:t>
+      </w:r>
+      <w:r>
+        <w:rPr>
+          <w:rFonts w:ascii="Calibri" w:hAnsi="Calibri" w:cs="Calibri"/>
+          <w:lang w:val="ru-RU"/>
+        </w:rPr>
+        <w:br/>
+        <w:t xml:space="preserve">хьа - 'сюда' </w:t>
+      </w:r>
+      <w:r>
+        <w:rPr>
+          <w:rFonts w:ascii="Calibri" w:hAnsi="Calibri" w:cs="Calibri"/>
+          <w:lang w:val="ru-RU"/>
+        </w:rPr>
+        <w:br/>
+        <w:t>т</w:t>
+      </w:r>
+      <w:r>
+        <w:rPr>
+          <w:rFonts w:ascii="Calibri" w:hAnsi="Calibri" w:cs="Calibri"/>
+        </w:rPr>
+        <w:t>I</w:t>
+      </w:r>
+      <w:r>
+        <w:rPr>
+          <w:rFonts w:ascii="Calibri" w:hAnsi="Calibri" w:cs="Calibri"/>
+          <w:lang w:val="ru-RU"/>
+        </w:rPr>
+        <w:t xml:space="preserve">ех - 'через' </w:t>
+      </w:r>
+      <w:r>
+        <w:rPr>
+          <w:rFonts w:ascii="Calibri" w:hAnsi="Calibri" w:cs="Calibri"/>
+          <w:lang w:val="ru-RU"/>
+        </w:rPr>
+        <w:br/>
+        <w:t xml:space="preserve">хьалха - 'вперед' </w:t>
+      </w:r>
+      <w:r>
+        <w:rPr>
+          <w:rFonts w:ascii="Calibri" w:hAnsi="Calibri" w:cs="Calibri"/>
+          <w:lang w:val="ru-RU"/>
+        </w:rPr>
+        <w:br/>
+        <w:t xml:space="preserve">чакх - 'сквозь' </w:t>
+      </w:r>
+      <w:r>
+        <w:rPr>
+          <w:rFonts w:ascii="Calibri" w:hAnsi="Calibri" w:cs="Calibri"/>
+          <w:lang w:val="ru-RU"/>
+        </w:rPr>
+        <w:br/>
+      </w:r>
+      <w:r>
+        <w:rPr>
+          <w:rFonts w:ascii="Calibri" w:hAnsi="Calibri" w:cs="Calibri"/>
+          <w:lang w:val="ru-RU"/>
+        </w:rPr>
+        <w:br/>
+        <w:t xml:space="preserve">Например: </w:t>
+      </w:r>
+      <w:r>
+        <w:rPr>
+          <w:rFonts w:ascii="Calibri" w:hAnsi="Calibri" w:cs="Calibri"/>
+          <w:lang w:val="ru-RU"/>
+        </w:rPr>
+        <w:br/>
+      </w:r>
+      <w:r>
+        <w:rPr>
+          <w:rFonts w:ascii="Calibri" w:hAnsi="Calibri" w:cs="Calibri"/>
+          <w:lang w:val="ru-RU"/>
+        </w:rPr>
+        <w:br/>
+        <w:t xml:space="preserve">чувала - 'идти внутрь, войди' </w:t>
+      </w:r>
+      <w:r>
+        <w:rPr>
+          <w:rFonts w:ascii="Calibri" w:hAnsi="Calibri" w:cs="Calibri"/>
+          <w:lang w:val="ru-RU"/>
+        </w:rPr>
+        <w:br/>
+      </w:r>
+      <w:r>
+        <w:rPr>
+          <w:rFonts w:ascii="Calibri" w:hAnsi="Calibri" w:cs="Calibri"/>
+        </w:rPr>
+        <w:t>I</w:t>
+      </w:r>
+      <w:r>
+        <w:rPr>
+          <w:rFonts w:ascii="Calibri" w:hAnsi="Calibri" w:cs="Calibri"/>
+          <w:lang w:val="ru-RU"/>
+        </w:rPr>
+        <w:t xml:space="preserve">овала - 'слезь' </w:t>
+      </w:r>
+      <w:r>
+        <w:rPr>
+          <w:rFonts w:ascii="Calibri" w:hAnsi="Calibri" w:cs="Calibri"/>
+          <w:lang w:val="ru-RU"/>
+        </w:rPr>
+        <w:br/>
+        <w:t>к</w:t>
+      </w:r>
+      <w:r>
+        <w:rPr>
+          <w:rFonts w:ascii="Calibri" w:hAnsi="Calibri" w:cs="Calibri"/>
+        </w:rPr>
+        <w:t>I</w:t>
+      </w:r>
+      <w:r>
+        <w:rPr>
+          <w:rFonts w:ascii="Calibri" w:hAnsi="Calibri" w:cs="Calibri"/>
+          <w:lang w:val="ru-RU"/>
+        </w:rPr>
+        <w:t xml:space="preserve">алвала - 'влезь под' </w:t>
+      </w:r>
+      <w:r>
+        <w:rPr>
+          <w:rFonts w:ascii="Calibri" w:hAnsi="Calibri" w:cs="Calibri"/>
+          <w:lang w:val="ru-RU"/>
+        </w:rPr>
+        <w:br/>
+        <w:t>т</w:t>
+      </w:r>
+      <w:r>
+        <w:rPr>
+          <w:rFonts w:ascii="Calibri" w:hAnsi="Calibri" w:cs="Calibri"/>
+        </w:rPr>
+        <w:t>I</w:t>
+      </w:r>
+      <w:r>
+        <w:rPr>
+          <w:rFonts w:ascii="Calibri" w:hAnsi="Calibri" w:cs="Calibri"/>
+          <w:lang w:val="ru-RU"/>
+        </w:rPr>
+        <w:t xml:space="preserve">авала - 'влезь на' </w:t>
+      </w:r>
+      <w:r>
+        <w:rPr>
+          <w:rFonts w:ascii="Calibri" w:hAnsi="Calibri" w:cs="Calibri"/>
+          <w:lang w:val="ru-RU"/>
+        </w:rPr>
+        <w:br/>
+        <w:t>т</w:t>
+      </w:r>
+      <w:r>
+        <w:rPr>
+          <w:rFonts w:ascii="Calibri" w:hAnsi="Calibri" w:cs="Calibri"/>
+        </w:rPr>
+        <w:t>I</w:t>
+      </w:r>
+      <w:r>
+        <w:rPr>
+          <w:rFonts w:ascii="Calibri" w:hAnsi="Calibri" w:cs="Calibri"/>
+          <w:lang w:val="ru-RU"/>
+        </w:rPr>
+        <w:t xml:space="preserve">ехьвала - 'идти за, идти следом' </w:t>
+      </w:r>
+      <w:r>
+        <w:rPr>
+          <w:rFonts w:ascii="Calibri" w:hAnsi="Calibri" w:cs="Calibri"/>
+          <w:lang w:val="ru-RU"/>
+        </w:rPr>
+        <w:br/>
+      </w:r>
+      <w:r>
+        <w:rPr>
+          <w:rFonts w:ascii="Calibri" w:hAnsi="Calibri" w:cs="Calibri"/>
+          <w:lang w:val="ru-RU"/>
+        </w:rPr>
+        <w:br/>
+        <w:t xml:space="preserve">юхавала - 'отойти назад' </w:t>
+      </w:r>
+      <w:r>
+        <w:rPr>
+          <w:rFonts w:ascii="Calibri" w:hAnsi="Calibri" w:cs="Calibri"/>
+          <w:lang w:val="ru-RU"/>
+        </w:rPr>
+        <w:br/>
+        <w:t xml:space="preserve">юкъевала - 'войди в середину' </w:t>
+      </w:r>
+      <w:r>
+        <w:rPr>
+          <w:rFonts w:ascii="Calibri" w:hAnsi="Calibri" w:cs="Calibri"/>
+          <w:lang w:val="ru-RU"/>
+        </w:rPr>
+        <w:br/>
+        <w:t xml:space="preserve">нокъзарвала - 'отойди в сторону' </w:t>
+      </w:r>
+      <w:r>
+        <w:rPr>
+          <w:rFonts w:ascii="Calibri" w:hAnsi="Calibri" w:cs="Calibri"/>
+          <w:lang w:val="ru-RU"/>
+        </w:rPr>
+        <w:br/>
+        <w:t xml:space="preserve">хьалвала - 'влезь наверх' </w:t>
+      </w:r>
+      <w:r>
+        <w:rPr>
+          <w:rFonts w:ascii="Calibri" w:hAnsi="Calibri" w:cs="Calibri"/>
+          <w:lang w:val="ru-RU"/>
+        </w:rPr>
+        <w:br/>
+        <w:t xml:space="preserve">улувала - 'стань рядом' </w:t>
+      </w:r>
+      <w:r>
+        <w:rPr>
+          <w:rFonts w:ascii="Calibri" w:hAnsi="Calibri" w:cs="Calibri"/>
+          <w:lang w:val="ru-RU"/>
+        </w:rPr>
+        <w:br/>
+        <w:t>д</w:t>
+      </w:r>
+      <w:r>
+        <w:rPr>
+          <w:rFonts w:ascii="Calibri" w:hAnsi="Calibri" w:cs="Calibri"/>
+        </w:rPr>
+        <w:t>I</w:t>
+      </w:r>
+      <w:r>
+        <w:rPr>
+          <w:rFonts w:ascii="Calibri" w:hAnsi="Calibri" w:cs="Calibri"/>
+          <w:lang w:val="ru-RU"/>
+        </w:rPr>
+        <w:t xml:space="preserve">авала - 'отойди' </w:t>
+      </w:r>
+      <w:r>
+        <w:rPr>
+          <w:rFonts w:ascii="Calibri" w:hAnsi="Calibri" w:cs="Calibri"/>
+          <w:lang w:val="ru-RU"/>
+        </w:rPr>
+        <w:br/>
+        <w:t>т</w:t>
+      </w:r>
+      <w:r>
+        <w:rPr>
+          <w:rFonts w:ascii="Calibri" w:hAnsi="Calibri" w:cs="Calibri"/>
+        </w:rPr>
+        <w:t>I</w:t>
+      </w:r>
+      <w:r>
+        <w:rPr>
+          <w:rFonts w:ascii="Calibri" w:hAnsi="Calibri" w:cs="Calibri"/>
+          <w:lang w:val="ru-RU"/>
+        </w:rPr>
+        <w:t xml:space="preserve">ехвала - лезь через' </w:t>
+      </w:r>
+      <w:r>
+        <w:rPr>
+          <w:rFonts w:ascii="Calibri" w:hAnsi="Calibri" w:cs="Calibri"/>
+          <w:lang w:val="ru-RU"/>
+        </w:rPr>
+        <w:br/>
+        <w:t xml:space="preserve">хьалхавала - 'пойди впереди' </w:t>
+      </w:r>
+      <w:r>
+        <w:rPr>
+          <w:rFonts w:ascii="Calibri" w:hAnsi="Calibri" w:cs="Calibri"/>
+          <w:lang w:val="ru-RU"/>
+        </w:rPr>
+        <w:br/>
+        <w:t xml:space="preserve">хьавала - 'уйди (оттуда сюда) ' </w:t>
+      </w:r>
+      <w:r>
+        <w:rPr>
+          <w:rFonts w:ascii="Calibri" w:hAnsi="Calibri" w:cs="Calibri"/>
+          <w:lang w:val="ru-RU"/>
+        </w:rPr>
+        <w:br/>
+        <w:t xml:space="preserve">чакхвала - 'лезь сквозь' </w:t>
+      </w:r>
+      <w:r>
+        <w:rPr>
+          <w:rFonts w:ascii="Calibri" w:hAnsi="Calibri" w:cs="Calibri"/>
+          <w:lang w:val="ru-RU"/>
+        </w:rPr>
+        <w:br/>
+      </w:r>
+      <w:r>
+        <w:rPr>
+          <w:rFonts w:ascii="Calibri" w:hAnsi="Calibri" w:cs="Calibri"/>
+          <w:lang w:val="ru-RU"/>
+        </w:rPr>
+        <w:br/>
+        <w:t xml:space="preserve">Примечание. Если те же частицы стоят после глагола, к которому они относятся, их следует писать отдельно: </w:t>
+      </w:r>
+      <w:r>
+        <w:rPr>
+          <w:rFonts w:ascii="Calibri" w:hAnsi="Calibri" w:cs="Calibri"/>
+          <w:lang w:val="ru-RU"/>
+        </w:rPr>
+        <w:br/>
+      </w:r>
+      <w:r>
+        <w:rPr>
+          <w:rFonts w:ascii="Calibri" w:hAnsi="Calibri" w:cs="Calibri"/>
+          <w:lang w:val="ru-RU"/>
+        </w:rPr>
+        <w:br/>
+        <w:t xml:space="preserve">вола чу - 'иди внутрь' </w:t>
+      </w:r>
+      <w:r>
+        <w:rPr>
+          <w:rFonts w:ascii="Calibri" w:hAnsi="Calibri" w:cs="Calibri"/>
+          <w:lang w:val="ru-RU"/>
+        </w:rPr>
+        <w:br/>
+        <w:t>вала т</w:t>
+      </w:r>
+      <w:r>
+        <w:rPr>
+          <w:rFonts w:ascii="Calibri" w:hAnsi="Calibri" w:cs="Calibri"/>
+        </w:rPr>
+        <w:t>I</w:t>
+      </w:r>
+      <w:r>
+        <w:rPr>
+          <w:rFonts w:ascii="Calibri" w:hAnsi="Calibri" w:cs="Calibri"/>
+          <w:lang w:val="ru-RU"/>
+        </w:rPr>
+        <w:t>а - 'влезь на' и т.д.</w:t>
+      </w:r>
+    </w:p>
+    <w:p>
+      <w:pPr>
+        <w:rPr>
+          <w:rFonts w:ascii="Calibri" w:hAnsi="Calibri" w:cs="Calibri"/>
+          <w:lang w:val="ru-RU"/>
+        </w:rPr>
+      </w:pPr>
+      <w:hyperlink r:id="rId6" w:history="1">
+        <w:r>
+          <w:rPr>
+            <w:rStyle w:val="Hyperlink"/>
+            <w:rFonts w:ascii="Calibri" w:hAnsi="Calibri" w:cs="Calibri"/>
+            <w:lang w:val="ru-RU"/>
+          </w:rPr>
+          <w:t>http://groznycity.ru/forum/viewtopic.php?f=3&amp;t=250&amp;sid=6107cdc4ca9d9846ff8406681825bb47</w:t>
+        </w:r>
+      </w:hyperlink>
+    </w:p>
+    <w:p>
+      <w:pPr>
+        <w:rPr>
+          <w:rFonts w:ascii="Calibri" w:hAnsi="Calibri" w:cs="Calibri"/>
+          <w:lang w:val="ru-RU"/>
+        </w:rPr>
+      </w:pPr>
+    </w:p>
+    <w:p>
+      <w:pPr>
+        <w:pStyle w:val="Heading3"/>
+        <w:rPr>
+          <w:b/>
+          <w:bCs/>
+          <w:lang w:val="ru-RU"/>
+        </w:rPr>
+      </w:pPr>
+      <w:r>
+        <w:rPr>
+          <w:rFonts w:ascii="Calibri" w:hAnsi="Calibri" w:cs="Calibri"/>
+          <w:lang w:val="ru-RU"/>
+        </w:rPr>
+        <w:t>Притча</w:t>
+      </w:r>
+      <w:r>
+        <w:rPr>
+          <w:lang w:val="ru-RU"/>
+        </w:rPr>
+        <w:t xml:space="preserve"> </w:t>
+      </w:r>
+      <w:r>
+        <w:rPr>
+          <w:lang w:val="ru-RU"/>
+        </w:rPr>
+        <w:t>51</w:t>
+      </w:r>
+      <w:r>
+        <w:rPr>
+          <w:lang w:val="ru-RU"/>
+        </w:rPr>
+        <w:t xml:space="preserve"> :</w:t>
+      </w:r>
+      <w:r>
+        <w:rPr>
+          <w:lang w:val="ru-RU"/>
+        </w:rPr>
+        <w:t xml:space="preserve"> </w:t>
+      </w:r>
+      <w:r>
+        <w:rPr>
+          <w:rFonts w:ascii="Calibri" w:hAnsi="Calibri" w:cs="Calibri"/>
+          <w:lang w:val="ru-RU"/>
+        </w:rPr>
+        <w:t>Мозашта хиннар</w:t>
+      </w:r>
+    </w:p>
+    <w:p>
+      <w:pPr>
+        <w:pStyle w:val="Heading4"/>
+        <w:rPr>
+          <w:lang w:val="ru-RU"/>
+        </w:rPr>
+      </w:pPr>
+      <w:r>
+        <w:rPr>
+          <w:rFonts w:ascii="Calibri" w:hAnsi="Calibri" w:cs="Calibri"/>
+          <w:lang w:val="ru-RU"/>
+        </w:rPr>
+        <w:t>Гр</w:t>
+      </w:r>
+      <w:r>
+        <w:rPr>
+          <w:rFonts w:ascii="Calibri" w:hAnsi="Calibri" w:cs="Calibri"/>
+          <w:lang w:val="ru-RU"/>
+        </w:rPr>
+        <w:t>амматика</w:t>
+      </w:r>
+      <w:r>
+        <w:rPr>
+          <w:lang w:val="ru-RU"/>
+        </w:rPr>
+        <w:t xml:space="preserve">: </w:t>
+      </w:r>
+      <w:r>
+        <w:rPr>
+          <w:rFonts w:ascii="Calibri" w:hAnsi="Calibri" w:cs="Calibri"/>
+          <w:lang w:val="ru-RU"/>
+        </w:rPr>
+        <w:t>Дательный падеж</w:t>
+      </w:r>
+    </w:p>
+    <w:p>
+      <w:pPr>
+        <w:rPr>
+          <w:rFonts w:ascii="Calibri" w:hAnsi="Calibri" w:cs="Calibri"/>
+          <w:lang w:val="ru-RU"/>
+        </w:rPr>
+      </w:pPr>
+      <w:r>
+        <w:rPr>
+          <w:rFonts w:ascii="Calibri" w:hAnsi="Calibri" w:cs="Calibri"/>
+          <w:i/>
+          <w:iCs/>
+          <w:lang w:val="ru-RU"/>
+        </w:rPr>
+        <w:t>т</w:t>
+      </w:r>
+      <w:r>
+        <w:rPr>
+          <w:rFonts w:ascii="Calibri" w:hAnsi="Calibri" w:cs="Calibri"/>
+          <w:i/>
+          <w:iCs/>
+        </w:rPr>
+        <w:t>I</w:t>
+      </w:r>
+      <w:r>
+        <w:rPr>
+          <w:rFonts w:ascii="Calibri" w:hAnsi="Calibri" w:cs="Calibri"/>
+          <w:i/>
+          <w:iCs/>
+          <w:lang w:val="ru-RU"/>
+        </w:rPr>
+        <w:t>а д</w:t>
+      </w:r>
+      <w:r>
+        <w:rPr>
+          <w:rFonts w:ascii="Calibri" w:hAnsi="Calibri" w:cs="Calibri"/>
+          <w:i/>
+          <w:iCs/>
+        </w:rPr>
+        <w:t>I</w:t>
+      </w:r>
+      <w:r>
+        <w:rPr>
+          <w:rFonts w:ascii="Calibri" w:hAnsi="Calibri" w:cs="Calibri"/>
+          <w:i/>
+          <w:iCs/>
+          <w:lang w:val="ru-RU"/>
+        </w:rPr>
+        <w:t>айха чай а менна</w:t>
+      </w:r>
+      <w:r>
+        <w:rPr>
+          <w:rFonts w:ascii="Calibri" w:hAnsi="Calibri" w:cs="Calibri"/>
+          <w:lang w:val="ru-RU"/>
+        </w:rPr>
+        <w:br/>
+      </w:r>
+      <w:r>
+        <w:rPr>
+          <w:rFonts w:ascii="Calibri" w:hAnsi="Calibri" w:cs="Calibri"/>
+          <w:i/>
+          <w:iCs/>
+        </w:rPr>
+        <w:t>I</w:t>
+      </w:r>
+      <w:r>
+        <w:rPr>
+          <w:rFonts w:ascii="Calibri" w:hAnsi="Calibri" w:cs="Calibri"/>
+          <w:i/>
+          <w:iCs/>
+          <w:lang w:val="ru-RU"/>
+        </w:rPr>
+        <w:t>атта т</w:t>
+      </w:r>
+      <w:r>
+        <w:rPr>
+          <w:rFonts w:ascii="Calibri" w:hAnsi="Calibri" w:cs="Calibri"/>
+          <w:i/>
+          <w:iCs/>
+        </w:rPr>
+        <w:t>I</w:t>
+      </w:r>
+      <w:r>
+        <w:rPr>
+          <w:rFonts w:ascii="Calibri" w:hAnsi="Calibri" w:cs="Calibri"/>
+          <w:i/>
+          <w:iCs/>
+          <w:lang w:val="ru-RU"/>
+        </w:rPr>
         <w:t xml:space="preserve">ера палаз </w:t>
       </w:r>
       <w:r>
@@ -38710,7 +39899,586 @@
           <w:lang w:val="ru-RU"/>
         </w:rPr>
         <w:br/>
-        <w:t>Мальсагов, стр. 75</w:t>
+      </w:r>
+    </w:p>
+    <w:p>
+      <w:pPr>
+        <w:pStyle w:val="Heading3"/>
+        <w:rPr>
+          <w:b/>
+          <w:bCs/>
+          <w:lang w:val="ru-RU"/>
+        </w:rPr>
+      </w:pPr>
+      <w:r>
+        <w:rPr>
+          <w:rFonts w:ascii="Calibri" w:hAnsi="Calibri" w:cs="Calibri"/>
+          <w:lang w:val="ru-RU"/>
+        </w:rPr>
+        <w:t>Притча</w:t>
+      </w:r>
+      <w:r>
+        <w:rPr>
+          <w:lang w:val="ru-RU"/>
+        </w:rPr>
+        <w:t xml:space="preserve"> </w:t>
+      </w:r>
+      <w:r>
+        <w:rPr>
+          <w:lang w:val="ru-RU"/>
+        </w:rPr>
+        <w:t>52</w:t>
+      </w:r>
+      <w:r>
+        <w:rPr>
+          <w:lang w:val="ru-RU"/>
+        </w:rPr>
+        <w:t xml:space="preserve"> :</w:t>
+      </w:r>
+      <w:r>
+        <w:rPr>
+          <w:lang w:val="ru-RU"/>
+        </w:rPr>
+        <w:t xml:space="preserve"> </w:t>
+      </w:r>
+      <w:r>
+        <w:rPr>
+          <w:rFonts w:ascii="Calibri" w:hAnsi="Calibri" w:cs="Calibri"/>
+          <w:lang w:val="ru-RU"/>
+        </w:rPr>
+        <w:t>Барт бохарах</w:t>
+      </w:r>
+    </w:p>
+    <w:p>
+      <w:pPr>
+        <w:pStyle w:val="Heading4"/>
+        <w:rPr>
+          <w:lang w:val="ru-RU"/>
+        </w:rPr>
+      </w:pPr>
+      <w:r>
+        <w:rPr>
+          <w:rFonts w:ascii="Calibri" w:hAnsi="Calibri" w:cs="Calibri"/>
+          <w:lang w:val="ru-RU"/>
+        </w:rPr>
+        <w:t>Гр</w:t>
+      </w:r>
+      <w:r>
+        <w:rPr>
+          <w:rFonts w:ascii="Calibri" w:hAnsi="Calibri" w:cs="Calibri"/>
+          <w:lang w:val="ru-RU"/>
+        </w:rPr>
+        <w:t>амматика</w:t>
+      </w:r>
+      <w:r>
+        <w:rPr>
+          <w:lang w:val="ru-RU"/>
+        </w:rPr>
+        <w:t xml:space="preserve">: </w:t>
+      </w:r>
+      <w:r>
+        <w:rPr>
+          <w:rFonts w:ascii="Calibri" w:hAnsi="Calibri" w:cs="Calibri"/>
+          <w:lang w:val="ru-RU"/>
+        </w:rPr>
+        <w:t>Вещественный падеж</w:t>
+      </w:r>
+    </w:p>
+    <w:p>
+      <w:pPr>
+        <w:rPr>
+          <w:rFonts w:ascii="Calibri" w:hAnsi="Calibri" w:cs="Calibri"/>
+          <w:lang w:val="ru-RU"/>
+        </w:rPr>
+      </w:pPr>
+      <w:r>
+        <w:rPr>
+          <w:rFonts w:ascii="Calibri" w:hAnsi="Calibri" w:cs="Calibri"/>
+          <w:i/>
+          <w:iCs/>
+          <w:lang w:val="ru-RU"/>
+        </w:rPr>
+        <w:t xml:space="preserve">бохарах, </w:t>
+      </w:r>
+      <w:r>
+        <w:rPr>
+          <w:rFonts w:ascii="Calibri" w:hAnsi="Calibri" w:cs="Calibri"/>
+          <w:i/>
+          <w:iCs/>
+          <w:lang w:val="ru-RU"/>
+        </w:rPr>
+        <w:br/>
+        <w:t>шо дукъах ма доахкадой цо.</w:t>
+      </w:r>
+    </w:p>
+    <w:p>
+      <w:pPr>
+        <w:rPr>
+          <w:rFonts w:ascii="Calibri" w:hAnsi="Calibri" w:cs="Calibri"/>
+          <w:lang w:val="ru-RU"/>
+        </w:rPr>
+      </w:pPr>
+      <w:r>
+        <w:rPr>
+          <w:rFonts w:ascii="Calibri" w:hAnsi="Calibri" w:cs="Calibri"/>
+          <w:lang w:val="ru-RU"/>
+        </w:rPr>
+        <w:t>Буква «х» на конце слов в вещ. падеже произносится звонче, ближе к «г1».</w:t>
+      </w:r>
+      <w:r>
+        <w:rPr>
+          <w:rFonts w:ascii="Calibri" w:hAnsi="Calibri" w:cs="Calibri"/>
+          <w:lang w:val="ru-RU"/>
+        </w:rPr>
+        <w:br/>
+        <w:t>Похоже, это свойство языка – произносить «х» как «г1».</w:t>
+      </w:r>
+      <w:r>
+        <w:rPr>
+          <w:rFonts w:ascii="Calibri" w:hAnsi="Calibri" w:cs="Calibri"/>
+          <w:lang w:val="ru-RU"/>
+        </w:rPr>
+        <w:br/>
+      </w:r>
+      <w:r>
+        <w:rPr>
+          <w:rFonts w:ascii="Calibri" w:hAnsi="Calibri" w:cs="Calibri"/>
+          <w:lang w:val="ru-RU"/>
+        </w:rPr>
+        <w:t>дошув 'золото' - дошох 'из золота'</w:t>
+      </w:r>
+      <w:r>
+        <w:rPr>
+          <w:rFonts w:ascii="Calibri" w:hAnsi="Calibri" w:cs="Calibri"/>
+          <w:lang w:val="ru-RU"/>
+        </w:rPr>
+        <w:br/>
+      </w:r>
+      <w:r>
+        <w:rPr>
+          <w:rFonts w:ascii="Calibri" w:hAnsi="Calibri" w:cs="Calibri"/>
+          <w:lang w:val="ru-RU"/>
+        </w:rPr>
+        <w:t>саг 'человек' - сагах 'о человеке'</w:t>
+      </w:r>
+      <w:r>
+        <w:rPr>
+          <w:rFonts w:ascii="Calibri" w:hAnsi="Calibri" w:cs="Calibri"/>
+          <w:lang w:val="ru-RU"/>
+        </w:rPr>
+        <w:br/>
+      </w:r>
+      <w:r>
+        <w:rPr>
+          <w:rFonts w:ascii="Calibri" w:hAnsi="Calibri" w:cs="Calibri"/>
+          <w:lang w:val="ru-RU"/>
+        </w:rPr>
+        <w:t>говр 'лошадь' - говрах 'о лошади'</w:t>
+      </w:r>
+      <w:r>
+        <w:rPr>
+          <w:rFonts w:ascii="Calibri" w:hAnsi="Calibri" w:cs="Calibri"/>
+          <w:lang w:val="ru-RU"/>
+        </w:rPr>
+        <w:br/>
+      </w:r>
+      <w:r>
+        <w:rPr>
+          <w:rFonts w:ascii="Calibri" w:hAnsi="Calibri" w:cs="Calibri"/>
+          <w:lang w:val="ru-RU"/>
+        </w:rPr>
+        <w:t>гали 'мешок' - галех 'из мешка'</w:t>
+      </w:r>
+      <w:r>
+        <w:rPr>
+          <w:rFonts w:ascii="Calibri" w:hAnsi="Calibri" w:cs="Calibri"/>
+          <w:lang w:val="ru-RU"/>
+        </w:rPr>
+        <w:br/>
+      </w:r>
+      <w:r>
+        <w:rPr>
+          <w:rFonts w:ascii="Calibri" w:hAnsi="Calibri" w:cs="Calibri"/>
+          <w:lang w:val="ru-RU"/>
+        </w:rPr>
+        <w:t>къонах 'мужчина' - къонахчох 'о мужчине'</w:t>
+      </w:r>
+      <w:r>
+        <w:rPr>
+          <w:rFonts w:ascii="Calibri" w:hAnsi="Calibri" w:cs="Calibri"/>
+          <w:lang w:val="ru-RU"/>
+        </w:rPr>
+        <w:br/>
+        <w:t xml:space="preserve">см. также </w:t>
+      </w:r>
+      <w:r>
+        <w:rPr>
+          <w:rFonts w:ascii="Calibri" w:hAnsi="Calibri" w:cs="Calibri"/>
+          <w:lang w:val="ru-RU"/>
+        </w:rPr>
+        <w:br/>
+      </w:r>
+      <w:hyperlink r:id="rId7" w:history="1">
+        <w:r>
+          <w:rPr>
+            <w:rStyle w:val="Hyperlink"/>
+            <w:rFonts w:ascii="Calibri" w:hAnsi="Calibri" w:cs="Calibri"/>
+            <w:lang w:val="ru-RU"/>
+          </w:rPr>
+          <w:t>http://groznycity.ru/forum</w:t>
+        </w:r>
+        <w:r>
+          <w:rPr>
+            <w:rStyle w:val="Hyperlink"/>
+            <w:rFonts w:ascii="Calibri" w:hAnsi="Calibri" w:cs="Calibri"/>
+            <w:lang w:val="ru-RU"/>
+          </w:rPr>
+          <w:t>/</w:t>
+        </w:r>
+        <w:r>
+          <w:rPr>
+            <w:rStyle w:val="Hyperlink"/>
+            <w:rFonts w:ascii="Calibri" w:hAnsi="Calibri" w:cs="Calibri"/>
+            <w:lang w:val="ru-RU"/>
+          </w:rPr>
+          <w:t>viewtopic.php?f=3&amp;t=250&amp;sid=6107cdc4ca9d9846ff8406681825bb47</w:t>
+        </w:r>
+      </w:hyperlink>
+    </w:p>
+    <w:p>
+      <w:pPr>
+        <w:rPr>
+          <w:rFonts w:ascii="Calibri" w:hAnsi="Calibri" w:cs="Calibri"/>
+          <w:lang w:val="ru-RU"/>
+        </w:rPr>
+      </w:pPr>
+    </w:p>
+    <w:p>
+      <w:pPr>
+        <w:pStyle w:val="Heading3"/>
+        <w:rPr>
+          <w:b/>
+          <w:bCs/>
+          <w:lang w:val="ru-RU"/>
+        </w:rPr>
+      </w:pPr>
+      <w:r>
+        <w:rPr>
+          <w:rFonts w:ascii="Calibri" w:hAnsi="Calibri" w:cs="Calibri"/>
+          <w:lang w:val="ru-RU"/>
+        </w:rPr>
+        <w:t>Притча</w:t>
+      </w:r>
+      <w:r>
+        <w:rPr>
+          <w:lang w:val="ru-RU"/>
+        </w:rPr>
+        <w:t xml:space="preserve"> </w:t>
+      </w:r>
+      <w:r>
+        <w:rPr>
+          <w:lang w:val="ru-RU"/>
+        </w:rPr>
+        <w:t>5</w:t>
+      </w:r>
+      <w:r>
+        <w:rPr>
+          <w:lang w:val="ru-RU"/>
+        </w:rPr>
+        <w:t>3</w:t>
+      </w:r>
+      <w:r>
+        <w:rPr>
+          <w:lang w:val="ru-RU"/>
+        </w:rPr>
+        <w:t xml:space="preserve"> :</w:t>
+      </w:r>
+      <w:r>
+        <w:rPr>
+          <w:lang w:val="ru-RU"/>
+        </w:rPr>
+        <w:t xml:space="preserve"> </w:t>
+      </w:r>
+      <w:r>
+        <w:rPr>
+          <w:rFonts w:ascii="Calibri" w:hAnsi="Calibri" w:cs="Calibri"/>
+          <w:lang w:val="ru-RU"/>
+        </w:rPr>
+        <w:t>Вира хиннар</w:t>
+      </w:r>
+    </w:p>
+    <w:p>
+      <w:pPr>
+        <w:pStyle w:val="Heading4"/>
+        <w:rPr>
+          <w:lang w:val="ru-RU"/>
+        </w:rPr>
+      </w:pPr>
+      <w:r>
+        <w:rPr>
+          <w:rFonts w:ascii="Calibri" w:hAnsi="Calibri" w:cs="Calibri"/>
+          <w:lang w:val="ru-RU"/>
+        </w:rPr>
+        <w:t>Гр</w:t>
+      </w:r>
+      <w:r>
+        <w:rPr>
+          <w:rFonts w:ascii="Calibri" w:hAnsi="Calibri" w:cs="Calibri"/>
+          <w:lang w:val="ru-RU"/>
+        </w:rPr>
+        <w:t>амматика</w:t>
+      </w:r>
+      <w:r>
+        <w:rPr>
+          <w:lang w:val="ru-RU"/>
+        </w:rPr>
+        <w:t xml:space="preserve">: </w:t>
+      </w:r>
+      <w:r>
+        <w:rPr>
+          <w:rFonts w:ascii="Calibri" w:hAnsi="Calibri" w:cs="Calibri"/>
+          <w:lang w:val="ru-RU"/>
+        </w:rPr>
+        <w:t>Родительный</w:t>
+      </w:r>
+      <w:r>
+        <w:rPr>
+          <w:rFonts w:ascii="Calibri" w:hAnsi="Calibri" w:cs="Calibri"/>
+          <w:lang w:val="ru-RU"/>
+        </w:rPr>
+        <w:t xml:space="preserve"> падеж</w:t>
+      </w:r>
+    </w:p>
+    <w:p>
+      <w:pPr>
+        <w:rPr>
+          <w:rFonts w:ascii="Calibri" w:hAnsi="Calibri" w:cs="Calibri"/>
+          <w:i/>
+          <w:iCs/>
+          <w:lang w:val="ru-RU"/>
+        </w:rPr>
+      </w:pPr>
+      <w:r>
+        <w:rPr>
+          <w:rFonts w:ascii="Calibri" w:hAnsi="Calibri" w:cs="Calibri"/>
+          <w:i/>
+          <w:iCs/>
+          <w:lang w:val="ru-RU"/>
+        </w:rPr>
+        <w:t>вира</w:t>
+      </w:r>
+      <w:r>
+        <w:rPr>
+          <w:rFonts w:ascii="Calibri" w:hAnsi="Calibri" w:cs="Calibri"/>
+          <w:i/>
+          <w:iCs/>
+          <w:lang w:val="ru-RU"/>
+        </w:rPr>
+        <w:t>, лома</w:t>
+      </w:r>
+    </w:p>
+    <w:p>
+      <w:pPr>
+        <w:rPr>
+          <w:rFonts w:ascii="Calibri" w:hAnsi="Calibri" w:cs="Calibri"/>
+          <w:lang w:val="ru-RU"/>
+        </w:rPr>
+      </w:pPr>
+      <w:r>
+        <w:rPr>
+          <w:rFonts w:ascii="Calibri" w:hAnsi="Calibri" w:cs="Calibri"/>
+          <w:lang w:val="ru-RU"/>
+        </w:rPr>
+        <w:t>При этом в следующем выражении слово «лома» находится в дательном падеже</w:t>
+      </w:r>
+      <w:r>
+        <w:rPr>
+          <w:rFonts w:ascii="Calibri" w:hAnsi="Calibri" w:cs="Calibri"/>
+          <w:lang w:val="ru-RU"/>
+        </w:rPr>
+        <w:t xml:space="preserve"> (дат. падеж – см. Притча 51)</w:t>
+      </w:r>
+      <w:r>
+        <w:rPr>
+          <w:rFonts w:ascii="Calibri" w:hAnsi="Calibri" w:cs="Calibri"/>
+          <w:lang w:val="ru-RU"/>
+        </w:rPr>
+        <w:t>:</w:t>
+      </w:r>
+      <w:r>
+        <w:rPr>
+          <w:rFonts w:ascii="Calibri" w:hAnsi="Calibri" w:cs="Calibri"/>
+          <w:i/>
+          <w:iCs/>
+          <w:lang w:val="ru-RU"/>
+        </w:rPr>
+        <w:br/>
+      </w:r>
+      <w:r>
+        <w:rPr>
+          <w:rFonts w:ascii="Calibri" w:hAnsi="Calibri" w:cs="Calibri"/>
+          <w:i/>
+          <w:iCs/>
+          <w:lang w:val="ru-RU"/>
+        </w:rPr>
+        <w:t>Лома д</w:t>
+      </w:r>
+      <w:r>
+        <w:rPr>
+          <w:rFonts w:ascii="Calibri" w:hAnsi="Calibri" w:cs="Calibri"/>
+          <w:i/>
+          <w:iCs/>
+        </w:rPr>
+        <w:t>I</w:t>
+      </w:r>
+      <w:r>
+        <w:rPr>
+          <w:rFonts w:ascii="Calibri" w:hAnsi="Calibri" w:cs="Calibri"/>
+          <w:i/>
+          <w:iCs/>
+          <w:lang w:val="ru-RU"/>
+        </w:rPr>
+        <w:t>ахьалха а даьнна</w:t>
+      </w:r>
+      <w:r>
+        <w:rPr>
+          <w:rFonts w:ascii="Calibri" w:hAnsi="Calibri" w:cs="Calibri"/>
+          <w:lang w:val="ru-RU"/>
+        </w:rPr>
+        <w:br/>
+      </w:r>
+    </w:p>
+    <w:p>
+      <w:pPr>
+        <w:pStyle w:val="Heading3"/>
+        <w:rPr>
+          <w:b/>
+          <w:bCs/>
+          <w:lang w:val="ru-RU"/>
+        </w:rPr>
+      </w:pPr>
+      <w:r>
+        <w:rPr>
+          <w:rFonts w:ascii="Calibri" w:hAnsi="Calibri" w:cs="Calibri"/>
+          <w:lang w:val="ru-RU"/>
+        </w:rPr>
+        <w:t>Притча</w:t>
+      </w:r>
+      <w:r>
+        <w:rPr>
+          <w:lang w:val="ru-RU"/>
+        </w:rPr>
+        <w:t xml:space="preserve"> </w:t>
+      </w:r>
+      <w:r>
+        <w:rPr>
+          <w:lang w:val="ru-RU"/>
+        </w:rPr>
+        <w:t>5</w:t>
+      </w:r>
+      <w:r>
+        <w:rPr>
+          <w:lang w:val="ru-RU"/>
+        </w:rPr>
+        <w:t>4</w:t>
+      </w:r>
+      <w:r>
+        <w:rPr>
+          <w:lang w:val="ru-RU"/>
+        </w:rPr>
+        <w:t xml:space="preserve"> :</w:t>
+      </w:r>
+      <w:r>
+        <w:rPr>
+          <w:lang w:val="ru-RU"/>
+        </w:rPr>
+        <w:t xml:space="preserve"> </w:t>
+      </w:r>
+      <w:r>
+        <w:rPr>
+          <w:rFonts w:ascii="Calibri" w:hAnsi="Calibri" w:cs="Calibri"/>
+          <w:lang w:val="ru-RU"/>
+        </w:rPr>
+        <w:t>ХIанз баа мегаргба ер думи</w:t>
+      </w:r>
+    </w:p>
+    <w:p>
+      <w:pPr>
+        <w:pStyle w:val="Heading4"/>
+        <w:rPr>
+          <w:lang w:val="ru-RU"/>
+        </w:rPr>
+      </w:pPr>
+      <w:r>
+        <w:rPr>
+          <w:rFonts w:ascii="Calibri" w:hAnsi="Calibri" w:cs="Calibri"/>
+          <w:lang w:val="ru-RU"/>
+        </w:rPr>
+        <w:t>Гр</w:t>
+      </w:r>
+      <w:r>
+        <w:rPr>
+          <w:rFonts w:ascii="Calibri" w:hAnsi="Calibri" w:cs="Calibri"/>
+          <w:lang w:val="ru-RU"/>
+        </w:rPr>
+        <w:t>амматика</w:t>
+      </w:r>
+      <w:r>
+        <w:rPr>
+          <w:lang w:val="ru-RU"/>
+        </w:rPr>
+        <w:t xml:space="preserve">: </w:t>
+      </w:r>
+      <w:r>
+        <w:rPr>
+          <w:rFonts w:ascii="Calibri" w:hAnsi="Calibri" w:cs="Calibri"/>
+          <w:lang w:val="ru-RU"/>
+        </w:rPr>
+        <w:t>Переходные и непереходные глаголы</w:t>
+      </w:r>
+    </w:p>
+    <w:p>
+      <w:pPr>
+        <w:rPr>
+          <w:rFonts w:ascii="Calibri" w:hAnsi="Calibri" w:cs="Calibri"/>
+          <w:i/>
+          <w:iCs/>
+          <w:lang w:val="ru-RU"/>
+        </w:rPr>
+      </w:pPr>
+      <w:r>
+        <w:rPr>
+          <w:rFonts w:ascii="Calibri" w:hAnsi="Calibri" w:cs="Calibri"/>
+          <w:i/>
+          <w:iCs/>
+          <w:lang w:val="ru-RU"/>
+        </w:rPr>
+        <w:t>лела – непереходный</w:t>
+      </w:r>
+      <w:r>
+        <w:rPr>
+          <w:rFonts w:ascii="Calibri" w:hAnsi="Calibri" w:cs="Calibri"/>
+          <w:i/>
+          <w:iCs/>
+          <w:lang w:val="ru-RU"/>
+        </w:rPr>
+        <w:br/>
+        <w:t>думе баа - переходный</w:t>
+      </w:r>
+    </w:p>
+    <w:p>
+      <w:pPr>
+        <w:rPr>
+          <w:rFonts w:ascii="Calibri" w:hAnsi="Calibri" w:cs="Calibri"/>
+          <w:lang w:val="ru-RU"/>
+        </w:rPr>
+      </w:pPr>
+      <w:r>
+        <w:rPr>
+          <w:rFonts w:ascii="Calibri" w:hAnsi="Calibri" w:cs="Calibri"/>
+          <w:lang w:val="ru-RU"/>
+        </w:rPr>
+        <w:br/>
       </w:r>
     </w:p>
     <w:p>
@@ -38949,141 +40717,6 @@
     </w:p>
     <w:p>
       <w:pPr>
-        <w:pStyle w:val="Heading3"/>
-        <w:rPr>
-          <w:b/>
-          <w:bCs/>
-          <w:lang w:val="ru-RU"/>
-        </w:rPr>
-      </w:pPr>
-      <w:r>
-        <w:rPr>
-          <w:rFonts w:ascii="Calibri" w:hAnsi="Calibri" w:cs="Calibri"/>
-          <w:lang w:val="ru-RU"/>
-        </w:rPr>
-        <w:t>Притча</w:t>
-      </w:r>
-      <w:r>
-        <w:rPr>
-          <w:lang w:val="ru-RU"/>
-        </w:rPr>
-        <w:t xml:space="preserve"> </w:t>
-      </w:r>
-      <w:r>
-        <w:rPr>
-          <w:lang w:val="ru-RU"/>
-        </w:rPr>
-        <w:t>78</w:t>
-      </w:r>
-      <w:r>
-        <w:rPr>
-          <w:lang w:val="ru-RU"/>
-        </w:rPr>
-        <w:t xml:space="preserve"> :</w:t>
-      </w:r>
-      <w:r>
-        <w:rPr>
-          <w:lang w:val="ru-RU"/>
-        </w:rPr>
-        <w:t xml:space="preserve"> </w:t>
-      </w:r>
-      <w:r>
-        <w:rPr>
-          <w:rFonts w:ascii="Calibri" w:hAnsi="Calibri" w:cs="Calibri"/>
-          <w:lang w:val="ru-RU"/>
-        </w:rPr>
-        <w:t>Мел лоаца да вахар</w:t>
-      </w:r>
-    </w:p>
-    <w:p>
-      <w:pPr>
-        <w:pStyle w:val="Heading4"/>
-        <w:rPr>
-          <w:lang w:val="ru-RU"/>
-        </w:rPr>
-      </w:pPr>
-      <w:r>
-        <w:rPr>
-          <w:rFonts w:ascii="Calibri" w:hAnsi="Calibri" w:cs="Calibri"/>
-          <w:lang w:val="ru-RU"/>
-        </w:rPr>
-        <w:t>Гр</w:t>
-      </w:r>
-      <w:r>
-        <w:rPr>
-          <w:rFonts w:ascii="Calibri" w:hAnsi="Calibri" w:cs="Calibri"/>
-          <w:lang w:val="ru-RU"/>
-        </w:rPr>
-        <w:t>амматика</w:t>
-      </w:r>
-      <w:r>
-        <w:rPr>
-          <w:lang w:val="ru-RU"/>
-        </w:rPr>
-        <w:t xml:space="preserve">: </w:t>
-      </w:r>
-      <w:r>
-        <w:rPr>
-          <w:rFonts w:ascii="Calibri" w:hAnsi="Calibri" w:cs="Calibri"/>
-          <w:lang w:val="ce-Cyrl-RU"/>
-        </w:rPr>
-        <w:t>Вопросительные местоимения</w:t>
-      </w:r>
-    </w:p>
-    <w:p>
-      <w:pPr>
-        <w:rPr>
-          <w:rFonts w:ascii="Calibri" w:hAnsi="Calibri" w:cs="Calibri"/>
-          <w:lang w:val="ru-RU"/>
-        </w:rPr>
-      </w:pPr>
-      <w:r>
-        <w:rPr>
-          <w:rFonts w:ascii="Calibri" w:hAnsi="Calibri" w:cs="Calibri"/>
-          <w:lang w:val="ru-RU"/>
-        </w:rPr>
-        <w:t>Мала, фу, малаг1</w:t>
-      </w:r>
-      <w:r>
-        <w:rPr>
-          <w:rFonts w:ascii="Calibri" w:hAnsi="Calibri" w:cs="Calibri"/>
-          <w:lang w:val="ru-RU"/>
-        </w:rPr>
-        <w:br/>
-      </w:r>
-      <w:r>
-        <w:rPr>
-          <w:rFonts w:ascii="Calibri" w:hAnsi="Calibri" w:cs="Calibri"/>
-          <w:i/>
-          <w:iCs/>
-          <w:lang w:val="ru-RU"/>
-        </w:rPr>
-        <w:t>Моллаг1ча цхьан ц1ага1ар</w:t>
-      </w:r>
-      <w:r>
-        <w:rPr>
-          <w:rFonts w:ascii="Calibri" w:hAnsi="Calibri" w:cs="Calibri"/>
-          <w:lang w:val="ru-RU"/>
-        </w:rPr>
-        <w:br/>
-      </w:r>
-      <w:r>
-        <w:rPr>
-          <w:rFonts w:ascii="Calibri" w:hAnsi="Calibri" w:cs="Calibri"/>
-          <w:lang w:val="ru-RU"/>
-        </w:rPr>
-        <w:t xml:space="preserve">Мальсагов, стр. </w:t>
-      </w:r>
-      <w:r>
-        <w:rPr>
-          <w:rFonts w:ascii="Calibri" w:hAnsi="Calibri" w:cs="Calibri"/>
-          <w:lang w:val="ru-RU"/>
-        </w:rPr>
-        <w:t>37</w:t>
-      </w:r>
-    </w:p>
-    <w:p>
-      <w:pPr>
         <w:rPr>
           <w:rFonts w:ascii="Calibri" w:hAnsi="Calibri" w:cs="Calibri"/>
           <w:lang w:val="ru-RU"/>
@@ -39099,6 +40732,306 @@
           <w:lang w:val="ru-RU"/>
         </w:rPr>
       </w:pPr>
+      <w:r>
+        <w:rPr>
+          <w:rFonts w:ascii="Calibri" w:hAnsi="Calibri" w:cs="Calibri"/>
+          <w:lang w:val="ru-RU"/>
+        </w:rPr>
+        <w:t>Притча</w:t>
+      </w:r>
+      <w:r>
+        <w:rPr>
+          <w:lang w:val="ru-RU"/>
+        </w:rPr>
+        <w:t xml:space="preserve"> </w:t>
+      </w:r>
+      <w:r>
+        <w:rPr>
+          <w:lang w:val="ru-RU"/>
+        </w:rPr>
+        <w:t>5</w:t>
+      </w:r>
+      <w:r>
+        <w:rPr>
+          <w:lang w:val="ru-RU"/>
+        </w:rPr>
+        <w:t>9</w:t>
+      </w:r>
+      <w:r>
+        <w:rPr>
+          <w:lang w:val="ru-RU"/>
+        </w:rPr>
+        <w:t xml:space="preserve"> :</w:t>
+      </w:r>
+      <w:r>
+        <w:rPr>
+          <w:lang w:val="ru-RU"/>
+        </w:rPr>
+        <w:t xml:space="preserve"> </w:t>
+      </w:r>
+      <w:r>
+        <w:rPr>
+          <w:rFonts w:ascii="Calibri" w:hAnsi="Calibri" w:cs="Calibri"/>
+          <w:lang w:val="ru-RU"/>
+        </w:rPr>
+        <w:t>Аз а дахьаргдар жожагIатара хаьшк</w:t>
+      </w:r>
+    </w:p>
+    <w:p>
+      <w:pPr>
+        <w:pStyle w:val="Heading4"/>
+        <w:rPr>
+          <w:lang w:val="ru-RU"/>
+        </w:rPr>
+      </w:pPr>
+      <w:r>
+        <w:rPr>
+          <w:rFonts w:ascii="Calibri" w:hAnsi="Calibri" w:cs="Calibri"/>
+          <w:lang w:val="ru-RU"/>
+        </w:rPr>
+        <w:t>Гр</w:t>
+      </w:r>
+      <w:r>
+        <w:rPr>
+          <w:rFonts w:ascii="Calibri" w:hAnsi="Calibri" w:cs="Calibri"/>
+          <w:lang w:val="ru-RU"/>
+        </w:rPr>
+        <w:t>амматика</w:t>
+      </w:r>
+      <w:r>
+        <w:rPr>
+          <w:lang w:val="ru-RU"/>
+        </w:rPr>
+        <w:t xml:space="preserve">: </w:t>
+      </w:r>
+      <w:r>
+        <w:rPr>
+          <w:rFonts w:ascii="Calibri" w:hAnsi="Calibri" w:cs="Calibri"/>
+          <w:lang w:val="ce-Cyrl-RU"/>
+        </w:rPr>
+        <w:t>Местный падеж</w:t>
+      </w:r>
+    </w:p>
+    <w:p>
+      <w:pPr>
+        <w:rPr>
+          <w:rFonts w:ascii="Calibri" w:hAnsi="Calibri" w:cs="Calibri"/>
+          <w:i/>
+          <w:iCs/>
+          <w:lang w:val="ru-RU"/>
+        </w:rPr>
+      </w:pPr>
+      <w:r>
+        <w:rPr>
+          <w:rFonts w:ascii="Calibri" w:hAnsi="Calibri" w:cs="Calibri"/>
+          <w:lang w:val="ru-RU"/>
+        </w:rPr>
+        <w:br/>
+      </w:r>
+      <w:r>
+        <w:rPr>
+          <w:rFonts w:ascii="Calibri" w:hAnsi="Calibri" w:cs="Calibri"/>
+          <w:i/>
+          <w:iCs/>
+          <w:lang w:val="ru-RU"/>
+        </w:rPr>
+        <w:t>жожагIатара</w:t>
+      </w:r>
+    </w:p>
+    <w:p>
+      <w:pPr>
+        <w:rPr>
+          <w:rFonts w:ascii="Calibri" w:hAnsi="Calibri" w:cs="Calibri"/>
+          <w:lang w:val="ru-RU"/>
+        </w:rPr>
+      </w:pPr>
+      <w:r>
+        <w:rPr>
+          <w:rFonts w:ascii="Calibri" w:hAnsi="Calibri" w:cs="Calibri"/>
+          <w:lang w:val="ru-RU"/>
+        </w:rPr>
+        <w:t>при этом</w:t>
+      </w:r>
+      <w:r>
+        <w:rPr>
+          <w:rFonts w:ascii="Calibri" w:hAnsi="Calibri" w:cs="Calibri"/>
+          <w:lang w:val="ru-RU"/>
+        </w:rPr>
+        <w:t xml:space="preserve"> </w:t>
+      </w:r>
+      <w:r>
+        <w:rPr>
+          <w:rFonts w:ascii="Calibri" w:hAnsi="Calibri" w:cs="Calibri"/>
+          <w:i/>
+          <w:iCs/>
+          <w:lang w:val="ru-RU"/>
+        </w:rPr>
+        <w:t>ц1ера</w:t>
+      </w:r>
+      <w:r>
+        <w:rPr>
+          <w:rFonts w:ascii="Calibri" w:hAnsi="Calibri" w:cs="Calibri"/>
+          <w:i/>
+          <w:iCs/>
+          <w:lang w:val="ru-RU"/>
+        </w:rPr>
+        <w:t xml:space="preserve"> хьаьшка </w:t>
+      </w:r>
+      <w:r>
+        <w:rPr>
+          <w:rFonts w:ascii="Calibri" w:hAnsi="Calibri" w:cs="Calibri"/>
+          <w:lang w:val="ru-RU"/>
+        </w:rPr>
+        <w:t xml:space="preserve"> - здесь «ц1и» в родительном падеже</w:t>
+      </w:r>
+    </w:p>
+    <w:p>
+      <w:pPr>
+        <w:rPr>
+          <w:rFonts w:ascii="Calibri" w:hAnsi="Calibri" w:cs="Calibri"/>
+          <w:lang w:val="ru-RU"/>
+        </w:rPr>
+      </w:pPr>
+    </w:p>
+    <w:p>
+      <w:pPr>
+        <w:pStyle w:val="Heading3"/>
+        <w:rPr>
+          <w:b/>
+          <w:bCs/>
+          <w:lang w:val="ru-RU"/>
+        </w:rPr>
+      </w:pPr>
+      <w:r>
+        <w:rPr>
+          <w:rFonts w:ascii="Calibri" w:hAnsi="Calibri" w:cs="Calibri"/>
+          <w:lang w:val="ru-RU"/>
+        </w:rPr>
+        <w:t>Притча</w:t>
+      </w:r>
+      <w:r>
+        <w:rPr>
+          <w:lang w:val="ru-RU"/>
+        </w:rPr>
+        <w:t xml:space="preserve"> </w:t>
+      </w:r>
+      <w:r>
+        <w:rPr>
+          <w:lang w:val="ru-RU"/>
+        </w:rPr>
+        <w:t>78</w:t>
+      </w:r>
+      <w:r>
+        <w:rPr>
+          <w:lang w:val="ru-RU"/>
+        </w:rPr>
+        <w:t xml:space="preserve"> :</w:t>
+      </w:r>
+      <w:r>
+        <w:rPr>
+          <w:lang w:val="ru-RU"/>
+        </w:rPr>
+        <w:t xml:space="preserve"> </w:t>
+      </w:r>
+      <w:r>
+        <w:rPr>
+          <w:rFonts w:ascii="Calibri" w:hAnsi="Calibri" w:cs="Calibri"/>
+          <w:lang w:val="ru-RU"/>
+        </w:rPr>
+        <w:t>Мел лоаца да вахар</w:t>
+      </w:r>
+    </w:p>
+    <w:p>
+      <w:pPr>
+        <w:pStyle w:val="Heading4"/>
+        <w:rPr>
+          <w:lang w:val="ru-RU"/>
+        </w:rPr>
+      </w:pPr>
+      <w:r>
+        <w:rPr>
+          <w:rFonts w:ascii="Calibri" w:hAnsi="Calibri" w:cs="Calibri"/>
+          <w:lang w:val="ru-RU"/>
+        </w:rPr>
+        <w:t>Гр</w:t>
+      </w:r>
+      <w:r>
+        <w:rPr>
+          <w:rFonts w:ascii="Calibri" w:hAnsi="Calibri" w:cs="Calibri"/>
+          <w:lang w:val="ru-RU"/>
+        </w:rPr>
+        <w:t>амматика</w:t>
+      </w:r>
+      <w:r>
+        <w:rPr>
+          <w:lang w:val="ru-RU"/>
+        </w:rPr>
+        <w:t xml:space="preserve">: </w:t>
+      </w:r>
+      <w:r>
+        <w:rPr>
+          <w:rFonts w:ascii="Calibri" w:hAnsi="Calibri" w:cs="Calibri"/>
+          <w:lang w:val="ce-Cyrl-RU"/>
+        </w:rPr>
+        <w:t>Вопросительные местоимения</w:t>
+      </w:r>
+    </w:p>
+    <w:p>
+      <w:pPr>
+        <w:rPr>
+          <w:rFonts w:ascii="Calibri" w:hAnsi="Calibri" w:cs="Calibri"/>
+          <w:lang w:val="ru-RU"/>
+        </w:rPr>
+      </w:pPr>
+      <w:r>
+        <w:rPr>
+          <w:rFonts w:ascii="Calibri" w:hAnsi="Calibri" w:cs="Calibri"/>
+          <w:lang w:val="ru-RU"/>
+        </w:rPr>
+        <w:t>Мала, фу, малаг1</w:t>
+      </w:r>
+      <w:r>
+        <w:rPr>
+          <w:rFonts w:ascii="Calibri" w:hAnsi="Calibri" w:cs="Calibri"/>
+          <w:lang w:val="ru-RU"/>
+        </w:rPr>
+        <w:br/>
+      </w:r>
+      <w:r>
+        <w:rPr>
+          <w:rFonts w:ascii="Calibri" w:hAnsi="Calibri" w:cs="Calibri"/>
+          <w:i/>
+          <w:iCs/>
+          <w:lang w:val="ru-RU"/>
+        </w:rPr>
+        <w:t>Моллаг1ча цхьан ц1ага1ар</w:t>
+      </w:r>
+      <w:r>
+        <w:rPr>
+          <w:rFonts w:ascii="Calibri" w:hAnsi="Calibri" w:cs="Calibri"/>
+          <w:lang w:val="ru-RU"/>
+        </w:rPr>
+        <w:br/>
+        <w:t>Мальсагов, стр. 37</w:t>
+      </w:r>
+    </w:p>
+    <w:p>
+      <w:pPr>
+        <w:rPr>
+          <w:rFonts w:ascii="Calibri" w:hAnsi="Calibri" w:cs="Calibri"/>
+          <w:lang w:val="ru-RU"/>
+        </w:rPr>
+      </w:pPr>
+    </w:p>
+    <w:p>
+      <w:pPr>
+        <w:pStyle w:val="Heading3"/>
+        <w:rPr>
+          <w:b/>
+          <w:bCs/>
+          <w:lang w:val="ru-RU"/>
+        </w:rPr>
+      </w:pPr>
       <w:bookmarkStart w:id="50" w:name="_Toc232277878"/>
       <w:r>
         <w:rPr>
@@ -39429,6 +41362,498 @@
           <w:lang w:val="ru-RU"/>
         </w:rPr>
       </w:pPr>
+      <w:r>
+        <w:rPr>
+          <w:rFonts w:ascii="Calibri" w:hAnsi="Calibri" w:cs="Calibri"/>
+          <w:lang w:val="ru-RU"/>
+        </w:rPr>
+        <w:t>Притча</w:t>
+      </w:r>
+      <w:r>
+        <w:rPr>
+          <w:lang w:val="ru-RU"/>
+        </w:rPr>
+        <w:t xml:space="preserve"> </w:t>
+      </w:r>
+      <w:r>
+        <w:rPr>
+          <w:lang w:val="ru-RU"/>
+        </w:rPr>
+        <w:t>8</w:t>
+      </w:r>
+      <w:r>
+        <w:rPr>
+          <w:lang w:val="ru-RU"/>
+        </w:rPr>
+        <w:t>7</w:t>
+      </w:r>
+      <w:r>
+        <w:rPr>
+          <w:lang w:val="ru-RU"/>
+        </w:rPr>
+        <w:t xml:space="preserve"> :</w:t>
+      </w:r>
+      <w:r>
+        <w:rPr>
+          <w:lang w:val="ru-RU"/>
+        </w:rPr>
+        <w:t xml:space="preserve"> </w:t>
+      </w:r>
+      <w:r>
+        <w:rPr>
+          <w:rFonts w:ascii="Calibri" w:hAnsi="Calibri" w:cs="Calibri"/>
+          <w:lang w:val="ru-RU"/>
+        </w:rPr>
+        <w:t>Вай сом да дахьаш</w:t>
+      </w:r>
+    </w:p>
+    <w:p>
+      <w:pPr>
+        <w:pStyle w:val="Heading4"/>
+        <w:rPr>
+          <w:lang w:val="ru-RU"/>
+        </w:rPr>
+      </w:pPr>
+      <w:r>
+        <w:rPr>
+          <w:rFonts w:ascii="Calibri" w:hAnsi="Calibri" w:cs="Calibri"/>
+          <w:lang w:val="ru-RU"/>
+        </w:rPr>
+        <w:t>Гр</w:t>
+      </w:r>
+      <w:r>
+        <w:rPr>
+          <w:rFonts w:ascii="Calibri" w:hAnsi="Calibri" w:cs="Calibri"/>
+          <w:lang w:val="ru-RU"/>
+        </w:rPr>
+        <w:t>амматика</w:t>
+      </w:r>
+      <w:r>
+        <w:rPr>
+          <w:lang w:val="ru-RU"/>
+        </w:rPr>
+        <w:t xml:space="preserve">: </w:t>
+      </w:r>
+      <w:r>
+        <w:rPr>
+          <w:rFonts w:ascii="Calibri" w:hAnsi="Calibri" w:cs="Calibri"/>
+          <w:lang w:val="ce-Cyrl-RU"/>
+        </w:rPr>
+        <w:t>Классные и неклассные глаголы</w:t>
+      </w:r>
+    </w:p>
+    <w:p>
+      <w:pPr>
+        <w:rPr>
+          <w:rFonts w:ascii="Calibri" w:hAnsi="Calibri" w:cs="Calibri"/>
+          <w:i/>
+          <w:iCs/>
+          <w:lang w:val="ru-RU"/>
+        </w:rPr>
+      </w:pPr>
+      <w:r>
+        <w:rPr>
+          <w:rFonts w:ascii="Calibri" w:hAnsi="Calibri" w:cs="Calibri"/>
+          <w:i/>
+          <w:iCs/>
+          <w:lang w:val="ru-RU"/>
+        </w:rPr>
+        <w:t>дахаш, водаш</w:t>
+      </w:r>
+    </w:p>
+    <w:p>
+      <w:pPr>
+        <w:rPr>
+          <w:rFonts w:ascii="Calibri" w:hAnsi="Calibri" w:cs="Calibri"/>
+          <w:lang w:val="ru-RU"/>
+        </w:rPr>
+      </w:pPr>
+    </w:p>
+    <w:p>
+      <w:pPr>
+        <w:pStyle w:val="Heading3"/>
+        <w:rPr>
+          <w:rFonts w:ascii="Calibri" w:hAnsi="Calibri" w:cs="Calibri"/>
+          <w:lang w:val="ce-Cyrl-RU"/>
+        </w:rPr>
+      </w:pPr>
+      <w:r>
+        <w:rPr>
+          <w:rFonts w:ascii="Calibri" w:hAnsi="Calibri" w:cs="Calibri"/>
+          <w:lang w:val="ce-Cyrl-RU"/>
+        </w:rPr>
+        <w:t>Притча</w:t>
+      </w:r>
+      <w:r>
+        <w:rPr>
+          <w:lang w:val="ce-Cyrl-RU"/>
+        </w:rPr>
+        <w:t xml:space="preserve"> </w:t>
+      </w:r>
+      <w:r>
+        <w:rPr>
+          <w:lang w:val="ce-Cyrl-RU"/>
+        </w:rPr>
+        <w:t>88</w:t>
+      </w:r>
+      <w:r>
+        <w:rPr>
+          <w:lang w:val="ce-Cyrl-RU"/>
+        </w:rPr>
+        <w:t xml:space="preserve"> : </w:t>
+      </w:r>
+      <w:r>
+        <w:rPr>
+          <w:rFonts w:ascii="Calibri" w:hAnsi="Calibri" w:cs="Calibri"/>
+          <w:lang w:val="ce-Cyrl-RU"/>
+        </w:rPr>
+        <w:t>Бертийи къайгаши</w:t>
+      </w:r>
+    </w:p>
+    <w:p>
+      <w:pPr>
+        <w:pStyle w:val="Heading4"/>
+        <w:rPr>
+          <w:rFonts w:ascii="Calibri" w:hAnsi="Calibri" w:cs="Calibri"/>
+          <w:lang w:val="ce-Cyrl-RU"/>
+        </w:rPr>
+      </w:pPr>
+      <w:r>
+        <w:rPr>
+          <w:rFonts w:ascii="Calibri" w:hAnsi="Calibri" w:cs="Calibri"/>
+          <w:lang w:val="ce-Cyrl-RU"/>
+        </w:rPr>
+        <w:t>Грамматика</w:t>
+      </w:r>
+      <w:r>
+        <w:rPr>
+          <w:lang w:val="ce-Cyrl-RU"/>
+        </w:rPr>
+        <w:t xml:space="preserve"> : </w:t>
+      </w:r>
+      <w:r>
+        <w:rPr>
+          <w:rFonts w:ascii="Calibri" w:hAnsi="Calibri" w:cs="Calibri"/>
+          <w:lang w:val="ce-Cyrl-RU"/>
+        </w:rPr>
+        <w:t>Перечисление</w:t>
+      </w:r>
+    </w:p>
+    <w:p>
+      <w:pPr>
+        <w:rPr>
+          <w:lang w:val="ce-Cyrl-RU"/>
+        </w:rPr>
+      </w:pPr>
+      <w:r>
+        <w:rPr>
+          <w:rFonts w:ascii="Calibri" w:hAnsi="Calibri" w:cs="Calibri"/>
+          <w:lang w:val="ce-Cyrl-RU"/>
+        </w:rPr>
+        <w:t xml:space="preserve">Союзный суффикс </w:t>
+      </w:r>
+      <w:r>
+        <w:rPr>
+          <w:rFonts w:ascii="Calibri" w:hAnsi="Calibri" w:cs="Calibri"/>
+          <w:lang w:val="ce-Cyrl-RU"/>
+        </w:rPr>
+        <w:t>“</w:t>
+      </w:r>
+      <w:r>
+        <w:rPr>
+          <w:rFonts w:ascii="Calibri" w:hAnsi="Calibri" w:cs="Calibri"/>
+          <w:lang w:val="ce-Cyrl-RU"/>
+        </w:rPr>
+        <w:t>й</w:t>
+      </w:r>
+      <w:r>
+        <w:rPr>
+          <w:rFonts w:ascii="Calibri" w:hAnsi="Calibri" w:cs="Calibri"/>
+          <w:lang w:val="ce-Cyrl-RU"/>
+        </w:rPr>
+        <w:t>”</w:t>
+      </w:r>
+      <w:r>
+        <w:rPr>
+          <w:rFonts w:ascii="Calibri" w:hAnsi="Calibri" w:cs="Calibri"/>
+          <w:lang w:val="ce-Cyrl-RU"/>
+        </w:rPr>
+        <w:t xml:space="preserve"> пишется вместе, </w:t>
+      </w:r>
+      <w:r>
+        <w:rPr>
+          <w:rFonts w:ascii="Calibri" w:hAnsi="Calibri" w:cs="Calibri"/>
+          <w:lang w:val="ce-Cyrl-RU"/>
+        </w:rPr>
+        <w:t>произносится как “й” или “ий”:</w:t>
+      </w:r>
+      <w:r>
+        <w:rPr>
+          <w:rFonts w:ascii="Calibri" w:hAnsi="Calibri" w:cs="Calibri"/>
+          <w:lang w:val="ce-Cyrl-RU"/>
+        </w:rPr>
+        <w:br/>
+      </w:r>
+      <w:r>
+        <w:rPr>
+          <w:rFonts w:ascii="Calibri" w:hAnsi="Calibri" w:cs="Calibri"/>
+          <w:lang w:val="ce-Cyrl-RU"/>
+        </w:rPr>
+        <w:br/>
+      </w:r>
+      <w:r>
+        <w:rPr>
+          <w:rFonts w:ascii="Calibri" w:hAnsi="Calibri" w:cs="Calibri"/>
+          <w:lang w:val="ce-Cyrl-RU"/>
+        </w:rPr>
+        <w:t xml:space="preserve">сои хьои </w:t>
+      </w:r>
+      <w:r>
+        <w:rPr>
+          <w:rFonts w:ascii="Calibri" w:hAnsi="Calibri" w:cs="Calibri"/>
+          <w:lang w:val="ce-Cyrl-RU"/>
+        </w:rPr>
+        <w:t>–</w:t>
+      </w:r>
+      <w:r>
+        <w:rPr>
+          <w:rFonts w:ascii="Calibri" w:hAnsi="Calibri" w:cs="Calibri"/>
+          <w:lang w:val="ce-Cyrl-RU"/>
+        </w:rPr>
+        <w:t xml:space="preserve"> </w:t>
+      </w:r>
+      <w:r>
+        <w:rPr>
+          <w:rFonts w:ascii="Calibri" w:hAnsi="Calibri" w:cs="Calibri"/>
+          <w:lang w:val="ce-Cyrl-RU"/>
+        </w:rPr>
+        <w:t>“</w:t>
+      </w:r>
+      <w:r>
+        <w:rPr>
+          <w:rFonts w:ascii="Calibri" w:hAnsi="Calibri" w:cs="Calibri"/>
+          <w:lang w:val="ce-Cyrl-RU"/>
+        </w:rPr>
+        <w:t>я и ты</w:t>
+      </w:r>
+      <w:r>
+        <w:rPr>
+          <w:rFonts w:ascii="Calibri" w:hAnsi="Calibri" w:cs="Calibri"/>
+          <w:lang w:val="ce-Cyrl-RU"/>
+        </w:rPr>
+        <w:t>”</w:t>
+      </w:r>
+      <w:r>
+        <w:rPr>
+          <w:rFonts w:ascii="Calibri" w:hAnsi="Calibri" w:cs="Calibri"/>
+          <w:lang w:val="ce-Cyrl-RU"/>
+        </w:rPr>
+        <w:br/>
+      </w:r>
+      <w:r>
+        <w:rPr>
+          <w:rFonts w:ascii="Calibri" w:hAnsi="Calibri" w:cs="Calibri"/>
+          <w:lang w:val="ce-Cyrl-RU"/>
+        </w:rPr>
+        <w:t xml:space="preserve">сойи хьойи </w:t>
+      </w:r>
+      <w:r>
+        <w:rPr>
+          <w:rFonts w:ascii="Calibri" w:hAnsi="Calibri" w:cs="Calibri"/>
+          <w:lang w:val="ce-Cyrl-RU"/>
+        </w:rPr>
+        <w:t>–</w:t>
+      </w:r>
+      <w:r>
+        <w:rPr>
+          <w:rFonts w:ascii="Calibri" w:hAnsi="Calibri" w:cs="Calibri"/>
+          <w:lang w:val="ce-Cyrl-RU"/>
+        </w:rPr>
+        <w:t xml:space="preserve"> </w:t>
+      </w:r>
+      <w:r>
+        <w:rPr>
+          <w:rFonts w:ascii="Calibri" w:hAnsi="Calibri" w:cs="Calibri"/>
+          <w:lang w:val="ce-Cyrl-RU"/>
+        </w:rPr>
+        <w:t>“</w:t>
+      </w:r>
+      <w:r>
+        <w:rPr>
+          <w:rFonts w:ascii="Calibri" w:hAnsi="Calibri" w:cs="Calibri"/>
+          <w:lang w:val="ce-Cyrl-RU"/>
+        </w:rPr>
+        <w:t>и я и ты</w:t>
+      </w:r>
+      <w:r>
+        <w:rPr>
+          <w:rFonts w:ascii="Calibri" w:hAnsi="Calibri" w:cs="Calibri"/>
+          <w:lang w:val="ce-Cyrl-RU"/>
+        </w:rPr>
+        <w:t>”</w:t>
+      </w:r>
+      <w:r>
+        <w:rPr>
+          <w:rFonts w:ascii="Calibri" w:hAnsi="Calibri" w:cs="Calibri"/>
+          <w:lang w:val="ce-Cyrl-RU"/>
+        </w:rPr>
+        <w:br/>
+      </w:r>
+      <w:r>
+        <w:rPr>
+          <w:rFonts w:ascii="Calibri" w:hAnsi="Calibri" w:cs="Calibri"/>
+          <w:lang w:val="ce-Cyrl-RU"/>
+        </w:rPr>
+        <w:t>Мальсагов</w:t>
+      </w:r>
+      <w:r>
+        <w:rPr>
+          <w:lang w:val="ce-Cyrl-RU"/>
+        </w:rPr>
+        <w:t xml:space="preserve">, </w:t>
+      </w:r>
+      <w:r>
+        <w:rPr>
+          <w:rFonts w:ascii="Calibri" w:hAnsi="Calibri" w:cs="Calibri"/>
+          <w:lang w:val="ce-Cyrl-RU"/>
+        </w:rPr>
+        <w:t>стр</w:t>
+      </w:r>
+      <w:r>
+        <w:rPr>
+          <w:lang w:val="ce-Cyrl-RU"/>
+        </w:rPr>
+        <w:t>. 75</w:t>
+      </w:r>
+    </w:p>
+    <w:p>
+      <w:pPr>
+        <w:rPr>
+          <w:rFonts w:ascii="Calibri" w:hAnsi="Calibri" w:cs="Calibri"/>
+          <w:lang w:val="ce-Cyrl-RU"/>
+        </w:rPr>
+      </w:pPr>
+    </w:p>
+    <w:p>
+      <w:pPr>
+        <w:pStyle w:val="Heading3"/>
+        <w:rPr>
+          <w:b/>
+          <w:bCs/>
+          <w:lang w:val="ru-RU"/>
+        </w:rPr>
+      </w:pPr>
+      <w:r>
+        <w:rPr>
+          <w:rFonts w:ascii="Calibri" w:hAnsi="Calibri" w:cs="Calibri"/>
+          <w:lang w:val="ru-RU"/>
+        </w:rPr>
+        <w:t>Притча</w:t>
+      </w:r>
+      <w:r>
+        <w:rPr>
+          <w:lang w:val="ru-RU"/>
+        </w:rPr>
+        <w:t xml:space="preserve"> </w:t>
+      </w:r>
+      <w:r>
+        <w:rPr>
+          <w:lang w:val="ru-RU"/>
+        </w:rPr>
+        <w:t>89</w:t>
+      </w:r>
+      <w:r>
+        <w:rPr>
+          <w:lang w:val="ru-RU"/>
+        </w:rPr>
+        <w:t xml:space="preserve"> :</w:t>
+      </w:r>
+      <w:r>
+        <w:rPr>
+          <w:lang w:val="ru-RU"/>
+        </w:rPr>
+        <w:t xml:space="preserve"> </w:t>
+      </w:r>
+      <w:r>
+        <w:rPr>
+          <w:rFonts w:ascii="Calibri" w:hAnsi="Calibri" w:cs="Calibri"/>
+          <w:lang w:val="ru-RU"/>
+        </w:rPr>
+        <w:t>Доттаг1ал хьанца тос ха деза</w:t>
+      </w:r>
+    </w:p>
+    <w:p>
+      <w:pPr>
+        <w:pStyle w:val="Heading4"/>
+        <w:rPr>
+          <w:lang w:val="ru-RU"/>
+        </w:rPr>
+      </w:pPr>
+      <w:r>
+        <w:rPr>
+          <w:rFonts w:ascii="Calibri" w:hAnsi="Calibri" w:cs="Calibri"/>
+          <w:lang w:val="ru-RU"/>
+        </w:rPr>
+        <w:t>Гр</w:t>
+      </w:r>
+      <w:r>
+        <w:rPr>
+          <w:rFonts w:ascii="Calibri" w:hAnsi="Calibri" w:cs="Calibri"/>
+          <w:lang w:val="ru-RU"/>
+        </w:rPr>
+        <w:t>амматика</w:t>
+      </w:r>
+      <w:r>
+        <w:rPr>
+          <w:lang w:val="ru-RU"/>
+        </w:rPr>
+        <w:t xml:space="preserve">: </w:t>
+      </w:r>
+      <w:r>
+        <w:rPr>
+          <w:rFonts w:ascii="Calibri" w:hAnsi="Calibri" w:cs="Calibri"/>
+          <w:lang w:val="ce-Cyrl-RU"/>
+        </w:rPr>
+        <w:t>Союзный падеж</w:t>
+      </w:r>
+    </w:p>
+    <w:p>
+      <w:pPr>
+        <w:rPr>
+          <w:rFonts w:ascii="Calibri" w:hAnsi="Calibri" w:cs="Calibri"/>
+          <w:i/>
+          <w:iCs/>
+          <w:lang w:val="ru-RU"/>
+        </w:rPr>
+      </w:pPr>
+      <w:r>
+        <w:rPr>
+          <w:rFonts w:ascii="Calibri" w:hAnsi="Calibri" w:cs="Calibri"/>
+          <w:i/>
+          <w:iCs/>
+          <w:lang w:val="ru-RU"/>
+        </w:rPr>
+        <w:t>хьанца</w:t>
+      </w:r>
+      <w:r>
+        <w:rPr>
+          <w:rFonts w:ascii="Calibri" w:hAnsi="Calibri" w:cs="Calibri"/>
+          <w:i/>
+          <w:iCs/>
+          <w:lang w:val="ru-RU"/>
+        </w:rPr>
+        <w:br/>
+      </w:r>
+    </w:p>
+    <w:p>
+      <w:pPr>
+        <w:pStyle w:val="Heading3"/>
+        <w:rPr>
+          <w:b/>
+          <w:bCs/>
+          <w:lang w:val="ru-RU"/>
+        </w:rPr>
+      </w:pPr>
       <w:bookmarkStart w:id="52" w:name="_Toc232277880"/>
       <w:r>
         <w:rPr>
@@ -39522,6 +41947,115 @@
     </w:p>
     <w:p>
       <w:pPr>
+        <w:pStyle w:val="Heading3"/>
+        <w:rPr>
+          <w:b/>
+          <w:bCs/>
+          <w:lang w:val="ru-RU"/>
+        </w:rPr>
+      </w:pPr>
+      <w:r>
+        <w:rPr>
+          <w:rFonts w:ascii="Calibri" w:hAnsi="Calibri" w:cs="Calibri"/>
+          <w:lang w:val="ru-RU"/>
+        </w:rPr>
+        <w:t>Притча</w:t>
+      </w:r>
+      <w:r>
+        <w:rPr>
+          <w:lang w:val="ru-RU"/>
+        </w:rPr>
+        <w:t xml:space="preserve"> </w:t>
+      </w:r>
+      <w:r>
+        <w:rPr>
+          <w:lang w:val="ru-RU"/>
+        </w:rPr>
+        <w:t>100</w:t>
+      </w:r>
+      <w:r>
+        <w:rPr>
+          <w:lang w:val="ru-RU"/>
+        </w:rPr>
+        <w:t xml:space="preserve"> :</w:t>
+      </w:r>
+      <w:r>
+        <w:rPr>
+          <w:lang w:val="ru-RU"/>
+        </w:rPr>
+        <w:t xml:space="preserve"> </w:t>
+      </w:r>
+      <w:r>
+        <w:rPr>
+          <w:rFonts w:ascii="Calibri" w:hAnsi="Calibri" w:cs="Calibri"/>
+          <w:lang w:val="ru-RU"/>
+        </w:rPr>
+        <w:t>Берза долаш ч1оаг1аг1а да</w:t>
+      </w:r>
+    </w:p>
+    <w:p>
+      <w:pPr>
+        <w:pStyle w:val="Heading4"/>
+        <w:rPr>
+          <w:lang w:val="ru-RU"/>
+        </w:rPr>
+      </w:pPr>
+      <w:r>
+        <w:rPr>
+          <w:rFonts w:ascii="Calibri" w:hAnsi="Calibri" w:cs="Calibri"/>
+          <w:lang w:val="ru-RU"/>
+        </w:rPr>
+        <w:t>Гр</w:t>
+      </w:r>
+      <w:r>
+        <w:rPr>
+          <w:rFonts w:ascii="Calibri" w:hAnsi="Calibri" w:cs="Calibri"/>
+          <w:lang w:val="ru-RU"/>
+        </w:rPr>
+        <w:t>амматика</w:t>
+      </w:r>
+      <w:r>
+        <w:rPr>
+          <w:lang w:val="ru-RU"/>
+        </w:rPr>
+        <w:t xml:space="preserve">: </w:t>
+      </w:r>
+      <w:r>
+        <w:rPr>
+          <w:rFonts w:ascii="Calibri" w:hAnsi="Calibri" w:cs="Calibri"/>
+          <w:lang w:val="ce-Cyrl-RU"/>
+        </w:rPr>
+        <w:t>Сравнительный падеж</w:t>
+      </w:r>
+    </w:p>
+    <w:p>
+      <w:pPr>
+        <w:rPr>
+          <w:rFonts w:ascii="Calibri" w:hAnsi="Calibri" w:cs="Calibri"/>
+          <w:i/>
+          <w:iCs/>
+          <w:lang w:val="ce-Cyrl-RU"/>
+        </w:rPr>
+      </w:pPr>
+      <w:r>
+        <w:rPr>
+          <w:rFonts w:ascii="Calibri" w:hAnsi="Calibri" w:cs="Calibri"/>
+          <w:lang w:val="ru-RU"/>
+        </w:rPr>
+        <w:br/>
+      </w:r>
+      <w:r>
+        <w:rPr>
+          <w:rFonts w:ascii="Calibri" w:hAnsi="Calibri" w:cs="Calibri"/>
+          <w:i/>
+          <w:iCs/>
+          <w:lang w:val="ru-RU"/>
+        </w:rPr>
+        <w:t>цергел ч1оаг1аг1а</w:t>
+      </w:r>
+    </w:p>
+    <w:p>
+      <w:pPr>
         <w:rPr>
           <w:rFonts w:ascii="Calibri" w:hAnsi="Calibri" w:cs="Calibri"/>
           <w:lang w:val="ru-RU"/>
@@ -39923,6 +42457,13 @@
     </w:p>
     <w:p>
       <w:pPr>
+        <w:rPr>
+          <w:lang w:val="ce-Cyrl-RU"/>
+        </w:rPr>
+      </w:pPr>
+    </w:p>
+    <w:p>
+      <w:pPr>
         <w:pStyle w:val="Heading3"/>
         <w:rPr>
           <w:rFonts w:ascii="Calibri" w:hAnsi="Calibri" w:cs="Calibri"/>
@@ -39940,13 +42481,13 @@
         <w:rPr>
           <w:lang w:val="ce-Cyrl-RU"/>
         </w:rPr>
-        <w:t xml:space="preserve"> 1</w:t>
-      </w:r>
-      <w:r>
-        <w:rPr>
-          <w:lang w:val="ce-Cyrl-RU"/>
-        </w:rPr>
-        <w:t>21</w:t>
+        <w:t xml:space="preserve"> </w:t>
+      </w:r>
+      <w:r>
+        <w:rPr>
+          <w:lang w:val="ce-Cyrl-RU"/>
+        </w:rPr>
+        <w:t>125</w:t>
       </w:r>
       <w:r>
         <w:rPr>
@@ -39959,7 +42500,7 @@
           <w:rFonts w:ascii="Calibri" w:hAnsi="Calibri" w:cs="Calibri"/>
           <w:lang w:val="ce-Cyrl-RU"/>
         </w:rPr>
-        <w:t>Ийрча когаши хоза кури</w:t>
+        <w:t>Къа да саг1а ца далар</w:t>
       </w:r>
     </w:p>
     <w:p>
@@ -39988,41 +42529,33 @@
           <w:rFonts w:ascii="Calibri" w:hAnsi="Calibri" w:cs="Calibri"/>
           <w:lang w:val="ce-Cyrl-RU"/>
         </w:rPr>
-        <w:t>Перечисление</w:t>
+        <w:t>Масдар</w:t>
       </w:r>
     </w:p>
     <w:p>
       <w:pPr>
         <w:rPr>
-          <w:lang w:val="en-US"/>
+          <w:i/>
+          <w:iCs/>
+          <w:lang w:val="ru-RU"/>
         </w:rPr>
       </w:pPr>
       <w:r>
         <w:rPr>
           <w:rFonts w:ascii="Calibri" w:hAnsi="Calibri" w:cs="Calibri"/>
-          <w:lang w:val="ce-Cyrl-RU"/>
-        </w:rPr>
-        <w:t>Мальсагов</w:t>
-      </w:r>
-      <w:r>
-        <w:rPr>
-          <w:lang w:val="ce-Cyrl-RU"/>
-        </w:rPr>
-        <w:t xml:space="preserve">, </w:t>
-      </w:r>
-      <w:r>
-        <w:rPr>
-          <w:rFonts w:ascii="Calibri" w:hAnsi="Calibri" w:cs="Calibri"/>
-          <w:lang w:val="ce-Cyrl-RU"/>
-        </w:rPr>
-        <w:t>стр</w:t>
-      </w:r>
-      <w:r>
-        <w:rPr>
-          <w:lang w:val="ce-Cyrl-RU"/>
-        </w:rPr>
-        <w:t>. 75</w:t>
-      </w:r>
+          <w:i/>
+          <w:iCs/>
+          <w:lang w:val="ce-Cyrl-RU"/>
+        </w:rPr>
+        <w:t>Далар, хьожавар</w:t>
+      </w:r>
+    </w:p>
+    <w:p>
+      <w:pPr>
+        <w:rPr>
+          <w:lang w:val="ru-RU"/>
+        </w:rPr>
+      </w:pPr>
     </w:p>
     <w:p>
       <w:pPr>
@@ -40182,19 +42715,7 @@
         <w:rPr>
           <w:lang w:val="ru-RU"/>
         </w:rPr>
-        <w:t xml:space="preserve"> </w:t>
-      </w:r>
-      <w:r>
-        <w:rPr>
-          <w:lang w:val="ru-RU"/>
-        </w:rPr>
-        <w:t>157</w:t>
-      </w:r>
-      <w:r>
-        <w:rPr>
-          <w:lang w:val="ru-RU"/>
-        </w:rPr>
-        <w:t xml:space="preserve"> : </w:t>
+        <w:t xml:space="preserve"> 157 : </w:t>
       </w:r>
       <w:bookmarkEnd w:id="57"/>
       <w:r>
@@ -48216,7 +50737,7 @@
   <w:style w:type="paragraph" w:default="1" w:styleId="Normal">
     <w:name w:val="Normal"/>
     <w:qFormat/>
-    <w:rsid w:val="00667BC8"/>
+    <w:rsid w:val="00FA3D14"/>
   </w:style>
   <w:style w:type="paragraph" w:styleId="Heading1">
     <w:name w:val="heading 1"/>
@@ -48843,6 +51364,18 @@
       <w14:ligatures w14:val="none"/>
     </w:rPr>
   </w:style>
+  <w:style w:type="character" w:styleId="UnresolvedMention">
+    <w:name w:val="Unresolved Mention"/>
+    <w:basedOn w:val="DefaultParagraphFont"/>
+    <w:uiPriority w:val="99"/>
+    <w:semiHidden/>
+    <w:unhideWhenUsed/>
+    <w:rsid w:val="00714062"/>
+    <w:rPr>
+      <w:color w:val="605E5C"/>
+      <w:shd w:val="clear" w:color="auto" w:fill="E1DFDD"/>
+    </w:rPr>
+  </w:style>
 </w:styles>
 </file>
 

--- a/p/grammar/grammar.docx
+++ b/p/grammar/grammar.docx
@@ -5579,637 +5579,6 @@
           <w:lang w:val="ce-Cyrl-RU"/>
         </w:rPr>
         <w:t>).</w:t>
-      </w:r>
-    </w:p>
-    <w:p>
-      <w:pPr>
-        <w:rPr>
-          <w:rFonts w:ascii="Calibri" w:hAnsi="Calibri" w:cs="Calibri"/>
-          <w:lang w:val="ru-RU"/>
-        </w:rPr>
-      </w:pPr>
-      <w:r>
-        <w:rPr>
-          <w:rFonts w:ascii="Calibri" w:hAnsi="Calibri" w:cs="Calibri"/>
-          <w:lang w:val="ce-Cyrl-RU"/>
-        </w:rPr>
-        <w:t>В</w:t>
-      </w:r>
-      <w:r>
-        <w:rPr>
-          <w:lang w:val="ce-Cyrl-RU"/>
-        </w:rPr>
-        <w:t xml:space="preserve"> </w:t>
-      </w:r>
-      <w:r>
-        <w:rPr>
-          <w:rFonts w:ascii="Calibri" w:hAnsi="Calibri" w:cs="Calibri"/>
-          <w:lang w:val="ce-Cyrl-RU"/>
-        </w:rPr>
-        <w:t>конце</w:t>
-      </w:r>
-      <w:r>
-        <w:rPr>
-          <w:lang w:val="ce-Cyrl-RU"/>
-        </w:rPr>
-        <w:t xml:space="preserve"> </w:t>
-      </w:r>
-      <w:r>
-        <w:rPr>
-          <w:rFonts w:ascii="Calibri" w:hAnsi="Calibri" w:cs="Calibri"/>
-          <w:lang w:val="ce-Cyrl-RU"/>
-        </w:rPr>
-        <w:t>слов</w:t>
-      </w:r>
-      <w:r>
-        <w:rPr>
-          <w:lang w:val="ce-Cyrl-RU"/>
-        </w:rPr>
-        <w:t xml:space="preserve"> </w:t>
-      </w:r>
-      <w:r>
-        <w:rPr>
-          <w:rFonts w:ascii="Calibri" w:hAnsi="Calibri" w:cs="Calibri"/>
-          <w:lang w:val="ce-Cyrl-RU"/>
-        </w:rPr>
-        <w:t>гласные</w:t>
-      </w:r>
-      <w:r>
-        <w:rPr>
-          <w:lang w:val="ce-Cyrl-RU"/>
-        </w:rPr>
-        <w:t xml:space="preserve"> </w:t>
-      </w:r>
-      <w:r>
-        <w:rPr>
-          <w:rFonts w:ascii="Calibri" w:hAnsi="Calibri" w:cs="Calibri"/>
-          <w:lang w:val="ce-Cyrl-RU"/>
-        </w:rPr>
-        <w:t>часто</w:t>
-      </w:r>
-      <w:r>
-        <w:rPr>
-          <w:lang w:val="ce-Cyrl-RU"/>
-        </w:rPr>
-        <w:t xml:space="preserve"> </w:t>
-      </w:r>
-      <w:r>
-        <w:rPr>
-          <w:rFonts w:ascii="Calibri" w:hAnsi="Calibri" w:cs="Calibri"/>
-          <w:lang w:val="ce-Cyrl-RU"/>
-        </w:rPr>
-        <w:t>бывают</w:t>
-      </w:r>
-      <w:r>
-        <w:rPr>
-          <w:lang w:val="ce-Cyrl-RU"/>
-        </w:rPr>
-        <w:t xml:space="preserve"> </w:t>
-      </w:r>
-      <w:r>
-        <w:rPr>
-          <w:rFonts w:ascii="Calibri" w:hAnsi="Calibri" w:cs="Calibri"/>
-          <w:lang w:val="ce-Cyrl-RU"/>
-        </w:rPr>
-        <w:t>носовыми (назальными), но в письме это никак не отображается</w:t>
-      </w:r>
-      <w:r>
-        <w:rPr>
-          <w:lang w:val="ce-Cyrl-RU"/>
-        </w:rPr>
-        <w:t>:</w:t>
-      </w:r>
-      <w:r>
-        <w:rPr>
-          <w:lang w:val="ce-Cyrl-RU"/>
-        </w:rPr>
-        <w:br/>
-      </w:r>
-      <w:r>
-        <w:rPr>
-          <w:rFonts w:ascii="Calibri" w:hAnsi="Calibri" w:cs="Calibri"/>
-          <w:b/>
-          <w:bCs/>
-          <w:lang w:val="ru-RU"/>
-        </w:rPr>
-        <w:t>а</w:t>
-      </w:r>
-      <w:r>
-        <w:rPr>
-          <w:rFonts w:ascii="Calibri" w:hAnsi="Calibri" w:cs="Calibri"/>
-          <w:lang w:val="ru-RU"/>
-        </w:rPr>
-        <w:t xml:space="preserve"> — ломота, ревматизм</w:t>
-      </w:r>
-      <w:r>
-        <w:rPr>
-          <w:rFonts w:ascii="Calibri" w:hAnsi="Calibri" w:cs="Calibri"/>
-          <w:lang w:val="ru-RU"/>
-        </w:rPr>
-        <w:t xml:space="preserve">; </w:t>
-      </w:r>
-      <w:r>
-        <w:rPr>
-          <w:rFonts w:ascii="Calibri" w:hAnsi="Calibri" w:cs="Calibri"/>
-          <w:b/>
-          <w:bCs/>
-          <w:lang w:val="ru-RU"/>
-        </w:rPr>
-        <w:t>I</w:t>
-      </w:r>
-      <w:r>
-        <w:rPr>
-          <w:rFonts w:ascii="Calibri" w:hAnsi="Calibri" w:cs="Calibri"/>
-          <w:b/>
-          <w:bCs/>
-          <w:lang w:val="ru-RU"/>
-        </w:rPr>
-        <w:t>и</w:t>
-      </w:r>
-      <w:r>
-        <w:rPr>
-          <w:rFonts w:ascii="Calibri" w:hAnsi="Calibri" w:cs="Calibri"/>
-          <w:lang w:val="ru-RU"/>
-        </w:rPr>
-        <w:t xml:space="preserve"> — пар,</w:t>
-      </w:r>
-      <w:r>
-        <w:rPr>
-          <w:rFonts w:ascii="Calibri" w:hAnsi="Calibri" w:cs="Calibri"/>
-          <w:lang w:val="ru-RU"/>
-        </w:rPr>
-        <w:t xml:space="preserve"> </w:t>
-      </w:r>
-      <w:r>
-        <w:rPr>
-          <w:rFonts w:ascii="Calibri" w:hAnsi="Calibri" w:cs="Calibri"/>
-          <w:b/>
-          <w:bCs/>
-          <w:i/>
-          <w:iCs/>
-          <w:lang w:val="ru-RU"/>
-        </w:rPr>
-        <w:t>шу</w:t>
-      </w:r>
-      <w:r>
-        <w:rPr>
-          <w:rFonts w:ascii="Calibri" w:hAnsi="Calibri" w:cs="Calibri"/>
-          <w:lang w:val="ru-RU"/>
-        </w:rPr>
-        <w:t xml:space="preserve"> —</w:t>
-      </w:r>
-      <w:r>
-        <w:rPr>
-          <w:rFonts w:ascii="Calibri" w:hAnsi="Calibri" w:cs="Calibri"/>
-          <w:lang w:val="ru-RU"/>
-        </w:rPr>
-        <w:t xml:space="preserve"> стол с явствами</w:t>
-      </w:r>
-      <w:r>
-        <w:rPr>
-          <w:rFonts w:ascii="Calibri" w:hAnsi="Calibri" w:cs="Calibri"/>
-          <w:lang w:val="ru-RU"/>
-        </w:rPr>
-        <w:t>, (но шу — год—</w:t>
-      </w:r>
-      <w:r>
-        <w:rPr>
-          <w:rFonts w:ascii="Calibri" w:hAnsi="Calibri" w:cs="Calibri"/>
-          <w:lang w:val="ru-RU"/>
-        </w:rPr>
-        <w:t xml:space="preserve"> </w:t>
-      </w:r>
-      <w:r>
-        <w:rPr>
-          <w:rFonts w:ascii="Calibri" w:hAnsi="Calibri" w:cs="Calibri"/>
-          <w:lang w:val="ru-RU"/>
-        </w:rPr>
-        <w:t xml:space="preserve">гласная чистая), </w:t>
-      </w:r>
-      <w:r>
-        <w:rPr>
-          <w:rFonts w:ascii="Calibri" w:hAnsi="Calibri" w:cs="Calibri"/>
-          <w:b/>
-          <w:bCs/>
-          <w:lang w:val="ru-RU"/>
-        </w:rPr>
-        <w:t>кх</w:t>
-      </w:r>
-      <w:r>
-        <w:rPr>
-          <w:rFonts w:ascii="Calibri" w:hAnsi="Calibri" w:cs="Calibri"/>
-          <w:b/>
-          <w:bCs/>
-          <w:lang w:val="ru-RU"/>
-        </w:rPr>
-        <w:t xml:space="preserve">ы </w:t>
-      </w:r>
-      <w:r>
-        <w:rPr>
-          <w:rFonts w:ascii="Calibri" w:hAnsi="Calibri" w:cs="Calibri"/>
-          <w:lang w:val="ru-RU"/>
-        </w:rPr>
-        <w:t>— еще</w:t>
-      </w:r>
-      <w:r>
-        <w:rPr>
-          <w:rFonts w:ascii="Calibri" w:hAnsi="Calibri" w:cs="Calibri"/>
-          <w:lang w:val="ru-RU"/>
-        </w:rPr>
-        <w:t xml:space="preserve">, </w:t>
-      </w:r>
-      <w:r>
-        <w:rPr>
-          <w:rFonts w:ascii="Calibri" w:hAnsi="Calibri" w:cs="Calibri"/>
-          <w:b/>
-          <w:bCs/>
-          <w:lang w:val="ru-RU"/>
-        </w:rPr>
-        <w:t>кхи</w:t>
-      </w:r>
-      <w:r>
-        <w:rPr>
-          <w:rFonts w:ascii="Calibri" w:hAnsi="Calibri" w:cs="Calibri"/>
-          <w:lang w:val="ru-RU"/>
-        </w:rPr>
-        <w:t xml:space="preserve"> – жена деверя; </w:t>
-      </w:r>
-      <w:r>
-        <w:rPr>
-          <w:rFonts w:ascii="Calibri" w:hAnsi="Calibri" w:cs="Calibri"/>
-          <w:b/>
-          <w:bCs/>
-          <w:lang w:val="ru-RU"/>
-        </w:rPr>
-        <w:t>ц</w:t>
-      </w:r>
-      <w:r>
-        <w:rPr>
-          <w:rFonts w:ascii="Calibri" w:hAnsi="Calibri" w:cs="Calibri"/>
-          <w:b/>
-          <w:bCs/>
-          <w:lang w:val="ru-RU"/>
-        </w:rPr>
-        <w:t>I</w:t>
-      </w:r>
-      <w:r>
-        <w:rPr>
-          <w:rFonts w:ascii="Calibri" w:hAnsi="Calibri" w:cs="Calibri"/>
-          <w:b/>
-          <w:bCs/>
-          <w:lang w:val="ru-RU"/>
-        </w:rPr>
-        <w:t>е</w:t>
-      </w:r>
-      <w:r>
-        <w:rPr>
-          <w:rFonts w:ascii="Calibri" w:hAnsi="Calibri" w:cs="Calibri"/>
-          <w:lang w:val="ru-RU"/>
-        </w:rPr>
-        <w:t xml:space="preserve"> – красный, </w:t>
-      </w:r>
-      <w:r>
-        <w:rPr>
-          <w:rFonts w:ascii="Calibri" w:hAnsi="Calibri" w:cs="Calibri"/>
-          <w:b/>
-          <w:bCs/>
-          <w:lang w:val="ru-RU"/>
-        </w:rPr>
-        <w:t>ха</w:t>
-      </w:r>
-      <w:r>
-        <w:rPr>
-          <w:rFonts w:ascii="Calibri" w:hAnsi="Calibri" w:cs="Calibri"/>
-          <w:lang w:val="ru-RU"/>
-        </w:rPr>
-        <w:t xml:space="preserve"> - время.</w:t>
-      </w:r>
-      <w:r>
-        <w:rPr>
-          <w:rFonts w:ascii="Calibri" w:hAnsi="Calibri" w:cs="Calibri"/>
-          <w:lang w:val="ru-RU"/>
-        </w:rPr>
-        <w:br/>
-        <w:t>Н</w:t>
-      </w:r>
-      <w:r>
-        <w:rPr>
-          <w:rFonts w:ascii="Calibri" w:hAnsi="Calibri" w:cs="Calibri"/>
-          <w:lang w:val="ru-RU"/>
-        </w:rPr>
-        <w:t xml:space="preserve">осовые </w:t>
-      </w:r>
-      <w:r>
-        <w:rPr>
-          <w:rFonts w:ascii="Calibri" w:hAnsi="Calibri" w:cs="Calibri"/>
-          <w:lang w:val="ru-RU"/>
-        </w:rPr>
-        <w:t xml:space="preserve">дифтонги: </w:t>
-      </w:r>
-      <w:r>
-        <w:rPr>
-          <w:rFonts w:ascii="Calibri" w:hAnsi="Calibri" w:cs="Calibri"/>
-          <w:lang w:val="ru-RU"/>
-        </w:rPr>
-        <w:br/>
-      </w:r>
-      <w:r>
-        <w:rPr>
-          <w:rFonts w:ascii="Calibri" w:hAnsi="Calibri" w:cs="Calibri"/>
-          <w:b/>
-          <w:bCs/>
-          <w:lang w:val="ru-RU"/>
-        </w:rPr>
-        <w:t>вуо</w:t>
-      </w:r>
-      <w:r>
-        <w:rPr>
-          <w:rFonts w:ascii="Calibri" w:hAnsi="Calibri" w:cs="Calibri"/>
-          <w:lang w:val="ru-RU"/>
-        </w:rPr>
-        <w:t xml:space="preserve"> </w:t>
-      </w:r>
-      <w:r>
-        <w:rPr>
-          <w:rFonts w:ascii="Calibri" w:hAnsi="Calibri" w:cs="Calibri"/>
-          <w:lang w:val="ru-RU"/>
-        </w:rPr>
-        <w:t xml:space="preserve">— дурной, злой, </w:t>
-      </w:r>
-      <w:r>
-        <w:rPr>
-          <w:rFonts w:ascii="Calibri" w:hAnsi="Calibri" w:cs="Calibri"/>
-          <w:b/>
-          <w:bCs/>
-          <w:lang w:val="ru-RU"/>
-        </w:rPr>
-        <w:t>зе</w:t>
-      </w:r>
-      <w:r>
-        <w:rPr>
-          <w:rFonts w:ascii="Calibri" w:hAnsi="Calibri" w:cs="Calibri"/>
-          <w:lang w:val="ru-RU"/>
-        </w:rPr>
-        <w:t xml:space="preserve"> (зиэ) </w:t>
-      </w:r>
-      <w:r>
-        <w:rPr>
-          <w:rFonts w:ascii="Calibri" w:hAnsi="Calibri" w:cs="Calibri"/>
-          <w:lang w:val="ru-RU"/>
-        </w:rPr>
-        <w:t>— вред, убыток (но зе— наблюдай).</w:t>
-      </w:r>
-      <w:r>
-        <w:rPr>
-          <w:rFonts w:ascii="Calibri" w:hAnsi="Calibri" w:cs="Calibri"/>
-          <w:lang w:val="ru-RU"/>
-        </w:rPr>
-        <w:br/>
-        <w:t xml:space="preserve">Определить, есть ли назальный звук в любом односложном слове, можно по форме его множественного числа. Во множественном числе назальный звук </w:t>
-      </w:r>
-      <w:r>
-        <w:rPr>
-          <w:rFonts w:ascii="Calibri" w:hAnsi="Calibri" w:cs="Calibri"/>
-          <w:b/>
-          <w:bCs/>
-          <w:lang w:val="ru-RU"/>
-        </w:rPr>
-        <w:t>-н</w:t>
-      </w:r>
-      <w:r>
-        <w:rPr>
-          <w:rFonts w:ascii="Calibri" w:hAnsi="Calibri" w:cs="Calibri"/>
-          <w:lang w:val="ru-RU"/>
-        </w:rPr>
-        <w:t xml:space="preserve"> в этих  словах выявляется в письме и явно произносится.</w:t>
-      </w:r>
-      <w:r>
-        <w:rPr>
-          <w:rFonts w:ascii="Calibri" w:hAnsi="Calibri" w:cs="Calibri"/>
-          <w:lang w:val="ru-RU"/>
-        </w:rPr>
-        <w:br/>
-        <w:t>а – анаш; Iи – Iенаш; шу – шунаш; кхи – кхоний; ха – ханаш.</w:t>
-      </w:r>
-      <w:r>
-        <w:rPr>
-          <w:rFonts w:ascii="Calibri" w:hAnsi="Calibri" w:cs="Calibri"/>
-          <w:lang w:val="ru-RU"/>
-        </w:rPr>
-        <w:br/>
-        <w:t xml:space="preserve">Но в слове </w:t>
-      </w:r>
-      <w:r>
-        <w:rPr>
-          <w:rFonts w:ascii="Calibri" w:hAnsi="Calibri" w:cs="Calibri"/>
-          <w:i/>
-          <w:iCs/>
-          <w:lang w:val="ru-RU"/>
-        </w:rPr>
-        <w:t>т</w:t>
-      </w:r>
-      <w:r>
-        <w:rPr>
-          <w:rFonts w:ascii="Calibri" w:hAnsi="Calibri" w:cs="Calibri"/>
-          <w:i/>
-          <w:iCs/>
-          <w:lang w:val="ru-RU"/>
-        </w:rPr>
-        <w:t>I</w:t>
-      </w:r>
-      <w:r>
-        <w:rPr>
-          <w:rFonts w:ascii="Calibri" w:hAnsi="Calibri" w:cs="Calibri"/>
-          <w:i/>
-          <w:iCs/>
-          <w:lang w:val="ru-RU"/>
-        </w:rPr>
-        <w:t>оа</w:t>
-      </w:r>
-      <w:r>
-        <w:rPr>
-          <w:rFonts w:ascii="Calibri" w:hAnsi="Calibri" w:cs="Calibri"/>
-          <w:lang w:val="ru-RU"/>
-        </w:rPr>
-        <w:t xml:space="preserve"> (сметана) дифтонг </w:t>
-      </w:r>
-      <w:r>
-        <w:rPr>
-          <w:rFonts w:ascii="Calibri" w:hAnsi="Calibri" w:cs="Calibri"/>
-          <w:i/>
-          <w:iCs/>
-          <w:lang w:val="ru-RU"/>
-        </w:rPr>
-        <w:t>-оа</w:t>
-      </w:r>
-      <w:r>
-        <w:rPr>
-          <w:rFonts w:ascii="Calibri" w:hAnsi="Calibri" w:cs="Calibri"/>
-          <w:lang w:val="ru-RU"/>
-        </w:rPr>
-        <w:t xml:space="preserve"> не назальный, соответственно, мн.ч. </w:t>
-      </w:r>
-      <w:r>
-        <w:rPr>
-          <w:rFonts w:ascii="Calibri" w:hAnsi="Calibri" w:cs="Calibri"/>
-          <w:i/>
-          <w:iCs/>
-          <w:lang w:val="ru-RU"/>
-        </w:rPr>
-        <w:t>т</w:t>
-      </w:r>
-      <w:r>
-        <w:rPr>
-          <w:rFonts w:ascii="Calibri" w:hAnsi="Calibri" w:cs="Calibri"/>
-          <w:i/>
-          <w:iCs/>
-          <w:lang w:val="ru-RU"/>
-        </w:rPr>
-        <w:t>I</w:t>
-      </w:r>
-      <w:r>
-        <w:rPr>
-          <w:rFonts w:ascii="Calibri" w:hAnsi="Calibri" w:cs="Calibri"/>
-          <w:i/>
-          <w:iCs/>
-          <w:lang w:val="ru-RU"/>
-        </w:rPr>
-        <w:t>оаш</w:t>
-      </w:r>
-      <w:r>
-        <w:rPr>
-          <w:rFonts w:ascii="Calibri" w:hAnsi="Calibri" w:cs="Calibri"/>
-          <w:lang w:val="ru-RU"/>
-        </w:rPr>
-        <w:t xml:space="preserve">. Аналогично, </w:t>
-      </w:r>
-      <w:r>
-        <w:rPr>
-          <w:rFonts w:ascii="Calibri" w:hAnsi="Calibri" w:cs="Calibri"/>
-          <w:i/>
-          <w:iCs/>
-          <w:lang w:val="ru-RU"/>
-        </w:rPr>
-        <w:t>хи – хиш</w:t>
-      </w:r>
-      <w:r>
-        <w:rPr>
-          <w:rFonts w:ascii="Calibri" w:hAnsi="Calibri" w:cs="Calibri"/>
-          <w:lang w:val="ru-RU"/>
-        </w:rPr>
-        <w:t xml:space="preserve"> (вода).</w:t>
-      </w:r>
-      <w:r>
-        <w:rPr>
-          <w:rFonts w:ascii="Calibri" w:hAnsi="Calibri" w:cs="Calibri"/>
-          <w:lang w:val="ru-RU"/>
-        </w:rPr>
-        <w:br/>
-        <w:t xml:space="preserve">Конечный назальный звук </w:t>
-      </w:r>
-      <w:r>
-        <w:rPr>
-          <w:rFonts w:ascii="Calibri" w:hAnsi="Calibri" w:cs="Calibri"/>
-          <w:i/>
-          <w:iCs/>
-          <w:lang w:val="ru-RU"/>
-        </w:rPr>
-        <w:t>-н</w:t>
-      </w:r>
-      <w:r>
-        <w:rPr>
-          <w:rFonts w:ascii="Calibri" w:hAnsi="Calibri" w:cs="Calibri"/>
-          <w:lang w:val="ru-RU"/>
-        </w:rPr>
-        <w:t xml:space="preserve"> в родительном падеже также часто усекается. </w:t>
-      </w:r>
-      <w:r>
-        <w:rPr>
-          <w:rFonts w:ascii="Calibri" w:hAnsi="Calibri" w:cs="Calibri"/>
-          <w:lang w:val="ru-RU"/>
-        </w:rPr>
-        <w:br/>
-        <w:t>Сравните и</w:t>
-      </w:r>
-      <w:r>
-        <w:rPr>
-          <w:rFonts w:ascii="Calibri" w:hAnsi="Calibri" w:cs="Calibri"/>
-          <w:lang w:val="ru-RU"/>
-        </w:rPr>
-        <w:t xml:space="preserve">нг. </w:t>
-      </w:r>
-      <w:r>
-        <w:rPr>
-          <w:rFonts w:ascii="Calibri" w:hAnsi="Calibri" w:cs="Calibri"/>
-          <w:i/>
-          <w:iCs/>
-          <w:lang w:val="ru-RU"/>
-        </w:rPr>
-        <w:t>с</w:t>
-      </w:r>
-      <w:r>
-        <w:rPr>
-          <w:rFonts w:ascii="Calibri" w:hAnsi="Calibri" w:cs="Calibri"/>
-          <w:i/>
-          <w:iCs/>
-          <w:lang w:val="ru-RU"/>
-        </w:rPr>
-        <w:t>а</w:t>
-      </w:r>
-      <w:r>
-        <w:rPr>
-          <w:rFonts w:ascii="Calibri" w:hAnsi="Calibri" w:cs="Calibri"/>
-          <w:lang w:val="ru-RU"/>
-        </w:rPr>
-        <w:t xml:space="preserve"> – чеч. </w:t>
-      </w:r>
-      <w:r>
-        <w:rPr>
-          <w:rFonts w:ascii="Calibri" w:hAnsi="Calibri" w:cs="Calibri"/>
-          <w:i/>
-          <w:iCs/>
-          <w:lang w:val="ru-RU"/>
-        </w:rPr>
-        <w:t>сан</w:t>
-      </w:r>
-      <w:r>
-        <w:rPr>
-          <w:rFonts w:ascii="Calibri" w:hAnsi="Calibri" w:cs="Calibri"/>
-          <w:lang w:val="ru-RU"/>
-        </w:rPr>
-        <w:t xml:space="preserve"> – мой; инг. </w:t>
-      </w:r>
-      <w:r>
-        <w:rPr>
-          <w:rFonts w:ascii="Calibri" w:hAnsi="Calibri" w:cs="Calibri"/>
-          <w:i/>
-          <w:iCs/>
-          <w:lang w:val="ru-RU"/>
-        </w:rPr>
-        <w:t>юрта</w:t>
-      </w:r>
-      <w:r>
-        <w:rPr>
-          <w:rFonts w:ascii="Calibri" w:hAnsi="Calibri" w:cs="Calibri"/>
-          <w:lang w:val="ru-RU"/>
-        </w:rPr>
-        <w:t xml:space="preserve"> – чеч. </w:t>
-      </w:r>
-      <w:r>
-        <w:rPr>
-          <w:rFonts w:ascii="Calibri" w:hAnsi="Calibri" w:cs="Calibri"/>
-          <w:i/>
-          <w:iCs/>
-          <w:lang w:val="ru-RU"/>
-        </w:rPr>
-        <w:t>йуьртан</w:t>
-      </w:r>
-      <w:r>
-        <w:rPr>
-          <w:rFonts w:ascii="Calibri" w:hAnsi="Calibri" w:cs="Calibri"/>
-          <w:lang w:val="ru-RU"/>
-        </w:rPr>
-        <w:t xml:space="preserve"> – принадлежащий селу.</w:t>
       </w:r>
     </w:p>
     <w:p>
@@ -40125,23 +39494,7 @@
             <w:rFonts w:ascii="Calibri" w:hAnsi="Calibri" w:cs="Calibri"/>
             <w:lang w:val="ru-RU"/>
           </w:rPr>
-          <w:t>http://groznycity.ru/forum</w:t>
-        </w:r>
-        <w:r>
-          <w:rPr>
-            <w:rStyle w:val="Hyperlink"/>
-            <w:rFonts w:ascii="Calibri" w:hAnsi="Calibri" w:cs="Calibri"/>
-            <w:lang w:val="ru-RU"/>
-          </w:rPr>
-          <w:t>/</w:t>
-        </w:r>
-        <w:r>
-          <w:rPr>
-            <w:rStyle w:val="Hyperlink"/>
-            <w:rFonts w:ascii="Calibri" w:hAnsi="Calibri" w:cs="Calibri"/>
-            <w:lang w:val="ru-RU"/>
-          </w:rPr>
-          <w:t>viewtopic.php?f=3&amp;t=250&amp;sid=6107cdc4ca9d9846ff8406681825bb47</w:t>
+          <w:t>http://groznycity.ru/forum/viewtopic.php?f=3&amp;t=250&amp;sid=6107cdc4ca9d9846ff8406681825bb47</w:t>
         </w:r>
       </w:hyperlink>
     </w:p>
@@ -40179,13 +39532,7 @@
         <w:rPr>
           <w:lang w:val="ru-RU"/>
         </w:rPr>
-        <w:t>5</w:t>
-      </w:r>
-      <w:r>
-        <w:rPr>
-          <w:lang w:val="ru-RU"/>
-        </w:rPr>
-        <w:t>3</w:t>
+        <w:t>53</w:t>
       </w:r>
       <w:r>
         <w:rPr>
@@ -40239,14 +39586,7 @@
           <w:rFonts w:ascii="Calibri" w:hAnsi="Calibri" w:cs="Calibri"/>
           <w:lang w:val="ru-RU"/>
         </w:rPr>
-        <w:t>Родительный</w:t>
-      </w:r>
-      <w:r>
-        <w:rPr>
-          <w:rFonts w:ascii="Calibri" w:hAnsi="Calibri" w:cs="Calibri"/>
-          <w:lang w:val="ru-RU"/>
-        </w:rPr>
-        <w:t xml:space="preserve"> падеж</w:t>
+        <w:t>Родительный падеж</w:t>
       </w:r>
     </w:p>
     <w:p>
@@ -40374,13 +39714,7 @@
         <w:rPr>
           <w:lang w:val="ru-RU"/>
         </w:rPr>
-        <w:t>5</w:t>
-      </w:r>
-      <w:r>
-        <w:rPr>
-          <w:lang w:val="ru-RU"/>
-        </w:rPr>
-        <w:t>4</w:t>
+        <w:t>54</w:t>
       </w:r>
       <w:r>
         <w:rPr>
@@ -40919,7 +40253,7 @@
         <w:rPr>
           <w:lang w:val="ru-RU"/>
         </w:rPr>
-        <w:t>78</w:t>
+        <w:t>60</w:t>
       </w:r>
       <w:r>
         <w:rPr>
@@ -40938,7 +40272,7 @@
           <w:rFonts w:ascii="Calibri" w:hAnsi="Calibri" w:cs="Calibri"/>
           <w:lang w:val="ru-RU"/>
         </w:rPr>
-        <w:t>Мел лоаца да вахар</w:t>
+        <w:t>БIи хувца енна къайг</w:t>
       </w:r>
     </w:p>
     <w:p>
@@ -40973,7 +40307,7 @@
           <w:rFonts w:ascii="Calibri" w:hAnsi="Calibri" w:cs="Calibri"/>
           <w:lang w:val="ce-Cyrl-RU"/>
         </w:rPr>
-        <w:t>Вопросительные местоимения</w:t>
+        <w:t>Назальные (носовые) звуки</w:t>
       </w:r>
     </w:p>
     <w:p>
@@ -40986,33 +40320,677 @@
       <w:r>
         <w:rPr>
           <w:rFonts w:ascii="Calibri" w:hAnsi="Calibri" w:cs="Calibri"/>
-          <w:lang w:val="ru-RU"/>
-        </w:rPr>
-        <w:t>Мала, фу, малаг1</w:t>
-      </w:r>
-      <w:r>
-        <w:rPr>
-          <w:rFonts w:ascii="Calibri" w:hAnsi="Calibri" w:cs="Calibri"/>
-          <w:lang w:val="ru-RU"/>
+          <w:i/>
+          <w:iCs/>
+          <w:lang w:val="ce-Cyrl-RU"/>
+        </w:rPr>
+        <w:t>б1и</w:t>
+      </w:r>
+      <w:r>
+        <w:rPr>
+          <w:rFonts w:ascii="Calibri" w:hAnsi="Calibri" w:cs="Calibri"/>
+          <w:lang w:val="ce-Cyrl-RU"/>
+        </w:rPr>
+        <w:t xml:space="preserve"> – гнездо, на чеченском назальный звук обозначен: </w:t>
+      </w:r>
+      <w:r>
+        <w:rPr>
+          <w:rFonts w:ascii="Calibri" w:hAnsi="Calibri" w:cs="Calibri"/>
+          <w:i/>
+          <w:iCs/>
+          <w:lang w:val="ce-Cyrl-RU"/>
+        </w:rPr>
+        <w:t>бен</w:t>
+      </w:r>
+      <w:r>
+        <w:rPr>
+          <w:rFonts w:ascii="Calibri" w:hAnsi="Calibri" w:cs="Calibri"/>
+          <w:lang w:val="ce-Cyrl-RU"/>
+        </w:rPr>
+        <w:t>.</w:t>
+      </w:r>
+      <w:r>
+        <w:rPr>
+          <w:rFonts w:ascii="Calibri" w:hAnsi="Calibri" w:cs="Calibri"/>
+          <w:lang w:val="ce-Cyrl-RU"/>
         </w:rPr>
         <w:br/>
       </w:r>
       <w:r>
         <w:rPr>
           <w:rFonts w:ascii="Calibri" w:hAnsi="Calibri" w:cs="Calibri"/>
-          <w:i/>
-          <w:iCs/>
-          <w:lang w:val="ru-RU"/>
-        </w:rPr>
-        <w:t>Моллаг1ча цхьан ц1ага1ар</w:t>
-      </w:r>
-      <w:r>
-        <w:rPr>
-          <w:rFonts w:ascii="Calibri" w:hAnsi="Calibri" w:cs="Calibri"/>
-          <w:lang w:val="ru-RU"/>
+          <w:lang w:val="ce-Cyrl-RU"/>
+        </w:rPr>
+        <w:t>В</w:t>
+      </w:r>
+      <w:r>
+        <w:rPr>
+          <w:lang w:val="ce-Cyrl-RU"/>
+        </w:rPr>
+        <w:t xml:space="preserve"> </w:t>
+      </w:r>
+      <w:r>
+        <w:rPr>
+          <w:rFonts w:ascii="Calibri" w:hAnsi="Calibri" w:cs="Calibri"/>
+          <w:lang w:val="ce-Cyrl-RU"/>
+        </w:rPr>
+        <w:t>конце</w:t>
+      </w:r>
+      <w:r>
+        <w:rPr>
+          <w:lang w:val="ce-Cyrl-RU"/>
+        </w:rPr>
+        <w:t xml:space="preserve"> </w:t>
+      </w:r>
+      <w:r>
+        <w:rPr>
+          <w:rFonts w:ascii="Calibri" w:hAnsi="Calibri" w:cs="Calibri"/>
+          <w:lang w:val="ce-Cyrl-RU"/>
+        </w:rPr>
+        <w:t>слов</w:t>
+      </w:r>
+      <w:r>
+        <w:rPr>
+          <w:lang w:val="ce-Cyrl-RU"/>
+        </w:rPr>
+        <w:t xml:space="preserve"> </w:t>
+      </w:r>
+      <w:r>
+        <w:rPr>
+          <w:rFonts w:ascii="Calibri" w:hAnsi="Calibri" w:cs="Calibri"/>
+          <w:lang w:val="ce-Cyrl-RU"/>
+        </w:rPr>
+        <w:t>гласные</w:t>
+      </w:r>
+      <w:r>
+        <w:rPr>
+          <w:lang w:val="ce-Cyrl-RU"/>
+        </w:rPr>
+        <w:t xml:space="preserve"> </w:t>
+      </w:r>
+      <w:r>
+        <w:rPr>
+          <w:rFonts w:ascii="Calibri" w:hAnsi="Calibri" w:cs="Calibri"/>
+          <w:lang w:val="ce-Cyrl-RU"/>
+        </w:rPr>
+        <w:t>часто</w:t>
+      </w:r>
+      <w:r>
+        <w:rPr>
+          <w:lang w:val="ce-Cyrl-RU"/>
+        </w:rPr>
+        <w:t xml:space="preserve"> </w:t>
+      </w:r>
+      <w:r>
+        <w:rPr>
+          <w:rFonts w:ascii="Calibri" w:hAnsi="Calibri" w:cs="Calibri"/>
+          <w:lang w:val="ce-Cyrl-RU"/>
+        </w:rPr>
+        <w:t>бывают</w:t>
+      </w:r>
+      <w:r>
+        <w:rPr>
+          <w:lang w:val="ce-Cyrl-RU"/>
+        </w:rPr>
+        <w:t xml:space="preserve"> </w:t>
+      </w:r>
+      <w:r>
+        <w:rPr>
+          <w:rFonts w:ascii="Calibri" w:hAnsi="Calibri" w:cs="Calibri"/>
+          <w:lang w:val="ce-Cyrl-RU"/>
+        </w:rPr>
+        <w:t>носовыми (назальными), но в письме это никак не отображается</w:t>
+      </w:r>
+      <w:r>
+        <w:rPr>
+          <w:lang w:val="ce-Cyrl-RU"/>
+        </w:rPr>
+        <w:t>:</w:t>
+      </w:r>
+      <w:r>
+        <w:rPr>
+          <w:lang w:val="ce-Cyrl-RU"/>
         </w:rPr>
         <w:br/>
-        <w:t>Мальсагов, стр. 37</w:t>
+      </w:r>
+      <w:r>
+        <w:rPr>
+          <w:rFonts w:ascii="Calibri" w:hAnsi="Calibri" w:cs="Calibri"/>
+          <w:b/>
+          <w:bCs/>
+          <w:lang w:val="ru-RU"/>
+        </w:rPr>
+        <w:t>а</w:t>
+      </w:r>
+      <w:r>
+        <w:rPr>
+          <w:rFonts w:ascii="Calibri" w:hAnsi="Calibri" w:cs="Calibri"/>
+          <w:lang w:val="ru-RU"/>
+        </w:rPr>
+        <w:t xml:space="preserve"> — ломота, ревматизм</w:t>
+      </w:r>
+      <w:r>
+        <w:rPr>
+          <w:rFonts w:ascii="Calibri" w:hAnsi="Calibri" w:cs="Calibri"/>
+          <w:lang w:val="ru-RU"/>
+        </w:rPr>
+        <w:t xml:space="preserve">; </w:t>
+      </w:r>
+      <w:r>
+        <w:rPr>
+          <w:rFonts w:ascii="Calibri" w:hAnsi="Calibri" w:cs="Calibri"/>
+          <w:b/>
+          <w:bCs/>
+          <w:lang w:val="ru-RU"/>
+        </w:rPr>
+        <w:t>I</w:t>
+      </w:r>
+      <w:r>
+        <w:rPr>
+          <w:rFonts w:ascii="Calibri" w:hAnsi="Calibri" w:cs="Calibri"/>
+          <w:b/>
+          <w:bCs/>
+          <w:lang w:val="ru-RU"/>
+        </w:rPr>
+        <w:t>и</w:t>
+      </w:r>
+      <w:r>
+        <w:rPr>
+          <w:rFonts w:ascii="Calibri" w:hAnsi="Calibri" w:cs="Calibri"/>
+          <w:lang w:val="ru-RU"/>
+        </w:rPr>
+        <w:t xml:space="preserve"> — пар,</w:t>
+      </w:r>
+      <w:r>
+        <w:rPr>
+          <w:rFonts w:ascii="Calibri" w:hAnsi="Calibri" w:cs="Calibri"/>
+          <w:lang w:val="ru-RU"/>
+        </w:rPr>
+        <w:t xml:space="preserve"> </w:t>
+      </w:r>
+      <w:r>
+        <w:rPr>
+          <w:rFonts w:ascii="Calibri" w:hAnsi="Calibri" w:cs="Calibri"/>
+          <w:b/>
+          <w:bCs/>
+          <w:i/>
+          <w:iCs/>
+          <w:lang w:val="ru-RU"/>
+        </w:rPr>
+        <w:t>шу</w:t>
+      </w:r>
+      <w:r>
+        <w:rPr>
+          <w:rFonts w:ascii="Calibri" w:hAnsi="Calibri" w:cs="Calibri"/>
+          <w:lang w:val="ru-RU"/>
+        </w:rPr>
+        <w:t xml:space="preserve"> —</w:t>
+      </w:r>
+      <w:r>
+        <w:rPr>
+          <w:rFonts w:ascii="Calibri" w:hAnsi="Calibri" w:cs="Calibri"/>
+          <w:lang w:val="ru-RU"/>
+        </w:rPr>
+        <w:t xml:space="preserve"> стол с явствами</w:t>
+      </w:r>
+      <w:r>
+        <w:rPr>
+          <w:rFonts w:ascii="Calibri" w:hAnsi="Calibri" w:cs="Calibri"/>
+          <w:lang w:val="ru-RU"/>
+        </w:rPr>
+        <w:t>, (но шу — год—</w:t>
+      </w:r>
+      <w:r>
+        <w:rPr>
+          <w:rFonts w:ascii="Calibri" w:hAnsi="Calibri" w:cs="Calibri"/>
+          <w:lang w:val="ru-RU"/>
+        </w:rPr>
+        <w:t xml:space="preserve"> </w:t>
+      </w:r>
+      <w:r>
+        <w:rPr>
+          <w:rFonts w:ascii="Calibri" w:hAnsi="Calibri" w:cs="Calibri"/>
+          <w:lang w:val="ru-RU"/>
+        </w:rPr>
+        <w:t xml:space="preserve">гласная чистая), </w:t>
+      </w:r>
+      <w:r>
+        <w:rPr>
+          <w:rFonts w:ascii="Calibri" w:hAnsi="Calibri" w:cs="Calibri"/>
+          <w:b/>
+          <w:bCs/>
+          <w:lang w:val="ru-RU"/>
+        </w:rPr>
+        <w:t>кх</w:t>
+      </w:r>
+      <w:r>
+        <w:rPr>
+          <w:rFonts w:ascii="Calibri" w:hAnsi="Calibri" w:cs="Calibri"/>
+          <w:b/>
+          <w:bCs/>
+          <w:lang w:val="ru-RU"/>
+        </w:rPr>
+        <w:t xml:space="preserve">ы </w:t>
+      </w:r>
+      <w:r>
+        <w:rPr>
+          <w:rFonts w:ascii="Calibri" w:hAnsi="Calibri" w:cs="Calibri"/>
+          <w:lang w:val="ru-RU"/>
+        </w:rPr>
+        <w:t>— еще</w:t>
+      </w:r>
+      <w:r>
+        <w:rPr>
+          <w:rFonts w:ascii="Calibri" w:hAnsi="Calibri" w:cs="Calibri"/>
+          <w:lang w:val="ru-RU"/>
+        </w:rPr>
+        <w:t xml:space="preserve">, </w:t>
+      </w:r>
+      <w:r>
+        <w:rPr>
+          <w:rFonts w:ascii="Calibri" w:hAnsi="Calibri" w:cs="Calibri"/>
+          <w:b/>
+          <w:bCs/>
+          <w:lang w:val="ru-RU"/>
+        </w:rPr>
+        <w:t>кхи</w:t>
+      </w:r>
+      <w:r>
+        <w:rPr>
+          <w:rFonts w:ascii="Calibri" w:hAnsi="Calibri" w:cs="Calibri"/>
+          <w:lang w:val="ru-RU"/>
+        </w:rPr>
+        <w:t xml:space="preserve"> – жена деверя; </w:t>
+      </w:r>
+      <w:r>
+        <w:rPr>
+          <w:rFonts w:ascii="Calibri" w:hAnsi="Calibri" w:cs="Calibri"/>
+          <w:b/>
+          <w:bCs/>
+          <w:lang w:val="ru-RU"/>
+        </w:rPr>
+        <w:t>ц</w:t>
+      </w:r>
+      <w:r>
+        <w:rPr>
+          <w:rFonts w:ascii="Calibri" w:hAnsi="Calibri" w:cs="Calibri"/>
+          <w:b/>
+          <w:bCs/>
+          <w:lang w:val="ru-RU"/>
+        </w:rPr>
+        <w:t>I</w:t>
+      </w:r>
+      <w:r>
+        <w:rPr>
+          <w:rFonts w:ascii="Calibri" w:hAnsi="Calibri" w:cs="Calibri"/>
+          <w:b/>
+          <w:bCs/>
+          <w:lang w:val="ru-RU"/>
+        </w:rPr>
+        <w:t>е</w:t>
+      </w:r>
+      <w:r>
+        <w:rPr>
+          <w:rFonts w:ascii="Calibri" w:hAnsi="Calibri" w:cs="Calibri"/>
+          <w:lang w:val="ru-RU"/>
+        </w:rPr>
+        <w:t xml:space="preserve"> – красный, </w:t>
+      </w:r>
+      <w:r>
+        <w:rPr>
+          <w:rFonts w:ascii="Calibri" w:hAnsi="Calibri" w:cs="Calibri"/>
+          <w:b/>
+          <w:bCs/>
+          <w:lang w:val="ru-RU"/>
+        </w:rPr>
+        <w:t>ха</w:t>
+      </w:r>
+      <w:r>
+        <w:rPr>
+          <w:rFonts w:ascii="Calibri" w:hAnsi="Calibri" w:cs="Calibri"/>
+          <w:lang w:val="ru-RU"/>
+        </w:rPr>
+        <w:t xml:space="preserve"> - время.</w:t>
+      </w:r>
+      <w:r>
+        <w:rPr>
+          <w:rFonts w:ascii="Calibri" w:hAnsi="Calibri" w:cs="Calibri"/>
+          <w:lang w:val="ru-RU"/>
+        </w:rPr>
+        <w:br/>
+        <w:t>Н</w:t>
+      </w:r>
+      <w:r>
+        <w:rPr>
+          <w:rFonts w:ascii="Calibri" w:hAnsi="Calibri" w:cs="Calibri"/>
+          <w:lang w:val="ru-RU"/>
+        </w:rPr>
+        <w:t xml:space="preserve">осовые </w:t>
+      </w:r>
+      <w:r>
+        <w:rPr>
+          <w:rFonts w:ascii="Calibri" w:hAnsi="Calibri" w:cs="Calibri"/>
+          <w:lang w:val="ru-RU"/>
+        </w:rPr>
+        <w:t xml:space="preserve">дифтонги: </w:t>
+      </w:r>
+      <w:r>
+        <w:rPr>
+          <w:rFonts w:ascii="Calibri" w:hAnsi="Calibri" w:cs="Calibri"/>
+          <w:lang w:val="ru-RU"/>
+        </w:rPr>
+        <w:br/>
+      </w:r>
+      <w:r>
+        <w:rPr>
+          <w:rFonts w:ascii="Calibri" w:hAnsi="Calibri" w:cs="Calibri"/>
+          <w:b/>
+          <w:bCs/>
+          <w:lang w:val="ru-RU"/>
+        </w:rPr>
+        <w:t>вуо</w:t>
+      </w:r>
+      <w:r>
+        <w:rPr>
+          <w:rFonts w:ascii="Calibri" w:hAnsi="Calibri" w:cs="Calibri"/>
+          <w:lang w:val="ru-RU"/>
+        </w:rPr>
+        <w:t xml:space="preserve"> </w:t>
+      </w:r>
+      <w:r>
+        <w:rPr>
+          <w:rFonts w:ascii="Calibri" w:hAnsi="Calibri" w:cs="Calibri"/>
+          <w:lang w:val="ru-RU"/>
+        </w:rPr>
+        <w:t xml:space="preserve">— дурной, злой, </w:t>
+      </w:r>
+      <w:r>
+        <w:rPr>
+          <w:rFonts w:ascii="Calibri" w:hAnsi="Calibri" w:cs="Calibri"/>
+          <w:b/>
+          <w:bCs/>
+          <w:lang w:val="ru-RU"/>
+        </w:rPr>
+        <w:t>зе</w:t>
+      </w:r>
+      <w:r>
+        <w:rPr>
+          <w:rFonts w:ascii="Calibri" w:hAnsi="Calibri" w:cs="Calibri"/>
+          <w:lang w:val="ru-RU"/>
+        </w:rPr>
+        <w:t xml:space="preserve"> (зиэ) </w:t>
+      </w:r>
+      <w:r>
+        <w:rPr>
+          <w:rFonts w:ascii="Calibri" w:hAnsi="Calibri" w:cs="Calibri"/>
+          <w:lang w:val="ru-RU"/>
+        </w:rPr>
+        <w:t>— вред, убыток (но зе— наблюдай).</w:t>
+      </w:r>
+      <w:r>
+        <w:rPr>
+          <w:rFonts w:ascii="Calibri" w:hAnsi="Calibri" w:cs="Calibri"/>
+          <w:lang w:val="ru-RU"/>
+        </w:rPr>
+        <w:br/>
+        <w:t xml:space="preserve">Определить, есть ли назальный звук в любом односложном слове, можно по форме его множественного числа. Во множественном числе назальный звук </w:t>
+      </w:r>
+      <w:r>
+        <w:rPr>
+          <w:rFonts w:ascii="Calibri" w:hAnsi="Calibri" w:cs="Calibri"/>
+          <w:b/>
+          <w:bCs/>
+          <w:lang w:val="ru-RU"/>
+        </w:rPr>
+        <w:t>-н</w:t>
+      </w:r>
+      <w:r>
+        <w:rPr>
+          <w:rFonts w:ascii="Calibri" w:hAnsi="Calibri" w:cs="Calibri"/>
+          <w:lang w:val="ru-RU"/>
+        </w:rPr>
+        <w:t xml:space="preserve"> в этих  словах выявляется в письме и явно произносится.</w:t>
+      </w:r>
+      <w:r>
+        <w:rPr>
+          <w:rFonts w:ascii="Calibri" w:hAnsi="Calibri" w:cs="Calibri"/>
+          <w:lang w:val="ru-RU"/>
+        </w:rPr>
+        <w:br/>
+      </w:r>
+      <w:r>
+        <w:rPr>
+          <w:rFonts w:ascii="Calibri" w:hAnsi="Calibri" w:cs="Calibri"/>
+          <w:lang w:val="ru-RU"/>
+        </w:rPr>
+        <w:t xml:space="preserve">б1и – б1енаш; </w:t>
+      </w:r>
+      <w:r>
+        <w:rPr>
+          <w:rFonts w:ascii="Calibri" w:hAnsi="Calibri" w:cs="Calibri"/>
+          <w:lang w:val="ru-RU"/>
+        </w:rPr>
+        <w:t>а – анаш; Iи – Iенаш; шу – шунаш; кхи – кхоний; ха – ханаш.</w:t>
+      </w:r>
+      <w:r>
+        <w:rPr>
+          <w:rFonts w:ascii="Calibri" w:hAnsi="Calibri" w:cs="Calibri"/>
+          <w:lang w:val="ru-RU"/>
+        </w:rPr>
+        <w:br/>
+        <w:t xml:space="preserve">Но в слове </w:t>
+      </w:r>
+      <w:r>
+        <w:rPr>
+          <w:rFonts w:ascii="Calibri" w:hAnsi="Calibri" w:cs="Calibri"/>
+          <w:i/>
+          <w:iCs/>
+          <w:lang w:val="ru-RU"/>
+        </w:rPr>
+        <w:t>т</w:t>
+      </w:r>
+      <w:r>
+        <w:rPr>
+          <w:rFonts w:ascii="Calibri" w:hAnsi="Calibri" w:cs="Calibri"/>
+          <w:i/>
+          <w:iCs/>
+          <w:lang w:val="ru-RU"/>
+        </w:rPr>
+        <w:t>I</w:t>
+      </w:r>
+      <w:r>
+        <w:rPr>
+          <w:rFonts w:ascii="Calibri" w:hAnsi="Calibri" w:cs="Calibri"/>
+          <w:i/>
+          <w:iCs/>
+          <w:lang w:val="ru-RU"/>
+        </w:rPr>
+        <w:t>оа</w:t>
+      </w:r>
+      <w:r>
+        <w:rPr>
+          <w:rFonts w:ascii="Calibri" w:hAnsi="Calibri" w:cs="Calibri"/>
+          <w:lang w:val="ru-RU"/>
+        </w:rPr>
+        <w:t xml:space="preserve"> (сметана) дифтонг </w:t>
+      </w:r>
+      <w:r>
+        <w:rPr>
+          <w:rFonts w:ascii="Calibri" w:hAnsi="Calibri" w:cs="Calibri"/>
+          <w:i/>
+          <w:iCs/>
+          <w:lang w:val="ru-RU"/>
+        </w:rPr>
+        <w:t>-оа</w:t>
+      </w:r>
+      <w:r>
+        <w:rPr>
+          <w:rFonts w:ascii="Calibri" w:hAnsi="Calibri" w:cs="Calibri"/>
+          <w:lang w:val="ru-RU"/>
+        </w:rPr>
+        <w:t xml:space="preserve"> не назальный, соответственно, мн.ч. </w:t>
+      </w:r>
+      <w:r>
+        <w:rPr>
+          <w:rFonts w:ascii="Calibri" w:hAnsi="Calibri" w:cs="Calibri"/>
+          <w:i/>
+          <w:iCs/>
+          <w:lang w:val="ru-RU"/>
+        </w:rPr>
+        <w:t>т</w:t>
+      </w:r>
+      <w:r>
+        <w:rPr>
+          <w:rFonts w:ascii="Calibri" w:hAnsi="Calibri" w:cs="Calibri"/>
+          <w:i/>
+          <w:iCs/>
+          <w:lang w:val="ru-RU"/>
+        </w:rPr>
+        <w:t>I</w:t>
+      </w:r>
+      <w:r>
+        <w:rPr>
+          <w:rFonts w:ascii="Calibri" w:hAnsi="Calibri" w:cs="Calibri"/>
+          <w:i/>
+          <w:iCs/>
+          <w:lang w:val="ru-RU"/>
+        </w:rPr>
+        <w:t>оаш</w:t>
+      </w:r>
+      <w:r>
+        <w:rPr>
+          <w:rFonts w:ascii="Calibri" w:hAnsi="Calibri" w:cs="Calibri"/>
+          <w:lang w:val="ru-RU"/>
+        </w:rPr>
+        <w:t xml:space="preserve">. Аналогично, </w:t>
+      </w:r>
+      <w:r>
+        <w:rPr>
+          <w:rFonts w:ascii="Calibri" w:hAnsi="Calibri" w:cs="Calibri"/>
+          <w:i/>
+          <w:iCs/>
+          <w:lang w:val="ru-RU"/>
+        </w:rPr>
+        <w:t>хи – хиш</w:t>
+      </w:r>
+      <w:r>
+        <w:rPr>
+          <w:rFonts w:ascii="Calibri" w:hAnsi="Calibri" w:cs="Calibri"/>
+          <w:lang w:val="ru-RU"/>
+        </w:rPr>
+        <w:t xml:space="preserve"> (вода).</w:t>
+      </w:r>
+      <w:r>
+        <w:rPr>
+          <w:rFonts w:ascii="Calibri" w:hAnsi="Calibri" w:cs="Calibri"/>
+          <w:lang w:val="ru-RU"/>
+        </w:rPr>
+        <w:br/>
+        <w:t xml:space="preserve">Конечный назальный звук </w:t>
+      </w:r>
+      <w:r>
+        <w:rPr>
+          <w:rFonts w:ascii="Calibri" w:hAnsi="Calibri" w:cs="Calibri"/>
+          <w:i/>
+          <w:iCs/>
+          <w:lang w:val="ru-RU"/>
+        </w:rPr>
+        <w:t>-н</w:t>
+      </w:r>
+      <w:r>
+        <w:rPr>
+          <w:rFonts w:ascii="Calibri" w:hAnsi="Calibri" w:cs="Calibri"/>
+          <w:lang w:val="ru-RU"/>
+        </w:rPr>
+        <w:t xml:space="preserve"> в родительном падеже также часто усекается. </w:t>
+      </w:r>
+      <w:r>
+        <w:rPr>
+          <w:rFonts w:ascii="Calibri" w:hAnsi="Calibri" w:cs="Calibri"/>
+          <w:lang w:val="ru-RU"/>
+        </w:rPr>
+        <w:br/>
+        <w:t>Сравните и</w:t>
+      </w:r>
+      <w:r>
+        <w:rPr>
+          <w:rFonts w:ascii="Calibri" w:hAnsi="Calibri" w:cs="Calibri"/>
+          <w:lang w:val="ru-RU"/>
+        </w:rPr>
+        <w:t xml:space="preserve">нг. </w:t>
+      </w:r>
+      <w:r>
+        <w:rPr>
+          <w:rFonts w:ascii="Calibri" w:hAnsi="Calibri" w:cs="Calibri"/>
+          <w:i/>
+          <w:iCs/>
+          <w:lang w:val="ru-RU"/>
+        </w:rPr>
+        <w:t>с</w:t>
+      </w:r>
+      <w:r>
+        <w:rPr>
+          <w:rFonts w:ascii="Calibri" w:hAnsi="Calibri" w:cs="Calibri"/>
+          <w:i/>
+          <w:iCs/>
+          <w:lang w:val="ru-RU"/>
+        </w:rPr>
+        <w:t>а</w:t>
+      </w:r>
+      <w:r>
+        <w:rPr>
+          <w:rFonts w:ascii="Calibri" w:hAnsi="Calibri" w:cs="Calibri"/>
+          <w:lang w:val="ru-RU"/>
+        </w:rPr>
+        <w:t xml:space="preserve"> – чеч. </w:t>
+      </w:r>
+      <w:r>
+        <w:rPr>
+          <w:rFonts w:ascii="Calibri" w:hAnsi="Calibri" w:cs="Calibri"/>
+          <w:i/>
+          <w:iCs/>
+          <w:lang w:val="ru-RU"/>
+        </w:rPr>
+        <w:t>сан</w:t>
+      </w:r>
+      <w:r>
+        <w:rPr>
+          <w:rFonts w:ascii="Calibri" w:hAnsi="Calibri" w:cs="Calibri"/>
+          <w:lang w:val="ru-RU"/>
+        </w:rPr>
+        <w:t xml:space="preserve"> – мой; инг. </w:t>
+      </w:r>
+      <w:r>
+        <w:rPr>
+          <w:rFonts w:ascii="Calibri" w:hAnsi="Calibri" w:cs="Calibri"/>
+          <w:i/>
+          <w:iCs/>
+          <w:lang w:val="ru-RU"/>
+        </w:rPr>
+        <w:t>юрта</w:t>
+      </w:r>
+      <w:r>
+        <w:rPr>
+          <w:rFonts w:ascii="Calibri" w:hAnsi="Calibri" w:cs="Calibri"/>
+          <w:lang w:val="ru-RU"/>
+        </w:rPr>
+        <w:t xml:space="preserve"> – чеч. </w:t>
+      </w:r>
+      <w:r>
+        <w:rPr>
+          <w:rFonts w:ascii="Calibri" w:hAnsi="Calibri" w:cs="Calibri"/>
+          <w:i/>
+          <w:iCs/>
+          <w:lang w:val="ru-RU"/>
+        </w:rPr>
+        <w:t>йуьртан</w:t>
+      </w:r>
+      <w:r>
+        <w:rPr>
+          <w:rFonts w:ascii="Calibri" w:hAnsi="Calibri" w:cs="Calibri"/>
+          <w:lang w:val="ru-RU"/>
+        </w:rPr>
+        <w:t xml:space="preserve"> – принадлежащий селу.</w:t>
       </w:r>
     </w:p>
     <w:p>
@@ -41032,6 +41010,136 @@
           <w:lang w:val="ru-RU"/>
         </w:rPr>
       </w:pPr>
+      <w:r>
+        <w:rPr>
+          <w:rFonts w:ascii="Calibri" w:hAnsi="Calibri" w:cs="Calibri"/>
+          <w:lang w:val="ru-RU"/>
+        </w:rPr>
+        <w:t>Притча</w:t>
+      </w:r>
+      <w:r>
+        <w:rPr>
+          <w:lang w:val="ru-RU"/>
+        </w:rPr>
+        <w:t xml:space="preserve"> </w:t>
+      </w:r>
+      <w:r>
+        <w:rPr>
+          <w:lang w:val="ru-RU"/>
+        </w:rPr>
+        <w:t>78</w:t>
+      </w:r>
+      <w:r>
+        <w:rPr>
+          <w:lang w:val="ru-RU"/>
+        </w:rPr>
+        <w:t xml:space="preserve"> :</w:t>
+      </w:r>
+      <w:r>
+        <w:rPr>
+          <w:lang w:val="ru-RU"/>
+        </w:rPr>
+        <w:t xml:space="preserve"> </w:t>
+      </w:r>
+      <w:r>
+        <w:rPr>
+          <w:rFonts w:ascii="Calibri" w:hAnsi="Calibri" w:cs="Calibri"/>
+          <w:lang w:val="ru-RU"/>
+        </w:rPr>
+        <w:t>Мел лоаца да вахар</w:t>
+      </w:r>
+    </w:p>
+    <w:p>
+      <w:pPr>
+        <w:pStyle w:val="Heading4"/>
+        <w:rPr>
+          <w:lang w:val="ru-RU"/>
+        </w:rPr>
+      </w:pPr>
+      <w:r>
+        <w:rPr>
+          <w:rFonts w:ascii="Calibri" w:hAnsi="Calibri" w:cs="Calibri"/>
+          <w:lang w:val="ru-RU"/>
+        </w:rPr>
+        <w:t>Гр</w:t>
+      </w:r>
+      <w:r>
+        <w:rPr>
+          <w:rFonts w:ascii="Calibri" w:hAnsi="Calibri" w:cs="Calibri"/>
+          <w:lang w:val="ru-RU"/>
+        </w:rPr>
+        <w:t>амматика</w:t>
+      </w:r>
+      <w:r>
+        <w:rPr>
+          <w:lang w:val="ru-RU"/>
+        </w:rPr>
+        <w:t xml:space="preserve">: </w:t>
+      </w:r>
+      <w:r>
+        <w:rPr>
+          <w:rFonts w:ascii="Calibri" w:hAnsi="Calibri" w:cs="Calibri"/>
+          <w:lang w:val="ce-Cyrl-RU"/>
+        </w:rPr>
+        <w:t>Вопросительные местоимения</w:t>
+      </w:r>
+    </w:p>
+    <w:p>
+      <w:pPr>
+        <w:rPr>
+          <w:rFonts w:ascii="Calibri" w:hAnsi="Calibri" w:cs="Calibri"/>
+          <w:lang w:val="ru-RU"/>
+        </w:rPr>
+      </w:pPr>
+      <w:r>
+        <w:rPr>
+          <w:rFonts w:ascii="Calibri" w:hAnsi="Calibri" w:cs="Calibri"/>
+          <w:lang w:val="ru-RU"/>
+        </w:rPr>
+        <w:t>Мала, фу, малаг1</w:t>
+      </w:r>
+      <w:r>
+        <w:rPr>
+          <w:rFonts w:ascii="Calibri" w:hAnsi="Calibri" w:cs="Calibri"/>
+          <w:lang w:val="ru-RU"/>
+        </w:rPr>
+        <w:br/>
+      </w:r>
+      <w:r>
+        <w:rPr>
+          <w:rFonts w:ascii="Calibri" w:hAnsi="Calibri" w:cs="Calibri"/>
+          <w:i/>
+          <w:iCs/>
+          <w:lang w:val="ru-RU"/>
+        </w:rPr>
+        <w:t>Моллаг1ча цхьан ц1ага1ар</w:t>
+      </w:r>
+      <w:r>
+        <w:rPr>
+          <w:rFonts w:ascii="Calibri" w:hAnsi="Calibri" w:cs="Calibri"/>
+          <w:lang w:val="ru-RU"/>
+        </w:rPr>
+        <w:br/>
+        <w:t>Мальсагов, стр. 37</w:t>
+      </w:r>
+    </w:p>
+    <w:p>
+      <w:pPr>
+        <w:rPr>
+          <w:rFonts w:ascii="Calibri" w:hAnsi="Calibri" w:cs="Calibri"/>
+          <w:lang w:val="ru-RU"/>
+        </w:rPr>
+      </w:pPr>
+    </w:p>
+    <w:p>
+      <w:pPr>
+        <w:pStyle w:val="Heading3"/>
+        <w:rPr>
+          <w:b/>
+          <w:bCs/>
+          <w:lang w:val="ru-RU"/>
+        </w:rPr>
+      </w:pPr>
       <w:bookmarkStart w:id="50" w:name="_Toc232277878"/>
       <w:r>
         <w:rPr>
@@ -41379,13 +41487,7 @@
         <w:rPr>
           <w:lang w:val="ru-RU"/>
         </w:rPr>
-        <w:t>8</w:t>
-      </w:r>
-      <w:r>
-        <w:rPr>
-          <w:lang w:val="ru-RU"/>
-        </w:rPr>
-        <w:t>7</w:t>
+        <w:t>87</w:t>
       </w:r>
       <w:r>
         <w:rPr>
@@ -41488,19 +41590,7 @@
         <w:rPr>
           <w:lang w:val="ce-Cyrl-RU"/>
         </w:rPr>
-        <w:t xml:space="preserve"> </w:t>
-      </w:r>
-      <w:r>
-        <w:rPr>
-          <w:lang w:val="ce-Cyrl-RU"/>
-        </w:rPr>
-        <w:t>88</w:t>
-      </w:r>
-      <w:r>
-        <w:rPr>
-          <w:lang w:val="ce-Cyrl-RU"/>
-        </w:rPr>
-        <w:t xml:space="preserve"> : </w:t>
+        <w:t xml:space="preserve"> 88 : </w:t>
       </w:r>
       <w:r>
         <w:rPr>
@@ -42481,19 +42571,7 @@
         <w:rPr>
           <w:lang w:val="ce-Cyrl-RU"/>
         </w:rPr>
-        <w:t xml:space="preserve"> </w:t>
-      </w:r>
-      <w:r>
-        <w:rPr>
-          <w:lang w:val="ce-Cyrl-RU"/>
-        </w:rPr>
-        <w:t>125</w:t>
-      </w:r>
-      <w:r>
-        <w:rPr>
-          <w:lang w:val="ce-Cyrl-RU"/>
-        </w:rPr>
-        <w:t xml:space="preserve"> : </w:t>
+        <w:t xml:space="preserve"> 125 : </w:t>
       </w:r>
       <w:r>
         <w:rPr>
@@ -50938,6 +51016,7 @@
   <w:style w:type="character" w:default="1" w:styleId="DefaultParagraphFont">
     <w:name w:val="Default Paragraph Font"/>
     <w:uiPriority w:val="1"/>
+    <w:semiHidden/>
     <w:unhideWhenUsed/>
   </w:style>
   <w:style w:type="table" w:default="1" w:styleId="TableNormal">
